--- a/master_v2.docx
+++ b/master_v2.docx
@@ -190,100 +190,124 @@
         <w:t>Học kỳ: II      Năm học: 2025-2026</w:t>
       </w:r>
     </w:p>
-    <w:p>
-      <w:pPr>
-        <w:spacing w:before="60" w:after="60" w:line="340" w:lineRule="exact"/>
-        <w:rPr>
-          <w:lang w:val="de-DE"/>
-        </w:rPr>
-      </w:pPr>
-      <w:r>
-        <w:rPr>
-          <w:lang w:val="de-DE"/>
-        </w:rPr>
-        <w:t>Họ và tên:</w:t>
-      </w:r>
-      <w:r>
-        <w:rPr>
-          <w:lang w:val="de-DE"/>
-        </w:rPr>
-        <w:tab/>
-      </w:r>
-      <w:r>
-        <w:rPr>
-          <w:lang w:val="de-DE"/>
-        </w:rPr>
-        <w:tab/>
-      </w:r>
-      <w:r>
-        <w:rPr>
-          <w:lang w:val="de-DE"/>
-        </w:rPr>
-        <w:tab/>
-      </w:r>
-      <w:r>
-        <w:rPr>
-          <w:lang w:val="de-DE"/>
-        </w:rPr>
-        <w:tab/>
-      </w:r>
-      <w:r>
-        <w:rPr>
-          <w:lang w:val="de-DE"/>
-        </w:rPr>
-        <w:tab/>
-      </w:r>
-      <w:r>
-        <w:rPr>
-          <w:lang w:val="de-DE"/>
-        </w:rPr>
-        <w:tab/>
-      </w:r>
-      <w:r>
-        <w:rPr>
-          <w:lang w:val="de-DE"/>
-        </w:rPr>
-        <w:t>Ngày sinh:</w:t>
-      </w:r>
-    </w:p>
-    <w:p>
-      <w:pPr>
-        <w:spacing w:before="60" w:after="60" w:line="340" w:lineRule="exact"/>
-        <w:rPr>
-          <w:lang w:val="de-DE"/>
-        </w:rPr>
-      </w:pPr>
-      <w:r>
-        <w:rPr>
-          <w:lang w:val="de-DE"/>
-        </w:rPr>
-        <w:t xml:space="preserve">Mã số sinh viên: N25DECE0  </w:t>
-      </w:r>
-      <w:r>
-        <w:rPr>
-          <w:lang w:val="de-DE"/>
-        </w:rPr>
-        <w:tab/>
-      </w:r>
-      <w:r>
-        <w:rPr>
-          <w:lang w:val="de-DE"/>
-        </w:rPr>
-        <w:tab/>
-      </w:r>
-      <w:r>
-        <w:rPr>
-          <w:lang w:val="de-DE"/>
-        </w:rPr>
-        <w:tab/>
-      </w:r>
-      <w:r>
-        <w:rPr>
-          <w:lang w:val="de-DE"/>
-        </w:rPr>
-        <w:t>Lớp: E25CQCE02-N</w:t>
-      </w:r>
-    </w:p>
+    <w:tbl>
+      <w:tblPr>
+        <w:tblW w:type="auto" w:w="0"/>
+        <w:tblLook w:firstColumn="1" w:firstRow="1" w:lastColumn="0" w:lastRow="0" w:noHBand="0" w:noVBand="1" w:val="04A0"/>
+      </w:tblPr>
+      <w:tblGrid>
+        <w:gridCol w:w="4635"/>
+        <w:gridCol w:w="4635"/>
+      </w:tblGrid>
+      <w:tr>
+        <w:tc>
+          <w:tcPr>
+            <w:tcW w:type="dxa" w:w="6236"/>
+            <w:tcBorders>
+              <w:top w:val="none"/>
+              <w:left w:val="none"/>
+              <w:bottom w:val="none"/>
+              <w:right w:val="none"/>
+              <w:insideH w:val="none"/>
+              <w:insideV w:val="none"/>
+            </w:tcBorders>
+          </w:tcPr>
+          <w:p>
+            <w:pPr>
+              <w:jc w:val="left"/>
+            </w:pPr>
+            <w:r/>
+            <w:r>
+              <w:rPr>
+                <w:rFonts w:ascii="Times New Roman" w:hAnsi="Times New Roman"/>
+                <w:sz w:val="26"/>
+              </w:rPr>
+              <w:t>Họ và tên: ##NAME##</w:t>
+            </w:r>
+          </w:p>
+        </w:tc>
+        <w:tc>
+          <w:tcPr>
+            <w:tcW w:type="dxa" w:w="3118"/>
+            <w:tcBorders>
+              <w:top w:val="none"/>
+              <w:left w:val="none"/>
+              <w:bottom w:val="none"/>
+              <w:right w:val="none"/>
+              <w:insideH w:val="none"/>
+              <w:insideV w:val="none"/>
+            </w:tcBorders>
+          </w:tcPr>
+          <w:p>
+            <w:pPr>
+              <w:jc w:val="right"/>
+            </w:pPr>
+            <w:r/>
+            <w:r>
+              <w:rPr>
+                <w:rFonts w:ascii="Times New Roman" w:hAnsi="Times New Roman"/>
+                <w:sz w:val="26"/>
+              </w:rPr>
+              <w:t>Ngày sinh: ##DOB##</w:t>
+            </w:r>
+          </w:p>
+        </w:tc>
+      </w:tr>
+      <w:tr>
+        <w:tc>
+          <w:tcPr>
+            <w:tcW w:type="dxa" w:w="6236"/>
+            <w:tcBorders>
+              <w:top w:val="none"/>
+              <w:left w:val="none"/>
+              <w:bottom w:val="none"/>
+              <w:right w:val="none"/>
+              <w:insideH w:val="none"/>
+              <w:insideV w:val="none"/>
+            </w:tcBorders>
+          </w:tcPr>
+          <w:p>
+            <w:pPr>
+              <w:jc w:val="left"/>
+            </w:pPr>
+            <w:r/>
+            <w:r>
+              <w:rPr>
+                <w:rFonts w:ascii="Times New Roman" w:hAnsi="Times New Roman"/>
+                <w:sz w:val="26"/>
+              </w:rPr>
+              <w:t>Mã số sinh viên: ##MSV##</w:t>
+            </w:r>
+          </w:p>
+        </w:tc>
+        <w:tc>
+          <w:tcPr>
+            <w:tcW w:type="dxa" w:w="3118"/>
+            <w:tcBorders>
+              <w:top w:val="none"/>
+              <w:left w:val="none"/>
+              <w:bottom w:val="none"/>
+              <w:right w:val="none"/>
+              <w:insideH w:val="none"/>
+              <w:insideV w:val="none"/>
+            </w:tcBorders>
+          </w:tcPr>
+          <w:p>
+            <w:pPr>
+              <w:jc w:val="right"/>
+            </w:pPr>
+            <w:r/>
+            <w:r>
+              <w:rPr>
+                <w:rFonts w:ascii="Times New Roman" w:hAnsi="Times New Roman"/>
+                <w:sz w:val="26"/>
+              </w:rPr>
+              <w:t>Lớp: E25CQCE02-N</w:t>
+            </w:r>
+          </w:p>
+        </w:tc>
+      </w:tr>
+    </w:tbl>
     <w:p>
       <w:pPr>
         <w:spacing w:before="60" w:after="60" w:line="340" w:lineRule="exact"/>

--- a/master_v2.docx
+++ b/master_v2.docx
@@ -10489,14 +10489,8 @@
             <w:pPr>
               <w:jc w:val="center"/>
             </w:pPr>
-            <w:r/>
-            <w:r>
-              <w:rPr>
-                <w:rFonts w:ascii="Times New Roman" w:hAnsi="Times New Roman"/>
-                <w:b w:val="0"/>
-                <w:sz w:val="26"/>
-              </w:rPr>
-              <w:t>Nguyễn Trung Hiệu</w:t>
+            <w:r>
+              <w:t>Nguyễn Trung Hiếu</w:t>
             </w:r>
           </w:p>
         </w:tc>

--- a/master_v2.docx
+++ b/master_v2.docx
@@ -76,6 +76,7 @@
             <w:r>
               <w:rPr>
                 <w:b/>
+                <w:u w:val="single"/>
               </w:rPr>
               <w:t>HỌC VIỆN CN BCVT CƠ SỞ TẠI TP. HCM</w:t>
             </w:r>
@@ -133,6 +134,7 @@
               <w:rPr>
                 <w:b/>
                 <w:bCs/>
+                <w:u w:val="single"/>
                 <w:lang w:val="de-DE"/>
               </w:rPr>
               <w:t>Độc lập - Tự do - Hạnh phúc</w:t>

--- a/master_v2.docx
+++ b/master_v2.docx
@@ -10355,6 +10355,7 @@
         <w:tblStyle w:val="17"/>
         <w:tblW w:type="auto" w:w="0"/>
         <w:tblLook w:firstColumn="1" w:firstRow="1" w:lastColumn="0" w:lastRow="0" w:noHBand="0" w:noVBand="1" w:val="04A0"/>
+        <w:tblInd w:w="-612" w:type="dxa"/>
       </w:tblPr>
       <w:tblGrid>
         <w:gridCol w:w="2317"/>
@@ -10371,7 +10372,7 @@
         </w:trPr>
         <w:tc>
           <w:tcPr>
-            <w:tcW w:type="dxa" w:w="2324"/>
+            <w:tcW w:type="dxa" w:w="2726"/>
             <w:tcBorders>
               <w:top w:val="none"/>
               <w:left w:val="none"/>
@@ -10397,7 +10398,7 @@
         </w:tc>
         <w:tc>
           <w:tcPr>
-            <w:tcW w:type="dxa" w:w="2324"/>
+            <w:tcW w:type="dxa" w:w="2693"/>
             <w:tcBorders>
               <w:top w:val="none"/>
               <w:left w:val="none"/>
@@ -10423,7 +10424,7 @@
         </w:tc>
         <w:tc>
           <w:tcPr>
-            <w:tcW w:type="dxa" w:w="2324"/>
+            <w:tcW w:type="dxa" w:w="2835"/>
             <w:tcBorders>
               <w:top w:val="none"/>
               <w:left w:val="none"/>
@@ -10449,7 +10450,7 @@
         </w:tc>
         <w:tc>
           <w:tcPr>
-            <w:tcW w:type="dxa" w:w="2324"/>
+            <w:tcW w:type="dxa" w:w="2268"/>
             <w:tcBorders>
               <w:top w:val="none"/>
               <w:left w:val="none"/>
@@ -10477,7 +10478,7 @@
       <w:tr>
         <w:tc>
           <w:tcPr>
-            <w:tcW w:type="dxa" w:w="2324"/>
+            <w:tcW w:type="dxa" w:w="2726"/>
             <w:tcBorders>
               <w:top w:val="none"/>
               <w:left w:val="none"/>
@@ -10498,7 +10499,7 @@
         </w:tc>
         <w:tc>
           <w:tcPr>
-            <w:tcW w:type="dxa" w:w="2324"/>
+            <w:tcW w:type="dxa" w:w="2693"/>
             <w:tcBorders>
               <w:top w:val="none"/>
               <w:left w:val="none"/>
@@ -10525,7 +10526,7 @@
         </w:tc>
         <w:tc>
           <w:tcPr>
-            <w:tcW w:type="dxa" w:w="2324"/>
+            <w:tcW w:type="dxa" w:w="2835"/>
             <w:tcBorders>
               <w:top w:val="none"/>
               <w:left w:val="none"/>
@@ -10552,7 +10553,7 @@
         </w:tc>
         <w:tc>
           <w:tcPr>
-            <w:tcW w:type="dxa" w:w="2324"/>
+            <w:tcW w:type="dxa" w:w="2268"/>
             <w:tcBorders>
               <w:top w:val="none"/>
               <w:left w:val="none"/>

--- a/master_v2.docx
+++ b/master_v2.docx
@@ -10365,7 +10365,7 @@
       </w:tblGrid>
       <w:tr>
         <w:trPr>
-          <w:trHeight w:val="720" w:hRule="exact"/>
+          <w:trHeight w:val="720" w:hRule="atLeast"/>
           <w:trHeight w:val="720" w:hRule="exact"/>
           <w:trHeight w:val="720" w:hRule="exact"/>
           <w:trHeight w:val="720" w:hRule="exact"/>
@@ -10384,15 +10384,43 @@
           </w:tcPr>
           <w:p>
             <w:pPr>
+              <w:spacing w:before="0" w:after="0" w:line="240" w:lineRule="auto"/>
               <w:jc w:val="center"/>
             </w:pPr>
             <w:r/>
             <w:r>
-              <w:rPr>
-                <w:rFonts w:ascii="Times New Roman" w:hAnsi="Times New Roman"/>
-                <w:b w:val="0"/>
-                <w:sz w:val="26"/>
-              </w:rPr>
+              <w:drawing>
+                <wp:inline xmlns:a="http://schemas.openxmlformats.org/drawingml/2006/main" xmlns:pic="http://schemas.openxmlformats.org/drawingml/2006/picture">
+                  <wp:extent cx="1677600" cy="288000"/>
+                  <wp:docPr id="1" name="Picture 1"/>
+                  <wp:cNvGraphicFramePr>
+                    <a:graphicFrameLocks noChangeAspect="1"/>
+                  </wp:cNvGraphicFramePr>
+                  <a:graphic>
+                    <a:graphicData uri="http://schemas.openxmlformats.org/drawingml/2006/picture">
+                      <pic:pic>
+                        <pic:nvPicPr>
+                          <pic:cNvPr id="0" name="image.png"/>
+                          <pic:cNvPicPr/>
+                        </pic:nvPicPr>
+                        <pic:blipFill>
+                          <a:blip r:embed="rId5"/>
+                          <a:stretch>
+                            <a:fillRect/>
+                          </a:stretch>
+                        </pic:blipFill>
+                        <pic:spPr>
+                          <a:xfrm>
+                            <a:off x="0" y="0"/>
+                            <a:ext cx="1677600" cy="288000"/>
+                          </a:xfrm>
+                          <a:prstGeom prst="rect"/>
+                        </pic:spPr>
+                      </pic:pic>
+                    </a:graphicData>
+                  </a:graphic>
+                </wp:inline>
+              </w:drawing>
             </w:r>
           </w:p>
         </w:tc>
@@ -10436,15 +10464,43 @@
           </w:tcPr>
           <w:p>
             <w:pPr>
+              <w:spacing w:before="0" w:after="0" w:line="240" w:lineRule="auto"/>
               <w:jc w:val="center"/>
             </w:pPr>
             <w:r/>
             <w:r>
-              <w:rPr>
-                <w:rFonts w:ascii="Times New Roman" w:hAnsi="Times New Roman"/>
-                <w:b w:val="0"/>
-                <w:sz w:val="26"/>
-              </w:rPr>
+              <w:drawing>
+                <wp:inline xmlns:a="http://schemas.openxmlformats.org/drawingml/2006/main" xmlns:pic="http://schemas.openxmlformats.org/drawingml/2006/picture">
+                  <wp:extent cx="1281600" cy="532800"/>
+                  <wp:docPr id="2" name="Picture 2"/>
+                  <wp:cNvGraphicFramePr>
+                    <a:graphicFrameLocks noChangeAspect="1"/>
+                  </wp:cNvGraphicFramePr>
+                  <a:graphic>
+                    <a:graphicData uri="http://schemas.openxmlformats.org/drawingml/2006/picture">
+                      <pic:pic>
+                        <pic:nvPicPr>
+                          <pic:cNvPr id="0" name="image.png"/>
+                          <pic:cNvPicPr/>
+                        </pic:nvPicPr>
+                        <pic:blipFill>
+                          <a:blip r:embed="rId4"/>
+                          <a:stretch>
+                            <a:fillRect/>
+                          </a:stretch>
+                        </pic:blipFill>
+                        <pic:spPr>
+                          <a:xfrm>
+                            <a:off x="0" y="0"/>
+                            <a:ext cx="1281600" cy="532800"/>
+                          </a:xfrm>
+                          <a:prstGeom prst="rect"/>
+                        </pic:spPr>
+                      </pic:pic>
+                    </a:graphicData>
+                  </a:graphic>
+                </wp:inline>
+              </w:drawing>
             </w:r>
           </w:p>
         </w:tc>

--- a/master_v2.docx
+++ b/master_v2.docx
@@ -10545,12 +10545,7 @@
             </w:tcBorders>
           </w:tcPr>
           <w:p>
-            <w:pPr>
-              <w:jc w:val="center"/>
-            </w:pPr>
-            <w:r>
-              <w:t>Nguyễn Trung Hiếu</w:t>
-            </w:r>
+            <w:r/>
           </w:p>
         </w:tc>
         <w:tc>
@@ -10593,18 +10588,7 @@
             </w:tcBorders>
           </w:tcPr>
           <w:p>
-            <w:pPr>
-              <w:jc w:val="center"/>
-            </w:pPr>
             <w:r/>
-            <w:r>
-              <w:rPr>
-                <w:rFonts w:ascii="Times New Roman" w:hAnsi="Times New Roman"/>
-                <w:b w:val="0"/>
-                <w:sz w:val="26"/>
-              </w:rPr>
-              <w:t>Nguyễn Phương Quốc Vương</w:t>
-            </w:r>
           </w:p>
         </w:tc>
         <w:tc>

--- a/master_v2.docx
+++ b/master_v2.docx
@@ -10383,6 +10383,72 @@
             </w:tcBorders>
           </w:tcPr>
           <w:p>
+            <w:r/>
+          </w:p>
+        </w:tc>
+        <w:tc>
+          <w:tcPr>
+            <w:tcW w:type="dxa" w:w="2693"/>
+            <w:tcBorders>
+              <w:top w:val="none"/>
+              <w:left w:val="none"/>
+              <w:bottom w:val="none"/>
+              <w:right w:val="none"/>
+              <w:insideH w:val="none"/>
+              <w:insideV w:val="none"/>
+            </w:tcBorders>
+          </w:tcPr>
+          <w:p>
+            <w:r/>
+          </w:p>
+        </w:tc>
+        <w:tc>
+          <w:tcPr>
+            <w:tcW w:type="dxa" w:w="2835"/>
+            <w:tcBorders>
+              <w:top w:val="none"/>
+              <w:left w:val="none"/>
+              <w:bottom w:val="none"/>
+              <w:right w:val="none"/>
+              <w:insideH w:val="none"/>
+              <w:insideV w:val="none"/>
+            </w:tcBorders>
+          </w:tcPr>
+          <w:p>
+            <w:r/>
+          </w:p>
+        </w:tc>
+        <w:tc>
+          <w:tcPr>
+            <w:tcW w:type="dxa" w:w="2268"/>
+            <w:tcBorders>
+              <w:top w:val="none"/>
+              <w:left w:val="none"/>
+              <w:bottom w:val="none"/>
+              <w:right w:val="none"/>
+              <w:insideH w:val="none"/>
+              <w:insideV w:val="none"/>
+            </w:tcBorders>
+          </w:tcPr>
+          <w:p>
+            <w:r/>
+          </w:p>
+        </w:tc>
+      </w:tr>
+      <w:tr>
+        <w:tc>
+          <w:tcPr>
+            <w:tcW w:type="dxa" w:w="2726"/>
+            <w:tcBorders>
+              <w:top w:val="none"/>
+              <w:left w:val="none"/>
+              <w:bottom w:val="none"/>
+              <w:right w:val="none"/>
+              <w:insideH w:val="none"/>
+              <w:insideV w:val="none"/>
+            </w:tcBorders>
+          </w:tcPr>
+          <w:p>
             <w:pPr>
               <w:spacing w:before="0" w:after="0" w:line="240" w:lineRule="auto"/>
               <w:jc w:val="center"/>
@@ -10444,9 +10510,9 @@
             <w:r>
               <w:rPr>
                 <w:rFonts w:ascii="Times New Roman" w:hAnsi="Times New Roman"/>
-                <w:b w:val="0"/>
                 <w:sz w:val="26"/>
               </w:rPr>
+              <w:t>Ngô Trí Long</w:t>
             </w:r>
           </w:p>
         </w:tc>
@@ -10524,94 +10590,6 @@
             <w:r>
               <w:rPr>
                 <w:rFonts w:ascii="Times New Roman" w:hAnsi="Times New Roman"/>
-                <w:b w:val="0"/>
-                <w:sz w:val="26"/>
-              </w:rPr>
-            </w:r>
-          </w:p>
-        </w:tc>
-      </w:tr>
-      <w:tr>
-        <w:tc>
-          <w:tcPr>
-            <w:tcW w:type="dxa" w:w="2726"/>
-            <w:tcBorders>
-              <w:top w:val="none"/>
-              <w:left w:val="none"/>
-              <w:bottom w:val="none"/>
-              <w:right w:val="none"/>
-              <w:insideH w:val="none"/>
-              <w:insideV w:val="none"/>
-            </w:tcBorders>
-          </w:tcPr>
-          <w:p>
-            <w:r/>
-          </w:p>
-        </w:tc>
-        <w:tc>
-          <w:tcPr>
-            <w:tcW w:type="dxa" w:w="2693"/>
-            <w:tcBorders>
-              <w:top w:val="none"/>
-              <w:left w:val="none"/>
-              <w:bottom w:val="none"/>
-              <w:right w:val="none"/>
-              <w:insideH w:val="none"/>
-              <w:insideV w:val="none"/>
-            </w:tcBorders>
-          </w:tcPr>
-          <w:p>
-            <w:pPr>
-              <w:jc w:val="center"/>
-            </w:pPr>
-            <w:r/>
-            <w:r>
-              <w:rPr>
-                <w:rFonts w:ascii="Times New Roman" w:hAnsi="Times New Roman"/>
-                <w:b w:val="0"/>
-                <w:sz w:val="26"/>
-              </w:rPr>
-              <w:t>Ngô Trí Long</w:t>
-            </w:r>
-          </w:p>
-        </w:tc>
-        <w:tc>
-          <w:tcPr>
-            <w:tcW w:type="dxa" w:w="2835"/>
-            <w:tcBorders>
-              <w:top w:val="none"/>
-              <w:left w:val="none"/>
-              <w:bottom w:val="none"/>
-              <w:right w:val="none"/>
-              <w:insideH w:val="none"/>
-              <w:insideV w:val="none"/>
-            </w:tcBorders>
-          </w:tcPr>
-          <w:p>
-            <w:r/>
-          </w:p>
-        </w:tc>
-        <w:tc>
-          <w:tcPr>
-            <w:tcW w:type="dxa" w:w="2268"/>
-            <w:tcBorders>
-              <w:top w:val="none"/>
-              <w:left w:val="none"/>
-              <w:bottom w:val="none"/>
-              <w:right w:val="none"/>
-              <w:insideH w:val="none"/>
-              <w:insideV w:val="none"/>
-            </w:tcBorders>
-          </w:tcPr>
-          <w:p>
-            <w:pPr>
-              <w:jc w:val="center"/>
-            </w:pPr>
-            <w:r/>
-            <w:r>
-              <w:rPr>
-                <w:rFonts w:ascii="Times New Roman" w:hAnsi="Times New Roman"/>
-                <w:b w:val="0"/>
                 <w:sz w:val="26"/>
               </w:rPr>
               <w:t>##STUDENT_NAME##</w:t>

--- a/master_v2.docx
+++ b/master_v2.docx
@@ -10353,9 +10353,10 @@
     <w:tbl>
       <w:tblPr>
         <w:tblStyle w:val="17"/>
-        <w:tblW w:type="auto" w:w="0"/>
+        <w:tblW w:type="dxa" w:w="10522"/>
         <w:tblLook w:firstColumn="1" w:firstRow="1" w:lastColumn="0" w:lastRow="0" w:noHBand="0" w:noVBand="1" w:val="04A0"/>
         <w:tblInd w:w="-612" w:type="dxa"/>
+        <w:tblLayout w:type="fixed"/>
       </w:tblPr>
       <w:tblGrid>
         <w:gridCol w:w="2317"/>

--- a/master_v2.docx
+++ b/master_v2.docx
@@ -10382,6 +10382,12 @@
               <w:insideH w:val="none"/>
               <w:insideV w:val="none"/>
             </w:tcBorders>
+            <w:tcMar>
+              <w:top w:w="0" w:type="dxa"/>
+              <w:left w:w="0" w:type="dxa"/>
+              <w:bottom w:w="0" w:type="dxa"/>
+              <w:right w:w="0" w:type="dxa"/>
+            </w:tcMar>
           </w:tcPr>
           <w:p>
             <w:r/>
@@ -10398,6 +10404,12 @@
               <w:insideH w:val="none"/>
               <w:insideV w:val="none"/>
             </w:tcBorders>
+            <w:tcMar>
+              <w:top w:w="0" w:type="dxa"/>
+              <w:left w:w="0" w:type="dxa"/>
+              <w:bottom w:w="0" w:type="dxa"/>
+              <w:right w:w="0" w:type="dxa"/>
+            </w:tcMar>
           </w:tcPr>
           <w:p>
             <w:r/>
@@ -10414,6 +10426,12 @@
               <w:insideH w:val="none"/>
               <w:insideV w:val="none"/>
             </w:tcBorders>
+            <w:tcMar>
+              <w:top w:w="0" w:type="dxa"/>
+              <w:left w:w="0" w:type="dxa"/>
+              <w:bottom w:w="0" w:type="dxa"/>
+              <w:right w:w="0" w:type="dxa"/>
+            </w:tcMar>
           </w:tcPr>
           <w:p>
             <w:r/>
@@ -10430,6 +10448,12 @@
               <w:insideH w:val="none"/>
               <w:insideV w:val="none"/>
             </w:tcBorders>
+            <w:tcMar>
+              <w:top w:w="0" w:type="dxa"/>
+              <w:left w:w="0" w:type="dxa"/>
+              <w:bottom w:w="0" w:type="dxa"/>
+              <w:right w:w="0" w:type="dxa"/>
+            </w:tcMar>
           </w:tcPr>
           <w:p>
             <w:r/>
@@ -10448,6 +10472,12 @@
               <w:insideH w:val="none"/>
               <w:insideV w:val="none"/>
             </w:tcBorders>
+            <w:tcMar>
+              <w:top w:w="0" w:type="dxa"/>
+              <w:left w:w="0" w:type="dxa"/>
+              <w:bottom w:w="0" w:type="dxa"/>
+              <w:right w:w="0" w:type="dxa"/>
+            </w:tcMar>
           </w:tcPr>
           <w:p>
             <w:pPr>
@@ -10458,8 +10488,8 @@
             <w:r>
               <w:drawing>
                 <wp:inline xmlns:a="http://schemas.openxmlformats.org/drawingml/2006/main" xmlns:pic="http://schemas.openxmlformats.org/drawingml/2006/picture">
-                  <wp:extent cx="1677600" cy="288000"/>
-                  <wp:docPr id="1" name="Picture 1"/>
+                  <wp:extent cx="1296000" cy="223200"/>
+                  <wp:docPr id="3" name="Picture 3"/>
                   <wp:cNvGraphicFramePr>
                     <a:graphicFrameLocks noChangeAspect="1"/>
                   </wp:cNvGraphicFramePr>
@@ -10479,7 +10509,7 @@
                         <pic:spPr>
                           <a:xfrm>
                             <a:off x="0" y="0"/>
-                            <a:ext cx="1677600" cy="288000"/>
+                            <a:ext cx="1296000" cy="223200"/>
                           </a:xfrm>
                           <a:prstGeom prst="rect"/>
                         </pic:spPr>
@@ -10502,6 +10532,12 @@
               <w:insideH w:val="none"/>
               <w:insideV w:val="none"/>
             </w:tcBorders>
+            <w:tcMar>
+              <w:top w:w="0" w:type="dxa"/>
+              <w:left w:w="0" w:type="dxa"/>
+              <w:bottom w:w="0" w:type="dxa"/>
+              <w:right w:w="0" w:type="dxa"/>
+            </w:tcMar>
           </w:tcPr>
           <w:p>
             <w:pPr>
@@ -10528,6 +10564,12 @@
               <w:insideH w:val="none"/>
               <w:insideV w:val="none"/>
             </w:tcBorders>
+            <w:tcMar>
+              <w:top w:w="0" w:type="dxa"/>
+              <w:left w:w="0" w:type="dxa"/>
+              <w:bottom w:w="0" w:type="dxa"/>
+              <w:right w:w="0" w:type="dxa"/>
+            </w:tcMar>
           </w:tcPr>
           <w:p>
             <w:pPr>
@@ -10538,8 +10580,8 @@
             <w:r>
               <w:drawing>
                 <wp:inline xmlns:a="http://schemas.openxmlformats.org/drawingml/2006/main" xmlns:pic="http://schemas.openxmlformats.org/drawingml/2006/picture">
-                  <wp:extent cx="1281600" cy="532800"/>
-                  <wp:docPr id="2" name="Picture 2"/>
+                  <wp:extent cx="1007999" cy="417600"/>
+                  <wp:docPr id="4" name="Picture 4"/>
                   <wp:cNvGraphicFramePr>
                     <a:graphicFrameLocks noChangeAspect="1"/>
                   </wp:cNvGraphicFramePr>
@@ -10559,7 +10601,7 @@
                         <pic:spPr>
                           <a:xfrm>
                             <a:off x="0" y="0"/>
-                            <a:ext cx="1281600" cy="532800"/>
+                            <a:ext cx="1007999" cy="417600"/>
                           </a:xfrm>
                           <a:prstGeom prst="rect"/>
                         </pic:spPr>
@@ -10582,6 +10624,12 @@
               <w:insideH w:val="none"/>
               <w:insideV w:val="none"/>
             </w:tcBorders>
+            <w:tcMar>
+              <w:top w:w="0" w:type="dxa"/>
+              <w:left w:w="0" w:type="dxa"/>
+              <w:bottom w:w="0" w:type="dxa"/>
+              <w:right w:w="0" w:type="dxa"/>
+            </w:tcMar>
           </w:tcPr>
           <w:p>
             <w:pPr>

--- a/master_v2.docx
+++ b/master_v2.docx
@@ -10541,6 +10541,7 @@
           </w:tcPr>
           <w:p>
             <w:pPr>
+              <w:spacing w:before="0" w:after="0" w:line="240" w:lineRule="auto"/>
               <w:jc w:val="center"/>
             </w:pPr>
             <w:r/>
@@ -10633,6 +10634,7 @@
           </w:tcPr>
           <w:p>
             <w:pPr>
+              <w:spacing w:before="0" w:after="0" w:line="240" w:lineRule="auto"/>
               <w:jc w:val="center"/>
             </w:pPr>
             <w:r/>

--- a/master_v2.docx
+++ b/master_v2.docx
@@ -2,18 +2,6 @@
 <file path=word/document.xml><?xml version="1.0" encoding="utf-8"?>
 <w:document xmlns:wpc="http://schemas.microsoft.com/office/word/2010/wordprocessingCanvas" xmlns:mc="http://schemas.openxmlformats.org/markup-compatibility/2006" xmlns:o="urn:schemas-microsoft-com:office:office" xmlns:r="http://schemas.openxmlformats.org/officeDocument/2006/relationships" xmlns:m="http://schemas.openxmlformats.org/officeDocument/2006/math" xmlns:v="urn:schemas-microsoft-com:vml" xmlns:wp14="http://schemas.microsoft.com/office/word/2010/wordprocessingDrawing" xmlns:wp="http://schemas.openxmlformats.org/drawingml/2006/wordprocessingDrawing" xmlns:w="http://schemas.openxmlformats.org/wordprocessingml/2006/main" xmlns:w14="http://schemas.microsoft.com/office/word/2010/wordml" xmlns:w10="urn:schemas-microsoft-com:office:word" xmlns:w15="http://schemas.microsoft.com/office/word/2012/wordml" xmlns:wpg="http://schemas.microsoft.com/office/word/2010/wordprocessingGroup" xmlns:wpi="http://schemas.microsoft.com/office/word/2010/wordprocessingInk" xmlns:wne="http://schemas.microsoft.com/office/word/2006/wordml" xmlns:wps="http://schemas.microsoft.com/office/word/2010/wordprocessingShape" xmlns:wpsCustomData="http://www.wps.cn/officeDocument/2013/wpsCustomData" mc:Ignorable="w14 w15 wp14">
   <w:body>
-    <w:p>
-      <w:pPr>
-        <w:rPr>
-          <w:b/>
-          <w:bCs/>
-          <w:sz w:val="26"/>
-          <w:szCs w:val="26"/>
-          <w:u w:val="single"/>
-          <w:lang w:val="de-DE"/>
-        </w:rPr>
-      </w:pPr>
-    </w:p>
     <w:p>
       <w:pPr>
         <w:jc w:val="both"/>
@@ -310,14 +298,6 @@
         </w:tc>
       </w:tr>
     </w:tbl>
-    <w:p>
-      <w:pPr>
-        <w:spacing w:before="60" w:after="60" w:line="340" w:lineRule="exact"/>
-        <w:rPr>
-          <w:lang w:val="de-DE"/>
-        </w:rPr>
-      </w:pPr>
-    </w:p>
     <w:tbl>
       <w:tblPr>
         <w:tblStyle w:val="6"/>
@@ -10349,31 +10329,14 @@
           </w:p>
         </w:tc>
       </w:tr>
-    </w:tbl>
-    <w:tbl>
-      <w:tblPr>
-        <w:tblStyle w:val="17"/>
-        <w:tblW w:type="dxa" w:w="10522"/>
-        <w:tblLook w:firstColumn="1" w:firstRow="1" w:lastColumn="0" w:lastRow="0" w:noHBand="0" w:noVBand="1" w:val="04A0"/>
-        <w:tblInd w:w="-612" w:type="dxa"/>
-        <w:tblLayout w:type="fixed"/>
-      </w:tblPr>
-      <w:tblGrid>
-        <w:gridCol w:w="2317"/>
-        <w:gridCol w:w="2317"/>
-        <w:gridCol w:w="2317"/>
-        <w:gridCol w:w="2317"/>
-      </w:tblGrid>
       <w:tr>
         <w:trPr>
           <w:trHeight w:val="720" w:hRule="atLeast"/>
-          <w:trHeight w:val="720" w:hRule="exact"/>
-          <w:trHeight w:val="720" w:hRule="exact"/>
-          <w:trHeight w:val="720" w:hRule="exact"/>
         </w:trPr>
         <w:tc>
           <w:tcPr>
             <w:tcW w:type="dxa" w:w="2726"/>
+            <w:gridSpan w:val="4"/>
             <w:tcBorders>
               <w:top w:val="none"/>
               <w:left w:val="none"/>
@@ -10390,12 +10353,16 @@
             </w:tcMar>
           </w:tcPr>
           <w:p>
+            <w:pPr>
+              <w:spacing w:before="0" w:after="0" w:line="240" w:lineRule="auto"/>
+            </w:pPr>
             <w:r/>
           </w:p>
         </w:tc>
         <w:tc>
           <w:tcPr>
             <w:tcW w:type="dxa" w:w="2693"/>
+            <w:gridSpan w:val="2"/>
             <w:tcBorders>
               <w:top w:val="none"/>
               <w:left w:val="none"/>
@@ -10412,12 +10379,16 @@
             </w:tcMar>
           </w:tcPr>
           <w:p>
+            <w:pPr>
+              <w:spacing w:before="0" w:after="0" w:line="240" w:lineRule="auto"/>
+            </w:pPr>
             <w:r/>
           </w:p>
         </w:tc>
         <w:tc>
           <w:tcPr>
             <w:tcW w:type="dxa" w:w="2835"/>
+            <w:gridSpan w:val="4"/>
             <w:tcBorders>
               <w:top w:val="none"/>
               <w:left w:val="none"/>
@@ -10434,12 +10405,16 @@
             </w:tcMar>
           </w:tcPr>
           <w:p>
+            <w:pPr>
+              <w:spacing w:before="0" w:after="0" w:line="240" w:lineRule="auto"/>
+            </w:pPr>
             <w:r/>
           </w:p>
         </w:tc>
         <w:tc>
           <w:tcPr>
             <w:tcW w:type="dxa" w:w="2268"/>
+            <w:gridSpan w:val="5"/>
             <w:tcBorders>
               <w:top w:val="none"/>
               <w:left w:val="none"/>
@@ -10456,6 +10431,9 @@
             </w:tcMar>
           </w:tcPr>
           <w:p>
+            <w:pPr>
+              <w:spacing w:before="0" w:after="0" w:line="240" w:lineRule="auto"/>
+            </w:pPr>
             <w:r/>
           </w:p>
         </w:tc>
@@ -10464,6 +10442,7 @@
         <w:tc>
           <w:tcPr>
             <w:tcW w:type="dxa" w:w="2726"/>
+            <w:gridSpan w:val="4"/>
             <w:tcBorders>
               <w:top w:val="none"/>
               <w:left w:val="none"/>
@@ -10489,7 +10468,7 @@
               <w:drawing>
                 <wp:inline xmlns:a="http://schemas.openxmlformats.org/drawingml/2006/main" xmlns:pic="http://schemas.openxmlformats.org/drawingml/2006/picture">
                   <wp:extent cx="1296000" cy="223200"/>
-                  <wp:docPr id="3" name="Picture 3"/>
+                  <wp:docPr id="5" name="Picture 5"/>
                   <wp:cNvGraphicFramePr>
                     <a:graphicFrameLocks noChangeAspect="1"/>
                   </wp:cNvGraphicFramePr>
@@ -10524,6 +10503,7 @@
         <w:tc>
           <w:tcPr>
             <w:tcW w:type="dxa" w:w="2693"/>
+            <w:gridSpan w:val="2"/>
             <w:tcBorders>
               <w:top w:val="none"/>
               <w:left w:val="none"/>
@@ -10557,6 +10537,7 @@
         <w:tc>
           <w:tcPr>
             <w:tcW w:type="dxa" w:w="2835"/>
+            <w:gridSpan w:val="4"/>
             <w:tcBorders>
               <w:top w:val="none"/>
               <w:left w:val="none"/>
@@ -10582,7 +10563,7 @@
               <w:drawing>
                 <wp:inline xmlns:a="http://schemas.openxmlformats.org/drawingml/2006/main" xmlns:pic="http://schemas.openxmlformats.org/drawingml/2006/picture">
                   <wp:extent cx="1007999" cy="417600"/>
-                  <wp:docPr id="4" name="Picture 4"/>
+                  <wp:docPr id="6" name="Picture 6"/>
                   <wp:cNvGraphicFramePr>
                     <a:graphicFrameLocks noChangeAspect="1"/>
                   </wp:cNvGraphicFramePr>
@@ -10617,6 +10598,7 @@
         <w:tc>
           <w:tcPr>
             <w:tcW w:type="dxa" w:w="2268"/>
+            <w:gridSpan w:val="5"/>
             <w:tcBorders>
               <w:top w:val="none"/>
               <w:left w:val="none"/>

--- a/master_v2.docx
+++ b/master_v2.docx
@@ -10067,6 +10067,42 @@
           </w:p>
         </w:tc>
       </w:tr>
+    </w:tbl>
+    <w:p>
+      <w:pPr>
+        <w:spacing w:before="0" w:after="0"/>
+      </w:pPr>
+    </w:p>
+    <w:tbl>
+      <w:tblPr>
+        <w:tblStyle w:val="6"/>
+        <w:tblW w:w="10522" w:type="dxa"/>
+        <w:tblInd w:w="-612" w:type="dxa"/>
+        <w:tblLayout w:type="fixed"/>
+        <w:tblCellMar>
+          <w:top w:w="0" w:type="dxa"/>
+          <w:left w:w="108" w:type="dxa"/>
+          <w:bottom w:w="0" w:type="dxa"/>
+          <w:right w:w="108" w:type="dxa"/>
+        </w:tblCellMar>
+      </w:tblPr>
+      <w:tblGrid>
+        <w:gridCol w:w="153"/>
+        <w:gridCol w:w="159"/>
+        <w:gridCol w:w="408"/>
+        <w:gridCol w:w="2006"/>
+        <w:gridCol w:w="2528"/>
+        <w:gridCol w:w="165"/>
+        <w:gridCol w:w="748"/>
+        <w:gridCol w:w="990"/>
+        <w:gridCol w:w="990"/>
+        <w:gridCol w:w="107"/>
+        <w:gridCol w:w="793"/>
+        <w:gridCol w:w="6"/>
+        <w:gridCol w:w="847"/>
+        <w:gridCol w:w="128"/>
+        <w:gridCol w:w="494"/>
+      </w:tblGrid>
       <w:tr>
         <w:trPr>
           <w:gridBefore w:val="2"/>

--- a/master_v2.docx
+++ b/master_v2.docx
@@ -1,7 +1,19 @@
 
 <file path=word/document.xml><?xml version="1.0" encoding="utf-8"?>
-<w:document xmlns:wpc="http://schemas.microsoft.com/office/word/2010/wordprocessingCanvas" xmlns:mc="http://schemas.openxmlformats.org/markup-compatibility/2006" xmlns:o="urn:schemas-microsoft-com:office:office" xmlns:r="http://schemas.openxmlformats.org/officeDocument/2006/relationships" xmlns:m="http://schemas.openxmlformats.org/officeDocument/2006/math" xmlns:v="urn:schemas-microsoft-com:vml" xmlns:wp14="http://schemas.microsoft.com/office/word/2010/wordprocessingDrawing" xmlns:wp="http://schemas.openxmlformats.org/drawingml/2006/wordprocessingDrawing" xmlns:w="http://schemas.openxmlformats.org/wordprocessingml/2006/main" xmlns:w14="http://schemas.microsoft.com/office/word/2010/wordml" xmlns:w10="urn:schemas-microsoft-com:office:word" xmlns:w15="http://schemas.microsoft.com/office/word/2012/wordml" xmlns:wpg="http://schemas.microsoft.com/office/word/2010/wordprocessingGroup" xmlns:wpi="http://schemas.microsoft.com/office/word/2010/wordprocessingInk" xmlns:wne="http://schemas.microsoft.com/office/word/2006/wordml" xmlns:wps="http://schemas.microsoft.com/office/word/2010/wordprocessingShape" xmlns:wpsCustomData="http://www.wps.cn/officeDocument/2013/wpsCustomData" mc:Ignorable="w14 w15 wp14">
+<w:document xmlns:wpc="http://schemas.microsoft.com/office/word/2010/wordprocessingCanvas" xmlns:cx="http://schemas.microsoft.com/office/drawing/2014/chartex" xmlns:cx1="http://schemas.microsoft.com/office/drawing/2015/9/8/chartex" xmlns:cx2="http://schemas.microsoft.com/office/drawing/2015/10/21/chartex" xmlns:cx3="http://schemas.microsoft.com/office/drawing/2016/5/9/chartex" xmlns:cx4="http://schemas.microsoft.com/office/drawing/2016/5/10/chartex" xmlns:cx5="http://schemas.microsoft.com/office/drawing/2016/5/11/chartex" xmlns:cx6="http://schemas.microsoft.com/office/drawing/2016/5/12/chartex" xmlns:cx7="http://schemas.microsoft.com/office/drawing/2016/5/13/chartex" xmlns:cx8="http://schemas.microsoft.com/office/drawing/2016/5/14/chartex" xmlns:mc="http://schemas.openxmlformats.org/markup-compatibility/2006" xmlns:aink="http://schemas.microsoft.com/office/drawing/2016/ink" xmlns:am3d="http://schemas.microsoft.com/office/drawing/2017/model3d" xmlns:o="urn:schemas-microsoft-com:office:office" xmlns:r="http://schemas.openxmlformats.org/officeDocument/2006/relationships" xmlns:m="http://schemas.openxmlformats.org/officeDocument/2006/math" xmlns:v="urn:schemas-microsoft-com:vml" xmlns:wp14="http://schemas.microsoft.com/office/word/2010/wordprocessingDrawing" xmlns:wp="http://schemas.openxmlformats.org/drawingml/2006/wordprocessingDrawing" xmlns:w10="urn:schemas-microsoft-com:office:word" xmlns:w="http://schemas.openxmlformats.org/wordprocessingml/2006/main" xmlns:w14="http://schemas.microsoft.com/office/word/2010/wordml" xmlns:w15="http://schemas.microsoft.com/office/word/2012/wordml" xmlns:w16cex="http://schemas.microsoft.com/office/word/2018/wordml/cex" xmlns:w16cid="http://schemas.microsoft.com/office/word/2016/wordml/cid" xmlns:w16="http://schemas.microsoft.com/office/word/2018/wordml" xmlns:w16se="http://schemas.microsoft.com/office/word/2015/wordml/symex" xmlns:wpg="http://schemas.microsoft.com/office/word/2010/wordprocessingGroup" xmlns:wpi="http://schemas.microsoft.com/office/word/2010/wordprocessingInk" xmlns:wne="http://schemas.microsoft.com/office/word/2006/wordml" xmlns:wps="http://schemas.microsoft.com/office/word/2010/wordprocessingShape" mc:Ignorable="w14 w15 w16se w16cid w16 w16cex wp14">
   <w:body>
+    <w:p>
+      <w:pPr>
+        <w:rPr>
+          <w:b/>
+          <w:bCs/>
+          <w:sz w:val="26"/>
+          <w:szCs w:val="26"/>
+          <w:u w:val="single"/>
+          <w:lang w:val="de-DE"/>
+        </w:rPr>
+      </w:pPr>
+    </w:p>
     <w:p>
       <w:pPr>
         <w:jc w:val="both"/>
@@ -18,21 +30,13 @@
     </w:p>
     <w:tbl>
       <w:tblPr>
-        <w:tblStyle w:val="6"/>
         <w:tblpPr w:leftFromText="180" w:rightFromText="180" w:vertAnchor="text" w:horzAnchor="margin" w:tblpX="-432" w:tblpY="-52"/>
         <w:tblW w:w="5426" w:type="pct"/>
-        <w:tblInd w:w="0" w:type="dxa"/>
-        <w:tblLayout w:type="autofit"/>
-        <w:tblCellMar>
-          <w:top w:w="0" w:type="dxa"/>
-          <w:left w:w="108" w:type="dxa"/>
-          <w:bottom w:w="0" w:type="dxa"/>
-          <w:right w:w="108" w:type="dxa"/>
-        </w:tblCellMar>
+        <w:tblLook w:val="04A0" w:firstRow="1" w:lastRow="0" w:firstColumn="1" w:lastColumn="0" w:noHBand="0" w:noVBand="1"/>
       </w:tblPr>
       <w:tblGrid>
-        <w:gridCol w:w="4939"/>
-        <w:gridCol w:w="5355"/>
+        <w:gridCol w:w="4827"/>
+        <w:gridCol w:w="5233"/>
       </w:tblGrid>
       <w:tr>
         <w:trPr>
@@ -41,8 +45,7 @@
         <w:tc>
           <w:tcPr>
             <w:tcW w:w="2399" w:type="pct"/>
-            <w:noWrap w:val="0"/>
-            <w:vAlign w:val="top"/>
+            <w:hideMark/>
           </w:tcPr>
           <w:p>
             <w:pPr>
@@ -56,15 +59,96 @@
           <w:p>
             <w:pPr>
               <w:spacing w:line="300" w:lineRule="auto"/>
-              <w:jc w:val="center"/>
               <w:rPr>
                 <w:b/>
-              </w:rPr>
-            </w:pPr>
+                <w:sz w:val="22"/>
+                <w:szCs w:val="22"/>
+              </w:rPr>
+            </w:pPr>
+            <w:r>
+              <w:rPr>
+                <w:noProof/>
+                <w:sz w:val="22"/>
+                <w:szCs w:val="22"/>
+              </w:rPr>
+              <mc:AlternateContent>
+                <mc:Choice Requires="wps">
+                  <w:drawing>
+                    <wp:anchor distT="4294967295" distB="4294967295" distL="114300" distR="114300" simplePos="0" relativeHeight="251656192" behindDoc="0" locked="0" layoutInCell="1" allowOverlap="1" wp14:anchorId="7BFE8AD3" wp14:editId="65773191">
+                      <wp:simplePos x="0" y="0"/>
+                      <wp:positionH relativeFrom="column">
+                        <wp:posOffset>492125</wp:posOffset>
+                      </wp:positionH>
+                      <wp:positionV relativeFrom="paragraph">
+                        <wp:posOffset>194309</wp:posOffset>
+                      </wp:positionV>
+                      <wp:extent cx="2162175" cy="0"/>
+                      <wp:effectExtent l="0" t="0" r="0" b="0"/>
+                      <wp:wrapNone/>
+                      <wp:docPr id="3" name="Straight Connector 1"/>
+                      <wp:cNvGraphicFramePr>
+                        <a:graphicFrameLocks xmlns:a="http://schemas.openxmlformats.org/drawingml/2006/main"/>
+                      </wp:cNvGraphicFramePr>
+                      <a:graphic xmlns:a="http://schemas.openxmlformats.org/drawingml/2006/main">
+                        <a:graphicData uri="http://schemas.microsoft.com/office/word/2010/wordprocessingShape">
+                          <wps:wsp>
+                            <wps:cNvCnPr>
+                              <a:cxnSpLocks/>
+                            </wps:cNvCnPr>
+                            <wps:spPr>
+                              <a:xfrm>
+                                <a:off x="0" y="0"/>
+                                <a:ext cx="2162175" cy="0"/>
+                              </a:xfrm>
+                              <a:prstGeom prst="line">
+                                <a:avLst/>
+                              </a:prstGeom>
+                              <a:noFill/>
+                              <a:ln w="6350" cap="flat" cmpd="sng" algn="ctr">
+                                <a:solidFill>
+                                  <a:sysClr val="windowText" lastClr="000000"/>
+                                </a:solidFill>
+                                <a:prstDash val="solid"/>
+                                <a:miter lim="800000"/>
+                              </a:ln>
+                              <a:effectLst/>
+                            </wps:spPr>
+                            <wps:bodyPr/>
+                          </wps:wsp>
+                        </a:graphicData>
+                      </a:graphic>
+                      <wp14:sizeRelH relativeFrom="page">
+                        <wp14:pctWidth>0</wp14:pctWidth>
+                      </wp14:sizeRelH>
+                      <wp14:sizeRelV relativeFrom="page">
+                        <wp14:pctHeight>0</wp14:pctHeight>
+                      </wp14:sizeRelV>
+                    </wp:anchor>
+                  </w:drawing>
+                </mc:Choice>
+                <mc:Fallback>
+                  <w:pict>
+                    <v:line w14:anchorId="4AA836A1" id="Straight Connector 1" o:spid="_x0000_s1026" style="position:absolute;z-index:251656192;visibility:visible;mso-wrap-style:square;mso-width-percent:0;mso-height-percent:0;mso-wrap-distance-left:9pt;mso-wrap-distance-top:-3e-5mm;mso-wrap-distance-right:9pt;mso-wrap-distance-bottom:-3e-5mm;mso-position-horizontal:absolute;mso-position-horizontal-relative:text;mso-position-vertical:absolute;mso-position-vertical-relative:text;mso-width-percent:0;mso-height-percent:0;mso-width-relative:page;mso-height-relative:page" from="38.75pt,15.3pt" to="209pt,15.3pt" o:gfxdata="UEsDBBQABgAIAAAAIQC2gziS/gAAAOEBAAATAAAAW0NvbnRlbnRfVHlwZXNdLnhtbJSRQU7DMBBF&#10;90jcwfIWJU67QAgl6YK0S0CoHGBkTxKLZGx5TGhvj5O2G0SRWNoz/78nu9wcxkFMGNg6quQqL6RA&#10;0s5Y6ir5vt9lD1JwBDIwOMJKHpHlpr69KfdHjyxSmriSfYz+USnWPY7AufNIadK6MEJMx9ApD/oD&#10;OlTrorhX2lFEilmcO2RdNtjC5xDF9pCuTyYBB5bi6bQ4syoJ3g9WQ0ymaiLzg5KdCXlKLjvcW893&#10;SUOqXwnz5DrgnHtJTxOsQfEKIT7DmDSUCaxw7Rqn8787ZsmRM9e2VmPeBN4uqYvTtW7jvijg9N/y&#10;JsXecLq0q+WD6m8AAAD//wMAUEsDBBQABgAIAAAAIQA4/SH/1gAAAJQBAAALAAAAX3JlbHMvLnJl&#10;bHOkkMFqwzAMhu+DvYPRfXGawxijTi+j0GvpHsDYimMaW0Yy2fr2M4PBMnrbUb/Q94l/f/hMi1qR&#10;JVI2sOt6UJgd+ZiDgffL8ekFlFSbvV0oo4EbChzGx4f9GRdb25HMsYhqlCwG5lrLq9biZkxWOiqY&#10;22YiTra2kYMu1l1tQD30/bPm3wwYN0x18gb45AdQl1tp5j/sFB2T0FQ7R0nTNEV3j6o9feQzro1i&#10;OWA14Fm+Q8a1a8+Bvu/d/dMb2JY5uiPbhG/ktn4cqGU/er3pcvwCAAD//wMAUEsDBBQABgAIAAAA&#10;IQD0WDGR2wEAAKQDAAAOAAAAZHJzL2Uyb0RvYy54bWysU01v2zAMvQ/YfxB0b5ykaFYYcXpI0F2K&#10;LUC6H8DKsi1UEgVRi5N/P0r5WLrdhvkgSCL5yPf0vHw6OCv2OpJB38jZZCqF9gpb4/tG/nh9vnuU&#10;ghL4Fix63cijJvm0+vxpOYZaz3FA2+ooGMRTPYZGDimFuqpIDdoBTTBoz8EOo4PEx9hXbYSR0Z2t&#10;5tPpohoxtiGi0kR8uzkF5argd51W6XvXkU7CNpJnS2WNZX3La7VaQt1HCINR5zHgH6ZwYDw3vUJt&#10;IIH4Gc1fUM6oiIRdmih0FXadUbpwYDaz6R9sdgMEXbiwOBSuMtH/g1Xf9tsoTNvIeyk8OH6iXYpg&#10;+iGJNXrPAmIUs6zTGKjm9LXfxsxUHfwuvKB6J45VH4L5QOGUduiiy+lMVRyK7ser7vqQhOLL+Wwx&#10;n315kEJdYhXUl8IQKX3V6ETeNNIanyWBGvYvlHJrqC8p+drjs7G2PKv1Ymzk4v6BH14Bm6uzkHjr&#10;AtMl30sBtmfXqhQLIqE1ba7OOHSktY1iD2wc9luL4yuPK4UFShxgDuXLwvAEH0rzOBug4VRcQief&#10;OZPY7Na4Rj7eVlufO+pi1zOp3xLm3Ru2x2286MxWKE3Pts1euz3z/vbnWv0CAAD//wMAUEsDBBQA&#10;BgAIAAAAIQB37qJ13QAAAAgBAAAPAAAAZHJzL2Rvd25yZXYueG1sTI/NTsMwEITvSLyDtUjcqF0C&#10;TRXiVKioB24lgMTRjTc/EK+j2GnD27OIQznuzGj2m3wzu14ccQydJw3LhQKBVHnbUaPh7XV3swYR&#10;oiFrek+o4RsDbIrLi9xk1p/oBY9lbASXUMiMhjbGIZMyVC06ExZ+QGKv9qMzkc+xkXY0Jy53vbxV&#10;aiWd6Yg/tGbAbYvVVzk5DdN+W6tul8yfH0kpp+d0//5UN1pfX82PDyAizvEchl98RoeCmQ5+IhtE&#10;ryFN7zmpIVErEOzfLde87fAnyCKX/wcUPwAAAP//AwBQSwECLQAUAAYACAAAACEAtoM4kv4AAADh&#10;AQAAEwAAAAAAAAAAAAAAAAAAAAAAW0NvbnRlbnRfVHlwZXNdLnhtbFBLAQItABQABgAIAAAAIQA4&#10;/SH/1gAAAJQBAAALAAAAAAAAAAAAAAAAAC8BAABfcmVscy8ucmVsc1BLAQItABQABgAIAAAAIQD0&#10;WDGR2wEAAKQDAAAOAAAAAAAAAAAAAAAAAC4CAABkcnMvZTJvRG9jLnhtbFBLAQItABQABgAIAAAA&#10;IQB37qJ13QAAAAgBAAAPAAAAAAAAAAAAAAAAADUEAABkcnMvZG93bnJldi54bWxQSwUGAAAAAAQA&#10;BADzAAAAPwUAAAAA&#10;" strokecolor="windowText" strokeweight=".5pt">
+                      <v:stroke joinstyle="miter"/>
+                      <o:lock v:ext="edit" shapetype="f"/>
+                    </v:line>
+                  </w:pict>
+                </mc:Fallback>
+              </mc:AlternateContent>
+            </w:r>
             <w:r>
               <w:rPr>
                 <w:b/>
-                <w:u w:val="single"/>
+                <w:sz w:val="22"/>
+                <w:szCs w:val="22"/>
+              </w:rPr>
+              <w:t xml:space="preserve">   </w:t>
+            </w:r>
+            <w:r>
+              <w:rPr>
+                <w:b/>
+                <w:sz w:val="22"/>
+                <w:szCs w:val="22"/>
               </w:rPr>
               <w:t>HỌC VIỆN CN BCVT CƠ SỞ TẠI TP. HCM</w:t>
             </w:r>
@@ -88,8 +172,7 @@
         <w:tc>
           <w:tcPr>
             <w:tcW w:w="2601" w:type="pct"/>
-            <w:noWrap w:val="0"/>
-            <w:vAlign w:val="top"/>
+            <w:hideMark/>
           </w:tcPr>
           <w:p>
             <w:pPr>
@@ -122,7 +205,6 @@
               <w:rPr>
                 <w:b/>
                 <w:bCs/>
-                <w:u w:val="single"/>
                 <w:lang w:val="de-DE"/>
               </w:rPr>
               <w:t>Độc lập - Tự do - Hạnh phúc</w:t>
@@ -134,8 +216,79 @@
                 <w:lang w:val="de-DE"/>
               </w:rPr>
             </w:pPr>
-            <w:bookmarkStart w:id="0" w:name="_GoBack"/>
-            <w:bookmarkEnd w:id="0"/>
+            <w:r>
+              <w:rPr>
+                <w:noProof/>
+              </w:rPr>
+              <mc:AlternateContent>
+                <mc:Choice Requires="wps">
+                  <w:drawing>
+                    <wp:anchor distT="4294967295" distB="4294967295" distL="114300" distR="114300" simplePos="0" relativeHeight="251655168" behindDoc="0" locked="0" layoutInCell="1" allowOverlap="1" wp14:anchorId="6F20C798" wp14:editId="660E2BA5">
+                      <wp:simplePos x="0" y="0"/>
+                      <wp:positionH relativeFrom="column">
+                        <wp:posOffset>738505</wp:posOffset>
+                      </wp:positionH>
+                      <wp:positionV relativeFrom="paragraph">
+                        <wp:posOffset>35559</wp:posOffset>
+                      </wp:positionV>
+                      <wp:extent cx="1711960" cy="0"/>
+                      <wp:effectExtent l="0" t="0" r="0" b="0"/>
+                      <wp:wrapNone/>
+                      <wp:docPr id="2" name="Straight Connector 1"/>
+                      <wp:cNvGraphicFramePr>
+                        <a:graphicFrameLocks xmlns:a="http://schemas.openxmlformats.org/drawingml/2006/main"/>
+                      </wp:cNvGraphicFramePr>
+                      <a:graphic xmlns:a="http://schemas.openxmlformats.org/drawingml/2006/main">
+                        <a:graphicData uri="http://schemas.microsoft.com/office/word/2010/wordprocessingShape">
+                          <wps:wsp>
+                            <wps:cNvCnPr>
+                              <a:cxnSpLocks noChangeShapeType="1"/>
+                            </wps:cNvCnPr>
+                            <wps:spPr bwMode="auto">
+                              <a:xfrm>
+                                <a:off x="0" y="0"/>
+                                <a:ext cx="1711960" cy="0"/>
+                              </a:xfrm>
+                              <a:prstGeom prst="line">
+                                <a:avLst/>
+                              </a:prstGeom>
+                              <a:noFill/>
+                              <a:ln w="9525">
+                                <a:solidFill>
+                                  <a:srgbClr val="000000"/>
+                                </a:solidFill>
+                                <a:round/>
+                                <a:headEnd/>
+                                <a:tailEnd/>
+                              </a:ln>
+                              <a:extLst>
+                                <a:ext uri="{909E8E84-426E-40DD-AFC4-6F175D3DCCD1}">
+                                  <a14:hiddenFill xmlns:a14="http://schemas.microsoft.com/office/drawing/2010/main">
+                                    <a:noFill/>
+                                  </a14:hiddenFill>
+                                </a:ext>
+                              </a:extLst>
+                            </wps:spPr>
+                            <wps:bodyPr/>
+                          </wps:wsp>
+                        </a:graphicData>
+                      </a:graphic>
+                      <wp14:sizeRelH relativeFrom="page">
+                        <wp14:pctWidth>0</wp14:pctWidth>
+                      </wp14:sizeRelH>
+                      <wp14:sizeRelV relativeFrom="page">
+                        <wp14:pctHeight>0</wp14:pctHeight>
+                      </wp14:sizeRelV>
+                    </wp:anchor>
+                  </w:drawing>
+                </mc:Choice>
+                <mc:Fallback>
+                  <w:pict>
+                    <v:line w14:anchorId="326C67DA" id="Straight Connector 1" o:spid="_x0000_s1026" style="position:absolute;z-index:251655168;visibility:visible;mso-wrap-style:square;mso-width-percent:0;mso-height-percent:0;mso-wrap-distance-left:9pt;mso-wrap-distance-top:-3e-5mm;mso-wrap-distance-right:9pt;mso-wrap-distance-bottom:-3e-5mm;mso-position-horizontal:absolute;mso-position-horizontal-relative:text;mso-position-vertical:absolute;mso-position-vertical-relative:text;mso-width-percent:0;mso-height-percent:0;mso-width-relative:page;mso-height-relative:page" from="58.15pt,2.8pt" to="192.95pt,2.8pt" o:gfxdata="UEsDBBQABgAIAAAAIQC2gziS/gAAAOEBAAATAAAAW0NvbnRlbnRfVHlwZXNdLnhtbJSRQU7DMBBF&#10;90jcwfIWJU67QAgl6YK0S0CoHGBkTxKLZGx5TGhvj5O2G0SRWNoz/78nu9wcxkFMGNg6quQqL6RA&#10;0s5Y6ir5vt9lD1JwBDIwOMJKHpHlpr69KfdHjyxSmriSfYz+USnWPY7AufNIadK6MEJMx9ApD/oD&#10;OlTrorhX2lFEilmcO2RdNtjC5xDF9pCuTyYBB5bi6bQ4syoJ3g9WQ0ymaiLzg5KdCXlKLjvcW893&#10;SUOqXwnz5DrgnHtJTxOsQfEKIT7DmDSUCaxw7Rqn8787ZsmRM9e2VmPeBN4uqYvTtW7jvijg9N/y&#10;JsXecLq0q+WD6m8AAAD//wMAUEsDBBQABgAIAAAAIQA4/SH/1gAAAJQBAAALAAAAX3JlbHMvLnJl&#10;bHOkkMFqwzAMhu+DvYPRfXGawxijTi+j0GvpHsDYimMaW0Yy2fr2M4PBMnrbUb/Q94l/f/hMi1qR&#10;JVI2sOt6UJgd+ZiDgffL8ekFlFSbvV0oo4EbChzGx4f9GRdb25HMsYhqlCwG5lrLq9biZkxWOiqY&#10;22YiTra2kYMu1l1tQD30/bPm3wwYN0x18gb45AdQl1tp5j/sFB2T0FQ7R0nTNEV3j6o9feQzro1i&#10;OWA14Fm+Q8a1a8+Bvu/d/dMb2JY5uiPbhG/ktn4cqGU/er3pcvwCAAD//wMAUEsDBBQABgAIAAAA&#10;IQDqevENyQEAAHcDAAAOAAAAZHJzL2Uyb0RvYy54bWysU01v2zAMvQ/YfxB0XxwHaLcacXpI1126&#10;LUC7H8BIsi1MFgVKiZN/P0r56LrdhvkgUOTjE/lIL+8PoxN7Q9Gib2U9m0thvEJtfd/KHy+PHz5J&#10;ERN4DQ69aeXRRHm/ev9uOYXGLHBApw0JJvGxmUIrh5RCU1VRDWaEOMNgPAc7pBESX6mvNMHE7KOr&#10;FvP5bTUh6UCoTIzsfTgF5arwd51R6XvXRZOEayXXlspJ5dzms1otoekJwmDVuQz4hypGsJ4fvVI9&#10;QAKxI/sX1WgVYcQuzRSOFXadVab0wN3U8z+6eR4gmNILixPDVab4/2jVt/2GhNWtXEjhYeQRPScC&#10;2w9JrNF7FhBJ1FmnKcSG4Wu/odypOvjn8ITqZxQe1wP43pR6X46BSUpG9SYlX2Lg17bTV9SMgV3C&#10;ItqhozFTshziUGZzvM7GHJJQ7Kw/1vXdLY9QXWIVNJfEQDF9MTiKbLTSWZ9lgwb2TzFx6Qy9QLLb&#10;46N1rozeeTG18u5mcVMSIjqrczDDIvXbtSOxh7w85cs6MNkbGOHO60I2GNCfz3YC6042453ntEv/&#10;JyW3qI8bynTZz9MtxOdNzOvz+72gXv+X1S8AAAD//wMAUEsDBBQABgAIAAAAIQBluhT02gAAAAcB&#10;AAAPAAAAZHJzL2Rvd25yZXYueG1sTI7BTsMwEETvSPyDtUhcKuq0UaMS4lQIyI0LBcR1Gy9JRLxO&#10;Y7cNfD0LFzg+zWjmFZvJ9epIY+g8G1jME1DEtbcdNwZenqurNagQkS32nsnAJwXYlOdnBebWn/iJ&#10;jtvYKBnhkKOBNsYh1zrULTkMcz8QS/buR4dRcGy0HfEk467XyyTJtMOO5aHFge5aqj+2B2cgVK+0&#10;r75m9Sx5SxtPy/394wMac3kx3d6AijTFvzL86Is6lOK08we2QfXCiyyVqoFVBkrydL26BrX7ZV0W&#10;+r9/+Q0AAP//AwBQSwECLQAUAAYACAAAACEAtoM4kv4AAADhAQAAEwAAAAAAAAAAAAAAAAAAAAAA&#10;W0NvbnRlbnRfVHlwZXNdLnhtbFBLAQItABQABgAIAAAAIQA4/SH/1gAAAJQBAAALAAAAAAAAAAAA&#10;AAAAAC8BAABfcmVscy8ucmVsc1BLAQItABQABgAIAAAAIQDqevENyQEAAHcDAAAOAAAAAAAAAAAA&#10;AAAAAC4CAABkcnMvZTJvRG9jLnhtbFBLAQItABQABgAIAAAAIQBluhT02gAAAAcBAAAPAAAAAAAA&#10;AAAAAAAAACMEAABkcnMvZG93bnJldi54bWxQSwUGAAAAAAQABADzAAAAKgUAAAAA&#10;"/>
+                  </w:pict>
+                </mc:Fallback>
+              </mc:AlternateContent>
+            </w:r>
           </w:p>
         </w:tc>
       </w:tr>
@@ -177,139 +330,233 @@
           <w:color w:val="FF0000"/>
           <w:lang w:val="de-DE"/>
         </w:rPr>
-        <w:t>Học kỳ: II      Năm học: 2025-2026</w:t>
+        <w:t>Học kỳ</w:t>
       </w:r>
+      <w:r>
+        <w:rPr>
+          <w:b/>
+          <w:color w:val="FF0000"/>
+          <w:lang w:val="de-DE"/>
+        </w:rPr>
+        <w:t>: I</w:t>
+      </w:r>
+      <w:r>
+        <w:rPr>
+          <w:b/>
+          <w:color w:val="FF0000"/>
+          <w:lang w:val="de-DE"/>
+        </w:rPr>
+        <w:t>I</w:t>
+      </w:r>
+      <w:r>
+        <w:rPr>
+          <w:b/>
+          <w:color w:val="FF0000"/>
+          <w:lang w:val="de-DE"/>
+        </w:rPr>
+        <w:t xml:space="preserve">      </w:t>
+      </w:r>
+      <w:r>
+        <w:rPr>
+          <w:b/>
+          <w:color w:val="FF0000"/>
+          <w:lang w:val="de-DE"/>
+        </w:rPr>
+        <w:t>Nă</w:t>
+      </w:r>
+      <w:r>
+        <w:rPr>
+          <w:b/>
+          <w:color w:val="FF0000"/>
+          <w:lang w:val="de-DE"/>
+        </w:rPr>
+        <w:t>m</w:t>
+      </w:r>
+      <w:r>
+        <w:rPr>
+          <w:b/>
+          <w:color w:val="FF0000"/>
+          <w:lang w:val="de-DE"/>
+        </w:rPr>
+        <w:t xml:space="preserve"> học</w:t>
+      </w:r>
+      <w:r>
+        <w:rPr>
+          <w:b/>
+          <w:color w:val="FF0000"/>
+          <w:lang w:val="de-DE"/>
+        </w:rPr>
+        <w:t>: 202</w:t>
+      </w:r>
+      <w:r>
+        <w:rPr>
+          <w:b/>
+          <w:color w:val="FF0000"/>
+          <w:lang w:val="de-DE"/>
+        </w:rPr>
+        <w:t>5</w:t>
+      </w:r>
+      <w:r>
+        <w:rPr>
+          <w:b/>
+          <w:color w:val="FF0000"/>
+          <w:lang w:val="de-DE"/>
+        </w:rPr>
+        <w:t>-202</w:t>
+      </w:r>
+      <w:r>
+        <w:rPr>
+          <w:b/>
+          <w:color w:val="FF0000"/>
+          <w:lang w:val="de-DE"/>
+        </w:rPr>
+        <w:t>6</w:t>
+      </w:r>
+    </w:p>
+    <w:p>
+      <w:pPr>
+        <w:spacing w:before="60" w:after="60" w:line="340" w:lineRule="exact"/>
+        <w:rPr>
+          <w:lang w:val="de-DE"/>
+        </w:rPr>
+      </w:pPr>
+      <w:r>
+        <w:rPr>
+          <w:lang w:val="de-DE"/>
+        </w:rPr>
+        <w:t>Họ và tên:</w:t>
+      </w:r>
+      <w:r>
+        <w:rPr>
+          <w:lang w:val="de-DE"/>
+        </w:rPr>
+        <w:t xml:space="preserve"> </w:t>
+      </w:r>
+      <w:r>
+        <w:rPr>
+          <w:sz w:val="26"/>
+        </w:rPr>
+        <w:t>##NAME##</w:t>
+      </w:r>
+      <w:r>
+        <w:rPr>
+          <w:lang w:val="de-DE"/>
+        </w:rPr>
+        <w:tab/>
+      </w:r>
+      <w:r>
+        <w:rPr>
+          <w:lang w:val="de-DE"/>
+        </w:rPr>
+        <w:tab/>
+      </w:r>
+      <w:r>
+        <w:rPr>
+          <w:lang w:val="de-DE"/>
+        </w:rPr>
+        <w:tab/>
+      </w:r>
+      <w:r>
+        <w:rPr>
+          <w:lang w:val="de-DE"/>
+        </w:rPr>
+        <w:tab/>
+      </w:r>
+      <w:r>
+        <w:rPr>
+          <w:lang w:val="de-DE"/>
+        </w:rPr>
+        <w:t>Ngày sinh:</w:t>
+      </w:r>
+    </w:p>
+    <w:p>
+      <w:pPr>
+        <w:spacing w:before="60" w:after="60" w:line="340" w:lineRule="exact"/>
+        <w:rPr>
+          <w:lang w:val="de-DE"/>
+        </w:rPr>
+      </w:pPr>
+      <w:r>
+        <w:rPr>
+          <w:lang w:val="de-DE"/>
+        </w:rPr>
+        <w:t>Mã số sinh viên</w:t>
+      </w:r>
+      <w:r>
+        <w:rPr>
+          <w:lang w:val="de-DE"/>
+        </w:rPr>
+        <w:t xml:space="preserve">: </w:t>
+      </w:r>
+      <w:r>
+        <w:rPr>
+          <w:sz w:val="26"/>
+        </w:rPr>
+        <w:t>##MSV##</w:t>
+      </w:r>
+      <w:r>
+        <w:rPr>
+          <w:sz w:val="26"/>
+        </w:rPr>
+        <w:tab/>
+      </w:r>
+      <w:r>
+        <w:rPr>
+          <w:lang w:val="de-DE"/>
+        </w:rPr>
+        <w:t xml:space="preserve"> </w:t>
+      </w:r>
+      <w:r>
+        <w:rPr>
+          <w:lang w:val="de-DE"/>
+        </w:rPr>
+        <w:tab/>
+      </w:r>
+      <w:r>
+        <w:rPr>
+          <w:lang w:val="de-DE"/>
+        </w:rPr>
+        <w:tab/>
+      </w:r>
+      <w:r>
+        <w:rPr>
+          <w:lang w:val="de-DE"/>
+        </w:rPr>
+        <w:tab/>
+      </w:r>
+      <w:r>
+        <w:rPr>
+          <w:lang w:val="de-DE"/>
+        </w:rPr>
+        <w:t>Lớp</w:t>
+      </w:r>
+      <w:r>
+        <w:rPr>
+          <w:lang w:val="de-DE"/>
+        </w:rPr>
+        <w:t xml:space="preserve">: </w:t>
+      </w:r>
+      <w:r>
+        <w:rPr>
+          <w:lang w:val="de-DE"/>
+        </w:rPr>
+        <w:t>E25CQCE02-N</w:t>
+      </w:r>
+    </w:p>
+    <w:p>
+      <w:pPr>
+        <w:spacing w:before="60" w:after="60" w:line="340" w:lineRule="exact"/>
+        <w:rPr>
+          <w:lang w:val="de-DE"/>
+        </w:rPr>
+      </w:pPr>
     </w:p>
     <w:tbl>
       <w:tblPr>
-        <w:tblW w:type="auto" w:w="0"/>
-        <w:tblLook w:firstColumn="1" w:firstRow="1" w:lastColumn="0" w:lastRow="0" w:noHBand="0" w:noVBand="1" w:val="04A0"/>
-      </w:tblPr>
-      <w:tblGrid>
-        <w:gridCol w:w="4635"/>
-        <w:gridCol w:w="4635"/>
-      </w:tblGrid>
-      <w:tr>
-        <w:tc>
-          <w:tcPr>
-            <w:tcW w:type="dxa" w:w="6236"/>
-            <w:tcBorders>
-              <w:top w:val="none"/>
-              <w:left w:val="none"/>
-              <w:bottom w:val="none"/>
-              <w:right w:val="none"/>
-              <w:insideH w:val="none"/>
-              <w:insideV w:val="none"/>
-            </w:tcBorders>
-          </w:tcPr>
-          <w:p>
-            <w:pPr>
-              <w:jc w:val="left"/>
-            </w:pPr>
-            <w:r/>
-            <w:r>
-              <w:rPr>
-                <w:rFonts w:ascii="Times New Roman" w:hAnsi="Times New Roman"/>
-                <w:sz w:val="26"/>
-              </w:rPr>
-              <w:t>Họ và tên: ##NAME##</w:t>
-            </w:r>
-          </w:p>
-        </w:tc>
-        <w:tc>
-          <w:tcPr>
-            <w:tcW w:type="dxa" w:w="3118"/>
-            <w:tcBorders>
-              <w:top w:val="none"/>
-              <w:left w:val="none"/>
-              <w:bottom w:val="none"/>
-              <w:right w:val="none"/>
-              <w:insideH w:val="none"/>
-              <w:insideV w:val="none"/>
-            </w:tcBorders>
-          </w:tcPr>
-          <w:p>
-            <w:pPr>
-              <w:jc w:val="right"/>
-            </w:pPr>
-            <w:r/>
-            <w:r>
-              <w:rPr>
-                <w:rFonts w:ascii="Times New Roman" w:hAnsi="Times New Roman"/>
-                <w:sz w:val="26"/>
-              </w:rPr>
-              <w:t>Ngày sinh: ##DOB##</w:t>
-            </w:r>
-          </w:p>
-        </w:tc>
-      </w:tr>
-      <w:tr>
-        <w:tc>
-          <w:tcPr>
-            <w:tcW w:type="dxa" w:w="6236"/>
-            <w:tcBorders>
-              <w:top w:val="none"/>
-              <w:left w:val="none"/>
-              <w:bottom w:val="none"/>
-              <w:right w:val="none"/>
-              <w:insideH w:val="none"/>
-              <w:insideV w:val="none"/>
-            </w:tcBorders>
-          </w:tcPr>
-          <w:p>
-            <w:pPr>
-              <w:jc w:val="left"/>
-            </w:pPr>
-            <w:r/>
-            <w:r>
-              <w:rPr>
-                <w:rFonts w:ascii="Times New Roman" w:hAnsi="Times New Roman"/>
-                <w:sz w:val="26"/>
-              </w:rPr>
-              <w:t>Mã số sinh viên: ##MSV##</w:t>
-            </w:r>
-          </w:p>
-        </w:tc>
-        <w:tc>
-          <w:tcPr>
-            <w:tcW w:type="dxa" w:w="3118"/>
-            <w:tcBorders>
-              <w:top w:val="none"/>
-              <w:left w:val="none"/>
-              <w:bottom w:val="none"/>
-              <w:right w:val="none"/>
-              <w:insideH w:val="none"/>
-              <w:insideV w:val="none"/>
-            </w:tcBorders>
-          </w:tcPr>
-          <w:p>
-            <w:pPr>
-              <w:jc w:val="right"/>
-            </w:pPr>
-            <w:r/>
-            <w:r>
-              <w:rPr>
-                <w:rFonts w:ascii="Times New Roman" w:hAnsi="Times New Roman"/>
-                <w:sz w:val="26"/>
-              </w:rPr>
-              <w:t>Lớp: E25CQCE02-N</w:t>
-            </w:r>
-          </w:p>
-        </w:tc>
-      </w:tr>
-    </w:tbl>
-    <w:tbl>
-      <w:tblPr>
-        <w:tblStyle w:val="6"/>
         <w:tblW w:w="10522" w:type="dxa"/>
         <w:tblInd w:w="-612" w:type="dxa"/>
         <w:tblLayout w:type="fixed"/>
-        <w:tblCellMar>
-          <w:top w:w="0" w:type="dxa"/>
-          <w:left w:w="108" w:type="dxa"/>
-          <w:bottom w:w="0" w:type="dxa"/>
-          <w:right w:w="108" w:type="dxa"/>
-        </w:tblCellMar>
+        <w:tblLook w:val="04A0" w:firstRow="1" w:lastRow="0" w:firstColumn="1" w:lastColumn="0" w:noHBand="0" w:noVBand="1"/>
       </w:tblPr>
       <w:tblGrid>
         <w:gridCol w:w="153"/>
@@ -334,7 +581,7 @@
           <w:gridAfter w:val="2"/>
           <w:wBefore w:w="153" w:type="dxa"/>
           <w:wAfter w:w="622" w:type="dxa"/>
-          <w:trHeight w:val="376" w:hRule="atLeast"/>
+          <w:trHeight w:val="376"/>
           <w:tblHeader/>
         </w:trPr>
         <w:tc>
@@ -343,13 +590,14 @@
             <w:gridSpan w:val="2"/>
             <w:vMerge w:val="restart"/>
             <w:tcBorders>
-              <w:top w:val="single" w:color="auto" w:sz="4" w:space="0"/>
-              <w:left w:val="single" w:color="auto" w:sz="4" w:space="0"/>
-              <w:bottom w:val="single" w:color="auto" w:sz="4" w:space="0"/>
-              <w:right w:val="single" w:color="auto" w:sz="4" w:space="0"/>
-            </w:tcBorders>
-            <w:noWrap/>
-            <w:vAlign w:val="center"/>
+              <w:top w:val="single" w:sz="4" w:space="0" w:color="auto"/>
+              <w:left w:val="single" w:sz="4" w:space="0" w:color="auto"/>
+              <w:bottom w:val="single" w:sz="4" w:space="0" w:color="auto"/>
+              <w:right w:val="single" w:sz="4" w:space="0" w:color="auto"/>
+            </w:tcBorders>
+            <w:noWrap/>
+            <w:vAlign w:val="center"/>
+            <w:hideMark/>
           </w:tcPr>
           <w:p>
             <w:pPr>
@@ -380,13 +628,14 @@
             <w:gridSpan w:val="4"/>
             <w:vMerge w:val="restart"/>
             <w:tcBorders>
-              <w:top w:val="single" w:color="auto" w:sz="4" w:space="0"/>
-              <w:left w:val="single" w:color="auto" w:sz="4" w:space="0"/>
-              <w:bottom w:val="single" w:color="auto" w:sz="4" w:space="0"/>
-              <w:right w:val="single" w:color="auto" w:sz="4" w:space="0"/>
-            </w:tcBorders>
-            <w:noWrap/>
-            <w:vAlign w:val="center"/>
+              <w:top w:val="single" w:sz="4" w:space="0" w:color="auto"/>
+              <w:left w:val="single" w:sz="4" w:space="0" w:color="auto"/>
+              <w:bottom w:val="single" w:sz="4" w:space="0" w:color="auto"/>
+              <w:right w:val="single" w:sz="4" w:space="0" w:color="auto"/>
+            </w:tcBorders>
+            <w:noWrap/>
+            <w:vAlign w:val="center"/>
+            <w:hideMark/>
           </w:tcPr>
           <w:p>
             <w:pPr>
@@ -416,13 +665,13 @@
             <w:tcW w:w="990" w:type="dxa"/>
             <w:vMerge w:val="restart"/>
             <w:tcBorders>
-              <w:top w:val="single" w:color="auto" w:sz="4" w:space="0"/>
-              <w:left w:val="single" w:color="auto" w:sz="4" w:space="0"/>
-              <w:bottom w:val="single" w:color="auto" w:sz="4" w:space="0"/>
-              <w:right w:val="single" w:color="auto" w:sz="4" w:space="0"/>
-            </w:tcBorders>
-            <w:noWrap w:val="0"/>
-            <w:vAlign w:val="center"/>
+              <w:top w:val="single" w:sz="4" w:space="0" w:color="auto"/>
+              <w:left w:val="single" w:sz="4" w:space="0" w:color="auto"/>
+              <w:bottom w:val="single" w:sz="4" w:space="0" w:color="auto"/>
+              <w:right w:val="single" w:sz="4" w:space="0" w:color="auto"/>
+            </w:tcBorders>
+            <w:vAlign w:val="center"/>
+            <w:hideMark/>
           </w:tcPr>
           <w:p>
             <w:pPr>
@@ -452,13 +701,13 @@
             <w:tcW w:w="2743" w:type="dxa"/>
             <w:gridSpan w:val="5"/>
             <w:tcBorders>
-              <w:top w:val="single" w:color="auto" w:sz="4" w:space="0"/>
-              <w:left w:val="nil"/>
-              <w:bottom w:val="single" w:color="auto" w:sz="4" w:space="0"/>
-              <w:right w:val="single" w:color="auto" w:sz="4" w:space="0"/>
-            </w:tcBorders>
-            <w:noWrap w:val="0"/>
-            <w:vAlign w:val="center"/>
+              <w:top w:val="single" w:sz="4" w:space="0" w:color="auto"/>
+              <w:left w:val="nil"/>
+              <w:bottom w:val="single" w:sz="4" w:space="0" w:color="auto"/>
+              <w:right w:val="single" w:sz="4" w:space="0" w:color="auto"/>
+            </w:tcBorders>
+            <w:vAlign w:val="center"/>
+            <w:hideMark/>
           </w:tcPr>
           <w:p>
             <w:pPr>
@@ -490,22 +739,22 @@
           <w:gridAfter w:val="2"/>
           <w:wBefore w:w="153" w:type="dxa"/>
           <w:wAfter w:w="622" w:type="dxa"/>
-          <w:trHeight w:val="914" w:hRule="atLeast"/>
+          <w:trHeight w:val="914"/>
           <w:tblHeader/>
         </w:trPr>
         <w:tc>
           <w:tcPr>
             <w:tcW w:w="567" w:type="dxa"/>
             <w:gridSpan w:val="2"/>
-            <w:vMerge w:val="continue"/>
-            <w:tcBorders>
-              <w:top w:val="single" w:color="auto" w:sz="4" w:space="0"/>
-              <w:left w:val="single" w:color="auto" w:sz="4" w:space="0"/>
-              <w:bottom w:val="single" w:color="auto" w:sz="4" w:space="0"/>
-              <w:right w:val="single" w:color="auto" w:sz="4" w:space="0"/>
-            </w:tcBorders>
-            <w:noWrap w:val="0"/>
-            <w:vAlign w:val="center"/>
+            <w:vMerge/>
+            <w:tcBorders>
+              <w:top w:val="single" w:sz="4" w:space="0" w:color="auto"/>
+              <w:left w:val="single" w:sz="4" w:space="0" w:color="auto"/>
+              <w:bottom w:val="single" w:sz="4" w:space="0" w:color="auto"/>
+              <w:right w:val="single" w:sz="4" w:space="0" w:color="auto"/>
+            </w:tcBorders>
+            <w:vAlign w:val="center"/>
+            <w:hideMark/>
           </w:tcPr>
           <w:p>
             <w:pPr>
@@ -523,15 +772,15 @@
           <w:tcPr>
             <w:tcW w:w="5447" w:type="dxa"/>
             <w:gridSpan w:val="4"/>
-            <w:vMerge w:val="continue"/>
-            <w:tcBorders>
-              <w:top w:val="single" w:color="auto" w:sz="4" w:space="0"/>
-              <w:left w:val="single" w:color="auto" w:sz="4" w:space="0"/>
-              <w:bottom w:val="single" w:color="auto" w:sz="4" w:space="0"/>
-              <w:right w:val="single" w:color="auto" w:sz="4" w:space="0"/>
-            </w:tcBorders>
-            <w:noWrap w:val="0"/>
-            <w:vAlign w:val="center"/>
+            <w:vMerge/>
+            <w:tcBorders>
+              <w:top w:val="single" w:sz="4" w:space="0" w:color="auto"/>
+              <w:left w:val="single" w:sz="4" w:space="0" w:color="auto"/>
+              <w:bottom w:val="single" w:sz="4" w:space="0" w:color="auto"/>
+              <w:right w:val="single" w:sz="4" w:space="0" w:color="auto"/>
+            </w:tcBorders>
+            <w:vAlign w:val="center"/>
+            <w:hideMark/>
           </w:tcPr>
           <w:p>
             <w:pPr>
@@ -548,15 +797,15 @@
         <w:tc>
           <w:tcPr>
             <w:tcW w:w="990" w:type="dxa"/>
-            <w:vMerge w:val="continue"/>
-            <w:tcBorders>
-              <w:top w:val="single" w:color="auto" w:sz="4" w:space="0"/>
-              <w:left w:val="single" w:color="auto" w:sz="4" w:space="0"/>
-              <w:bottom w:val="single" w:color="auto" w:sz="4" w:space="0"/>
-              <w:right w:val="single" w:color="auto" w:sz="4" w:space="0"/>
-            </w:tcBorders>
-            <w:noWrap w:val="0"/>
-            <w:vAlign w:val="center"/>
+            <w:vMerge/>
+            <w:tcBorders>
+              <w:top w:val="single" w:sz="4" w:space="0" w:color="auto"/>
+              <w:left w:val="single" w:sz="4" w:space="0" w:color="auto"/>
+              <w:bottom w:val="single" w:sz="4" w:space="0" w:color="auto"/>
+              <w:right w:val="single" w:sz="4" w:space="0" w:color="auto"/>
+            </w:tcBorders>
+            <w:vAlign w:val="center"/>
+            <w:hideMark/>
           </w:tcPr>
           <w:p>
             <w:pPr>
@@ -576,11 +825,11 @@
             <w:tcBorders>
               <w:top w:val="nil"/>
               <w:left w:val="nil"/>
-              <w:bottom w:val="single" w:color="auto" w:sz="4" w:space="0"/>
-              <w:right w:val="single" w:color="auto" w:sz="4" w:space="0"/>
-            </w:tcBorders>
-            <w:noWrap w:val="0"/>
-            <w:vAlign w:val="center"/>
+              <w:bottom w:val="single" w:sz="4" w:space="0" w:color="auto"/>
+              <w:right w:val="single" w:sz="4" w:space="0" w:color="auto"/>
+            </w:tcBorders>
+            <w:vAlign w:val="center"/>
+            <w:hideMark/>
           </w:tcPr>
           <w:p>
             <w:pPr>
@@ -612,11 +861,11 @@
             <w:tcBorders>
               <w:top w:val="nil"/>
               <w:left w:val="nil"/>
-              <w:bottom w:val="single" w:color="auto" w:sz="4" w:space="0"/>
-              <w:right w:val="single" w:color="auto" w:sz="4" w:space="0"/>
-            </w:tcBorders>
-            <w:noWrap w:val="0"/>
-            <w:vAlign w:val="center"/>
+              <w:bottom w:val="single" w:sz="4" w:space="0" w:color="auto"/>
+              <w:right w:val="single" w:sz="4" w:space="0" w:color="auto"/>
+            </w:tcBorders>
+            <w:vAlign w:val="center"/>
+            <w:hideMark/>
           </w:tcPr>
           <w:p>
             <w:pPr>
@@ -647,11 +896,11 @@
             <w:tcBorders>
               <w:top w:val="nil"/>
               <w:left w:val="nil"/>
-              <w:bottom w:val="single" w:color="auto" w:sz="4" w:space="0"/>
-              <w:right w:val="single" w:color="auto" w:sz="4" w:space="0"/>
-            </w:tcBorders>
-            <w:noWrap w:val="0"/>
-            <w:vAlign w:val="center"/>
+              <w:bottom w:val="single" w:sz="4" w:space="0" w:color="auto"/>
+              <w:right w:val="single" w:sz="4" w:space="0" w:color="auto"/>
+            </w:tcBorders>
+            <w:vAlign w:val="center"/>
+            <w:hideMark/>
           </w:tcPr>
           <w:p>
             <w:pPr>
@@ -683,20 +932,21 @@
           <w:gridAfter w:val="2"/>
           <w:wBefore w:w="153" w:type="dxa"/>
           <w:wAfter w:w="622" w:type="dxa"/>
-          <w:trHeight w:val="421" w:hRule="atLeast"/>
+          <w:trHeight w:val="421"/>
         </w:trPr>
         <w:tc>
           <w:tcPr>
             <w:tcW w:w="9747" w:type="dxa"/>
             <w:gridSpan w:val="12"/>
             <w:tcBorders>
-              <w:top w:val="single" w:color="auto" w:sz="4" w:space="0"/>
-              <w:left w:val="single" w:color="auto" w:sz="4" w:space="0"/>
-              <w:bottom w:val="single" w:color="auto" w:sz="4" w:space="0"/>
-              <w:right w:val="single" w:color="auto" w:sz="4" w:space="0"/>
-            </w:tcBorders>
-            <w:noWrap/>
-            <w:vAlign w:val="center"/>
+              <w:top w:val="single" w:sz="4" w:space="0" w:color="auto"/>
+              <w:left w:val="single" w:sz="4" w:space="0" w:color="auto"/>
+              <w:bottom w:val="single" w:sz="4" w:space="0" w:color="auto"/>
+              <w:right w:val="single" w:sz="4" w:space="0" w:color="auto"/>
+            </w:tcBorders>
+            <w:noWrap/>
+            <w:vAlign w:val="center"/>
+            <w:hideMark/>
           </w:tcPr>
           <w:p>
             <w:pPr>
@@ -727,7 +977,7 @@
           <w:gridAfter w:val="2"/>
           <w:wBefore w:w="153" w:type="dxa"/>
           <w:wAfter w:w="622" w:type="dxa"/>
-          <w:trHeight w:val="409" w:hRule="atLeast"/>
+          <w:trHeight w:val="409"/>
         </w:trPr>
         <w:tc>
           <w:tcPr>
@@ -735,12 +985,13 @@
             <w:gridSpan w:val="2"/>
             <w:tcBorders>
               <w:top w:val="nil"/>
-              <w:left w:val="single" w:color="auto" w:sz="4" w:space="0"/>
-              <w:bottom w:val="single" w:color="auto" w:sz="4" w:space="0"/>
-              <w:right w:val="single" w:color="auto" w:sz="4" w:space="0"/>
-            </w:tcBorders>
-            <w:noWrap/>
-            <w:vAlign w:val="center"/>
+              <w:left w:val="single" w:sz="4" w:space="0" w:color="auto"/>
+              <w:bottom w:val="single" w:sz="4" w:space="0" w:color="auto"/>
+              <w:right w:val="single" w:sz="4" w:space="0" w:color="auto"/>
+            </w:tcBorders>
+            <w:noWrap/>
+            <w:vAlign w:val="center"/>
+            <w:hideMark/>
           </w:tcPr>
           <w:p>
             <w:pPr>
@@ -768,11 +1019,11 @@
             <w:tcBorders>
               <w:top w:val="nil"/>
               <w:left w:val="nil"/>
-              <w:bottom w:val="single" w:color="auto" w:sz="4" w:space="0"/>
-              <w:right w:val="single" w:color="auto" w:sz="4" w:space="0"/>
-            </w:tcBorders>
-            <w:noWrap w:val="0"/>
-            <w:vAlign w:val="center"/>
+              <w:bottom w:val="single" w:sz="4" w:space="0" w:color="auto"/>
+              <w:right w:val="single" w:sz="4" w:space="0" w:color="auto"/>
+            </w:tcBorders>
+            <w:vAlign w:val="center"/>
+            <w:hideMark/>
           </w:tcPr>
           <w:p>
             <w:pPr>
@@ -799,8 +1050,8 @@
             <w:tcBorders>
               <w:top w:val="nil"/>
               <w:left w:val="nil"/>
-              <w:bottom w:val="single" w:color="auto" w:sz="4" w:space="0"/>
-              <w:right w:val="single" w:color="auto" w:sz="4" w:space="0"/>
+              <w:bottom w:val="single" w:sz="4" w:space="0" w:color="auto"/>
+              <w:right w:val="single" w:sz="4" w:space="0" w:color="auto"/>
             </w:tcBorders>
             <w:noWrap/>
             <w:vAlign w:val="center"/>
@@ -822,11 +1073,12 @@
             <w:tcBorders>
               <w:top w:val="nil"/>
               <w:left w:val="nil"/>
-              <w:bottom w:val="single" w:color="auto" w:sz="4" w:space="0"/>
-              <w:right w:val="single" w:color="auto" w:sz="4" w:space="0"/>
-            </w:tcBorders>
-            <w:noWrap/>
-            <w:vAlign w:val="center"/>
+              <w:bottom w:val="single" w:sz="4" w:space="0" w:color="auto"/>
+              <w:right w:val="single" w:sz="4" w:space="0" w:color="auto"/>
+            </w:tcBorders>
+            <w:noWrap/>
+            <w:vAlign w:val="center"/>
+            <w:hideMark/>
           </w:tcPr>
           <w:p>
             <w:pPr>
@@ -846,11 +1098,12 @@
             <w:tcBorders>
               <w:top w:val="nil"/>
               <w:left w:val="nil"/>
-              <w:bottom w:val="single" w:color="auto" w:sz="4" w:space="0"/>
-              <w:right w:val="single" w:color="auto" w:sz="4" w:space="0"/>
-            </w:tcBorders>
-            <w:noWrap/>
-            <w:vAlign w:val="center"/>
+              <w:bottom w:val="single" w:sz="4" w:space="0" w:color="auto"/>
+              <w:right w:val="single" w:sz="4" w:space="0" w:color="auto"/>
+            </w:tcBorders>
+            <w:noWrap/>
+            <w:vAlign w:val="center"/>
+            <w:hideMark/>
           </w:tcPr>
           <w:p>
             <w:pPr>
@@ -869,11 +1122,12 @@
             <w:tcBorders>
               <w:top w:val="nil"/>
               <w:left w:val="nil"/>
-              <w:bottom w:val="single" w:color="auto" w:sz="4" w:space="0"/>
-              <w:right w:val="single" w:color="auto" w:sz="4" w:space="0"/>
-            </w:tcBorders>
-            <w:noWrap/>
-            <w:vAlign w:val="center"/>
+              <w:bottom w:val="single" w:sz="4" w:space="0" w:color="auto"/>
+              <w:right w:val="single" w:sz="4" w:space="0" w:color="auto"/>
+            </w:tcBorders>
+            <w:noWrap/>
+            <w:vAlign w:val="center"/>
+            <w:hideMark/>
           </w:tcPr>
           <w:p>
             <w:pPr>
@@ -893,7 +1147,7 @@
           <w:gridAfter w:val="2"/>
           <w:wBefore w:w="153" w:type="dxa"/>
           <w:wAfter w:w="622" w:type="dxa"/>
-          <w:trHeight w:val="600" w:hRule="atLeast"/>
+          <w:trHeight w:val="600"/>
         </w:trPr>
         <w:tc>
           <w:tcPr>
@@ -901,9 +1155,9 @@
             <w:gridSpan w:val="2"/>
             <w:tcBorders>
               <w:top w:val="nil"/>
-              <w:left w:val="single" w:color="auto" w:sz="4" w:space="0"/>
-              <w:bottom w:val="single" w:color="auto" w:sz="4" w:space="0"/>
-              <w:right w:val="single" w:color="auto" w:sz="4" w:space="0"/>
+              <w:left w:val="single" w:sz="4" w:space="0" w:color="auto"/>
+              <w:bottom w:val="single" w:sz="4" w:space="0" w:color="auto"/>
+              <w:right w:val="single" w:sz="4" w:space="0" w:color="auto"/>
             </w:tcBorders>
             <w:noWrap/>
             <w:vAlign w:val="center"/>
@@ -926,11 +1180,11 @@
             <w:tcBorders>
               <w:top w:val="nil"/>
               <w:left w:val="nil"/>
-              <w:bottom w:val="single" w:color="auto" w:sz="4" w:space="0"/>
-              <w:right w:val="single" w:color="auto" w:sz="4" w:space="0"/>
-            </w:tcBorders>
-            <w:noWrap w:val="0"/>
-            <w:vAlign w:val="center"/>
+              <w:bottom w:val="single" w:sz="4" w:space="0" w:color="auto"/>
+              <w:right w:val="single" w:sz="4" w:space="0" w:color="auto"/>
+            </w:tcBorders>
+            <w:vAlign w:val="center"/>
+            <w:hideMark/>
           </w:tcPr>
           <w:p>
             <w:pPr>
@@ -957,11 +1211,12 @@
             <w:tcBorders>
               <w:top w:val="nil"/>
               <w:left w:val="nil"/>
-              <w:bottom w:val="single" w:color="auto" w:sz="4" w:space="0"/>
-              <w:right w:val="single" w:color="auto" w:sz="4" w:space="0"/>
-            </w:tcBorders>
-            <w:noWrap/>
-            <w:vAlign w:val="center"/>
+              <w:bottom w:val="single" w:sz="4" w:space="0" w:color="auto"/>
+              <w:right w:val="single" w:sz="4" w:space="0" w:color="auto"/>
+            </w:tcBorders>
+            <w:noWrap/>
+            <w:vAlign w:val="center"/>
+            <w:hideMark/>
           </w:tcPr>
           <w:p>
             <w:pPr>
@@ -988,8 +1243,8 @@
             <w:tcBorders>
               <w:top w:val="nil"/>
               <w:left w:val="nil"/>
-              <w:bottom w:val="single" w:color="auto" w:sz="4" w:space="0"/>
-              <w:right w:val="single" w:color="auto" w:sz="4" w:space="0"/>
+              <w:bottom w:val="single" w:sz="4" w:space="0" w:color="auto"/>
+              <w:right w:val="single" w:sz="4" w:space="0" w:color="auto"/>
             </w:tcBorders>
             <w:noWrap/>
             <w:vAlign w:val="center"/>
@@ -1020,8 +1275,8 @@
             <w:tcBorders>
               <w:top w:val="nil"/>
               <w:left w:val="nil"/>
-              <w:bottom w:val="single" w:color="auto" w:sz="4" w:space="0"/>
-              <w:right w:val="single" w:color="auto" w:sz="4" w:space="0"/>
+              <w:bottom w:val="single" w:sz="4" w:space="0" w:color="auto"/>
+              <w:right w:val="single" w:sz="4" w:space="0" w:color="auto"/>
             </w:tcBorders>
             <w:noWrap/>
             <w:vAlign w:val="center"/>
@@ -1051,8 +1306,8 @@
             <w:tcBorders>
               <w:top w:val="nil"/>
               <w:left w:val="nil"/>
-              <w:bottom w:val="single" w:color="auto" w:sz="4" w:space="0"/>
-              <w:right w:val="single" w:color="auto" w:sz="4" w:space="0"/>
+              <w:bottom w:val="single" w:sz="4" w:space="0" w:color="auto"/>
+              <w:right w:val="single" w:sz="4" w:space="0" w:color="auto"/>
             </w:tcBorders>
             <w:noWrap/>
             <w:vAlign w:val="center"/>
@@ -1083,7 +1338,7 @@
           <w:gridAfter w:val="2"/>
           <w:wBefore w:w="153" w:type="dxa"/>
           <w:wAfter w:w="622" w:type="dxa"/>
-          <w:trHeight w:val="300" w:hRule="atLeast"/>
+          <w:trHeight w:val="300"/>
         </w:trPr>
         <w:tc>
           <w:tcPr>
@@ -1091,12 +1346,13 @@
             <w:gridSpan w:val="2"/>
             <w:tcBorders>
               <w:top w:val="nil"/>
-              <w:left w:val="single" w:color="auto" w:sz="4" w:space="0"/>
-              <w:bottom w:val="single" w:color="auto" w:sz="4" w:space="0"/>
-              <w:right w:val="single" w:color="auto" w:sz="4" w:space="0"/>
-            </w:tcBorders>
-            <w:noWrap/>
-            <w:vAlign w:val="center"/>
+              <w:left w:val="single" w:sz="4" w:space="0" w:color="auto"/>
+              <w:bottom w:val="single" w:sz="4" w:space="0" w:color="auto"/>
+              <w:right w:val="single" w:sz="4" w:space="0" w:color="auto"/>
+            </w:tcBorders>
+            <w:noWrap/>
+            <w:vAlign w:val="center"/>
+            <w:hideMark/>
           </w:tcPr>
           <w:p>
             <w:pPr>
@@ -1124,11 +1380,12 @@
             <w:tcBorders>
               <w:top w:val="nil"/>
               <w:left w:val="nil"/>
-              <w:bottom w:val="single" w:color="auto" w:sz="4" w:space="0"/>
-              <w:right w:val="single" w:color="auto" w:sz="4" w:space="0"/>
-            </w:tcBorders>
-            <w:noWrap/>
-            <w:vAlign w:val="center"/>
+              <w:bottom w:val="single" w:sz="4" w:space="0" w:color="auto"/>
+              <w:right w:val="single" w:sz="4" w:space="0" w:color="auto"/>
+            </w:tcBorders>
+            <w:noWrap/>
+            <w:vAlign w:val="center"/>
+            <w:hideMark/>
           </w:tcPr>
           <w:p>
             <w:pPr>
@@ -1155,11 +1412,12 @@
             <w:tcBorders>
               <w:top w:val="nil"/>
               <w:left w:val="nil"/>
-              <w:bottom w:val="single" w:color="auto" w:sz="4" w:space="0"/>
-              <w:right w:val="single" w:color="auto" w:sz="4" w:space="0"/>
-            </w:tcBorders>
-            <w:noWrap/>
-            <w:vAlign w:val="center"/>
+              <w:bottom w:val="single" w:sz="4" w:space="0" w:color="auto"/>
+              <w:right w:val="single" w:sz="4" w:space="0" w:color="auto"/>
+            </w:tcBorders>
+            <w:noWrap/>
+            <w:vAlign w:val="center"/>
+            <w:hideMark/>
           </w:tcPr>
           <w:p>
             <w:pPr>
@@ -1186,8 +1444,8 @@
             <w:tcBorders>
               <w:top w:val="nil"/>
               <w:left w:val="nil"/>
-              <w:bottom w:val="single" w:color="auto" w:sz="4" w:space="0"/>
-              <w:right w:val="single" w:color="auto" w:sz="4" w:space="0"/>
+              <w:bottom w:val="single" w:sz="4" w:space="0" w:color="auto"/>
+              <w:right w:val="single" w:sz="4" w:space="0" w:color="auto"/>
             </w:tcBorders>
             <w:noWrap/>
             <w:vAlign w:val="center"/>
@@ -1210,8 +1468,8 @@
             <w:tcBorders>
               <w:top w:val="nil"/>
               <w:left w:val="nil"/>
-              <w:bottom w:val="single" w:color="auto" w:sz="4" w:space="0"/>
-              <w:right w:val="single" w:color="auto" w:sz="4" w:space="0"/>
+              <w:bottom w:val="single" w:sz="4" w:space="0" w:color="auto"/>
+              <w:right w:val="single" w:sz="4" w:space="0" w:color="auto"/>
             </w:tcBorders>
             <w:noWrap/>
             <w:vAlign w:val="center"/>
@@ -1233,8 +1491,8 @@
             <w:tcBorders>
               <w:top w:val="nil"/>
               <w:left w:val="nil"/>
-              <w:bottom w:val="single" w:color="auto" w:sz="4" w:space="0"/>
-              <w:right w:val="single" w:color="auto" w:sz="4" w:space="0"/>
+              <w:bottom w:val="single" w:sz="4" w:space="0" w:color="auto"/>
+              <w:right w:val="single" w:sz="4" w:space="0" w:color="auto"/>
             </w:tcBorders>
             <w:noWrap/>
             <w:vAlign w:val="center"/>
@@ -1257,7 +1515,7 @@
           <w:gridAfter w:val="2"/>
           <w:wBefore w:w="153" w:type="dxa"/>
           <w:wAfter w:w="622" w:type="dxa"/>
-          <w:trHeight w:val="300" w:hRule="atLeast"/>
+          <w:trHeight w:val="300"/>
         </w:trPr>
         <w:tc>
           <w:tcPr>
@@ -1265,12 +1523,13 @@
             <w:gridSpan w:val="2"/>
             <w:tcBorders>
               <w:top w:val="nil"/>
-              <w:left w:val="single" w:color="auto" w:sz="4" w:space="0"/>
-              <w:bottom w:val="single" w:color="auto" w:sz="4" w:space="0"/>
-              <w:right w:val="single" w:color="auto" w:sz="4" w:space="0"/>
-            </w:tcBorders>
-            <w:noWrap/>
-            <w:vAlign w:val="center"/>
+              <w:left w:val="single" w:sz="4" w:space="0" w:color="auto"/>
+              <w:bottom w:val="single" w:sz="4" w:space="0" w:color="auto"/>
+              <w:right w:val="single" w:sz="4" w:space="0" w:color="auto"/>
+            </w:tcBorders>
+            <w:noWrap/>
+            <w:vAlign w:val="center"/>
+            <w:hideMark/>
           </w:tcPr>
           <w:p>
             <w:pPr>
@@ -1298,11 +1557,12 @@
             <w:tcBorders>
               <w:top w:val="nil"/>
               <w:left w:val="nil"/>
-              <w:bottom w:val="single" w:color="auto" w:sz="4" w:space="0"/>
-              <w:right w:val="single" w:color="auto" w:sz="4" w:space="0"/>
-            </w:tcBorders>
-            <w:noWrap/>
-            <w:vAlign w:val="center"/>
+              <w:bottom w:val="single" w:sz="4" w:space="0" w:color="auto"/>
+              <w:right w:val="single" w:sz="4" w:space="0" w:color="auto"/>
+            </w:tcBorders>
+            <w:noWrap/>
+            <w:vAlign w:val="center"/>
+            <w:hideMark/>
           </w:tcPr>
           <w:p>
             <w:pPr>
@@ -1329,11 +1589,12 @@
             <w:tcBorders>
               <w:top w:val="nil"/>
               <w:left w:val="nil"/>
-              <w:bottom w:val="single" w:color="auto" w:sz="4" w:space="0"/>
-              <w:right w:val="single" w:color="auto" w:sz="4" w:space="0"/>
-            </w:tcBorders>
-            <w:noWrap/>
-            <w:vAlign w:val="center"/>
+              <w:bottom w:val="single" w:sz="4" w:space="0" w:color="auto"/>
+              <w:right w:val="single" w:sz="4" w:space="0" w:color="auto"/>
+            </w:tcBorders>
+            <w:noWrap/>
+            <w:vAlign w:val="center"/>
+            <w:hideMark/>
           </w:tcPr>
           <w:p>
             <w:pPr>
@@ -1360,8 +1621,8 @@
             <w:tcBorders>
               <w:top w:val="nil"/>
               <w:left w:val="nil"/>
-              <w:bottom w:val="single" w:color="auto" w:sz="4" w:space="0"/>
-              <w:right w:val="single" w:color="auto" w:sz="4" w:space="0"/>
+              <w:bottom w:val="single" w:sz="4" w:space="0" w:color="auto"/>
+              <w:right w:val="single" w:sz="4" w:space="0" w:color="auto"/>
             </w:tcBorders>
             <w:noWrap/>
             <w:vAlign w:val="center"/>
@@ -1384,8 +1645,8 @@
             <w:tcBorders>
               <w:top w:val="nil"/>
               <w:left w:val="nil"/>
-              <w:bottom w:val="single" w:color="auto" w:sz="4" w:space="0"/>
-              <w:right w:val="single" w:color="auto" w:sz="4" w:space="0"/>
+              <w:bottom w:val="single" w:sz="4" w:space="0" w:color="auto"/>
+              <w:right w:val="single" w:sz="4" w:space="0" w:color="auto"/>
             </w:tcBorders>
             <w:noWrap/>
             <w:vAlign w:val="center"/>
@@ -1407,8 +1668,8 @@
             <w:tcBorders>
               <w:top w:val="nil"/>
               <w:left w:val="nil"/>
-              <w:bottom w:val="single" w:color="auto" w:sz="4" w:space="0"/>
-              <w:right w:val="single" w:color="auto" w:sz="4" w:space="0"/>
+              <w:bottom w:val="single" w:sz="4" w:space="0" w:color="auto"/>
+              <w:right w:val="single" w:sz="4" w:space="0" w:color="auto"/>
             </w:tcBorders>
             <w:noWrap/>
             <w:vAlign w:val="center"/>
@@ -1431,7 +1692,7 @@
           <w:gridAfter w:val="2"/>
           <w:wBefore w:w="153" w:type="dxa"/>
           <w:wAfter w:w="622" w:type="dxa"/>
-          <w:trHeight w:val="300" w:hRule="atLeast"/>
+          <w:trHeight w:val="300"/>
         </w:trPr>
         <w:tc>
           <w:tcPr>
@@ -1439,12 +1700,13 @@
             <w:gridSpan w:val="2"/>
             <w:tcBorders>
               <w:top w:val="nil"/>
-              <w:left w:val="single" w:color="auto" w:sz="4" w:space="0"/>
-              <w:bottom w:val="single" w:color="auto" w:sz="4" w:space="0"/>
-              <w:right w:val="single" w:color="auto" w:sz="4" w:space="0"/>
-            </w:tcBorders>
-            <w:noWrap/>
-            <w:vAlign w:val="center"/>
+              <w:left w:val="single" w:sz="4" w:space="0" w:color="auto"/>
+              <w:bottom w:val="single" w:sz="4" w:space="0" w:color="auto"/>
+              <w:right w:val="single" w:sz="4" w:space="0" w:color="auto"/>
+            </w:tcBorders>
+            <w:noWrap/>
+            <w:vAlign w:val="center"/>
+            <w:hideMark/>
           </w:tcPr>
           <w:p>
             <w:pPr>
@@ -1472,11 +1734,12 @@
             <w:tcBorders>
               <w:top w:val="nil"/>
               <w:left w:val="nil"/>
-              <w:bottom w:val="single" w:color="auto" w:sz="4" w:space="0"/>
-              <w:right w:val="single" w:color="auto" w:sz="4" w:space="0"/>
-            </w:tcBorders>
-            <w:noWrap/>
-            <w:vAlign w:val="center"/>
+              <w:bottom w:val="single" w:sz="4" w:space="0" w:color="auto"/>
+              <w:right w:val="single" w:sz="4" w:space="0" w:color="auto"/>
+            </w:tcBorders>
+            <w:noWrap/>
+            <w:vAlign w:val="center"/>
+            <w:hideMark/>
           </w:tcPr>
           <w:p>
             <w:pPr>
@@ -1503,11 +1766,12 @@
             <w:tcBorders>
               <w:top w:val="nil"/>
               <w:left w:val="nil"/>
-              <w:bottom w:val="single" w:color="auto" w:sz="4" w:space="0"/>
-              <w:right w:val="single" w:color="auto" w:sz="4" w:space="0"/>
-            </w:tcBorders>
-            <w:noWrap/>
-            <w:vAlign w:val="center"/>
+              <w:bottom w:val="single" w:sz="4" w:space="0" w:color="auto"/>
+              <w:right w:val="single" w:sz="4" w:space="0" w:color="auto"/>
+            </w:tcBorders>
+            <w:noWrap/>
+            <w:vAlign w:val="center"/>
+            <w:hideMark/>
           </w:tcPr>
           <w:p>
             <w:pPr>
@@ -1534,8 +1798,8 @@
             <w:tcBorders>
               <w:top w:val="nil"/>
               <w:left w:val="nil"/>
-              <w:bottom w:val="single" w:color="auto" w:sz="4" w:space="0"/>
-              <w:right w:val="single" w:color="auto" w:sz="4" w:space="0"/>
+              <w:bottom w:val="single" w:sz="4" w:space="0" w:color="auto"/>
+              <w:right w:val="single" w:sz="4" w:space="0" w:color="auto"/>
             </w:tcBorders>
             <w:noWrap/>
             <w:vAlign w:val="center"/>
@@ -1566,8 +1830,8 @@
             <w:tcBorders>
               <w:top w:val="nil"/>
               <w:left w:val="nil"/>
-              <w:bottom w:val="single" w:color="auto" w:sz="4" w:space="0"/>
-              <w:right w:val="single" w:color="auto" w:sz="4" w:space="0"/>
+              <w:bottom w:val="single" w:sz="4" w:space="0" w:color="auto"/>
+              <w:right w:val="single" w:sz="4" w:space="0" w:color="auto"/>
             </w:tcBorders>
             <w:noWrap/>
             <w:vAlign w:val="center"/>
@@ -1597,8 +1861,8 @@
             <w:tcBorders>
               <w:top w:val="nil"/>
               <w:left w:val="nil"/>
-              <w:bottom w:val="single" w:color="auto" w:sz="4" w:space="0"/>
-              <w:right w:val="single" w:color="auto" w:sz="4" w:space="0"/>
+              <w:bottom w:val="single" w:sz="4" w:space="0" w:color="auto"/>
+              <w:right w:val="single" w:sz="4" w:space="0" w:color="auto"/>
             </w:tcBorders>
             <w:noWrap/>
             <w:vAlign w:val="center"/>
@@ -1629,7 +1893,7 @@
           <w:gridAfter w:val="2"/>
           <w:wBefore w:w="153" w:type="dxa"/>
           <w:wAfter w:w="622" w:type="dxa"/>
-          <w:trHeight w:val="300" w:hRule="atLeast"/>
+          <w:trHeight w:val="300"/>
         </w:trPr>
         <w:tc>
           <w:tcPr>
@@ -1637,12 +1901,13 @@
             <w:gridSpan w:val="2"/>
             <w:tcBorders>
               <w:top w:val="nil"/>
-              <w:left w:val="single" w:color="auto" w:sz="4" w:space="0"/>
-              <w:bottom w:val="single" w:color="auto" w:sz="4" w:space="0"/>
-              <w:right w:val="single" w:color="auto" w:sz="4" w:space="0"/>
-            </w:tcBorders>
-            <w:noWrap/>
-            <w:vAlign w:val="center"/>
+              <w:left w:val="single" w:sz="4" w:space="0" w:color="auto"/>
+              <w:bottom w:val="single" w:sz="4" w:space="0" w:color="auto"/>
+              <w:right w:val="single" w:sz="4" w:space="0" w:color="auto"/>
+            </w:tcBorders>
+            <w:noWrap/>
+            <w:vAlign w:val="center"/>
+            <w:hideMark/>
           </w:tcPr>
           <w:p>
             <w:pPr>
@@ -1670,11 +1935,12 @@
             <w:tcBorders>
               <w:top w:val="nil"/>
               <w:left w:val="nil"/>
-              <w:bottom w:val="single" w:color="auto" w:sz="4" w:space="0"/>
-              <w:right w:val="single" w:color="auto" w:sz="4" w:space="0"/>
-            </w:tcBorders>
-            <w:noWrap/>
-            <w:vAlign w:val="center"/>
+              <w:bottom w:val="single" w:sz="4" w:space="0" w:color="auto"/>
+              <w:right w:val="single" w:sz="4" w:space="0" w:color="auto"/>
+            </w:tcBorders>
+            <w:noWrap/>
+            <w:vAlign w:val="center"/>
+            <w:hideMark/>
           </w:tcPr>
           <w:p>
             <w:pPr>
@@ -1701,11 +1967,12 @@
             <w:tcBorders>
               <w:top w:val="nil"/>
               <w:left w:val="nil"/>
-              <w:bottom w:val="single" w:color="auto" w:sz="4" w:space="0"/>
-              <w:right w:val="single" w:color="auto" w:sz="4" w:space="0"/>
-            </w:tcBorders>
-            <w:noWrap/>
-            <w:vAlign w:val="center"/>
+              <w:bottom w:val="single" w:sz="4" w:space="0" w:color="auto"/>
+              <w:right w:val="single" w:sz="4" w:space="0" w:color="auto"/>
+            </w:tcBorders>
+            <w:noWrap/>
+            <w:vAlign w:val="center"/>
+            <w:hideMark/>
           </w:tcPr>
           <w:p>
             <w:pPr>
@@ -1732,8 +1999,8 @@
             <w:tcBorders>
               <w:top w:val="nil"/>
               <w:left w:val="nil"/>
-              <w:bottom w:val="single" w:color="auto" w:sz="4" w:space="0"/>
-              <w:right w:val="single" w:color="auto" w:sz="4" w:space="0"/>
+              <w:bottom w:val="single" w:sz="4" w:space="0" w:color="auto"/>
+              <w:right w:val="single" w:sz="4" w:space="0" w:color="auto"/>
             </w:tcBorders>
             <w:noWrap/>
             <w:vAlign w:val="center"/>
@@ -1756,8 +2023,8 @@
             <w:tcBorders>
               <w:top w:val="nil"/>
               <w:left w:val="nil"/>
-              <w:bottom w:val="single" w:color="auto" w:sz="4" w:space="0"/>
-              <w:right w:val="single" w:color="auto" w:sz="4" w:space="0"/>
+              <w:bottom w:val="single" w:sz="4" w:space="0" w:color="auto"/>
+              <w:right w:val="single" w:sz="4" w:space="0" w:color="auto"/>
             </w:tcBorders>
             <w:noWrap/>
             <w:vAlign w:val="center"/>
@@ -1779,8 +2046,8 @@
             <w:tcBorders>
               <w:top w:val="nil"/>
               <w:left w:val="nil"/>
-              <w:bottom w:val="single" w:color="auto" w:sz="4" w:space="0"/>
-              <w:right w:val="single" w:color="auto" w:sz="4" w:space="0"/>
+              <w:bottom w:val="single" w:sz="4" w:space="0" w:color="auto"/>
+              <w:right w:val="single" w:sz="4" w:space="0" w:color="auto"/>
             </w:tcBorders>
             <w:noWrap/>
             <w:vAlign w:val="center"/>
@@ -1803,7 +2070,7 @@
           <w:gridAfter w:val="2"/>
           <w:wBefore w:w="153" w:type="dxa"/>
           <w:wAfter w:w="622" w:type="dxa"/>
-          <w:trHeight w:val="300" w:hRule="atLeast"/>
+          <w:trHeight w:val="300"/>
         </w:trPr>
         <w:tc>
           <w:tcPr>
@@ -1811,12 +2078,13 @@
             <w:gridSpan w:val="2"/>
             <w:tcBorders>
               <w:top w:val="nil"/>
-              <w:left w:val="single" w:color="auto" w:sz="4" w:space="0"/>
-              <w:bottom w:val="single" w:color="auto" w:sz="4" w:space="0"/>
-              <w:right w:val="single" w:color="auto" w:sz="4" w:space="0"/>
-            </w:tcBorders>
-            <w:noWrap/>
-            <w:vAlign w:val="center"/>
+              <w:left w:val="single" w:sz="4" w:space="0" w:color="auto"/>
+              <w:bottom w:val="single" w:sz="4" w:space="0" w:color="auto"/>
+              <w:right w:val="single" w:sz="4" w:space="0" w:color="auto"/>
+            </w:tcBorders>
+            <w:noWrap/>
+            <w:vAlign w:val="center"/>
+            <w:hideMark/>
           </w:tcPr>
           <w:p>
             <w:pPr>
@@ -1844,11 +2112,12 @@
             <w:tcBorders>
               <w:top w:val="nil"/>
               <w:left w:val="nil"/>
-              <w:bottom w:val="single" w:color="auto" w:sz="4" w:space="0"/>
-              <w:right w:val="single" w:color="auto" w:sz="4" w:space="0"/>
-            </w:tcBorders>
-            <w:noWrap/>
-            <w:vAlign w:val="center"/>
+              <w:bottom w:val="single" w:sz="4" w:space="0" w:color="auto"/>
+              <w:right w:val="single" w:sz="4" w:space="0" w:color="auto"/>
+            </w:tcBorders>
+            <w:noWrap/>
+            <w:vAlign w:val="center"/>
+            <w:hideMark/>
           </w:tcPr>
           <w:p>
             <w:pPr>
@@ -1875,11 +2144,12 @@
             <w:tcBorders>
               <w:top w:val="nil"/>
               <w:left w:val="nil"/>
-              <w:bottom w:val="single" w:color="auto" w:sz="4" w:space="0"/>
-              <w:right w:val="single" w:color="auto" w:sz="4" w:space="0"/>
-            </w:tcBorders>
-            <w:noWrap/>
-            <w:vAlign w:val="center"/>
+              <w:bottom w:val="single" w:sz="4" w:space="0" w:color="auto"/>
+              <w:right w:val="single" w:sz="4" w:space="0" w:color="auto"/>
+            </w:tcBorders>
+            <w:noWrap/>
+            <w:vAlign w:val="center"/>
+            <w:hideMark/>
           </w:tcPr>
           <w:p>
             <w:pPr>
@@ -1906,8 +2176,8 @@
             <w:tcBorders>
               <w:top w:val="nil"/>
               <w:left w:val="nil"/>
-              <w:bottom w:val="single" w:color="auto" w:sz="4" w:space="0"/>
-              <w:right w:val="single" w:color="auto" w:sz="4" w:space="0"/>
+              <w:bottom w:val="single" w:sz="4" w:space="0" w:color="auto"/>
+              <w:right w:val="single" w:sz="4" w:space="0" w:color="auto"/>
             </w:tcBorders>
             <w:noWrap/>
             <w:vAlign w:val="center"/>
@@ -1930,8 +2200,8 @@
             <w:tcBorders>
               <w:top w:val="nil"/>
               <w:left w:val="nil"/>
-              <w:bottom w:val="single" w:color="auto" w:sz="4" w:space="0"/>
-              <w:right w:val="single" w:color="auto" w:sz="4" w:space="0"/>
+              <w:bottom w:val="single" w:sz="4" w:space="0" w:color="auto"/>
+              <w:right w:val="single" w:sz="4" w:space="0" w:color="auto"/>
             </w:tcBorders>
             <w:noWrap/>
             <w:vAlign w:val="center"/>
@@ -1953,8 +2223,8 @@
             <w:tcBorders>
               <w:top w:val="nil"/>
               <w:left w:val="nil"/>
-              <w:bottom w:val="single" w:color="auto" w:sz="4" w:space="0"/>
-              <w:right w:val="single" w:color="auto" w:sz="4" w:space="0"/>
+              <w:bottom w:val="single" w:sz="4" w:space="0" w:color="auto"/>
+              <w:right w:val="single" w:sz="4" w:space="0" w:color="auto"/>
             </w:tcBorders>
             <w:noWrap/>
             <w:vAlign w:val="center"/>
@@ -1977,7 +2247,7 @@
           <w:gridAfter w:val="2"/>
           <w:wBefore w:w="153" w:type="dxa"/>
           <w:wAfter w:w="622" w:type="dxa"/>
-          <w:trHeight w:val="381" w:hRule="atLeast"/>
+          <w:trHeight w:val="381"/>
         </w:trPr>
         <w:tc>
           <w:tcPr>
@@ -1985,12 +2255,13 @@
             <w:gridSpan w:val="2"/>
             <w:tcBorders>
               <w:top w:val="nil"/>
-              <w:left w:val="single" w:color="auto" w:sz="4" w:space="0"/>
-              <w:bottom w:val="single" w:color="auto" w:sz="4" w:space="0"/>
-              <w:right w:val="single" w:color="auto" w:sz="4" w:space="0"/>
-            </w:tcBorders>
-            <w:noWrap/>
-            <w:vAlign w:val="center"/>
+              <w:left w:val="single" w:sz="4" w:space="0" w:color="auto"/>
+              <w:bottom w:val="single" w:sz="4" w:space="0" w:color="auto"/>
+              <w:right w:val="single" w:sz="4" w:space="0" w:color="auto"/>
+            </w:tcBorders>
+            <w:noWrap/>
+            <w:vAlign w:val="center"/>
+            <w:hideMark/>
           </w:tcPr>
           <w:p>
             <w:pPr>
@@ -2018,11 +2289,12 @@
             <w:tcBorders>
               <w:top w:val="nil"/>
               <w:left w:val="nil"/>
-              <w:bottom w:val="single" w:color="auto" w:sz="4" w:space="0"/>
-              <w:right w:val="single" w:color="auto" w:sz="4" w:space="0"/>
-            </w:tcBorders>
-            <w:noWrap/>
-            <w:vAlign w:val="center"/>
+              <w:bottom w:val="single" w:sz="4" w:space="0" w:color="auto"/>
+              <w:right w:val="single" w:sz="4" w:space="0" w:color="auto"/>
+            </w:tcBorders>
+            <w:noWrap/>
+            <w:vAlign w:val="center"/>
+            <w:hideMark/>
           </w:tcPr>
           <w:p>
             <w:pPr>
@@ -2049,11 +2321,12 @@
             <w:tcBorders>
               <w:top w:val="nil"/>
               <w:left w:val="nil"/>
-              <w:bottom w:val="single" w:color="auto" w:sz="4" w:space="0"/>
-              <w:right w:val="single" w:color="auto" w:sz="4" w:space="0"/>
-            </w:tcBorders>
-            <w:noWrap/>
-            <w:vAlign w:val="center"/>
+              <w:bottom w:val="single" w:sz="4" w:space="0" w:color="auto"/>
+              <w:right w:val="single" w:sz="4" w:space="0" w:color="auto"/>
+            </w:tcBorders>
+            <w:noWrap/>
+            <w:vAlign w:val="center"/>
+            <w:hideMark/>
           </w:tcPr>
           <w:p>
             <w:pPr>
@@ -2080,8 +2353,8 @@
             <w:tcBorders>
               <w:top w:val="nil"/>
               <w:left w:val="nil"/>
-              <w:bottom w:val="single" w:color="auto" w:sz="4" w:space="0"/>
-              <w:right w:val="single" w:color="auto" w:sz="4" w:space="0"/>
+              <w:bottom w:val="single" w:sz="4" w:space="0" w:color="auto"/>
+              <w:right w:val="single" w:sz="4" w:space="0" w:color="auto"/>
             </w:tcBorders>
             <w:noWrap/>
             <w:vAlign w:val="center"/>
@@ -2104,8 +2377,8 @@
             <w:tcBorders>
               <w:top w:val="nil"/>
               <w:left w:val="nil"/>
-              <w:bottom w:val="single" w:color="auto" w:sz="4" w:space="0"/>
-              <w:right w:val="single" w:color="auto" w:sz="4" w:space="0"/>
+              <w:bottom w:val="single" w:sz="4" w:space="0" w:color="auto"/>
+              <w:right w:val="single" w:sz="4" w:space="0" w:color="auto"/>
             </w:tcBorders>
             <w:noWrap/>
             <w:vAlign w:val="center"/>
@@ -2127,8 +2400,8 @@
             <w:tcBorders>
               <w:top w:val="nil"/>
               <w:left w:val="nil"/>
-              <w:bottom w:val="single" w:color="auto" w:sz="4" w:space="0"/>
-              <w:right w:val="single" w:color="auto" w:sz="4" w:space="0"/>
+              <w:bottom w:val="single" w:sz="4" w:space="0" w:color="auto"/>
+              <w:right w:val="single" w:sz="4" w:space="0" w:color="auto"/>
             </w:tcBorders>
             <w:noWrap/>
             <w:vAlign w:val="center"/>
@@ -2151,7 +2424,7 @@
           <w:gridAfter w:val="2"/>
           <w:wBefore w:w="153" w:type="dxa"/>
           <w:wAfter w:w="622" w:type="dxa"/>
-          <w:trHeight w:val="300" w:hRule="atLeast"/>
+          <w:trHeight w:val="300"/>
         </w:trPr>
         <w:tc>
           <w:tcPr>
@@ -2159,12 +2432,13 @@
             <w:gridSpan w:val="2"/>
             <w:tcBorders>
               <w:top w:val="nil"/>
-              <w:left w:val="single" w:color="auto" w:sz="4" w:space="0"/>
-              <w:bottom w:val="single" w:color="auto" w:sz="4" w:space="0"/>
-              <w:right w:val="single" w:color="auto" w:sz="4" w:space="0"/>
-            </w:tcBorders>
-            <w:noWrap/>
-            <w:vAlign w:val="center"/>
+              <w:left w:val="single" w:sz="4" w:space="0" w:color="auto"/>
+              <w:bottom w:val="single" w:sz="4" w:space="0" w:color="auto"/>
+              <w:right w:val="single" w:sz="4" w:space="0" w:color="auto"/>
+            </w:tcBorders>
+            <w:noWrap/>
+            <w:vAlign w:val="center"/>
+            <w:hideMark/>
           </w:tcPr>
           <w:p>
             <w:pPr>
@@ -2192,11 +2466,12 @@
             <w:tcBorders>
               <w:top w:val="nil"/>
               <w:left w:val="nil"/>
-              <w:bottom w:val="single" w:color="auto" w:sz="4" w:space="0"/>
-              <w:right w:val="single" w:color="auto" w:sz="4" w:space="0"/>
-            </w:tcBorders>
-            <w:noWrap/>
-            <w:vAlign w:val="center"/>
+              <w:bottom w:val="single" w:sz="4" w:space="0" w:color="auto"/>
+              <w:right w:val="single" w:sz="4" w:space="0" w:color="auto"/>
+            </w:tcBorders>
+            <w:noWrap/>
+            <w:vAlign w:val="center"/>
+            <w:hideMark/>
           </w:tcPr>
           <w:p>
             <w:pPr>
@@ -2223,11 +2498,12 @@
             <w:tcBorders>
               <w:top w:val="nil"/>
               <w:left w:val="nil"/>
-              <w:bottom w:val="single" w:color="auto" w:sz="4" w:space="0"/>
-              <w:right w:val="single" w:color="auto" w:sz="4" w:space="0"/>
-            </w:tcBorders>
-            <w:noWrap/>
-            <w:vAlign w:val="center"/>
+              <w:bottom w:val="single" w:sz="4" w:space="0" w:color="auto"/>
+              <w:right w:val="single" w:sz="4" w:space="0" w:color="auto"/>
+            </w:tcBorders>
+            <w:noWrap/>
+            <w:vAlign w:val="center"/>
+            <w:hideMark/>
           </w:tcPr>
           <w:p>
             <w:pPr>
@@ -2258,8 +2534,8 @@
             <w:tcBorders>
               <w:top w:val="nil"/>
               <w:left w:val="nil"/>
-              <w:bottom w:val="single" w:color="auto" w:sz="4" w:space="0"/>
-              <w:right w:val="single" w:color="auto" w:sz="4" w:space="0"/>
+              <w:bottom w:val="single" w:sz="4" w:space="0" w:color="auto"/>
+              <w:right w:val="single" w:sz="4" w:space="0" w:color="auto"/>
             </w:tcBorders>
             <w:noWrap/>
             <w:vAlign w:val="center"/>
@@ -2294,8 +2570,8 @@
             <w:tcBorders>
               <w:top w:val="nil"/>
               <w:left w:val="nil"/>
-              <w:bottom w:val="single" w:color="auto" w:sz="4" w:space="0"/>
-              <w:right w:val="single" w:color="auto" w:sz="4" w:space="0"/>
+              <w:bottom w:val="single" w:sz="4" w:space="0" w:color="auto"/>
+              <w:right w:val="single" w:sz="4" w:space="0" w:color="auto"/>
             </w:tcBorders>
             <w:noWrap/>
             <w:vAlign w:val="center"/>
@@ -2319,8 +2595,8 @@
             <w:tcBorders>
               <w:top w:val="nil"/>
               <w:left w:val="nil"/>
-              <w:bottom w:val="single" w:color="auto" w:sz="4" w:space="0"/>
-              <w:right w:val="single" w:color="auto" w:sz="4" w:space="0"/>
+              <w:bottom w:val="single" w:sz="4" w:space="0" w:color="auto"/>
+              <w:right w:val="single" w:sz="4" w:space="0" w:color="auto"/>
             </w:tcBorders>
             <w:noWrap/>
             <w:vAlign w:val="center"/>
@@ -2345,20 +2621,21 @@
           <w:gridAfter w:val="2"/>
           <w:wBefore w:w="153" w:type="dxa"/>
           <w:wAfter w:w="622" w:type="dxa"/>
-          <w:trHeight w:val="385" w:hRule="atLeast"/>
+          <w:trHeight w:val="385"/>
         </w:trPr>
         <w:tc>
           <w:tcPr>
             <w:tcW w:w="567" w:type="dxa"/>
             <w:gridSpan w:val="2"/>
             <w:tcBorders>
-              <w:top w:val="single" w:color="auto" w:sz="4" w:space="0"/>
-              <w:left w:val="single" w:color="auto" w:sz="4" w:space="0"/>
-              <w:bottom w:val="single" w:color="auto" w:sz="4" w:space="0"/>
-              <w:right w:val="single" w:color="auto" w:sz="4" w:space="0"/>
-            </w:tcBorders>
-            <w:noWrap/>
-            <w:vAlign w:val="center"/>
+              <w:top w:val="single" w:sz="4" w:space="0" w:color="auto"/>
+              <w:left w:val="single" w:sz="4" w:space="0" w:color="auto"/>
+              <w:bottom w:val="single" w:sz="4" w:space="0" w:color="auto"/>
+              <w:right w:val="single" w:sz="4" w:space="0" w:color="auto"/>
+            </w:tcBorders>
+            <w:noWrap/>
+            <w:vAlign w:val="center"/>
+            <w:hideMark/>
           </w:tcPr>
           <w:p>
             <w:pPr>
@@ -2384,13 +2661,14 @@
             <w:tcW w:w="5447" w:type="dxa"/>
             <w:gridSpan w:val="4"/>
             <w:tcBorders>
-              <w:top w:val="single" w:color="auto" w:sz="4" w:space="0"/>
-              <w:left w:val="single" w:color="auto" w:sz="4" w:space="0"/>
-              <w:bottom w:val="single" w:color="auto" w:sz="4" w:space="0"/>
-              <w:right w:val="single" w:color="auto" w:sz="4" w:space="0"/>
-            </w:tcBorders>
-            <w:noWrap/>
-            <w:vAlign w:val="center"/>
+              <w:top w:val="single" w:sz="4" w:space="0" w:color="auto"/>
+              <w:left w:val="single" w:sz="4" w:space="0" w:color="auto"/>
+              <w:bottom w:val="single" w:sz="4" w:space="0" w:color="auto"/>
+              <w:right w:val="single" w:sz="4" w:space="0" w:color="auto"/>
+            </w:tcBorders>
+            <w:noWrap/>
+            <w:vAlign w:val="center"/>
+            <w:hideMark/>
           </w:tcPr>
           <w:p>
             <w:pPr>
@@ -2414,13 +2692,14 @@
           <w:tcPr>
             <w:tcW w:w="990" w:type="dxa"/>
             <w:tcBorders>
-              <w:top w:val="single" w:color="auto" w:sz="4" w:space="0"/>
-              <w:left w:val="single" w:color="auto" w:sz="4" w:space="0"/>
-              <w:bottom w:val="single" w:color="auto" w:sz="4" w:space="0"/>
-              <w:right w:val="single" w:color="auto" w:sz="4" w:space="0"/>
-            </w:tcBorders>
-            <w:noWrap/>
-            <w:vAlign w:val="center"/>
+              <w:top w:val="single" w:sz="4" w:space="0" w:color="auto"/>
+              <w:left w:val="single" w:sz="4" w:space="0" w:color="auto"/>
+              <w:bottom w:val="single" w:sz="4" w:space="0" w:color="auto"/>
+              <w:right w:val="single" w:sz="4" w:space="0" w:color="auto"/>
+            </w:tcBorders>
+            <w:noWrap/>
+            <w:vAlign w:val="center"/>
+            <w:hideMark/>
           </w:tcPr>
           <w:p>
             <w:pPr>
@@ -2447,10 +2726,10 @@
           <w:tcPr>
             <w:tcW w:w="990" w:type="dxa"/>
             <w:tcBorders>
-              <w:top w:val="single" w:color="auto" w:sz="4" w:space="0"/>
-              <w:left w:val="single" w:color="auto" w:sz="4" w:space="0"/>
-              <w:bottom w:val="single" w:color="auto" w:sz="4" w:space="0"/>
-              <w:right w:val="single" w:color="auto" w:sz="4" w:space="0"/>
+              <w:top w:val="single" w:sz="4" w:space="0" w:color="auto"/>
+              <w:left w:val="single" w:sz="4" w:space="0" w:color="auto"/>
+              <w:bottom w:val="single" w:sz="4" w:space="0" w:color="auto"/>
+              <w:right w:val="single" w:sz="4" w:space="0" w:color="auto"/>
             </w:tcBorders>
             <w:noWrap/>
             <w:vAlign w:val="center"/>
@@ -2479,10 +2758,10 @@
             <w:tcW w:w="906" w:type="dxa"/>
             <w:gridSpan w:val="3"/>
             <w:tcBorders>
-              <w:top w:val="single" w:color="auto" w:sz="4" w:space="0"/>
-              <w:left w:val="single" w:color="auto" w:sz="4" w:space="0"/>
-              <w:bottom w:val="single" w:color="auto" w:sz="4" w:space="0"/>
-              <w:right w:val="single" w:color="auto" w:sz="4" w:space="0"/>
+              <w:top w:val="single" w:sz="4" w:space="0" w:color="auto"/>
+              <w:left w:val="single" w:sz="4" w:space="0" w:color="auto"/>
+              <w:bottom w:val="single" w:sz="4" w:space="0" w:color="auto"/>
+              <w:right w:val="single" w:sz="4" w:space="0" w:color="auto"/>
             </w:tcBorders>
             <w:noWrap/>
             <w:vAlign w:val="center"/>
@@ -2514,10 +2793,10 @@
           <w:tcPr>
             <w:tcW w:w="847" w:type="dxa"/>
             <w:tcBorders>
-              <w:top w:val="single" w:color="auto" w:sz="4" w:space="0"/>
-              <w:left w:val="single" w:color="auto" w:sz="4" w:space="0"/>
-              <w:bottom w:val="single" w:color="auto" w:sz="4" w:space="0"/>
-              <w:right w:val="single" w:color="auto" w:sz="4" w:space="0"/>
+              <w:top w:val="single" w:sz="4" w:space="0" w:color="auto"/>
+              <w:left w:val="single" w:sz="4" w:space="0" w:color="auto"/>
+              <w:bottom w:val="single" w:sz="4" w:space="0" w:color="auto"/>
+              <w:right w:val="single" w:sz="4" w:space="0" w:color="auto"/>
             </w:tcBorders>
             <w:noWrap/>
             <w:vAlign w:val="center"/>
@@ -2552,20 +2831,21 @@
           <w:gridAfter w:val="2"/>
           <w:wBefore w:w="153" w:type="dxa"/>
           <w:wAfter w:w="622" w:type="dxa"/>
-          <w:trHeight w:val="498" w:hRule="atLeast"/>
+          <w:trHeight w:val="498"/>
         </w:trPr>
         <w:tc>
           <w:tcPr>
             <w:tcW w:w="567" w:type="dxa"/>
             <w:gridSpan w:val="2"/>
             <w:tcBorders>
-              <w:top w:val="single" w:color="auto" w:sz="4" w:space="0"/>
-              <w:left w:val="single" w:color="auto" w:sz="4" w:space="0"/>
-              <w:bottom w:val="single" w:color="auto" w:sz="4" w:space="0"/>
-              <w:right w:val="single" w:color="auto" w:sz="4" w:space="0"/>
-            </w:tcBorders>
-            <w:noWrap/>
-            <w:vAlign w:val="center"/>
+              <w:top w:val="single" w:sz="4" w:space="0" w:color="auto"/>
+              <w:left w:val="single" w:sz="4" w:space="0" w:color="auto"/>
+              <w:bottom w:val="single" w:sz="4" w:space="0" w:color="auto"/>
+              <w:right w:val="single" w:sz="4" w:space="0" w:color="auto"/>
+            </w:tcBorders>
+            <w:noWrap/>
+            <w:vAlign w:val="center"/>
+            <w:hideMark/>
           </w:tcPr>
           <w:p>
             <w:pPr>
@@ -2591,13 +2871,14 @@
             <w:tcW w:w="5447" w:type="dxa"/>
             <w:gridSpan w:val="4"/>
             <w:tcBorders>
-              <w:top w:val="single" w:color="auto" w:sz="4" w:space="0"/>
-              <w:left w:val="nil"/>
-              <w:bottom w:val="single" w:color="auto" w:sz="4" w:space="0"/>
-              <w:right w:val="single" w:color="auto" w:sz="4" w:space="0"/>
-            </w:tcBorders>
-            <w:noWrap/>
-            <w:vAlign w:val="center"/>
+              <w:top w:val="single" w:sz="4" w:space="0" w:color="auto"/>
+              <w:left w:val="nil"/>
+              <w:bottom w:val="single" w:sz="4" w:space="0" w:color="auto"/>
+              <w:right w:val="single" w:sz="4" w:space="0" w:color="auto"/>
+            </w:tcBorders>
+            <w:noWrap/>
+            <w:vAlign w:val="center"/>
+            <w:hideMark/>
           </w:tcPr>
           <w:p>
             <w:pPr>
@@ -2622,13 +2903,14 @@
           <w:tcPr>
             <w:tcW w:w="990" w:type="dxa"/>
             <w:tcBorders>
-              <w:top w:val="single" w:color="auto" w:sz="4" w:space="0"/>
-              <w:left w:val="nil"/>
-              <w:bottom w:val="single" w:color="auto" w:sz="4" w:space="0"/>
-              <w:right w:val="single" w:color="auto" w:sz="4" w:space="0"/>
-            </w:tcBorders>
-            <w:noWrap/>
-            <w:vAlign w:val="center"/>
+              <w:top w:val="single" w:sz="4" w:space="0" w:color="auto"/>
+              <w:left w:val="nil"/>
+              <w:bottom w:val="single" w:sz="4" w:space="0" w:color="auto"/>
+              <w:right w:val="single" w:sz="4" w:space="0" w:color="auto"/>
+            </w:tcBorders>
+            <w:noWrap/>
+            <w:vAlign w:val="center"/>
+            <w:hideMark/>
           </w:tcPr>
           <w:p>
             <w:pPr>
@@ -2657,13 +2939,14 @@
           <w:tcPr>
             <w:tcW w:w="990" w:type="dxa"/>
             <w:tcBorders>
-              <w:top w:val="single" w:color="auto" w:sz="4" w:space="0"/>
-              <w:left w:val="nil"/>
-              <w:bottom w:val="single" w:color="auto" w:sz="4" w:space="0"/>
-              <w:right w:val="single" w:color="auto" w:sz="4" w:space="0"/>
-            </w:tcBorders>
-            <w:noWrap/>
-            <w:vAlign w:val="center"/>
+              <w:top w:val="single" w:sz="4" w:space="0" w:color="auto"/>
+              <w:left w:val="nil"/>
+              <w:bottom w:val="single" w:sz="4" w:space="0" w:color="auto"/>
+              <w:right w:val="single" w:sz="4" w:space="0" w:color="auto"/>
+            </w:tcBorders>
+            <w:noWrap/>
+            <w:vAlign w:val="center"/>
+            <w:hideMark/>
           </w:tcPr>
           <w:p>
             <w:pPr>
@@ -2683,13 +2966,14 @@
             <w:tcW w:w="906" w:type="dxa"/>
             <w:gridSpan w:val="3"/>
             <w:tcBorders>
-              <w:top w:val="single" w:color="auto" w:sz="4" w:space="0"/>
-              <w:left w:val="nil"/>
-              <w:bottom w:val="single" w:color="auto" w:sz="4" w:space="0"/>
-              <w:right w:val="single" w:color="auto" w:sz="4" w:space="0"/>
-            </w:tcBorders>
-            <w:noWrap/>
-            <w:vAlign w:val="center"/>
+              <w:top w:val="single" w:sz="4" w:space="0" w:color="auto"/>
+              <w:left w:val="nil"/>
+              <w:bottom w:val="single" w:sz="4" w:space="0" w:color="auto"/>
+              <w:right w:val="single" w:sz="4" w:space="0" w:color="auto"/>
+            </w:tcBorders>
+            <w:noWrap/>
+            <w:vAlign w:val="center"/>
+            <w:hideMark/>
           </w:tcPr>
           <w:p>
             <w:pPr>
@@ -2708,13 +2992,14 @@
           <w:tcPr>
             <w:tcW w:w="847" w:type="dxa"/>
             <w:tcBorders>
-              <w:top w:val="single" w:color="auto" w:sz="4" w:space="0"/>
-              <w:left w:val="nil"/>
-              <w:bottom w:val="single" w:color="auto" w:sz="4" w:space="0"/>
-              <w:right w:val="single" w:color="auto" w:sz="4" w:space="0"/>
-            </w:tcBorders>
-            <w:noWrap/>
-            <w:vAlign w:val="center"/>
+              <w:top w:val="single" w:sz="4" w:space="0" w:color="auto"/>
+              <w:left w:val="nil"/>
+              <w:bottom w:val="single" w:sz="4" w:space="0" w:color="auto"/>
+              <w:right w:val="single" w:sz="4" w:space="0" w:color="auto"/>
+            </w:tcBorders>
+            <w:noWrap/>
+            <w:vAlign w:val="center"/>
+            <w:hideMark/>
           </w:tcPr>
           <w:p>
             <w:pPr>
@@ -2736,7 +3021,7 @@
           <w:gridAfter w:val="2"/>
           <w:wBefore w:w="153" w:type="dxa"/>
           <w:wAfter w:w="622" w:type="dxa"/>
-          <w:trHeight w:val="662" w:hRule="atLeast"/>
+          <w:trHeight w:val="662"/>
         </w:trPr>
         <w:tc>
           <w:tcPr>
@@ -2744,12 +3029,13 @@
             <w:gridSpan w:val="2"/>
             <w:tcBorders>
               <w:top w:val="nil"/>
-              <w:left w:val="single" w:color="auto" w:sz="4" w:space="0"/>
-              <w:bottom w:val="single" w:color="auto" w:sz="4" w:space="0"/>
-              <w:right w:val="single" w:color="auto" w:sz="4" w:space="0"/>
-            </w:tcBorders>
-            <w:noWrap/>
-            <w:vAlign w:val="center"/>
+              <w:left w:val="single" w:sz="4" w:space="0" w:color="auto"/>
+              <w:bottom w:val="single" w:sz="4" w:space="0" w:color="auto"/>
+              <w:right w:val="single" w:sz="4" w:space="0" w:color="auto"/>
+            </w:tcBorders>
+            <w:noWrap/>
+            <w:vAlign w:val="center"/>
+            <w:hideMark/>
           </w:tcPr>
           <w:p>
             <w:pPr>
@@ -2777,11 +3063,12 @@
             <w:tcBorders>
               <w:top w:val="nil"/>
               <w:left w:val="nil"/>
-              <w:bottom w:val="single" w:color="auto" w:sz="4" w:space="0"/>
-              <w:right w:val="single" w:color="auto" w:sz="4" w:space="0"/>
-            </w:tcBorders>
-            <w:noWrap/>
-            <w:vAlign w:val="center"/>
+              <w:bottom w:val="single" w:sz="4" w:space="0" w:color="auto"/>
+              <w:right w:val="single" w:sz="4" w:space="0" w:color="auto"/>
+            </w:tcBorders>
+            <w:noWrap/>
+            <w:vAlign w:val="center"/>
+            <w:hideMark/>
           </w:tcPr>
           <w:p>
             <w:pPr>
@@ -2808,11 +3095,12 @@
             <w:tcBorders>
               <w:top w:val="nil"/>
               <w:left w:val="nil"/>
-              <w:bottom w:val="single" w:color="auto" w:sz="4" w:space="0"/>
-              <w:right w:val="single" w:color="auto" w:sz="4" w:space="0"/>
-            </w:tcBorders>
-            <w:noWrap/>
-            <w:vAlign w:val="center"/>
+              <w:bottom w:val="single" w:sz="4" w:space="0" w:color="auto"/>
+              <w:right w:val="single" w:sz="4" w:space="0" w:color="auto"/>
+            </w:tcBorders>
+            <w:noWrap/>
+            <w:vAlign w:val="center"/>
+            <w:hideMark/>
           </w:tcPr>
           <w:p>
             <w:pPr>
@@ -2843,11 +3131,12 @@
             <w:tcBorders>
               <w:top w:val="nil"/>
               <w:left w:val="nil"/>
-              <w:bottom w:val="single" w:color="auto" w:sz="4" w:space="0"/>
-              <w:right w:val="single" w:color="auto" w:sz="4" w:space="0"/>
-            </w:tcBorders>
-            <w:noWrap/>
-            <w:vAlign w:val="center"/>
+              <w:bottom w:val="single" w:sz="4" w:space="0" w:color="auto"/>
+              <w:right w:val="single" w:sz="4" w:space="0" w:color="auto"/>
+            </w:tcBorders>
+            <w:noWrap/>
+            <w:vAlign w:val="center"/>
+            <w:hideMark/>
           </w:tcPr>
           <w:p>
             <w:pPr>
@@ -2879,11 +3168,12 @@
             <w:tcBorders>
               <w:top w:val="nil"/>
               <w:left w:val="nil"/>
-              <w:bottom w:val="single" w:color="auto" w:sz="4" w:space="0"/>
-              <w:right w:val="single" w:color="auto" w:sz="4" w:space="0"/>
-            </w:tcBorders>
-            <w:noWrap/>
-            <w:vAlign w:val="center"/>
+              <w:bottom w:val="single" w:sz="4" w:space="0" w:color="auto"/>
+              <w:right w:val="single" w:sz="4" w:space="0" w:color="auto"/>
+            </w:tcBorders>
+            <w:noWrap/>
+            <w:vAlign w:val="center"/>
+            <w:hideMark/>
           </w:tcPr>
           <w:p>
             <w:pPr>
@@ -2904,11 +3194,12 @@
             <w:tcBorders>
               <w:top w:val="nil"/>
               <w:left w:val="nil"/>
-              <w:bottom w:val="single" w:color="auto" w:sz="4" w:space="0"/>
-              <w:right w:val="single" w:color="auto" w:sz="4" w:space="0"/>
-            </w:tcBorders>
-            <w:noWrap/>
-            <w:vAlign w:val="center"/>
+              <w:bottom w:val="single" w:sz="4" w:space="0" w:color="auto"/>
+              <w:right w:val="single" w:sz="4" w:space="0" w:color="auto"/>
+            </w:tcBorders>
+            <w:noWrap/>
+            <w:vAlign w:val="center"/>
+            <w:hideMark/>
           </w:tcPr>
           <w:p>
             <w:pPr>
@@ -2930,7 +3221,7 @@
           <w:gridAfter w:val="2"/>
           <w:wBefore w:w="153" w:type="dxa"/>
           <w:wAfter w:w="622" w:type="dxa"/>
-          <w:trHeight w:val="600" w:hRule="atLeast"/>
+          <w:trHeight w:val="600"/>
         </w:trPr>
         <w:tc>
           <w:tcPr>
@@ -2938,12 +3229,13 @@
             <w:gridSpan w:val="2"/>
             <w:tcBorders>
               <w:top w:val="nil"/>
-              <w:left w:val="single" w:color="auto" w:sz="4" w:space="0"/>
-              <w:bottom w:val="single" w:color="auto" w:sz="4" w:space="0"/>
-              <w:right w:val="single" w:color="auto" w:sz="4" w:space="0"/>
-            </w:tcBorders>
-            <w:noWrap/>
-            <w:vAlign w:val="center"/>
+              <w:left w:val="single" w:sz="4" w:space="0" w:color="auto"/>
+              <w:bottom w:val="single" w:sz="4" w:space="0" w:color="auto"/>
+              <w:right w:val="single" w:sz="4" w:space="0" w:color="auto"/>
+            </w:tcBorders>
+            <w:noWrap/>
+            <w:vAlign w:val="center"/>
+            <w:hideMark/>
           </w:tcPr>
           <w:p>
             <w:pPr>
@@ -2971,11 +3263,12 @@
             <w:tcBorders>
               <w:top w:val="nil"/>
               <w:left w:val="nil"/>
-              <w:bottom w:val="single" w:color="auto" w:sz="4" w:space="0"/>
-              <w:right w:val="single" w:color="auto" w:sz="4" w:space="0"/>
-            </w:tcBorders>
-            <w:noWrap/>
-            <w:vAlign w:val="center"/>
+              <w:bottom w:val="single" w:sz="4" w:space="0" w:color="auto"/>
+              <w:right w:val="single" w:sz="4" w:space="0" w:color="auto"/>
+            </w:tcBorders>
+            <w:noWrap/>
+            <w:vAlign w:val="center"/>
+            <w:hideMark/>
           </w:tcPr>
           <w:p>
             <w:pPr>
@@ -3002,11 +3295,12 @@
             <w:tcBorders>
               <w:top w:val="nil"/>
               <w:left w:val="nil"/>
-              <w:bottom w:val="single" w:color="auto" w:sz="4" w:space="0"/>
-              <w:right w:val="single" w:color="auto" w:sz="4" w:space="0"/>
-            </w:tcBorders>
-            <w:noWrap/>
-            <w:vAlign w:val="center"/>
+              <w:bottom w:val="single" w:sz="4" w:space="0" w:color="auto"/>
+              <w:right w:val="single" w:sz="4" w:space="0" w:color="auto"/>
+            </w:tcBorders>
+            <w:noWrap/>
+            <w:vAlign w:val="center"/>
+            <w:hideMark/>
           </w:tcPr>
           <w:p>
             <w:pPr>
@@ -3037,11 +3331,12 @@
             <w:tcBorders>
               <w:top w:val="nil"/>
               <w:left w:val="nil"/>
-              <w:bottom w:val="single" w:color="auto" w:sz="4" w:space="0"/>
-              <w:right w:val="single" w:color="auto" w:sz="4" w:space="0"/>
-            </w:tcBorders>
-            <w:noWrap/>
-            <w:vAlign w:val="center"/>
+              <w:bottom w:val="single" w:sz="4" w:space="0" w:color="auto"/>
+              <w:right w:val="single" w:sz="4" w:space="0" w:color="auto"/>
+            </w:tcBorders>
+            <w:noWrap/>
+            <w:vAlign w:val="center"/>
+            <w:hideMark/>
           </w:tcPr>
           <w:p>
             <w:pPr>
@@ -3073,11 +3368,12 @@
             <w:tcBorders>
               <w:top w:val="nil"/>
               <w:left w:val="nil"/>
-              <w:bottom w:val="single" w:color="auto" w:sz="4" w:space="0"/>
-              <w:right w:val="single" w:color="auto" w:sz="4" w:space="0"/>
-            </w:tcBorders>
-            <w:noWrap/>
-            <w:vAlign w:val="center"/>
+              <w:bottom w:val="single" w:sz="4" w:space="0" w:color="auto"/>
+              <w:right w:val="single" w:sz="4" w:space="0" w:color="auto"/>
+            </w:tcBorders>
+            <w:noWrap/>
+            <w:vAlign w:val="center"/>
+            <w:hideMark/>
           </w:tcPr>
           <w:p>
             <w:pPr>
@@ -3098,11 +3394,12 @@
             <w:tcBorders>
               <w:top w:val="nil"/>
               <w:left w:val="nil"/>
-              <w:bottom w:val="single" w:color="auto" w:sz="4" w:space="0"/>
-              <w:right w:val="single" w:color="auto" w:sz="4" w:space="0"/>
-            </w:tcBorders>
-            <w:noWrap/>
-            <w:vAlign w:val="center"/>
+              <w:bottom w:val="single" w:sz="4" w:space="0" w:color="auto"/>
+              <w:right w:val="single" w:sz="4" w:space="0" w:color="auto"/>
+            </w:tcBorders>
+            <w:noWrap/>
+            <w:vAlign w:val="center"/>
+            <w:hideMark/>
           </w:tcPr>
           <w:p>
             <w:pPr>
@@ -3124,7 +3421,7 @@
           <w:gridAfter w:val="2"/>
           <w:wBefore w:w="153" w:type="dxa"/>
           <w:wAfter w:w="622" w:type="dxa"/>
-          <w:trHeight w:val="645" w:hRule="atLeast"/>
+          <w:trHeight w:val="645"/>
         </w:trPr>
         <w:tc>
           <w:tcPr>
@@ -3132,12 +3429,13 @@
             <w:gridSpan w:val="2"/>
             <w:tcBorders>
               <w:top w:val="nil"/>
-              <w:left w:val="single" w:color="auto" w:sz="4" w:space="0"/>
-              <w:bottom w:val="single" w:color="auto" w:sz="4" w:space="0"/>
-              <w:right w:val="single" w:color="auto" w:sz="4" w:space="0"/>
-            </w:tcBorders>
-            <w:noWrap/>
-            <w:vAlign w:val="center"/>
+              <w:left w:val="single" w:sz="4" w:space="0" w:color="auto"/>
+              <w:bottom w:val="single" w:sz="4" w:space="0" w:color="auto"/>
+              <w:right w:val="single" w:sz="4" w:space="0" w:color="auto"/>
+            </w:tcBorders>
+            <w:noWrap/>
+            <w:vAlign w:val="center"/>
+            <w:hideMark/>
           </w:tcPr>
           <w:p>
             <w:pPr>
@@ -3165,11 +3463,12 @@
             <w:tcBorders>
               <w:top w:val="nil"/>
               <w:left w:val="nil"/>
-              <w:bottom w:val="single" w:color="auto" w:sz="4" w:space="0"/>
-              <w:right w:val="single" w:color="auto" w:sz="4" w:space="0"/>
-            </w:tcBorders>
-            <w:noWrap/>
-            <w:vAlign w:val="center"/>
+              <w:bottom w:val="single" w:sz="4" w:space="0" w:color="auto"/>
+              <w:right w:val="single" w:sz="4" w:space="0" w:color="auto"/>
+            </w:tcBorders>
+            <w:noWrap/>
+            <w:vAlign w:val="center"/>
+            <w:hideMark/>
           </w:tcPr>
           <w:p>
             <w:pPr>
@@ -3196,11 +3495,12 @@
             <w:tcBorders>
               <w:top w:val="nil"/>
               <w:left w:val="nil"/>
-              <w:bottom w:val="single" w:color="auto" w:sz="4" w:space="0"/>
-              <w:right w:val="single" w:color="auto" w:sz="4" w:space="0"/>
-            </w:tcBorders>
-            <w:noWrap/>
-            <w:vAlign w:val="center"/>
+              <w:bottom w:val="single" w:sz="4" w:space="0" w:color="auto"/>
+              <w:right w:val="single" w:sz="4" w:space="0" w:color="auto"/>
+            </w:tcBorders>
+            <w:noWrap/>
+            <w:vAlign w:val="center"/>
+            <w:hideMark/>
           </w:tcPr>
           <w:p>
             <w:pPr>
@@ -3231,11 +3531,12 @@
             <w:tcBorders>
               <w:top w:val="nil"/>
               <w:left w:val="nil"/>
-              <w:bottom w:val="single" w:color="auto" w:sz="4" w:space="0"/>
-              <w:right w:val="single" w:color="auto" w:sz="4" w:space="0"/>
-            </w:tcBorders>
-            <w:noWrap/>
-            <w:vAlign w:val="center"/>
+              <w:bottom w:val="single" w:sz="4" w:space="0" w:color="auto"/>
+              <w:right w:val="single" w:sz="4" w:space="0" w:color="auto"/>
+            </w:tcBorders>
+            <w:noWrap/>
+            <w:vAlign w:val="center"/>
+            <w:hideMark/>
           </w:tcPr>
           <w:p>
             <w:pPr>
@@ -3267,11 +3568,12 @@
             <w:tcBorders>
               <w:top w:val="nil"/>
               <w:left w:val="nil"/>
-              <w:bottom w:val="single" w:color="auto" w:sz="4" w:space="0"/>
-              <w:right w:val="single" w:color="auto" w:sz="4" w:space="0"/>
-            </w:tcBorders>
-            <w:noWrap/>
-            <w:vAlign w:val="center"/>
+              <w:bottom w:val="single" w:sz="4" w:space="0" w:color="auto"/>
+              <w:right w:val="single" w:sz="4" w:space="0" w:color="auto"/>
+            </w:tcBorders>
+            <w:noWrap/>
+            <w:vAlign w:val="center"/>
+            <w:hideMark/>
           </w:tcPr>
           <w:p>
             <w:pPr>
@@ -3292,11 +3594,12 @@
             <w:tcBorders>
               <w:top w:val="nil"/>
               <w:left w:val="nil"/>
-              <w:bottom w:val="single" w:color="auto" w:sz="4" w:space="0"/>
-              <w:right w:val="single" w:color="auto" w:sz="4" w:space="0"/>
-            </w:tcBorders>
-            <w:noWrap/>
-            <w:vAlign w:val="center"/>
+              <w:bottom w:val="single" w:sz="4" w:space="0" w:color="auto"/>
+              <w:right w:val="single" w:sz="4" w:space="0" w:color="auto"/>
+            </w:tcBorders>
+            <w:noWrap/>
+            <w:vAlign w:val="center"/>
+            <w:hideMark/>
           </w:tcPr>
           <w:p>
             <w:pPr>
@@ -3318,20 +3621,21 @@
           <w:gridAfter w:val="2"/>
           <w:wBefore w:w="153" w:type="dxa"/>
           <w:wAfter w:w="622" w:type="dxa"/>
-          <w:trHeight w:val="576" w:hRule="atLeast"/>
+          <w:trHeight w:val="576"/>
         </w:trPr>
         <w:tc>
           <w:tcPr>
             <w:tcW w:w="567" w:type="dxa"/>
             <w:gridSpan w:val="2"/>
             <w:tcBorders>
-              <w:top w:val="single" w:color="auto" w:sz="4" w:space="0"/>
-              <w:left w:val="single" w:color="auto" w:sz="4" w:space="0"/>
-              <w:bottom w:val="single" w:color="auto" w:sz="4" w:space="0"/>
-              <w:right w:val="single" w:color="auto" w:sz="4" w:space="0"/>
-            </w:tcBorders>
-            <w:noWrap/>
-            <w:vAlign w:val="center"/>
+              <w:top w:val="single" w:sz="4" w:space="0" w:color="auto"/>
+              <w:left w:val="single" w:sz="4" w:space="0" w:color="auto"/>
+              <w:bottom w:val="single" w:sz="4" w:space="0" w:color="auto"/>
+              <w:right w:val="single" w:sz="4" w:space="0" w:color="auto"/>
+            </w:tcBorders>
+            <w:noWrap/>
+            <w:vAlign w:val="center"/>
+            <w:hideMark/>
           </w:tcPr>
           <w:p>
             <w:pPr>
@@ -3357,13 +3661,14 @@
             <w:tcW w:w="5447" w:type="dxa"/>
             <w:gridSpan w:val="4"/>
             <w:tcBorders>
-              <w:top w:val="single" w:color="auto" w:sz="4" w:space="0"/>
-              <w:left w:val="single" w:color="auto" w:sz="4" w:space="0"/>
-              <w:bottom w:val="single" w:color="auto" w:sz="4" w:space="0"/>
-              <w:right w:val="single" w:color="auto" w:sz="4" w:space="0"/>
-            </w:tcBorders>
-            <w:noWrap/>
-            <w:vAlign w:val="center"/>
+              <w:top w:val="single" w:sz="4" w:space="0" w:color="auto"/>
+              <w:left w:val="single" w:sz="4" w:space="0" w:color="auto"/>
+              <w:bottom w:val="single" w:sz="4" w:space="0" w:color="auto"/>
+              <w:right w:val="single" w:sz="4" w:space="0" w:color="auto"/>
+            </w:tcBorders>
+            <w:noWrap/>
+            <w:vAlign w:val="center"/>
+            <w:hideMark/>
           </w:tcPr>
           <w:p>
             <w:pPr>
@@ -3388,13 +3693,14 @@
           <w:tcPr>
             <w:tcW w:w="990" w:type="dxa"/>
             <w:tcBorders>
-              <w:top w:val="single" w:color="auto" w:sz="4" w:space="0"/>
-              <w:left w:val="single" w:color="auto" w:sz="4" w:space="0"/>
-              <w:bottom w:val="single" w:color="auto" w:sz="4" w:space="0"/>
-              <w:right w:val="single" w:color="auto" w:sz="4" w:space="0"/>
-            </w:tcBorders>
-            <w:noWrap/>
-            <w:vAlign w:val="center"/>
+              <w:top w:val="single" w:sz="4" w:space="0" w:color="auto"/>
+              <w:left w:val="single" w:sz="4" w:space="0" w:color="auto"/>
+              <w:bottom w:val="single" w:sz="4" w:space="0" w:color="auto"/>
+              <w:right w:val="single" w:sz="4" w:space="0" w:color="auto"/>
+            </w:tcBorders>
+            <w:noWrap/>
+            <w:vAlign w:val="center"/>
+            <w:hideMark/>
           </w:tcPr>
           <w:p>
             <w:pPr>
@@ -3423,13 +3729,14 @@
           <w:tcPr>
             <w:tcW w:w="990" w:type="dxa"/>
             <w:tcBorders>
-              <w:top w:val="single" w:color="auto" w:sz="4" w:space="0"/>
-              <w:left w:val="single" w:color="auto" w:sz="4" w:space="0"/>
-              <w:bottom w:val="single" w:color="auto" w:sz="4" w:space="0"/>
-              <w:right w:val="single" w:color="auto" w:sz="4" w:space="0"/>
-            </w:tcBorders>
-            <w:noWrap/>
-            <w:vAlign w:val="center"/>
+              <w:top w:val="single" w:sz="4" w:space="0" w:color="auto"/>
+              <w:left w:val="single" w:sz="4" w:space="0" w:color="auto"/>
+              <w:bottom w:val="single" w:sz="4" w:space="0" w:color="auto"/>
+              <w:right w:val="single" w:sz="4" w:space="0" w:color="auto"/>
+            </w:tcBorders>
+            <w:noWrap/>
+            <w:vAlign w:val="center"/>
+            <w:hideMark/>
           </w:tcPr>
           <w:p>
             <w:pPr>
@@ -3459,13 +3766,14 @@
             <w:tcW w:w="906" w:type="dxa"/>
             <w:gridSpan w:val="3"/>
             <w:tcBorders>
-              <w:top w:val="single" w:color="auto" w:sz="4" w:space="0"/>
-              <w:left w:val="single" w:color="auto" w:sz="4" w:space="0"/>
-              <w:bottom w:val="single" w:color="auto" w:sz="4" w:space="0"/>
-              <w:right w:val="single" w:color="auto" w:sz="4" w:space="0"/>
-            </w:tcBorders>
-            <w:noWrap/>
-            <w:vAlign w:val="center"/>
+              <w:top w:val="single" w:sz="4" w:space="0" w:color="auto"/>
+              <w:left w:val="single" w:sz="4" w:space="0" w:color="auto"/>
+              <w:bottom w:val="single" w:sz="4" w:space="0" w:color="auto"/>
+              <w:right w:val="single" w:sz="4" w:space="0" w:color="auto"/>
+            </w:tcBorders>
+            <w:noWrap/>
+            <w:vAlign w:val="center"/>
+            <w:hideMark/>
           </w:tcPr>
           <w:p>
             <w:pPr>
@@ -3484,13 +3792,14 @@
           <w:tcPr>
             <w:tcW w:w="847" w:type="dxa"/>
             <w:tcBorders>
-              <w:top w:val="single" w:color="auto" w:sz="4" w:space="0"/>
-              <w:left w:val="single" w:color="auto" w:sz="4" w:space="0"/>
-              <w:bottom w:val="single" w:color="auto" w:sz="4" w:space="0"/>
-              <w:right w:val="single" w:color="auto" w:sz="4" w:space="0"/>
-            </w:tcBorders>
-            <w:noWrap/>
-            <w:vAlign w:val="center"/>
+              <w:top w:val="single" w:sz="4" w:space="0" w:color="auto"/>
+              <w:left w:val="single" w:sz="4" w:space="0" w:color="auto"/>
+              <w:bottom w:val="single" w:sz="4" w:space="0" w:color="auto"/>
+              <w:right w:val="single" w:sz="4" w:space="0" w:color="auto"/>
+            </w:tcBorders>
+            <w:noWrap/>
+            <w:vAlign w:val="center"/>
+            <w:hideMark/>
           </w:tcPr>
           <w:p>
             <w:pPr>
@@ -3512,20 +3821,21 @@
           <w:gridAfter w:val="2"/>
           <w:wBefore w:w="153" w:type="dxa"/>
           <w:wAfter w:w="622" w:type="dxa"/>
-          <w:trHeight w:val="1412" w:hRule="atLeast"/>
+          <w:trHeight w:val="1412"/>
         </w:trPr>
         <w:tc>
           <w:tcPr>
             <w:tcW w:w="567" w:type="dxa"/>
             <w:gridSpan w:val="2"/>
             <w:tcBorders>
-              <w:top w:val="single" w:color="auto" w:sz="4" w:space="0"/>
-              <w:left w:val="single" w:color="auto" w:sz="4" w:space="0"/>
-              <w:bottom w:val="single" w:color="auto" w:sz="4" w:space="0"/>
-              <w:right w:val="single" w:color="auto" w:sz="4" w:space="0"/>
-            </w:tcBorders>
-            <w:noWrap/>
-            <w:vAlign w:val="center"/>
+              <w:top w:val="single" w:sz="4" w:space="0" w:color="auto"/>
+              <w:left w:val="single" w:sz="4" w:space="0" w:color="auto"/>
+              <w:bottom w:val="single" w:sz="4" w:space="0" w:color="auto"/>
+              <w:right w:val="single" w:sz="4" w:space="0" w:color="auto"/>
+            </w:tcBorders>
+            <w:noWrap/>
+            <w:vAlign w:val="center"/>
+            <w:hideMark/>
           </w:tcPr>
           <w:p>
             <w:pPr>
@@ -3551,13 +3861,13 @@
             <w:tcW w:w="5447" w:type="dxa"/>
             <w:gridSpan w:val="4"/>
             <w:tcBorders>
-              <w:top w:val="single" w:color="auto" w:sz="4" w:space="0"/>
-              <w:left w:val="nil"/>
-              <w:bottom w:val="single" w:color="auto" w:sz="4" w:space="0"/>
-              <w:right w:val="single" w:color="auto" w:sz="4" w:space="0"/>
-            </w:tcBorders>
-            <w:noWrap w:val="0"/>
-            <w:vAlign w:val="center"/>
+              <w:top w:val="single" w:sz="4" w:space="0" w:color="auto"/>
+              <w:left w:val="nil"/>
+              <w:bottom w:val="single" w:sz="4" w:space="0" w:color="auto"/>
+              <w:right w:val="single" w:sz="4" w:space="0" w:color="auto"/>
+            </w:tcBorders>
+            <w:vAlign w:val="center"/>
+            <w:hideMark/>
           </w:tcPr>
           <w:p>
             <w:pPr>
@@ -3582,13 +3892,14 @@
           <w:tcPr>
             <w:tcW w:w="990" w:type="dxa"/>
             <w:tcBorders>
-              <w:top w:val="single" w:color="auto" w:sz="4" w:space="0"/>
-              <w:left w:val="nil"/>
-              <w:bottom w:val="single" w:color="auto" w:sz="4" w:space="0"/>
-              <w:right w:val="single" w:color="auto" w:sz="4" w:space="0"/>
-            </w:tcBorders>
-            <w:noWrap/>
-            <w:vAlign w:val="center"/>
+              <w:top w:val="single" w:sz="4" w:space="0" w:color="auto"/>
+              <w:left w:val="nil"/>
+              <w:bottom w:val="single" w:sz="4" w:space="0" w:color="auto"/>
+              <w:right w:val="single" w:sz="4" w:space="0" w:color="auto"/>
+            </w:tcBorders>
+            <w:noWrap/>
+            <w:vAlign w:val="center"/>
+            <w:hideMark/>
           </w:tcPr>
           <w:p>
             <w:pPr>
@@ -3613,10 +3924,10 @@
           <w:tcPr>
             <w:tcW w:w="990" w:type="dxa"/>
             <w:tcBorders>
-              <w:top w:val="single" w:color="auto" w:sz="4" w:space="0"/>
-              <w:left w:val="nil"/>
-              <w:bottom w:val="single" w:color="auto" w:sz="4" w:space="0"/>
-              <w:right w:val="single" w:color="auto" w:sz="4" w:space="0"/>
+              <w:top w:val="single" w:sz="4" w:space="0" w:color="auto"/>
+              <w:left w:val="nil"/>
+              <w:bottom w:val="single" w:sz="4" w:space="0" w:color="auto"/>
+              <w:right w:val="single" w:sz="4" w:space="0" w:color="auto"/>
             </w:tcBorders>
             <w:noWrap/>
             <w:vAlign w:val="center"/>
@@ -3645,10 +3956,10 @@
             <w:tcW w:w="906" w:type="dxa"/>
             <w:gridSpan w:val="3"/>
             <w:tcBorders>
-              <w:top w:val="single" w:color="auto" w:sz="4" w:space="0"/>
-              <w:left w:val="nil"/>
-              <w:bottom w:val="single" w:color="auto" w:sz="4" w:space="0"/>
-              <w:right w:val="single" w:color="auto" w:sz="4" w:space="0"/>
+              <w:top w:val="single" w:sz="4" w:space="0" w:color="auto"/>
+              <w:left w:val="nil"/>
+              <w:bottom w:val="single" w:sz="4" w:space="0" w:color="auto"/>
+              <w:right w:val="single" w:sz="4" w:space="0" w:color="auto"/>
             </w:tcBorders>
             <w:noWrap/>
             <w:vAlign w:val="center"/>
@@ -3676,10 +3987,10 @@
           <w:tcPr>
             <w:tcW w:w="847" w:type="dxa"/>
             <w:tcBorders>
-              <w:top w:val="single" w:color="auto" w:sz="4" w:space="0"/>
-              <w:left w:val="nil"/>
-              <w:bottom w:val="single" w:color="auto" w:sz="4" w:space="0"/>
-              <w:right w:val="single" w:color="auto" w:sz="4" w:space="0"/>
+              <w:top w:val="single" w:sz="4" w:space="0" w:color="auto"/>
+              <w:left w:val="nil"/>
+              <w:bottom w:val="single" w:sz="4" w:space="0" w:color="auto"/>
+              <w:right w:val="single" w:sz="4" w:space="0" w:color="auto"/>
             </w:tcBorders>
             <w:noWrap/>
             <w:vAlign w:val="center"/>
@@ -3710,7 +4021,7 @@
           <w:gridAfter w:val="2"/>
           <w:wBefore w:w="153" w:type="dxa"/>
           <w:wAfter w:w="622" w:type="dxa"/>
-          <w:trHeight w:val="233" w:hRule="atLeast"/>
+          <w:trHeight w:val="233"/>
         </w:trPr>
         <w:tc>
           <w:tcPr>
@@ -3718,12 +4029,13 @@
             <w:gridSpan w:val="2"/>
             <w:tcBorders>
               <w:top w:val="nil"/>
-              <w:left w:val="single" w:color="auto" w:sz="4" w:space="0"/>
-              <w:bottom w:val="single" w:color="auto" w:sz="4" w:space="0"/>
-              <w:right w:val="single" w:color="auto" w:sz="4" w:space="0"/>
-            </w:tcBorders>
-            <w:noWrap/>
-            <w:vAlign w:val="center"/>
+              <w:left w:val="single" w:sz="4" w:space="0" w:color="auto"/>
+              <w:bottom w:val="single" w:sz="4" w:space="0" w:color="auto"/>
+              <w:right w:val="single" w:sz="4" w:space="0" w:color="auto"/>
+            </w:tcBorders>
+            <w:noWrap/>
+            <w:vAlign w:val="center"/>
+            <w:hideMark/>
           </w:tcPr>
           <w:p>
             <w:pPr>
@@ -3751,11 +4063,11 @@
             <w:tcBorders>
               <w:top w:val="nil"/>
               <w:left w:val="nil"/>
-              <w:bottom w:val="single" w:color="auto" w:sz="4" w:space="0"/>
-              <w:right w:val="single" w:color="auto" w:sz="4" w:space="0"/>
-            </w:tcBorders>
-            <w:noWrap w:val="0"/>
-            <w:vAlign w:val="center"/>
+              <w:bottom w:val="single" w:sz="4" w:space="0" w:color="auto"/>
+              <w:right w:val="single" w:sz="4" w:space="0" w:color="auto"/>
+            </w:tcBorders>
+            <w:vAlign w:val="center"/>
+            <w:hideMark/>
           </w:tcPr>
           <w:p>
             <w:pPr>
@@ -3782,11 +4094,12 @@
             <w:tcBorders>
               <w:top w:val="nil"/>
               <w:left w:val="nil"/>
-              <w:bottom w:val="single" w:color="auto" w:sz="4" w:space="0"/>
-              <w:right w:val="single" w:color="auto" w:sz="4" w:space="0"/>
-            </w:tcBorders>
-            <w:noWrap/>
-            <w:vAlign w:val="center"/>
+              <w:bottom w:val="single" w:sz="4" w:space="0" w:color="auto"/>
+              <w:right w:val="single" w:sz="4" w:space="0" w:color="auto"/>
+            </w:tcBorders>
+            <w:noWrap/>
+            <w:vAlign w:val="center"/>
+            <w:hideMark/>
           </w:tcPr>
           <w:p>
             <w:pPr>
@@ -3813,8 +4126,8 @@
             <w:tcBorders>
               <w:top w:val="nil"/>
               <w:left w:val="nil"/>
-              <w:bottom w:val="single" w:color="auto" w:sz="4" w:space="0"/>
-              <w:right w:val="single" w:color="auto" w:sz="4" w:space="0"/>
+              <w:bottom w:val="single" w:sz="4" w:space="0" w:color="auto"/>
+              <w:right w:val="single" w:sz="4" w:space="0" w:color="auto"/>
             </w:tcBorders>
             <w:noWrap/>
             <w:vAlign w:val="center"/>
@@ -3845,8 +4158,8 @@
             <w:tcBorders>
               <w:top w:val="nil"/>
               <w:left w:val="nil"/>
-              <w:bottom w:val="single" w:color="auto" w:sz="4" w:space="0"/>
-              <w:right w:val="single" w:color="auto" w:sz="4" w:space="0"/>
+              <w:bottom w:val="single" w:sz="4" w:space="0" w:color="auto"/>
+              <w:right w:val="single" w:sz="4" w:space="0" w:color="auto"/>
             </w:tcBorders>
             <w:noWrap/>
             <w:vAlign w:val="center"/>
@@ -3876,8 +4189,8 @@
             <w:tcBorders>
               <w:top w:val="nil"/>
               <w:left w:val="nil"/>
-              <w:bottom w:val="single" w:color="auto" w:sz="4" w:space="0"/>
-              <w:right w:val="single" w:color="auto" w:sz="4" w:space="0"/>
+              <w:bottom w:val="single" w:sz="4" w:space="0" w:color="auto"/>
+              <w:right w:val="single" w:sz="4" w:space="0" w:color="auto"/>
             </w:tcBorders>
             <w:noWrap/>
             <w:vAlign w:val="center"/>
@@ -3908,7 +4221,7 @@
           <w:gridAfter w:val="2"/>
           <w:wBefore w:w="153" w:type="dxa"/>
           <w:wAfter w:w="622" w:type="dxa"/>
-          <w:trHeight w:val="195" w:hRule="atLeast"/>
+          <w:trHeight w:val="195"/>
         </w:trPr>
         <w:tc>
           <w:tcPr>
@@ -3916,12 +4229,13 @@
             <w:gridSpan w:val="2"/>
             <w:tcBorders>
               <w:top w:val="nil"/>
-              <w:left w:val="single" w:color="auto" w:sz="4" w:space="0"/>
-              <w:bottom w:val="single" w:color="auto" w:sz="4" w:space="0"/>
-              <w:right w:val="single" w:color="auto" w:sz="4" w:space="0"/>
-            </w:tcBorders>
-            <w:noWrap/>
-            <w:vAlign w:val="center"/>
+              <w:left w:val="single" w:sz="4" w:space="0" w:color="auto"/>
+              <w:bottom w:val="single" w:sz="4" w:space="0" w:color="auto"/>
+              <w:right w:val="single" w:sz="4" w:space="0" w:color="auto"/>
+            </w:tcBorders>
+            <w:noWrap/>
+            <w:vAlign w:val="center"/>
+            <w:hideMark/>
           </w:tcPr>
           <w:p>
             <w:pPr>
@@ -3949,11 +4263,11 @@
             <w:tcBorders>
               <w:top w:val="nil"/>
               <w:left w:val="nil"/>
-              <w:bottom w:val="single" w:color="auto" w:sz="4" w:space="0"/>
-              <w:right w:val="single" w:color="auto" w:sz="4" w:space="0"/>
-            </w:tcBorders>
-            <w:noWrap w:val="0"/>
-            <w:vAlign w:val="center"/>
+              <w:bottom w:val="single" w:sz="4" w:space="0" w:color="auto"/>
+              <w:right w:val="single" w:sz="4" w:space="0" w:color="auto"/>
+            </w:tcBorders>
+            <w:vAlign w:val="center"/>
+            <w:hideMark/>
           </w:tcPr>
           <w:p>
             <w:pPr>
@@ -3984,11 +4298,12 @@
             <w:tcBorders>
               <w:top w:val="nil"/>
               <w:left w:val="nil"/>
-              <w:bottom w:val="single" w:color="auto" w:sz="4" w:space="0"/>
-              <w:right w:val="single" w:color="auto" w:sz="4" w:space="0"/>
-            </w:tcBorders>
-            <w:noWrap/>
-            <w:vAlign w:val="center"/>
+              <w:bottom w:val="single" w:sz="4" w:space="0" w:color="auto"/>
+              <w:right w:val="single" w:sz="4" w:space="0" w:color="auto"/>
+            </w:tcBorders>
+            <w:noWrap/>
+            <w:vAlign w:val="center"/>
+            <w:hideMark/>
           </w:tcPr>
           <w:p>
             <w:pPr>
@@ -4019,8 +4334,8 @@
             <w:tcBorders>
               <w:top w:val="nil"/>
               <w:left w:val="nil"/>
-              <w:bottom w:val="single" w:color="auto" w:sz="4" w:space="0"/>
-              <w:right w:val="single" w:color="auto" w:sz="4" w:space="0"/>
+              <w:bottom w:val="single" w:sz="4" w:space="0" w:color="auto"/>
+              <w:right w:val="single" w:sz="4" w:space="0" w:color="auto"/>
             </w:tcBorders>
             <w:noWrap/>
             <w:vAlign w:val="center"/>
@@ -4044,7 +4359,17 @@
                 <w:sz w:val="23"/>
                 <w:szCs w:val="23"/>
               </w:rPr>
-              <w:t>18</w:t>
+              <w:t>1</w:t>
+            </w:r>
+            <w:r>
+              <w:rPr>
+                <w:b/>
+                <w:bCs/>
+                <w:color w:val="000000"/>
+                <w:sz w:val="23"/>
+                <w:szCs w:val="23"/>
+              </w:rPr>
+              <w:t>8</w:t>
             </w:r>
           </w:p>
         </w:tc>
@@ -4055,8 +4380,8 @@
             <w:tcBorders>
               <w:top w:val="nil"/>
               <w:left w:val="nil"/>
-              <w:bottom w:val="single" w:color="auto" w:sz="4" w:space="0"/>
-              <w:right w:val="single" w:color="auto" w:sz="4" w:space="0"/>
+              <w:bottom w:val="single" w:sz="4" w:space="0" w:color="auto"/>
+              <w:right w:val="single" w:sz="4" w:space="0" w:color="auto"/>
             </w:tcBorders>
             <w:noWrap/>
             <w:vAlign w:val="center"/>
@@ -4090,8 +4415,8 @@
             <w:tcBorders>
               <w:top w:val="nil"/>
               <w:left w:val="nil"/>
-              <w:bottom w:val="single" w:color="auto" w:sz="4" w:space="0"/>
-              <w:right w:val="single" w:color="auto" w:sz="4" w:space="0"/>
+              <w:bottom w:val="single" w:sz="4" w:space="0" w:color="auto"/>
+              <w:right w:val="single" w:sz="4" w:space="0" w:color="auto"/>
             </w:tcBorders>
             <w:noWrap/>
             <w:vAlign w:val="center"/>
@@ -4126,17 +4451,17 @@
           <w:gridAfter w:val="2"/>
           <w:wBefore w:w="153" w:type="dxa"/>
           <w:wAfter w:w="622" w:type="dxa"/>
-          <w:trHeight w:val="300" w:hRule="atLeast"/>
+          <w:trHeight w:val="300"/>
         </w:trPr>
         <w:tc>
           <w:tcPr>
             <w:tcW w:w="9747" w:type="dxa"/>
             <w:gridSpan w:val="12"/>
             <w:tcBorders>
-              <w:top w:val="single" w:color="auto" w:sz="4" w:space="0"/>
-              <w:left w:val="single" w:color="auto" w:sz="4" w:space="0"/>
-              <w:bottom w:val="single" w:color="auto" w:sz="4" w:space="0"/>
-              <w:right w:val="single" w:color="auto" w:sz="4" w:space="0"/>
+              <w:top w:val="single" w:sz="4" w:space="0" w:color="auto"/>
+              <w:left w:val="single" w:sz="4" w:space="0" w:color="auto"/>
+              <w:bottom w:val="single" w:sz="4" w:space="0" w:color="auto"/>
+              <w:right w:val="single" w:sz="4" w:space="0" w:color="auto"/>
             </w:tcBorders>
             <w:noWrap/>
             <w:vAlign w:val="center"/>
@@ -4160,7 +4485,17 @@
                 <w:sz w:val="23"/>
                 <w:szCs w:val="23"/>
               </w:rPr>
-              <w:t>Tiêu chí 2: Đánh giá về ý thức chấp hành nội quy, quy chế, quy định của Học viện</w:t>
+              <w:t>Tiêu chí 2: Đánh</w:t>
+            </w:r>
+            <w:r>
+              <w:rPr>
+                <w:b/>
+                <w:bCs/>
+                <w:color w:val="000000"/>
+                <w:sz w:val="23"/>
+                <w:szCs w:val="23"/>
+              </w:rPr>
+              <w:t xml:space="preserve"> giá về ý thức chấp hành nội quy, quy chế, quy định của Học viện</w:t>
             </w:r>
           </w:p>
         </w:tc>
@@ -4171,20 +4506,21 @@
           <w:gridAfter w:val="2"/>
           <w:wBefore w:w="153" w:type="dxa"/>
           <w:wAfter w:w="622" w:type="dxa"/>
-          <w:trHeight w:val="678" w:hRule="atLeast"/>
+          <w:trHeight w:val="678"/>
         </w:trPr>
         <w:tc>
           <w:tcPr>
             <w:tcW w:w="567" w:type="dxa"/>
             <w:gridSpan w:val="2"/>
             <w:tcBorders>
-              <w:top w:val="single" w:color="auto" w:sz="4" w:space="0"/>
-              <w:left w:val="single" w:color="auto" w:sz="4" w:space="0"/>
-              <w:bottom w:val="single" w:color="auto" w:sz="4" w:space="0"/>
-              <w:right w:val="single" w:color="auto" w:sz="4" w:space="0"/>
-            </w:tcBorders>
-            <w:noWrap/>
-            <w:vAlign w:val="center"/>
+              <w:top w:val="single" w:sz="4" w:space="0" w:color="auto"/>
+              <w:left w:val="single" w:sz="4" w:space="0" w:color="auto"/>
+              <w:bottom w:val="single" w:sz="4" w:space="0" w:color="auto"/>
+              <w:right w:val="single" w:sz="4" w:space="0" w:color="auto"/>
+            </w:tcBorders>
+            <w:noWrap/>
+            <w:vAlign w:val="center"/>
+            <w:hideMark/>
           </w:tcPr>
           <w:p>
             <w:pPr>
@@ -4210,13 +4546,13 @@
             <w:tcW w:w="5447" w:type="dxa"/>
             <w:gridSpan w:val="4"/>
             <w:tcBorders>
-              <w:top w:val="single" w:color="auto" w:sz="4" w:space="0"/>
-              <w:left w:val="nil"/>
-              <w:bottom w:val="single" w:color="auto" w:sz="4" w:space="0"/>
-              <w:right w:val="single" w:color="auto" w:sz="4" w:space="0"/>
-            </w:tcBorders>
-            <w:noWrap w:val="0"/>
-            <w:vAlign w:val="center"/>
+              <w:top w:val="single" w:sz="4" w:space="0" w:color="auto"/>
+              <w:left w:val="nil"/>
+              <w:bottom w:val="single" w:sz="4" w:space="0" w:color="auto"/>
+              <w:right w:val="single" w:sz="4" w:space="0" w:color="auto"/>
+            </w:tcBorders>
+            <w:vAlign w:val="center"/>
+            <w:hideMark/>
           </w:tcPr>
           <w:p>
             <w:pPr>
@@ -4241,13 +4577,14 @@
           <w:tcPr>
             <w:tcW w:w="990" w:type="dxa"/>
             <w:tcBorders>
-              <w:top w:val="single" w:color="auto" w:sz="4" w:space="0"/>
-              <w:left w:val="nil"/>
-              <w:bottom w:val="single" w:color="auto" w:sz="4" w:space="0"/>
-              <w:right w:val="single" w:color="auto" w:sz="4" w:space="0"/>
-            </w:tcBorders>
-            <w:noWrap/>
-            <w:vAlign w:val="center"/>
+              <w:top w:val="single" w:sz="4" w:space="0" w:color="auto"/>
+              <w:left w:val="nil"/>
+              <w:bottom w:val="single" w:sz="4" w:space="0" w:color="auto"/>
+              <w:right w:val="single" w:sz="4" w:space="0" w:color="auto"/>
+            </w:tcBorders>
+            <w:noWrap/>
+            <w:vAlign w:val="center"/>
+            <w:hideMark/>
           </w:tcPr>
           <w:p>
             <w:pPr>
@@ -4272,10 +4609,10 @@
           <w:tcPr>
             <w:tcW w:w="990" w:type="dxa"/>
             <w:tcBorders>
-              <w:top w:val="single" w:color="auto" w:sz="4" w:space="0"/>
-              <w:left w:val="nil"/>
-              <w:bottom w:val="single" w:color="auto" w:sz="4" w:space="0"/>
-              <w:right w:val="single" w:color="auto" w:sz="4" w:space="0"/>
+              <w:top w:val="single" w:sz="4" w:space="0" w:color="auto"/>
+              <w:left w:val="nil"/>
+              <w:bottom w:val="single" w:sz="4" w:space="0" w:color="auto"/>
+              <w:right w:val="single" w:sz="4" w:space="0" w:color="auto"/>
             </w:tcBorders>
             <w:noWrap/>
             <w:vAlign w:val="center"/>
@@ -4304,10 +4641,10 @@
             <w:tcW w:w="906" w:type="dxa"/>
             <w:gridSpan w:val="3"/>
             <w:tcBorders>
-              <w:top w:val="single" w:color="auto" w:sz="4" w:space="0"/>
-              <w:left w:val="nil"/>
-              <w:bottom w:val="single" w:color="auto" w:sz="4" w:space="0"/>
-              <w:right w:val="single" w:color="auto" w:sz="4" w:space="0"/>
+              <w:top w:val="single" w:sz="4" w:space="0" w:color="auto"/>
+              <w:left w:val="nil"/>
+              <w:bottom w:val="single" w:sz="4" w:space="0" w:color="auto"/>
+              <w:right w:val="single" w:sz="4" w:space="0" w:color="auto"/>
             </w:tcBorders>
             <w:noWrap/>
             <w:vAlign w:val="center"/>
@@ -4335,10 +4672,10 @@
           <w:tcPr>
             <w:tcW w:w="847" w:type="dxa"/>
             <w:tcBorders>
-              <w:top w:val="single" w:color="auto" w:sz="4" w:space="0"/>
-              <w:left w:val="nil"/>
-              <w:bottom w:val="single" w:color="auto" w:sz="4" w:space="0"/>
-              <w:right w:val="single" w:color="auto" w:sz="4" w:space="0"/>
+              <w:top w:val="single" w:sz="4" w:space="0" w:color="auto"/>
+              <w:left w:val="nil"/>
+              <w:bottom w:val="single" w:sz="4" w:space="0" w:color="auto"/>
+              <w:right w:val="single" w:sz="4" w:space="0" w:color="auto"/>
             </w:tcBorders>
             <w:noWrap/>
             <w:vAlign w:val="center"/>
@@ -4369,7 +4706,7 @@
           <w:gridAfter w:val="2"/>
           <w:wBefore w:w="153" w:type="dxa"/>
           <w:wAfter w:w="622" w:type="dxa"/>
-          <w:trHeight w:val="379" w:hRule="atLeast"/>
+          <w:trHeight w:val="379"/>
         </w:trPr>
         <w:tc>
           <w:tcPr>
@@ -4377,12 +4714,13 @@
             <w:gridSpan w:val="2"/>
             <w:tcBorders>
               <w:top w:val="nil"/>
-              <w:left w:val="single" w:color="auto" w:sz="4" w:space="0"/>
-              <w:bottom w:val="single" w:color="auto" w:sz="4" w:space="0"/>
-              <w:right w:val="single" w:color="auto" w:sz="4" w:space="0"/>
-            </w:tcBorders>
-            <w:noWrap/>
-            <w:vAlign w:val="center"/>
+              <w:left w:val="single" w:sz="4" w:space="0" w:color="auto"/>
+              <w:bottom w:val="single" w:sz="4" w:space="0" w:color="auto"/>
+              <w:right w:val="single" w:sz="4" w:space="0" w:color="auto"/>
+            </w:tcBorders>
+            <w:noWrap/>
+            <w:vAlign w:val="center"/>
+            <w:hideMark/>
           </w:tcPr>
           <w:p>
             <w:pPr>
@@ -4403,6 +4741,7 @@
                 <w:sz w:val="23"/>
                 <w:szCs w:val="23"/>
               </w:rPr>
+              <w:lastRenderedPageBreak/>
               <w:t> </w:t>
             </w:r>
           </w:p>
@@ -4414,11 +4753,12 @@
             <w:tcBorders>
               <w:top w:val="nil"/>
               <w:left w:val="nil"/>
-              <w:bottom w:val="single" w:color="auto" w:sz="4" w:space="0"/>
-              <w:right w:val="single" w:color="auto" w:sz="4" w:space="0"/>
-            </w:tcBorders>
-            <w:noWrap/>
-            <w:vAlign w:val="center"/>
+              <w:bottom w:val="single" w:sz="4" w:space="0" w:color="auto"/>
+              <w:right w:val="single" w:sz="4" w:space="0" w:color="auto"/>
+            </w:tcBorders>
+            <w:noWrap/>
+            <w:vAlign w:val="center"/>
+            <w:hideMark/>
           </w:tcPr>
           <w:p>
             <w:pPr>
@@ -4445,11 +4785,12 @@
             <w:tcBorders>
               <w:top w:val="nil"/>
               <w:left w:val="nil"/>
-              <w:bottom w:val="single" w:color="auto" w:sz="4" w:space="0"/>
-              <w:right w:val="single" w:color="auto" w:sz="4" w:space="0"/>
-            </w:tcBorders>
-            <w:noWrap/>
-            <w:vAlign w:val="center"/>
+              <w:bottom w:val="single" w:sz="4" w:space="0" w:color="auto"/>
+              <w:right w:val="single" w:sz="4" w:space="0" w:color="auto"/>
+            </w:tcBorders>
+            <w:noWrap/>
+            <w:vAlign w:val="center"/>
+            <w:hideMark/>
           </w:tcPr>
           <w:p>
             <w:pPr>
@@ -4480,8 +4821,8 @@
             <w:tcBorders>
               <w:top w:val="nil"/>
               <w:left w:val="nil"/>
-              <w:bottom w:val="single" w:color="auto" w:sz="4" w:space="0"/>
-              <w:right w:val="single" w:color="auto" w:sz="4" w:space="0"/>
+              <w:bottom w:val="single" w:sz="4" w:space="0" w:color="auto"/>
+              <w:right w:val="single" w:sz="4" w:space="0" w:color="auto"/>
             </w:tcBorders>
             <w:noWrap/>
             <w:vAlign w:val="center"/>
@@ -4506,8 +4847,8 @@
             <w:tcBorders>
               <w:top w:val="nil"/>
               <w:left w:val="nil"/>
-              <w:bottom w:val="single" w:color="auto" w:sz="4" w:space="0"/>
-              <w:right w:val="single" w:color="auto" w:sz="4" w:space="0"/>
+              <w:bottom w:val="single" w:sz="4" w:space="0" w:color="auto"/>
+              <w:right w:val="single" w:sz="4" w:space="0" w:color="auto"/>
             </w:tcBorders>
             <w:noWrap/>
             <w:vAlign w:val="center"/>
@@ -4531,8 +4872,8 @@
             <w:tcBorders>
               <w:top w:val="nil"/>
               <w:left w:val="nil"/>
-              <w:bottom w:val="single" w:color="auto" w:sz="4" w:space="0"/>
-              <w:right w:val="single" w:color="auto" w:sz="4" w:space="0"/>
+              <w:bottom w:val="single" w:sz="4" w:space="0" w:color="auto"/>
+              <w:right w:val="single" w:sz="4" w:space="0" w:color="auto"/>
             </w:tcBorders>
             <w:noWrap/>
             <w:vAlign w:val="center"/>
@@ -4557,7 +4898,7 @@
           <w:gridAfter w:val="2"/>
           <w:wBefore w:w="153" w:type="dxa"/>
           <w:wAfter w:w="622" w:type="dxa"/>
-          <w:trHeight w:val="300" w:hRule="atLeast"/>
+          <w:trHeight w:val="300"/>
         </w:trPr>
         <w:tc>
           <w:tcPr>
@@ -4565,12 +4906,13 @@
             <w:gridSpan w:val="2"/>
             <w:tcBorders>
               <w:top w:val="nil"/>
-              <w:left w:val="single" w:color="auto" w:sz="4" w:space="0"/>
-              <w:bottom w:val="single" w:color="auto" w:sz="4" w:space="0"/>
-              <w:right w:val="single" w:color="auto" w:sz="4" w:space="0"/>
-            </w:tcBorders>
-            <w:noWrap/>
-            <w:vAlign w:val="center"/>
+              <w:left w:val="single" w:sz="4" w:space="0" w:color="auto"/>
+              <w:bottom w:val="single" w:sz="4" w:space="0" w:color="auto"/>
+              <w:right w:val="single" w:sz="4" w:space="0" w:color="auto"/>
+            </w:tcBorders>
+            <w:noWrap/>
+            <w:vAlign w:val="center"/>
+            <w:hideMark/>
           </w:tcPr>
           <w:p>
             <w:pPr>
@@ -4602,11 +4944,12 @@
             <w:tcBorders>
               <w:top w:val="nil"/>
               <w:left w:val="nil"/>
-              <w:bottom w:val="single" w:color="auto" w:sz="4" w:space="0"/>
-              <w:right w:val="single" w:color="auto" w:sz="4" w:space="0"/>
-            </w:tcBorders>
-            <w:noWrap/>
-            <w:vAlign w:val="center"/>
+              <w:bottom w:val="single" w:sz="4" w:space="0" w:color="auto"/>
+              <w:right w:val="single" w:sz="4" w:space="0" w:color="auto"/>
+            </w:tcBorders>
+            <w:noWrap/>
+            <w:vAlign w:val="center"/>
+            <w:hideMark/>
           </w:tcPr>
           <w:p>
             <w:pPr>
@@ -4633,11 +4976,12 @@
             <w:tcBorders>
               <w:top w:val="nil"/>
               <w:left w:val="nil"/>
-              <w:bottom w:val="single" w:color="auto" w:sz="4" w:space="0"/>
-              <w:right w:val="single" w:color="auto" w:sz="4" w:space="0"/>
-            </w:tcBorders>
-            <w:noWrap/>
-            <w:vAlign w:val="center"/>
+              <w:bottom w:val="single" w:sz="4" w:space="0" w:color="auto"/>
+              <w:right w:val="single" w:sz="4" w:space="0" w:color="auto"/>
+            </w:tcBorders>
+            <w:noWrap/>
+            <w:vAlign w:val="center"/>
+            <w:hideMark/>
           </w:tcPr>
           <w:p>
             <w:pPr>
@@ -4668,8 +5012,8 @@
             <w:tcBorders>
               <w:top w:val="nil"/>
               <w:left w:val="nil"/>
-              <w:bottom w:val="single" w:color="auto" w:sz="4" w:space="0"/>
-              <w:right w:val="single" w:color="auto" w:sz="4" w:space="0"/>
+              <w:bottom w:val="single" w:sz="4" w:space="0" w:color="auto"/>
+              <w:right w:val="single" w:sz="4" w:space="0" w:color="auto"/>
             </w:tcBorders>
             <w:noWrap/>
             <w:vAlign w:val="center"/>
@@ -4704,8 +5048,8 @@
             <w:tcBorders>
               <w:top w:val="nil"/>
               <w:left w:val="nil"/>
-              <w:bottom w:val="single" w:color="auto" w:sz="4" w:space="0"/>
-              <w:right w:val="single" w:color="auto" w:sz="4" w:space="0"/>
+              <w:bottom w:val="single" w:sz="4" w:space="0" w:color="auto"/>
+              <w:right w:val="single" w:sz="4" w:space="0" w:color="auto"/>
             </w:tcBorders>
             <w:noWrap/>
             <w:vAlign w:val="center"/>
@@ -4729,8 +5073,8 @@
             <w:tcBorders>
               <w:top w:val="nil"/>
               <w:left w:val="nil"/>
-              <w:bottom w:val="single" w:color="auto" w:sz="4" w:space="0"/>
-              <w:right w:val="single" w:color="auto" w:sz="4" w:space="0"/>
+              <w:bottom w:val="single" w:sz="4" w:space="0" w:color="auto"/>
+              <w:right w:val="single" w:sz="4" w:space="0" w:color="auto"/>
             </w:tcBorders>
             <w:noWrap/>
             <w:vAlign w:val="center"/>
@@ -4755,7 +5099,7 @@
           <w:gridAfter w:val="2"/>
           <w:wBefore w:w="153" w:type="dxa"/>
           <w:wAfter w:w="622" w:type="dxa"/>
-          <w:trHeight w:val="600" w:hRule="atLeast"/>
+          <w:trHeight w:val="600"/>
         </w:trPr>
         <w:tc>
           <w:tcPr>
@@ -4763,12 +5107,12 @@
             <w:gridSpan w:val="2"/>
             <w:tcBorders>
               <w:top w:val="nil"/>
-              <w:left w:val="single" w:color="auto" w:sz="4" w:space="0"/>
-              <w:bottom w:val="single" w:color="auto" w:sz="4" w:space="0"/>
-              <w:right w:val="single" w:color="auto" w:sz="4" w:space="0"/>
-            </w:tcBorders>
-            <w:noWrap w:val="0"/>
-            <w:vAlign w:val="center"/>
+              <w:left w:val="single" w:sz="4" w:space="0" w:color="auto"/>
+              <w:bottom w:val="single" w:sz="4" w:space="0" w:color="auto"/>
+              <w:right w:val="single" w:sz="4" w:space="0" w:color="auto"/>
+            </w:tcBorders>
+            <w:vAlign w:val="center"/>
+            <w:hideMark/>
           </w:tcPr>
           <w:p>
             <w:pPr>
@@ -4796,11 +5140,12 @@
             <w:tcBorders>
               <w:top w:val="nil"/>
               <w:left w:val="nil"/>
-              <w:bottom w:val="single" w:color="auto" w:sz="4" w:space="0"/>
-              <w:right w:val="single" w:color="auto" w:sz="4" w:space="0"/>
-            </w:tcBorders>
-            <w:noWrap/>
-            <w:vAlign w:val="center"/>
+              <w:bottom w:val="single" w:sz="4" w:space="0" w:color="auto"/>
+              <w:right w:val="single" w:sz="4" w:space="0" w:color="auto"/>
+            </w:tcBorders>
+            <w:noWrap/>
+            <w:vAlign w:val="center"/>
+            <w:hideMark/>
           </w:tcPr>
           <w:p>
             <w:pPr>
@@ -4827,11 +5172,12 @@
             <w:tcBorders>
               <w:top w:val="nil"/>
               <w:left w:val="nil"/>
-              <w:bottom w:val="single" w:color="auto" w:sz="4" w:space="0"/>
-              <w:right w:val="single" w:color="auto" w:sz="4" w:space="0"/>
-            </w:tcBorders>
-            <w:noWrap/>
-            <w:vAlign w:val="center"/>
+              <w:bottom w:val="single" w:sz="4" w:space="0" w:color="auto"/>
+              <w:right w:val="single" w:sz="4" w:space="0" w:color="auto"/>
+            </w:tcBorders>
+            <w:noWrap/>
+            <w:vAlign w:val="center"/>
+            <w:hideMark/>
           </w:tcPr>
           <w:p>
             <w:pPr>
@@ -4862,8 +5208,8 @@
             <w:tcBorders>
               <w:top w:val="nil"/>
               <w:left w:val="nil"/>
-              <w:bottom w:val="single" w:color="auto" w:sz="4" w:space="0"/>
-              <w:right w:val="single" w:color="auto" w:sz="4" w:space="0"/>
+              <w:bottom w:val="single" w:sz="4" w:space="0" w:color="auto"/>
+              <w:right w:val="single" w:sz="4" w:space="0" w:color="auto"/>
             </w:tcBorders>
             <w:noWrap/>
             <w:vAlign w:val="center"/>
@@ -4898,8 +5244,8 @@
             <w:tcBorders>
               <w:top w:val="nil"/>
               <w:left w:val="nil"/>
-              <w:bottom w:val="single" w:color="auto" w:sz="4" w:space="0"/>
-              <w:right w:val="single" w:color="auto" w:sz="4" w:space="0"/>
+              <w:bottom w:val="single" w:sz="4" w:space="0" w:color="auto"/>
+              <w:right w:val="single" w:sz="4" w:space="0" w:color="auto"/>
             </w:tcBorders>
             <w:noWrap/>
             <w:vAlign w:val="center"/>
@@ -4923,8 +5269,8 @@
             <w:tcBorders>
               <w:top w:val="nil"/>
               <w:left w:val="nil"/>
-              <w:bottom w:val="single" w:color="auto" w:sz="4" w:space="0"/>
-              <w:right w:val="single" w:color="auto" w:sz="4" w:space="0"/>
+              <w:bottom w:val="single" w:sz="4" w:space="0" w:color="auto"/>
+              <w:right w:val="single" w:sz="4" w:space="0" w:color="auto"/>
             </w:tcBorders>
             <w:noWrap/>
             <w:vAlign w:val="center"/>
@@ -4949,7 +5295,7 @@
           <w:gridAfter w:val="2"/>
           <w:wBefore w:w="153" w:type="dxa"/>
           <w:wAfter w:w="622" w:type="dxa"/>
-          <w:trHeight w:val="1230" w:hRule="atLeast"/>
+          <w:trHeight w:val="1230"/>
         </w:trPr>
         <w:tc>
           <w:tcPr>
@@ -4957,13 +5303,14 @@
             <w:gridSpan w:val="2"/>
             <w:vMerge w:val="restart"/>
             <w:tcBorders>
-              <w:top w:val="single" w:color="auto" w:sz="4" w:space="0"/>
-              <w:left w:val="single" w:color="auto" w:sz="4" w:space="0"/>
-              <w:bottom w:val="single" w:color="auto" w:sz="4" w:space="0"/>
-              <w:right w:val="single" w:color="auto" w:sz="4" w:space="0"/>
-            </w:tcBorders>
-            <w:noWrap/>
-            <w:vAlign w:val="center"/>
+              <w:top w:val="single" w:sz="4" w:space="0" w:color="auto"/>
+              <w:left w:val="single" w:sz="4" w:space="0" w:color="auto"/>
+              <w:bottom w:val="single" w:sz="4" w:space="0" w:color="auto"/>
+              <w:right w:val="single" w:sz="4" w:space="0" w:color="auto"/>
+            </w:tcBorders>
+            <w:noWrap/>
+            <w:vAlign w:val="center"/>
+            <w:hideMark/>
           </w:tcPr>
           <w:p>
             <w:pPr>
@@ -4989,13 +5336,13 @@
             <w:tcW w:w="5447" w:type="dxa"/>
             <w:gridSpan w:val="4"/>
             <w:tcBorders>
-              <w:top w:val="single" w:color="auto" w:sz="4" w:space="0"/>
-              <w:left w:val="single" w:color="auto" w:sz="4" w:space="0"/>
-              <w:bottom w:val="single" w:color="auto" w:sz="4" w:space="0"/>
-              <w:right w:val="single" w:color="auto" w:sz="4" w:space="0"/>
-            </w:tcBorders>
-            <w:noWrap w:val="0"/>
-            <w:vAlign w:val="center"/>
+              <w:top w:val="single" w:sz="4" w:space="0" w:color="auto"/>
+              <w:left w:val="single" w:sz="4" w:space="0" w:color="auto"/>
+              <w:bottom w:val="single" w:sz="4" w:space="0" w:color="auto"/>
+              <w:right w:val="single" w:sz="4" w:space="0" w:color="auto"/>
+            </w:tcBorders>
+            <w:vAlign w:val="center"/>
+            <w:hideMark/>
           </w:tcPr>
           <w:p>
             <w:pPr>
@@ -5020,13 +5367,13 @@
           <w:tcPr>
             <w:tcW w:w="990" w:type="dxa"/>
             <w:tcBorders>
-              <w:top w:val="single" w:color="auto" w:sz="4" w:space="0"/>
-              <w:left w:val="single" w:color="auto" w:sz="4" w:space="0"/>
-              <w:bottom w:val="single" w:color="auto" w:sz="4" w:space="0"/>
-              <w:right w:val="single" w:color="auto" w:sz="4" w:space="0"/>
-            </w:tcBorders>
-            <w:noWrap w:val="0"/>
-            <w:vAlign w:val="center"/>
+              <w:top w:val="single" w:sz="4" w:space="0" w:color="auto"/>
+              <w:left w:val="single" w:sz="4" w:space="0" w:color="auto"/>
+              <w:bottom w:val="single" w:sz="4" w:space="0" w:color="auto"/>
+              <w:right w:val="single" w:sz="4" w:space="0" w:color="auto"/>
+            </w:tcBorders>
+            <w:vAlign w:val="center"/>
+            <w:hideMark/>
           </w:tcPr>
           <w:p>
             <w:pPr>
@@ -5051,12 +5398,11 @@
           <w:tcPr>
             <w:tcW w:w="990" w:type="dxa"/>
             <w:tcBorders>
-              <w:top w:val="single" w:color="auto" w:sz="4" w:space="0"/>
-              <w:left w:val="single" w:color="auto" w:sz="4" w:space="0"/>
-              <w:bottom w:val="single" w:color="auto" w:sz="4" w:space="0"/>
-              <w:right w:val="single" w:color="auto" w:sz="4" w:space="0"/>
-            </w:tcBorders>
-            <w:noWrap w:val="0"/>
+              <w:top w:val="single" w:sz="4" w:space="0" w:color="auto"/>
+              <w:left w:val="single" w:sz="4" w:space="0" w:color="auto"/>
+              <w:bottom w:val="single" w:sz="4" w:space="0" w:color="auto"/>
+              <w:right w:val="single" w:sz="4" w:space="0" w:color="auto"/>
+            </w:tcBorders>
             <w:vAlign w:val="center"/>
           </w:tcPr>
           <w:p>
@@ -5083,12 +5429,11 @@
             <w:tcW w:w="906" w:type="dxa"/>
             <w:gridSpan w:val="3"/>
             <w:tcBorders>
-              <w:top w:val="single" w:color="auto" w:sz="4" w:space="0"/>
-              <w:left w:val="single" w:color="auto" w:sz="4" w:space="0"/>
-              <w:bottom w:val="single" w:color="auto" w:sz="4" w:space="0"/>
-              <w:right w:val="single" w:color="auto" w:sz="4" w:space="0"/>
-            </w:tcBorders>
-            <w:noWrap w:val="0"/>
+              <w:top w:val="single" w:sz="4" w:space="0" w:color="auto"/>
+              <w:left w:val="single" w:sz="4" w:space="0" w:color="auto"/>
+              <w:bottom w:val="single" w:sz="4" w:space="0" w:color="auto"/>
+              <w:right w:val="single" w:sz="4" w:space="0" w:color="auto"/>
+            </w:tcBorders>
             <w:vAlign w:val="center"/>
           </w:tcPr>
           <w:p>
@@ -5114,12 +5459,11 @@
           <w:tcPr>
             <w:tcW w:w="847" w:type="dxa"/>
             <w:tcBorders>
-              <w:top w:val="single" w:color="auto" w:sz="4" w:space="0"/>
-              <w:left w:val="single" w:color="auto" w:sz="4" w:space="0"/>
-              <w:bottom w:val="single" w:color="auto" w:sz="4" w:space="0"/>
-              <w:right w:val="single" w:color="auto" w:sz="4" w:space="0"/>
-            </w:tcBorders>
-            <w:noWrap w:val="0"/>
+              <w:top w:val="single" w:sz="4" w:space="0" w:color="auto"/>
+              <w:left w:val="single" w:sz="4" w:space="0" w:color="auto"/>
+              <w:bottom w:val="single" w:sz="4" w:space="0" w:color="auto"/>
+              <w:right w:val="single" w:sz="4" w:space="0" w:color="auto"/>
+            </w:tcBorders>
             <w:vAlign w:val="center"/>
           </w:tcPr>
           <w:p>
@@ -5148,21 +5492,21 @@
           <w:gridAfter w:val="2"/>
           <w:wBefore w:w="153" w:type="dxa"/>
           <w:wAfter w:w="622" w:type="dxa"/>
-          <w:trHeight w:val="600" w:hRule="atLeast"/>
+          <w:trHeight w:val="600"/>
         </w:trPr>
         <w:tc>
           <w:tcPr>
             <w:tcW w:w="567" w:type="dxa"/>
             <w:gridSpan w:val="2"/>
-            <w:vMerge w:val="continue"/>
-            <w:tcBorders>
-              <w:top w:val="single" w:color="auto" w:sz="4" w:space="0"/>
-              <w:left w:val="single" w:color="auto" w:sz="4" w:space="0"/>
-              <w:bottom w:val="single" w:color="auto" w:sz="4" w:space="0"/>
-              <w:right w:val="single" w:color="auto" w:sz="4" w:space="0"/>
-            </w:tcBorders>
-            <w:noWrap w:val="0"/>
-            <w:vAlign w:val="center"/>
+            <w:vMerge/>
+            <w:tcBorders>
+              <w:top w:val="single" w:sz="4" w:space="0" w:color="auto"/>
+              <w:left w:val="single" w:sz="4" w:space="0" w:color="auto"/>
+              <w:bottom w:val="single" w:sz="4" w:space="0" w:color="auto"/>
+              <w:right w:val="single" w:sz="4" w:space="0" w:color="auto"/>
+            </w:tcBorders>
+            <w:vAlign w:val="center"/>
+            <w:hideMark/>
           </w:tcPr>
           <w:p>
             <w:pPr>
@@ -5179,13 +5523,13 @@
             <w:tcW w:w="5447" w:type="dxa"/>
             <w:gridSpan w:val="4"/>
             <w:tcBorders>
-              <w:top w:val="single" w:color="auto" w:sz="4" w:space="0"/>
-              <w:left w:val="nil"/>
-              <w:bottom w:val="single" w:color="auto" w:sz="4" w:space="0"/>
-              <w:right w:val="single" w:color="auto" w:sz="4" w:space="0"/>
-            </w:tcBorders>
-            <w:noWrap w:val="0"/>
-            <w:vAlign w:val="center"/>
+              <w:top w:val="single" w:sz="4" w:space="0" w:color="auto"/>
+              <w:left w:val="nil"/>
+              <w:bottom w:val="single" w:sz="4" w:space="0" w:color="auto"/>
+              <w:right w:val="single" w:sz="4" w:space="0" w:color="auto"/>
+            </w:tcBorders>
+            <w:vAlign w:val="center"/>
+            <w:hideMark/>
           </w:tcPr>
           <w:p>
             <w:pPr>
@@ -5210,13 +5554,13 @@
           <w:tcPr>
             <w:tcW w:w="990" w:type="dxa"/>
             <w:tcBorders>
-              <w:top w:val="single" w:color="auto" w:sz="4" w:space="0"/>
-              <w:left w:val="nil"/>
-              <w:bottom w:val="single" w:color="auto" w:sz="4" w:space="0"/>
-              <w:right w:val="single" w:color="auto" w:sz="4" w:space="0"/>
-            </w:tcBorders>
-            <w:noWrap w:val="0"/>
-            <w:vAlign w:val="center"/>
+              <w:top w:val="single" w:sz="4" w:space="0" w:color="auto"/>
+              <w:left w:val="nil"/>
+              <w:bottom w:val="single" w:sz="4" w:space="0" w:color="auto"/>
+              <w:right w:val="single" w:sz="4" w:space="0" w:color="auto"/>
+            </w:tcBorders>
+            <w:vAlign w:val="center"/>
+            <w:hideMark/>
           </w:tcPr>
           <w:p>
             <w:pPr>
@@ -5241,12 +5585,11 @@
           <w:tcPr>
             <w:tcW w:w="990" w:type="dxa"/>
             <w:tcBorders>
-              <w:top w:val="single" w:color="auto" w:sz="4" w:space="0"/>
-              <w:left w:val="nil"/>
-              <w:bottom w:val="single" w:color="auto" w:sz="4" w:space="0"/>
-              <w:right w:val="single" w:color="auto" w:sz="4" w:space="0"/>
-            </w:tcBorders>
-            <w:noWrap w:val="0"/>
+              <w:top w:val="single" w:sz="4" w:space="0" w:color="auto"/>
+              <w:left w:val="nil"/>
+              <w:bottom w:val="single" w:sz="4" w:space="0" w:color="auto"/>
+              <w:right w:val="single" w:sz="4" w:space="0" w:color="auto"/>
+            </w:tcBorders>
             <w:vAlign w:val="center"/>
           </w:tcPr>
           <w:p>
@@ -5273,12 +5616,11 @@
             <w:tcW w:w="906" w:type="dxa"/>
             <w:gridSpan w:val="3"/>
             <w:tcBorders>
-              <w:top w:val="single" w:color="auto" w:sz="4" w:space="0"/>
-              <w:left w:val="nil"/>
-              <w:bottom w:val="single" w:color="auto" w:sz="4" w:space="0"/>
-              <w:right w:val="single" w:color="auto" w:sz="4" w:space="0"/>
-            </w:tcBorders>
-            <w:noWrap w:val="0"/>
+              <w:top w:val="single" w:sz="4" w:space="0" w:color="auto"/>
+              <w:left w:val="nil"/>
+              <w:bottom w:val="single" w:sz="4" w:space="0" w:color="auto"/>
+              <w:right w:val="single" w:sz="4" w:space="0" w:color="auto"/>
+            </w:tcBorders>
             <w:vAlign w:val="center"/>
           </w:tcPr>
           <w:p>
@@ -5296,12 +5638,11 @@
           <w:tcPr>
             <w:tcW w:w="847" w:type="dxa"/>
             <w:tcBorders>
-              <w:top w:val="single" w:color="auto" w:sz="4" w:space="0"/>
-              <w:left w:val="nil"/>
-              <w:bottom w:val="single" w:color="auto" w:sz="4" w:space="0"/>
-              <w:right w:val="single" w:color="auto" w:sz="4" w:space="0"/>
-            </w:tcBorders>
-            <w:noWrap w:val="0"/>
+              <w:top w:val="single" w:sz="4" w:space="0" w:color="auto"/>
+              <w:left w:val="nil"/>
+              <w:bottom w:val="single" w:sz="4" w:space="0" w:color="auto"/>
+              <w:right w:val="single" w:sz="4" w:space="0" w:color="auto"/>
+            </w:tcBorders>
             <w:vAlign w:val="center"/>
           </w:tcPr>
           <w:p>
@@ -5322,7 +5663,7 @@
           <w:gridAfter w:val="2"/>
           <w:wBefore w:w="153" w:type="dxa"/>
           <w:wAfter w:w="622" w:type="dxa"/>
-          <w:trHeight w:val="1132" w:hRule="atLeast"/>
+          <w:trHeight w:val="1132"/>
         </w:trPr>
         <w:tc>
           <w:tcPr>
@@ -5331,12 +5672,13 @@
             <w:vMerge w:val="restart"/>
             <w:tcBorders>
               <w:top w:val="nil"/>
-              <w:left w:val="single" w:color="auto" w:sz="4" w:space="0"/>
-              <w:bottom w:val="single" w:color="auto" w:sz="4" w:space="0"/>
-              <w:right w:val="single" w:color="auto" w:sz="4" w:space="0"/>
-            </w:tcBorders>
-            <w:noWrap/>
-            <w:vAlign w:val="center"/>
+              <w:left w:val="single" w:sz="4" w:space="0" w:color="auto"/>
+              <w:bottom w:val="single" w:sz="4" w:space="0" w:color="auto"/>
+              <w:right w:val="single" w:sz="4" w:space="0" w:color="auto"/>
+            </w:tcBorders>
+            <w:noWrap/>
+            <w:vAlign w:val="center"/>
+            <w:hideMark/>
           </w:tcPr>
           <w:p>
             <w:pPr>
@@ -5364,11 +5706,11 @@
             <w:tcBorders>
               <w:top w:val="nil"/>
               <w:left w:val="nil"/>
-              <w:bottom w:val="single" w:color="auto" w:sz="4" w:space="0"/>
-              <w:right w:val="single" w:color="auto" w:sz="4" w:space="0"/>
-            </w:tcBorders>
-            <w:noWrap w:val="0"/>
-            <w:vAlign w:val="center"/>
+              <w:bottom w:val="single" w:sz="4" w:space="0" w:color="auto"/>
+              <w:right w:val="single" w:sz="4" w:space="0" w:color="auto"/>
+            </w:tcBorders>
+            <w:vAlign w:val="center"/>
+            <w:hideMark/>
           </w:tcPr>
           <w:p>
             <w:pPr>
@@ -5395,11 +5737,11 @@
             <w:tcBorders>
               <w:top w:val="nil"/>
               <w:left w:val="nil"/>
-              <w:bottom w:val="single" w:color="auto" w:sz="4" w:space="0"/>
-              <w:right w:val="single" w:color="auto" w:sz="4" w:space="0"/>
-            </w:tcBorders>
-            <w:noWrap w:val="0"/>
-            <w:vAlign w:val="center"/>
+              <w:bottom w:val="single" w:sz="4" w:space="0" w:color="auto"/>
+              <w:right w:val="single" w:sz="4" w:space="0" w:color="auto"/>
+            </w:tcBorders>
+            <w:vAlign w:val="center"/>
+            <w:hideMark/>
           </w:tcPr>
           <w:p>
             <w:pPr>
@@ -5426,10 +5768,9 @@
             <w:tcBorders>
               <w:top w:val="nil"/>
               <w:left w:val="nil"/>
-              <w:bottom w:val="single" w:color="auto" w:sz="4" w:space="0"/>
-              <w:right w:val="single" w:color="auto" w:sz="4" w:space="0"/>
-            </w:tcBorders>
-            <w:noWrap w:val="0"/>
+              <w:bottom w:val="single" w:sz="4" w:space="0" w:color="auto"/>
+              <w:right w:val="single" w:sz="4" w:space="0" w:color="auto"/>
+            </w:tcBorders>
             <w:vAlign w:val="center"/>
           </w:tcPr>
           <w:p>
@@ -5458,10 +5799,9 @@
             <w:tcBorders>
               <w:top w:val="nil"/>
               <w:left w:val="nil"/>
-              <w:bottom w:val="single" w:color="auto" w:sz="4" w:space="0"/>
-              <w:right w:val="single" w:color="auto" w:sz="4" w:space="0"/>
-            </w:tcBorders>
-            <w:noWrap w:val="0"/>
+              <w:bottom w:val="single" w:sz="4" w:space="0" w:color="auto"/>
+              <w:right w:val="single" w:sz="4" w:space="0" w:color="auto"/>
+            </w:tcBorders>
             <w:vAlign w:val="center"/>
           </w:tcPr>
           <w:p>
@@ -5489,10 +5829,9 @@
             <w:tcBorders>
               <w:top w:val="nil"/>
               <w:left w:val="nil"/>
-              <w:bottom w:val="single" w:color="auto" w:sz="4" w:space="0"/>
-              <w:right w:val="single" w:color="auto" w:sz="4" w:space="0"/>
-            </w:tcBorders>
-            <w:noWrap w:val="0"/>
+              <w:bottom w:val="single" w:sz="4" w:space="0" w:color="auto"/>
+              <w:right w:val="single" w:sz="4" w:space="0" w:color="auto"/>
+            </w:tcBorders>
             <w:vAlign w:val="center"/>
           </w:tcPr>
           <w:p>
@@ -5521,21 +5860,21 @@
           <w:gridAfter w:val="2"/>
           <w:wBefore w:w="153" w:type="dxa"/>
           <w:wAfter w:w="622" w:type="dxa"/>
-          <w:trHeight w:val="405" w:hRule="atLeast"/>
+          <w:trHeight w:val="405"/>
         </w:trPr>
         <w:tc>
           <w:tcPr>
             <w:tcW w:w="567" w:type="dxa"/>
             <w:gridSpan w:val="2"/>
-            <w:vMerge w:val="continue"/>
-            <w:tcBorders>
-              <w:top w:val="nil"/>
-              <w:left w:val="single" w:color="auto" w:sz="4" w:space="0"/>
-              <w:bottom w:val="single" w:color="auto" w:sz="4" w:space="0"/>
-              <w:right w:val="single" w:color="auto" w:sz="4" w:space="0"/>
-            </w:tcBorders>
-            <w:noWrap w:val="0"/>
-            <w:vAlign w:val="center"/>
+            <w:vMerge/>
+            <w:tcBorders>
+              <w:top w:val="nil"/>
+              <w:left w:val="single" w:sz="4" w:space="0" w:color="auto"/>
+              <w:bottom w:val="single" w:sz="4" w:space="0" w:color="auto"/>
+              <w:right w:val="single" w:sz="4" w:space="0" w:color="auto"/>
+            </w:tcBorders>
+            <w:vAlign w:val="center"/>
+            <w:hideMark/>
           </w:tcPr>
           <w:p>
             <w:pPr>
@@ -5554,11 +5893,11 @@
             <w:tcBorders>
               <w:top w:val="nil"/>
               <w:left w:val="nil"/>
-              <w:bottom w:val="single" w:color="auto" w:sz="4" w:space="0"/>
-              <w:right w:val="single" w:color="auto" w:sz="4" w:space="0"/>
-            </w:tcBorders>
-            <w:noWrap w:val="0"/>
-            <w:vAlign w:val="center"/>
+              <w:bottom w:val="single" w:sz="4" w:space="0" w:color="auto"/>
+              <w:right w:val="single" w:sz="4" w:space="0" w:color="auto"/>
+            </w:tcBorders>
+            <w:vAlign w:val="center"/>
+            <w:hideMark/>
           </w:tcPr>
           <w:p>
             <w:pPr>
@@ -5585,11 +5924,11 @@
             <w:tcBorders>
               <w:top w:val="nil"/>
               <w:left w:val="nil"/>
-              <w:bottom w:val="single" w:color="auto" w:sz="4" w:space="0"/>
-              <w:right w:val="single" w:color="auto" w:sz="4" w:space="0"/>
-            </w:tcBorders>
-            <w:noWrap w:val="0"/>
-            <w:vAlign w:val="center"/>
+              <w:bottom w:val="single" w:sz="4" w:space="0" w:color="auto"/>
+              <w:right w:val="single" w:sz="4" w:space="0" w:color="auto"/>
+            </w:tcBorders>
+            <w:vAlign w:val="center"/>
+            <w:hideMark/>
           </w:tcPr>
           <w:p>
             <w:pPr>
@@ -5616,10 +5955,9 @@
             <w:tcBorders>
               <w:top w:val="nil"/>
               <w:left w:val="nil"/>
-              <w:bottom w:val="single" w:color="auto" w:sz="4" w:space="0"/>
-              <w:right w:val="single" w:color="auto" w:sz="4" w:space="0"/>
-            </w:tcBorders>
-            <w:noWrap w:val="0"/>
+              <w:bottom w:val="single" w:sz="4" w:space="0" w:color="auto"/>
+              <w:right w:val="single" w:sz="4" w:space="0" w:color="auto"/>
+            </w:tcBorders>
             <w:vAlign w:val="center"/>
           </w:tcPr>
           <w:p>
@@ -5648,10 +5986,9 @@
             <w:tcBorders>
               <w:top w:val="nil"/>
               <w:left w:val="nil"/>
-              <w:bottom w:val="single" w:color="auto" w:sz="4" w:space="0"/>
-              <w:right w:val="single" w:color="auto" w:sz="4" w:space="0"/>
-            </w:tcBorders>
-            <w:noWrap w:val="0"/>
+              <w:bottom w:val="single" w:sz="4" w:space="0" w:color="auto"/>
+              <w:right w:val="single" w:sz="4" w:space="0" w:color="auto"/>
+            </w:tcBorders>
             <w:vAlign w:val="center"/>
           </w:tcPr>
           <w:p>
@@ -5671,10 +6008,9 @@
             <w:tcBorders>
               <w:top w:val="nil"/>
               <w:left w:val="nil"/>
-              <w:bottom w:val="single" w:color="auto" w:sz="4" w:space="0"/>
-              <w:right w:val="single" w:color="auto" w:sz="4" w:space="0"/>
-            </w:tcBorders>
-            <w:noWrap w:val="0"/>
+              <w:bottom w:val="single" w:sz="4" w:space="0" w:color="auto"/>
+              <w:right w:val="single" w:sz="4" w:space="0" w:color="auto"/>
+            </w:tcBorders>
             <w:vAlign w:val="center"/>
           </w:tcPr>
           <w:p>
@@ -5695,7 +6031,7 @@
           <w:gridAfter w:val="2"/>
           <w:wBefore w:w="153" w:type="dxa"/>
           <w:wAfter w:w="622" w:type="dxa"/>
-          <w:trHeight w:val="300" w:hRule="atLeast"/>
+          <w:trHeight w:val="300"/>
         </w:trPr>
         <w:tc>
           <w:tcPr>
@@ -5703,12 +6039,13 @@
             <w:gridSpan w:val="2"/>
             <w:tcBorders>
               <w:top w:val="nil"/>
-              <w:left w:val="single" w:color="auto" w:sz="4" w:space="0"/>
-              <w:bottom w:val="single" w:color="auto" w:sz="4" w:space="0"/>
-              <w:right w:val="single" w:color="auto" w:sz="4" w:space="0"/>
-            </w:tcBorders>
-            <w:noWrap/>
-            <w:vAlign w:val="center"/>
+              <w:left w:val="single" w:sz="4" w:space="0" w:color="auto"/>
+              <w:bottom w:val="single" w:sz="4" w:space="0" w:color="auto"/>
+              <w:right w:val="single" w:sz="4" w:space="0" w:color="auto"/>
+            </w:tcBorders>
+            <w:noWrap/>
+            <w:vAlign w:val="center"/>
+            <w:hideMark/>
           </w:tcPr>
           <w:p>
             <w:pPr>
@@ -5736,11 +6073,11 @@
             <w:tcBorders>
               <w:top w:val="nil"/>
               <w:left w:val="nil"/>
-              <w:bottom w:val="single" w:color="auto" w:sz="4" w:space="0"/>
-              <w:right w:val="single" w:color="auto" w:sz="4" w:space="0"/>
-            </w:tcBorders>
-            <w:noWrap w:val="0"/>
-            <w:vAlign w:val="center"/>
+              <w:bottom w:val="single" w:sz="4" w:space="0" w:color="auto"/>
+              <w:right w:val="single" w:sz="4" w:space="0" w:color="auto"/>
+            </w:tcBorders>
+            <w:vAlign w:val="center"/>
+            <w:hideMark/>
           </w:tcPr>
           <w:p>
             <w:pPr>
@@ -5771,11 +6108,12 @@
             <w:tcBorders>
               <w:top w:val="nil"/>
               <w:left w:val="nil"/>
-              <w:bottom w:val="single" w:color="auto" w:sz="4" w:space="0"/>
-              <w:right w:val="single" w:color="auto" w:sz="4" w:space="0"/>
-            </w:tcBorders>
-            <w:noWrap/>
-            <w:vAlign w:val="center"/>
+              <w:bottom w:val="single" w:sz="4" w:space="0" w:color="auto"/>
+              <w:right w:val="single" w:sz="4" w:space="0" w:color="auto"/>
+            </w:tcBorders>
+            <w:noWrap/>
+            <w:vAlign w:val="center"/>
+            <w:hideMark/>
           </w:tcPr>
           <w:p>
             <w:pPr>
@@ -5806,8 +6144,8 @@
             <w:tcBorders>
               <w:top w:val="nil"/>
               <w:left w:val="nil"/>
-              <w:bottom w:val="single" w:color="auto" w:sz="4" w:space="0"/>
-              <w:right w:val="single" w:color="auto" w:sz="4" w:space="0"/>
+              <w:bottom w:val="single" w:sz="4" w:space="0" w:color="auto"/>
+              <w:right w:val="single" w:sz="4" w:space="0" w:color="auto"/>
             </w:tcBorders>
             <w:noWrap/>
             <w:vAlign w:val="center"/>
@@ -5842,8 +6180,8 @@
             <w:tcBorders>
               <w:top w:val="nil"/>
               <w:left w:val="nil"/>
-              <w:bottom w:val="single" w:color="auto" w:sz="4" w:space="0"/>
-              <w:right w:val="single" w:color="auto" w:sz="4" w:space="0"/>
+              <w:bottom w:val="single" w:sz="4" w:space="0" w:color="auto"/>
+              <w:right w:val="single" w:sz="4" w:space="0" w:color="auto"/>
             </w:tcBorders>
             <w:noWrap/>
             <w:vAlign w:val="center"/>
@@ -5877,8 +6215,8 @@
             <w:tcBorders>
               <w:top w:val="nil"/>
               <w:left w:val="nil"/>
-              <w:bottom w:val="single" w:color="auto" w:sz="4" w:space="0"/>
-              <w:right w:val="single" w:color="auto" w:sz="4" w:space="0"/>
+              <w:bottom w:val="single" w:sz="4" w:space="0" w:color="auto"/>
+              <w:right w:val="single" w:sz="4" w:space="0" w:color="auto"/>
             </w:tcBorders>
             <w:noWrap/>
             <w:vAlign w:val="center"/>
@@ -5913,20 +6251,20 @@
           <w:gridAfter w:val="2"/>
           <w:wBefore w:w="153" w:type="dxa"/>
           <w:wAfter w:w="622" w:type="dxa"/>
-          <w:trHeight w:val="676" w:hRule="atLeast"/>
+          <w:trHeight w:val="676"/>
         </w:trPr>
         <w:tc>
           <w:tcPr>
             <w:tcW w:w="9747" w:type="dxa"/>
             <w:gridSpan w:val="12"/>
             <w:tcBorders>
-              <w:top w:val="single" w:color="auto" w:sz="4" w:space="0"/>
-              <w:left w:val="single" w:color="auto" w:sz="4" w:space="0"/>
-              <w:bottom w:val="single" w:color="auto" w:sz="4" w:space="0"/>
-              <w:right w:val="single" w:color="auto" w:sz="4" w:space="0"/>
-            </w:tcBorders>
-            <w:noWrap w:val="0"/>
-            <w:vAlign w:val="center"/>
+              <w:top w:val="single" w:sz="4" w:space="0" w:color="auto"/>
+              <w:left w:val="single" w:sz="4" w:space="0" w:color="auto"/>
+              <w:bottom w:val="single" w:sz="4" w:space="0" w:color="auto"/>
+              <w:right w:val="single" w:sz="4" w:space="0" w:color="auto"/>
+            </w:tcBorders>
+            <w:vAlign w:val="center"/>
+            <w:hideMark/>
           </w:tcPr>
           <w:p>
             <w:pPr>
@@ -5951,7 +6289,33 @@
                 <w:sz w:val="23"/>
                 <w:szCs w:val="23"/>
               </w:rPr>
-              <w:t xml:space="preserve">Tiêu chí 3. Đánh giá về ý thức và kết quả tham gia hoạt động chính trị- xã hội, văn hóa, văn nghệ, thể thao, phòng chống tội phạm và  các tệ nạn xã hội </w:t>
+              <w:t xml:space="preserve">Tiêu chí 3. Đánh giá về ý thức và kết quả tham gia hoạt động chính trị- xã hội, văn hóa, văn nghệ, thể thao, phòng chống tội phạm </w:t>
+            </w:r>
+            <w:proofErr w:type="gramStart"/>
+            <w:r>
+              <w:rPr>
+                <w:b/>
+                <w:bCs/>
+                <w:i/>
+                <w:iCs/>
+                <w:color w:val="000000"/>
+                <w:sz w:val="23"/>
+                <w:szCs w:val="23"/>
+              </w:rPr>
+              <w:t>và  các</w:t>
+            </w:r>
+            <w:proofErr w:type="gramEnd"/>
+            <w:r>
+              <w:rPr>
+                <w:b/>
+                <w:bCs/>
+                <w:i/>
+                <w:iCs/>
+                <w:color w:val="000000"/>
+                <w:sz w:val="23"/>
+                <w:szCs w:val="23"/>
+              </w:rPr>
+              <w:t xml:space="preserve"> tệ nạn xã hội </w:t>
             </w:r>
           </w:p>
         </w:tc>
@@ -5962,7 +6326,7 @@
           <w:gridAfter w:val="2"/>
           <w:wBefore w:w="153" w:type="dxa"/>
           <w:wAfter w:w="622" w:type="dxa"/>
-          <w:trHeight w:val="1401" w:hRule="atLeast"/>
+          <w:trHeight w:val="1401"/>
         </w:trPr>
         <w:tc>
           <w:tcPr>
@@ -5970,12 +6334,12 @@
             <w:gridSpan w:val="2"/>
             <w:tcBorders>
               <w:top w:val="nil"/>
-              <w:left w:val="single" w:color="auto" w:sz="4" w:space="0"/>
-              <w:bottom w:val="single" w:color="auto" w:sz="4" w:space="0"/>
-              <w:right w:val="single" w:color="auto" w:sz="4" w:space="0"/>
-            </w:tcBorders>
-            <w:noWrap w:val="0"/>
-            <w:vAlign w:val="center"/>
+              <w:left w:val="single" w:sz="4" w:space="0" w:color="auto"/>
+              <w:bottom w:val="single" w:sz="4" w:space="0" w:color="auto"/>
+              <w:right w:val="single" w:sz="4" w:space="0" w:color="auto"/>
+            </w:tcBorders>
+            <w:vAlign w:val="center"/>
+            <w:hideMark/>
           </w:tcPr>
           <w:p>
             <w:pPr>
@@ -6003,11 +6367,11 @@
             <w:tcBorders>
               <w:top w:val="nil"/>
               <w:left w:val="nil"/>
-              <w:bottom w:val="single" w:color="auto" w:sz="4" w:space="0"/>
-              <w:right w:val="single" w:color="auto" w:sz="4" w:space="0"/>
-            </w:tcBorders>
-            <w:noWrap w:val="0"/>
-            <w:vAlign w:val="center"/>
+              <w:bottom w:val="single" w:sz="4" w:space="0" w:color="auto"/>
+              <w:right w:val="single" w:sz="4" w:space="0" w:color="auto"/>
+            </w:tcBorders>
+            <w:vAlign w:val="center"/>
+            <w:hideMark/>
           </w:tcPr>
           <w:p>
             <w:pPr>
@@ -6024,7 +6388,25 @@
                 <w:sz w:val="23"/>
                 <w:szCs w:val="23"/>
               </w:rPr>
-              <w:t>Tham gia đầy đủ các hoạt động chính trị, xã hội, các hoạt động văn hóa, văn nghệ, thể thao, phong trào tình nguyện, các buổi sinh hoạt chuyên đề do Học viện, lớp/chi đoàn, địa phương nơi cư trú  tổ chức  (2 điểm/1 hoạt động, tổng điểm không vượt quá 10 điểm)</w:t>
+              <w:t xml:space="preserve">Tham gia đầy đủ các hoạt động chính trị, xã hội, các hoạt động văn hóa, văn nghệ, thể thao, phong trào tình nguyện, các buổi sinh hoạt chuyên đề do Học viện, lớp/chi đoàn, địa phương nơi cư </w:t>
+            </w:r>
+            <w:proofErr w:type="gramStart"/>
+            <w:r>
+              <w:rPr>
+                <w:color w:val="000000"/>
+                <w:sz w:val="23"/>
+                <w:szCs w:val="23"/>
+              </w:rPr>
+              <w:t>trú  tổ</w:t>
+            </w:r>
+            <w:proofErr w:type="gramEnd"/>
+            <w:r>
+              <w:rPr>
+                <w:color w:val="000000"/>
+                <w:sz w:val="23"/>
+                <w:szCs w:val="23"/>
+              </w:rPr>
+              <w:t xml:space="preserve"> chức  (2 điểm/1 hoạt động, tổng điểm không vượt quá 10 điểm)</w:t>
             </w:r>
           </w:p>
         </w:tc>
@@ -6034,11 +6416,11 @@
             <w:tcBorders>
               <w:top w:val="nil"/>
               <w:left w:val="nil"/>
-              <w:bottom w:val="single" w:color="auto" w:sz="4" w:space="0"/>
-              <w:right w:val="single" w:color="auto" w:sz="4" w:space="0"/>
-            </w:tcBorders>
-            <w:noWrap w:val="0"/>
-            <w:vAlign w:val="center"/>
+              <w:bottom w:val="single" w:sz="4" w:space="0" w:color="auto"/>
+              <w:right w:val="single" w:sz="4" w:space="0" w:color="auto"/>
+            </w:tcBorders>
+            <w:vAlign w:val="center"/>
+            <w:hideMark/>
           </w:tcPr>
           <w:p>
             <w:pPr>
@@ -6065,10 +6447,9 @@
             <w:tcBorders>
               <w:top w:val="nil"/>
               <w:left w:val="nil"/>
-              <w:bottom w:val="single" w:color="auto" w:sz="4" w:space="0"/>
-              <w:right w:val="single" w:color="auto" w:sz="4" w:space="0"/>
-            </w:tcBorders>
-            <w:noWrap w:val="0"/>
+              <w:bottom w:val="single" w:sz="4" w:space="0" w:color="auto"/>
+              <w:right w:val="single" w:sz="4" w:space="0" w:color="auto"/>
+            </w:tcBorders>
             <w:vAlign w:val="center"/>
           </w:tcPr>
           <w:p>
@@ -6097,10 +6478,9 @@
             <w:tcBorders>
               <w:top w:val="nil"/>
               <w:left w:val="nil"/>
-              <w:bottom w:val="single" w:color="auto" w:sz="4" w:space="0"/>
-              <w:right w:val="single" w:color="auto" w:sz="4" w:space="0"/>
-            </w:tcBorders>
-            <w:noWrap w:val="0"/>
+              <w:bottom w:val="single" w:sz="4" w:space="0" w:color="auto"/>
+              <w:right w:val="single" w:sz="4" w:space="0" w:color="auto"/>
+            </w:tcBorders>
             <w:vAlign w:val="center"/>
           </w:tcPr>
           <w:p>
@@ -6129,10 +6509,9 @@
             <w:tcBorders>
               <w:top w:val="nil"/>
               <w:left w:val="nil"/>
-              <w:bottom w:val="single" w:color="auto" w:sz="4" w:space="0"/>
-              <w:right w:val="single" w:color="auto" w:sz="4" w:space="0"/>
-            </w:tcBorders>
-            <w:noWrap w:val="0"/>
+              <w:bottom w:val="single" w:sz="4" w:space="0" w:color="auto"/>
+              <w:right w:val="single" w:sz="4" w:space="0" w:color="auto"/>
+            </w:tcBorders>
             <w:vAlign w:val="center"/>
           </w:tcPr>
           <w:p>
@@ -6161,7 +6540,7 @@
           <w:gridAfter w:val="2"/>
           <w:wBefore w:w="153" w:type="dxa"/>
           <w:wAfter w:w="622" w:type="dxa"/>
-          <w:trHeight w:val="1112" w:hRule="atLeast"/>
+          <w:trHeight w:val="1112"/>
         </w:trPr>
         <w:tc>
           <w:tcPr>
@@ -6169,12 +6548,12 @@
             <w:gridSpan w:val="2"/>
             <w:tcBorders>
               <w:top w:val="nil"/>
-              <w:left w:val="single" w:color="auto" w:sz="4" w:space="0"/>
-              <w:bottom w:val="single" w:color="auto" w:sz="4" w:space="0"/>
-              <w:right w:val="single" w:color="auto" w:sz="4" w:space="0"/>
-            </w:tcBorders>
-            <w:noWrap w:val="0"/>
-            <w:vAlign w:val="center"/>
+              <w:left w:val="single" w:sz="4" w:space="0" w:color="auto"/>
+              <w:bottom w:val="single" w:sz="4" w:space="0" w:color="auto"/>
+              <w:right w:val="single" w:sz="4" w:space="0" w:color="auto"/>
+            </w:tcBorders>
+            <w:vAlign w:val="center"/>
+            <w:hideMark/>
           </w:tcPr>
           <w:p>
             <w:pPr>
@@ -6202,11 +6581,11 @@
             <w:tcBorders>
               <w:top w:val="nil"/>
               <w:left w:val="nil"/>
-              <w:bottom w:val="single" w:color="auto" w:sz="4" w:space="0"/>
-              <w:right w:val="single" w:color="auto" w:sz="4" w:space="0"/>
-            </w:tcBorders>
-            <w:noWrap w:val="0"/>
-            <w:vAlign w:val="center"/>
+              <w:bottom w:val="single" w:sz="4" w:space="0" w:color="auto"/>
+              <w:right w:val="single" w:sz="4" w:space="0" w:color="auto"/>
+            </w:tcBorders>
+            <w:vAlign w:val="center"/>
+            <w:hideMark/>
           </w:tcPr>
           <w:p>
             <w:pPr>
@@ -6233,11 +6612,11 @@
             <w:tcBorders>
               <w:top w:val="nil"/>
               <w:left w:val="nil"/>
-              <w:bottom w:val="single" w:color="auto" w:sz="4" w:space="0"/>
-              <w:right w:val="single" w:color="auto" w:sz="4" w:space="0"/>
-            </w:tcBorders>
-            <w:noWrap w:val="0"/>
-            <w:vAlign w:val="center"/>
+              <w:bottom w:val="single" w:sz="4" w:space="0" w:color="auto"/>
+              <w:right w:val="single" w:sz="4" w:space="0" w:color="auto"/>
+            </w:tcBorders>
+            <w:vAlign w:val="center"/>
+            <w:hideMark/>
           </w:tcPr>
           <w:p>
             <w:pPr>
@@ -6264,10 +6643,9 @@
             <w:tcBorders>
               <w:top w:val="nil"/>
               <w:left w:val="nil"/>
-              <w:bottom w:val="single" w:color="auto" w:sz="4" w:space="0"/>
-              <w:right w:val="single" w:color="auto" w:sz="4" w:space="0"/>
-            </w:tcBorders>
-            <w:noWrap w:val="0"/>
+              <w:bottom w:val="single" w:sz="4" w:space="0" w:color="auto"/>
+              <w:right w:val="single" w:sz="4" w:space="0" w:color="auto"/>
+            </w:tcBorders>
             <w:vAlign w:val="center"/>
           </w:tcPr>
           <w:p>
@@ -6296,10 +6674,9 @@
             <w:tcBorders>
               <w:top w:val="nil"/>
               <w:left w:val="nil"/>
-              <w:bottom w:val="single" w:color="auto" w:sz="4" w:space="0"/>
-              <w:right w:val="single" w:color="auto" w:sz="4" w:space="0"/>
-            </w:tcBorders>
-            <w:noWrap w:val="0"/>
+              <w:bottom w:val="single" w:sz="4" w:space="0" w:color="auto"/>
+              <w:right w:val="single" w:sz="4" w:space="0" w:color="auto"/>
+            </w:tcBorders>
             <w:vAlign w:val="center"/>
           </w:tcPr>
           <w:p>
@@ -6328,10 +6705,9 @@
             <w:tcBorders>
               <w:top w:val="nil"/>
               <w:left w:val="nil"/>
-              <w:bottom w:val="single" w:color="auto" w:sz="4" w:space="0"/>
-              <w:right w:val="single" w:color="auto" w:sz="4" w:space="0"/>
-            </w:tcBorders>
-            <w:noWrap w:val="0"/>
+              <w:bottom w:val="single" w:sz="4" w:space="0" w:color="auto"/>
+              <w:right w:val="single" w:sz="4" w:space="0" w:color="auto"/>
+            </w:tcBorders>
             <w:vAlign w:val="center"/>
           </w:tcPr>
           <w:p>
@@ -6360,20 +6736,20 @@
           <w:gridAfter w:val="2"/>
           <w:wBefore w:w="153" w:type="dxa"/>
           <w:wAfter w:w="622" w:type="dxa"/>
-          <w:trHeight w:val="928" w:hRule="atLeast"/>
+          <w:trHeight w:val="928"/>
         </w:trPr>
         <w:tc>
           <w:tcPr>
             <w:tcW w:w="567" w:type="dxa"/>
             <w:gridSpan w:val="2"/>
             <w:tcBorders>
-              <w:top w:val="single" w:color="auto" w:sz="4" w:space="0"/>
-              <w:left w:val="single" w:color="auto" w:sz="4" w:space="0"/>
-              <w:bottom w:val="single" w:color="auto" w:sz="4" w:space="0"/>
-              <w:right w:val="single" w:color="auto" w:sz="4" w:space="0"/>
-            </w:tcBorders>
-            <w:noWrap w:val="0"/>
-            <w:vAlign w:val="center"/>
+              <w:top w:val="single" w:sz="4" w:space="0" w:color="auto"/>
+              <w:left w:val="single" w:sz="4" w:space="0" w:color="auto"/>
+              <w:bottom w:val="single" w:sz="4" w:space="0" w:color="auto"/>
+              <w:right w:val="single" w:sz="4" w:space="0" w:color="auto"/>
+            </w:tcBorders>
+            <w:vAlign w:val="center"/>
+            <w:hideMark/>
           </w:tcPr>
           <w:p>
             <w:pPr>
@@ -6399,13 +6775,13 @@
             <w:tcW w:w="5447" w:type="dxa"/>
             <w:gridSpan w:val="4"/>
             <w:tcBorders>
-              <w:top w:val="single" w:color="auto" w:sz="4" w:space="0"/>
-              <w:left w:val="single" w:color="auto" w:sz="4" w:space="0"/>
-              <w:bottom w:val="single" w:color="auto" w:sz="4" w:space="0"/>
-              <w:right w:val="single" w:color="auto" w:sz="4" w:space="0"/>
-            </w:tcBorders>
-            <w:noWrap w:val="0"/>
-            <w:vAlign w:val="center"/>
+              <w:top w:val="single" w:sz="4" w:space="0" w:color="auto"/>
+              <w:left w:val="single" w:sz="4" w:space="0" w:color="auto"/>
+              <w:bottom w:val="single" w:sz="4" w:space="0" w:color="auto"/>
+              <w:right w:val="single" w:sz="4" w:space="0" w:color="auto"/>
+            </w:tcBorders>
+            <w:vAlign w:val="center"/>
+            <w:hideMark/>
           </w:tcPr>
           <w:p>
             <w:pPr>
@@ -6430,13 +6806,13 @@
           <w:tcPr>
             <w:tcW w:w="990" w:type="dxa"/>
             <w:tcBorders>
-              <w:top w:val="single" w:color="auto" w:sz="4" w:space="0"/>
-              <w:left w:val="single" w:color="auto" w:sz="4" w:space="0"/>
-              <w:bottom w:val="single" w:color="auto" w:sz="4" w:space="0"/>
-              <w:right w:val="single" w:color="auto" w:sz="4" w:space="0"/>
-            </w:tcBorders>
-            <w:noWrap w:val="0"/>
-            <w:vAlign w:val="center"/>
+              <w:top w:val="single" w:sz="4" w:space="0" w:color="auto"/>
+              <w:left w:val="single" w:sz="4" w:space="0" w:color="auto"/>
+              <w:bottom w:val="single" w:sz="4" w:space="0" w:color="auto"/>
+              <w:right w:val="single" w:sz="4" w:space="0" w:color="auto"/>
+            </w:tcBorders>
+            <w:vAlign w:val="center"/>
+            <w:hideMark/>
           </w:tcPr>
           <w:p>
             <w:pPr>
@@ -6461,12 +6837,11 @@
           <w:tcPr>
             <w:tcW w:w="990" w:type="dxa"/>
             <w:tcBorders>
-              <w:top w:val="single" w:color="auto" w:sz="4" w:space="0"/>
-              <w:left w:val="single" w:color="auto" w:sz="4" w:space="0"/>
-              <w:bottom w:val="single" w:color="auto" w:sz="4" w:space="0"/>
-              <w:right w:val="single" w:color="auto" w:sz="4" w:space="0"/>
-            </w:tcBorders>
-            <w:noWrap w:val="0"/>
+              <w:top w:val="single" w:sz="4" w:space="0" w:color="auto"/>
+              <w:left w:val="single" w:sz="4" w:space="0" w:color="auto"/>
+              <w:bottom w:val="single" w:sz="4" w:space="0" w:color="auto"/>
+              <w:right w:val="single" w:sz="4" w:space="0" w:color="auto"/>
+            </w:tcBorders>
             <w:vAlign w:val="center"/>
           </w:tcPr>
           <w:p>
@@ -6493,12 +6868,11 @@
             <w:tcW w:w="900" w:type="dxa"/>
             <w:gridSpan w:val="2"/>
             <w:tcBorders>
-              <w:top w:val="single" w:color="auto" w:sz="4" w:space="0"/>
-              <w:left w:val="single" w:color="auto" w:sz="4" w:space="0"/>
-              <w:bottom w:val="single" w:color="auto" w:sz="4" w:space="0"/>
-              <w:right w:val="single" w:color="auto" w:sz="4" w:space="0"/>
-            </w:tcBorders>
-            <w:noWrap w:val="0"/>
+              <w:top w:val="single" w:sz="4" w:space="0" w:color="auto"/>
+              <w:left w:val="single" w:sz="4" w:space="0" w:color="auto"/>
+              <w:bottom w:val="single" w:sz="4" w:space="0" w:color="auto"/>
+              <w:right w:val="single" w:sz="4" w:space="0" w:color="auto"/>
+            </w:tcBorders>
             <w:vAlign w:val="center"/>
           </w:tcPr>
           <w:p>
@@ -6525,12 +6899,11 @@
             <w:tcW w:w="853" w:type="dxa"/>
             <w:gridSpan w:val="2"/>
             <w:tcBorders>
-              <w:top w:val="single" w:color="auto" w:sz="4" w:space="0"/>
-              <w:left w:val="single" w:color="auto" w:sz="4" w:space="0"/>
-              <w:bottom w:val="single" w:color="auto" w:sz="4" w:space="0"/>
-              <w:right w:val="single" w:color="auto" w:sz="4" w:space="0"/>
-            </w:tcBorders>
-            <w:noWrap w:val="0"/>
+              <w:top w:val="single" w:sz="4" w:space="0" w:color="auto"/>
+              <w:left w:val="single" w:sz="4" w:space="0" w:color="auto"/>
+              <w:bottom w:val="single" w:sz="4" w:space="0" w:color="auto"/>
+              <w:right w:val="single" w:sz="4" w:space="0" w:color="auto"/>
+            </w:tcBorders>
             <w:vAlign w:val="center"/>
           </w:tcPr>
           <w:p>
@@ -6559,20 +6932,20 @@
           <w:gridAfter w:val="2"/>
           <w:wBefore w:w="153" w:type="dxa"/>
           <w:wAfter w:w="622" w:type="dxa"/>
-          <w:trHeight w:val="560" w:hRule="atLeast"/>
+          <w:trHeight w:val="560"/>
         </w:trPr>
         <w:tc>
           <w:tcPr>
             <w:tcW w:w="567" w:type="dxa"/>
             <w:gridSpan w:val="2"/>
             <w:tcBorders>
-              <w:top w:val="single" w:color="auto" w:sz="4" w:space="0"/>
-              <w:left w:val="single" w:color="auto" w:sz="4" w:space="0"/>
-              <w:bottom w:val="single" w:color="auto" w:sz="4" w:space="0"/>
-              <w:right w:val="single" w:color="auto" w:sz="4" w:space="0"/>
-            </w:tcBorders>
-            <w:noWrap w:val="0"/>
-            <w:vAlign w:val="center"/>
+              <w:top w:val="single" w:sz="4" w:space="0" w:color="auto"/>
+              <w:left w:val="single" w:sz="4" w:space="0" w:color="auto"/>
+              <w:bottom w:val="single" w:sz="4" w:space="0" w:color="auto"/>
+              <w:right w:val="single" w:sz="4" w:space="0" w:color="auto"/>
+            </w:tcBorders>
+            <w:vAlign w:val="center"/>
+            <w:hideMark/>
           </w:tcPr>
           <w:p>
             <w:pPr>
@@ -6598,13 +6971,13 @@
             <w:tcW w:w="5447" w:type="dxa"/>
             <w:gridSpan w:val="4"/>
             <w:tcBorders>
-              <w:top w:val="single" w:color="auto" w:sz="4" w:space="0"/>
-              <w:left w:val="nil"/>
-              <w:bottom w:val="single" w:color="auto" w:sz="4" w:space="0"/>
-              <w:right w:val="single" w:color="auto" w:sz="4" w:space="0"/>
-            </w:tcBorders>
-            <w:noWrap w:val="0"/>
-            <w:vAlign w:val="center"/>
+              <w:top w:val="single" w:sz="4" w:space="0" w:color="auto"/>
+              <w:left w:val="nil"/>
+              <w:bottom w:val="single" w:sz="4" w:space="0" w:color="auto"/>
+              <w:right w:val="single" w:sz="4" w:space="0" w:color="auto"/>
+            </w:tcBorders>
+            <w:vAlign w:val="center"/>
+            <w:hideMark/>
           </w:tcPr>
           <w:p>
             <w:pPr>
@@ -6629,13 +7002,13 @@
           <w:tcPr>
             <w:tcW w:w="990" w:type="dxa"/>
             <w:tcBorders>
-              <w:top w:val="single" w:color="auto" w:sz="4" w:space="0"/>
-              <w:left w:val="nil"/>
-              <w:bottom w:val="single" w:color="auto" w:sz="4" w:space="0"/>
-              <w:right w:val="single" w:color="auto" w:sz="4" w:space="0"/>
-            </w:tcBorders>
-            <w:noWrap w:val="0"/>
-            <w:vAlign w:val="center"/>
+              <w:top w:val="single" w:sz="4" w:space="0" w:color="auto"/>
+              <w:left w:val="nil"/>
+              <w:bottom w:val="single" w:sz="4" w:space="0" w:color="auto"/>
+              <w:right w:val="single" w:sz="4" w:space="0" w:color="auto"/>
+            </w:tcBorders>
+            <w:vAlign w:val="center"/>
+            <w:hideMark/>
           </w:tcPr>
           <w:p>
             <w:pPr>
@@ -6660,12 +7033,11 @@
           <w:tcPr>
             <w:tcW w:w="990" w:type="dxa"/>
             <w:tcBorders>
-              <w:top w:val="single" w:color="auto" w:sz="4" w:space="0"/>
-              <w:left w:val="nil"/>
-              <w:bottom w:val="single" w:color="auto" w:sz="4" w:space="0"/>
-              <w:right w:val="single" w:color="auto" w:sz="4" w:space="0"/>
-            </w:tcBorders>
-            <w:noWrap w:val="0"/>
+              <w:top w:val="single" w:sz="4" w:space="0" w:color="auto"/>
+              <w:left w:val="nil"/>
+              <w:bottom w:val="single" w:sz="4" w:space="0" w:color="auto"/>
+              <w:right w:val="single" w:sz="4" w:space="0" w:color="auto"/>
+            </w:tcBorders>
             <w:vAlign w:val="center"/>
           </w:tcPr>
           <w:p>
@@ -6692,12 +7064,11 @@
             <w:tcW w:w="900" w:type="dxa"/>
             <w:gridSpan w:val="2"/>
             <w:tcBorders>
-              <w:top w:val="single" w:color="auto" w:sz="4" w:space="0"/>
-              <w:left w:val="nil"/>
-              <w:bottom w:val="single" w:color="auto" w:sz="4" w:space="0"/>
-              <w:right w:val="single" w:color="auto" w:sz="4" w:space="0"/>
-            </w:tcBorders>
-            <w:noWrap w:val="0"/>
+              <w:top w:val="single" w:sz="4" w:space="0" w:color="auto"/>
+              <w:left w:val="nil"/>
+              <w:bottom w:val="single" w:sz="4" w:space="0" w:color="auto"/>
+              <w:right w:val="single" w:sz="4" w:space="0" w:color="auto"/>
+            </w:tcBorders>
             <w:vAlign w:val="center"/>
           </w:tcPr>
           <w:p>
@@ -6724,12 +7095,11 @@
             <w:tcW w:w="853" w:type="dxa"/>
             <w:gridSpan w:val="2"/>
             <w:tcBorders>
-              <w:top w:val="single" w:color="auto" w:sz="4" w:space="0"/>
-              <w:left w:val="nil"/>
-              <w:bottom w:val="single" w:color="auto" w:sz="4" w:space="0"/>
-              <w:right w:val="single" w:color="auto" w:sz="4" w:space="0"/>
-            </w:tcBorders>
-            <w:noWrap w:val="0"/>
+              <w:top w:val="single" w:sz="4" w:space="0" w:color="auto"/>
+              <w:left w:val="nil"/>
+              <w:bottom w:val="single" w:sz="4" w:space="0" w:color="auto"/>
+              <w:right w:val="single" w:sz="4" w:space="0" w:color="auto"/>
+            </w:tcBorders>
             <w:vAlign w:val="center"/>
           </w:tcPr>
           <w:p>
@@ -6758,20 +7128,20 @@
           <w:gridAfter w:val="2"/>
           <w:wBefore w:w="153" w:type="dxa"/>
           <w:wAfter w:w="622" w:type="dxa"/>
-          <w:trHeight w:val="758" w:hRule="atLeast"/>
+          <w:trHeight w:val="758"/>
         </w:trPr>
         <w:tc>
           <w:tcPr>
             <w:tcW w:w="567" w:type="dxa"/>
             <w:gridSpan w:val="2"/>
             <w:tcBorders>
-              <w:top w:val="single" w:color="auto" w:sz="4" w:space="0"/>
-              <w:left w:val="single" w:color="auto" w:sz="4" w:space="0"/>
-              <w:bottom w:val="single" w:color="auto" w:sz="4" w:space="0"/>
-              <w:right w:val="single" w:color="auto" w:sz="4" w:space="0"/>
-            </w:tcBorders>
-            <w:noWrap w:val="0"/>
-            <w:vAlign w:val="center"/>
+              <w:top w:val="single" w:sz="4" w:space="0" w:color="auto"/>
+              <w:left w:val="single" w:sz="4" w:space="0" w:color="auto"/>
+              <w:bottom w:val="single" w:sz="4" w:space="0" w:color="auto"/>
+              <w:right w:val="single" w:sz="4" w:space="0" w:color="auto"/>
+            </w:tcBorders>
+            <w:vAlign w:val="center"/>
+            <w:hideMark/>
           </w:tcPr>
           <w:p>
             <w:pPr>
@@ -6797,13 +7167,13 @@
             <w:tcW w:w="5447" w:type="dxa"/>
             <w:gridSpan w:val="4"/>
             <w:tcBorders>
-              <w:top w:val="single" w:color="auto" w:sz="4" w:space="0"/>
-              <w:left w:val="nil"/>
-              <w:bottom w:val="single" w:color="auto" w:sz="4" w:space="0"/>
-              <w:right w:val="single" w:color="auto" w:sz="4" w:space="0"/>
-            </w:tcBorders>
-            <w:noWrap w:val="0"/>
-            <w:vAlign w:val="center"/>
+              <w:top w:val="single" w:sz="4" w:space="0" w:color="auto"/>
+              <w:left w:val="nil"/>
+              <w:bottom w:val="single" w:sz="4" w:space="0" w:color="auto"/>
+              <w:right w:val="single" w:sz="4" w:space="0" w:color="auto"/>
+            </w:tcBorders>
+            <w:vAlign w:val="center"/>
+            <w:hideMark/>
           </w:tcPr>
           <w:p>
             <w:pPr>
@@ -6828,13 +7198,13 @@
           <w:tcPr>
             <w:tcW w:w="990" w:type="dxa"/>
             <w:tcBorders>
-              <w:top w:val="single" w:color="auto" w:sz="4" w:space="0"/>
-              <w:left w:val="nil"/>
-              <w:bottom w:val="single" w:color="auto" w:sz="4" w:space="0"/>
-              <w:right w:val="single" w:color="auto" w:sz="4" w:space="0"/>
-            </w:tcBorders>
-            <w:noWrap w:val="0"/>
-            <w:vAlign w:val="center"/>
+              <w:top w:val="single" w:sz="4" w:space="0" w:color="auto"/>
+              <w:left w:val="nil"/>
+              <w:bottom w:val="single" w:sz="4" w:space="0" w:color="auto"/>
+              <w:right w:val="single" w:sz="4" w:space="0" w:color="auto"/>
+            </w:tcBorders>
+            <w:vAlign w:val="center"/>
+            <w:hideMark/>
           </w:tcPr>
           <w:p>
             <w:pPr>
@@ -6859,12 +7229,11 @@
           <w:tcPr>
             <w:tcW w:w="990" w:type="dxa"/>
             <w:tcBorders>
-              <w:top w:val="single" w:color="auto" w:sz="4" w:space="0"/>
-              <w:left w:val="nil"/>
-              <w:bottom w:val="single" w:color="auto" w:sz="4" w:space="0"/>
-              <w:right w:val="single" w:color="auto" w:sz="4" w:space="0"/>
-            </w:tcBorders>
-            <w:noWrap w:val="0"/>
+              <w:top w:val="single" w:sz="4" w:space="0" w:color="auto"/>
+              <w:left w:val="nil"/>
+              <w:bottom w:val="single" w:sz="4" w:space="0" w:color="auto"/>
+              <w:right w:val="single" w:sz="4" w:space="0" w:color="auto"/>
+            </w:tcBorders>
             <w:vAlign w:val="center"/>
           </w:tcPr>
           <w:p>
@@ -6891,12 +7260,11 @@
             <w:tcW w:w="900" w:type="dxa"/>
             <w:gridSpan w:val="2"/>
             <w:tcBorders>
-              <w:top w:val="single" w:color="auto" w:sz="4" w:space="0"/>
-              <w:left w:val="nil"/>
-              <w:bottom w:val="single" w:color="auto" w:sz="4" w:space="0"/>
-              <w:right w:val="single" w:color="auto" w:sz="4" w:space="0"/>
-            </w:tcBorders>
-            <w:noWrap w:val="0"/>
+              <w:top w:val="single" w:sz="4" w:space="0" w:color="auto"/>
+              <w:left w:val="nil"/>
+              <w:bottom w:val="single" w:sz="4" w:space="0" w:color="auto"/>
+              <w:right w:val="single" w:sz="4" w:space="0" w:color="auto"/>
+            </w:tcBorders>
             <w:vAlign w:val="center"/>
           </w:tcPr>
           <w:p>
@@ -6915,12 +7283,11 @@
             <w:tcW w:w="853" w:type="dxa"/>
             <w:gridSpan w:val="2"/>
             <w:tcBorders>
-              <w:top w:val="single" w:color="auto" w:sz="4" w:space="0"/>
-              <w:left w:val="nil"/>
-              <w:bottom w:val="single" w:color="auto" w:sz="4" w:space="0"/>
-              <w:right w:val="single" w:color="auto" w:sz="4" w:space="0"/>
-            </w:tcBorders>
-            <w:noWrap w:val="0"/>
+              <w:top w:val="single" w:sz="4" w:space="0" w:color="auto"/>
+              <w:left w:val="nil"/>
+              <w:bottom w:val="single" w:sz="4" w:space="0" w:color="auto"/>
+              <w:right w:val="single" w:sz="4" w:space="0" w:color="auto"/>
+            </w:tcBorders>
             <w:vAlign w:val="center"/>
           </w:tcPr>
           <w:p>
@@ -6941,7 +7308,7 @@
           <w:gridAfter w:val="2"/>
           <w:wBefore w:w="153" w:type="dxa"/>
           <w:wAfter w:w="622" w:type="dxa"/>
-          <w:trHeight w:val="300" w:hRule="atLeast"/>
+          <w:trHeight w:val="300"/>
         </w:trPr>
         <w:tc>
           <w:tcPr>
@@ -6949,12 +7316,13 @@
             <w:gridSpan w:val="2"/>
             <w:tcBorders>
               <w:top w:val="nil"/>
-              <w:left w:val="single" w:color="auto" w:sz="4" w:space="0"/>
-              <w:bottom w:val="single" w:color="auto" w:sz="4" w:space="0"/>
-              <w:right w:val="single" w:color="auto" w:sz="4" w:space="0"/>
-            </w:tcBorders>
-            <w:noWrap/>
-            <w:vAlign w:val="center"/>
+              <w:left w:val="single" w:sz="4" w:space="0" w:color="auto"/>
+              <w:bottom w:val="single" w:sz="4" w:space="0" w:color="auto"/>
+              <w:right w:val="single" w:sz="4" w:space="0" w:color="auto"/>
+            </w:tcBorders>
+            <w:noWrap/>
+            <w:vAlign w:val="center"/>
+            <w:hideMark/>
           </w:tcPr>
           <w:p>
             <w:pPr>
@@ -6982,11 +7350,11 @@
             <w:tcBorders>
               <w:top w:val="nil"/>
               <w:left w:val="nil"/>
-              <w:bottom w:val="single" w:color="auto" w:sz="4" w:space="0"/>
-              <w:right w:val="single" w:color="auto" w:sz="4" w:space="0"/>
-            </w:tcBorders>
-            <w:noWrap w:val="0"/>
-            <w:vAlign w:val="center"/>
+              <w:bottom w:val="single" w:sz="4" w:space="0" w:color="auto"/>
+              <w:right w:val="single" w:sz="4" w:space="0" w:color="auto"/>
+            </w:tcBorders>
+            <w:vAlign w:val="center"/>
+            <w:hideMark/>
           </w:tcPr>
           <w:p>
             <w:pPr>
@@ -7017,11 +7385,12 @@
             <w:tcBorders>
               <w:top w:val="nil"/>
               <w:left w:val="nil"/>
-              <w:bottom w:val="single" w:color="auto" w:sz="4" w:space="0"/>
-              <w:right w:val="single" w:color="auto" w:sz="4" w:space="0"/>
-            </w:tcBorders>
-            <w:noWrap/>
-            <w:vAlign w:val="center"/>
+              <w:bottom w:val="single" w:sz="4" w:space="0" w:color="auto"/>
+              <w:right w:val="single" w:sz="4" w:space="0" w:color="auto"/>
+            </w:tcBorders>
+            <w:noWrap/>
+            <w:vAlign w:val="center"/>
+            <w:hideMark/>
           </w:tcPr>
           <w:p>
             <w:pPr>
@@ -7052,8 +7421,8 @@
             <w:tcBorders>
               <w:top w:val="nil"/>
               <w:left w:val="nil"/>
-              <w:bottom w:val="single" w:color="auto" w:sz="4" w:space="0"/>
-              <w:right w:val="single" w:color="auto" w:sz="4" w:space="0"/>
+              <w:bottom w:val="single" w:sz="4" w:space="0" w:color="auto"/>
+              <w:right w:val="single" w:sz="4" w:space="0" w:color="auto"/>
             </w:tcBorders>
             <w:noWrap/>
             <w:vAlign w:val="center"/>
@@ -7077,7 +7446,17 @@
                 <w:sz w:val="23"/>
                 <w:szCs w:val="23"/>
               </w:rPr>
-              <w:t>17</w:t>
+              <w:t>1</w:t>
+            </w:r>
+            <w:r>
+              <w:rPr>
+                <w:b/>
+                <w:bCs/>
+                <w:color w:val="000000"/>
+                <w:sz w:val="23"/>
+                <w:szCs w:val="23"/>
+              </w:rPr>
+              <w:t>7</w:t>
             </w:r>
           </w:p>
         </w:tc>
@@ -7088,8 +7467,8 @@
             <w:tcBorders>
               <w:top w:val="nil"/>
               <w:left w:val="nil"/>
-              <w:bottom w:val="single" w:color="auto" w:sz="4" w:space="0"/>
-              <w:right w:val="single" w:color="auto" w:sz="4" w:space="0"/>
+              <w:bottom w:val="single" w:sz="4" w:space="0" w:color="auto"/>
+              <w:right w:val="single" w:sz="4" w:space="0" w:color="auto"/>
             </w:tcBorders>
             <w:noWrap/>
             <w:vAlign w:val="center"/>
@@ -7124,8 +7503,8 @@
             <w:tcBorders>
               <w:top w:val="nil"/>
               <w:left w:val="nil"/>
-              <w:bottom w:val="single" w:color="auto" w:sz="4" w:space="0"/>
-              <w:right w:val="single" w:color="auto" w:sz="4" w:space="0"/>
+              <w:bottom w:val="single" w:sz="4" w:space="0" w:color="auto"/>
+              <w:right w:val="single" w:sz="4" w:space="0" w:color="auto"/>
             </w:tcBorders>
             <w:noWrap/>
             <w:vAlign w:val="center"/>
@@ -7160,20 +7539,21 @@
           <w:gridAfter w:val="2"/>
           <w:wBefore w:w="153" w:type="dxa"/>
           <w:wAfter w:w="622" w:type="dxa"/>
-          <w:trHeight w:val="300" w:hRule="atLeast"/>
+          <w:trHeight w:val="300"/>
         </w:trPr>
         <w:tc>
           <w:tcPr>
             <w:tcW w:w="9747" w:type="dxa"/>
             <w:gridSpan w:val="12"/>
             <w:tcBorders>
-              <w:top w:val="single" w:color="auto" w:sz="4" w:space="0"/>
-              <w:left w:val="single" w:color="auto" w:sz="4" w:space="0"/>
-              <w:bottom w:val="single" w:color="auto" w:sz="4" w:space="0"/>
-              <w:right w:val="single" w:color="auto" w:sz="4" w:space="0"/>
-            </w:tcBorders>
-            <w:noWrap/>
-            <w:vAlign w:val="center"/>
+              <w:top w:val="single" w:sz="4" w:space="0" w:color="auto"/>
+              <w:left w:val="single" w:sz="4" w:space="0" w:color="auto"/>
+              <w:bottom w:val="single" w:sz="4" w:space="0" w:color="auto"/>
+              <w:right w:val="single" w:sz="4" w:space="0" w:color="auto"/>
+            </w:tcBorders>
+            <w:noWrap/>
+            <w:vAlign w:val="center"/>
+            <w:hideMark/>
           </w:tcPr>
           <w:p>
             <w:pPr>
@@ -7209,7 +7589,7 @@
           <w:gridAfter w:val="2"/>
           <w:wBefore w:w="153" w:type="dxa"/>
           <w:wAfter w:w="622" w:type="dxa"/>
-          <w:trHeight w:val="752" w:hRule="atLeast"/>
+          <w:trHeight w:val="752"/>
         </w:trPr>
         <w:tc>
           <w:tcPr>
@@ -7217,12 +7597,12 @@
             <w:gridSpan w:val="2"/>
             <w:tcBorders>
               <w:top w:val="nil"/>
-              <w:left w:val="single" w:color="auto" w:sz="4" w:space="0"/>
-              <w:bottom w:val="single" w:color="auto" w:sz="4" w:space="0"/>
-              <w:right w:val="single" w:color="auto" w:sz="4" w:space="0"/>
-            </w:tcBorders>
-            <w:noWrap w:val="0"/>
-            <w:vAlign w:val="center"/>
+              <w:left w:val="single" w:sz="4" w:space="0" w:color="auto"/>
+              <w:bottom w:val="single" w:sz="4" w:space="0" w:color="auto"/>
+              <w:right w:val="single" w:sz="4" w:space="0" w:color="auto"/>
+            </w:tcBorders>
+            <w:vAlign w:val="center"/>
+            <w:hideMark/>
           </w:tcPr>
           <w:p>
             <w:pPr>
@@ -7250,11 +7630,11 @@
             <w:tcBorders>
               <w:top w:val="nil"/>
               <w:left w:val="nil"/>
-              <w:bottom w:val="single" w:color="auto" w:sz="4" w:space="0"/>
-              <w:right w:val="single" w:color="auto" w:sz="4" w:space="0"/>
-            </w:tcBorders>
-            <w:noWrap w:val="0"/>
-            <w:vAlign w:val="center"/>
+              <w:bottom w:val="single" w:sz="4" w:space="0" w:color="auto"/>
+              <w:right w:val="single" w:sz="4" w:space="0" w:color="auto"/>
+            </w:tcBorders>
+            <w:vAlign w:val="center"/>
+            <w:hideMark/>
           </w:tcPr>
           <w:p>
             <w:pPr>
@@ -7281,11 +7661,12 @@
             <w:tcBorders>
               <w:top w:val="nil"/>
               <w:left w:val="nil"/>
-              <w:bottom w:val="single" w:color="auto" w:sz="4" w:space="0"/>
-              <w:right w:val="single" w:color="auto" w:sz="4" w:space="0"/>
-            </w:tcBorders>
-            <w:noWrap/>
-            <w:vAlign w:val="center"/>
+              <w:bottom w:val="single" w:sz="4" w:space="0" w:color="auto"/>
+              <w:right w:val="single" w:sz="4" w:space="0" w:color="auto"/>
+            </w:tcBorders>
+            <w:noWrap/>
+            <w:vAlign w:val="center"/>
+            <w:hideMark/>
           </w:tcPr>
           <w:p>
             <w:pPr>
@@ -7312,8 +7693,8 @@
             <w:tcBorders>
               <w:top w:val="nil"/>
               <w:left w:val="nil"/>
-              <w:bottom w:val="single" w:color="auto" w:sz="4" w:space="0"/>
-              <w:right w:val="single" w:color="auto" w:sz="4" w:space="0"/>
+              <w:bottom w:val="single" w:sz="4" w:space="0" w:color="auto"/>
+              <w:right w:val="single" w:sz="4" w:space="0" w:color="auto"/>
             </w:tcBorders>
             <w:noWrap/>
             <w:vAlign w:val="center"/>
@@ -7344,8 +7725,8 @@
             <w:tcBorders>
               <w:top w:val="nil"/>
               <w:left w:val="nil"/>
-              <w:bottom w:val="single" w:color="auto" w:sz="4" w:space="0"/>
-              <w:right w:val="single" w:color="auto" w:sz="4" w:space="0"/>
+              <w:bottom w:val="single" w:sz="4" w:space="0" w:color="auto"/>
+              <w:right w:val="single" w:sz="4" w:space="0" w:color="auto"/>
             </w:tcBorders>
             <w:noWrap/>
             <w:vAlign w:val="center"/>
@@ -7376,8 +7757,8 @@
             <w:tcBorders>
               <w:top w:val="nil"/>
               <w:left w:val="nil"/>
-              <w:bottom w:val="single" w:color="auto" w:sz="4" w:space="0"/>
-              <w:right w:val="single" w:color="auto" w:sz="4" w:space="0"/>
+              <w:bottom w:val="single" w:sz="4" w:space="0" w:color="auto"/>
+              <w:right w:val="single" w:sz="4" w:space="0" w:color="auto"/>
             </w:tcBorders>
             <w:noWrap/>
             <w:vAlign w:val="center"/>
@@ -7408,7 +7789,7 @@
           <w:gridAfter w:val="2"/>
           <w:wBefore w:w="153" w:type="dxa"/>
           <w:wAfter w:w="622" w:type="dxa"/>
-          <w:trHeight w:val="1090" w:hRule="atLeast"/>
+          <w:trHeight w:val="1090"/>
         </w:trPr>
         <w:tc>
           <w:tcPr>
@@ -7416,12 +7797,12 @@
             <w:gridSpan w:val="2"/>
             <w:tcBorders>
               <w:top w:val="nil"/>
-              <w:left w:val="single" w:color="auto" w:sz="4" w:space="0"/>
-              <w:bottom w:val="single" w:color="auto" w:sz="4" w:space="0"/>
-              <w:right w:val="single" w:color="auto" w:sz="4" w:space="0"/>
-            </w:tcBorders>
-            <w:noWrap w:val="0"/>
-            <w:vAlign w:val="center"/>
+              <w:left w:val="single" w:sz="4" w:space="0" w:color="auto"/>
+              <w:bottom w:val="single" w:sz="4" w:space="0" w:color="auto"/>
+              <w:right w:val="single" w:sz="4" w:space="0" w:color="auto"/>
+            </w:tcBorders>
+            <w:vAlign w:val="center"/>
+            <w:hideMark/>
           </w:tcPr>
           <w:p>
             <w:pPr>
@@ -7449,11 +7830,11 @@
             <w:tcBorders>
               <w:top w:val="nil"/>
               <w:left w:val="nil"/>
-              <w:bottom w:val="single" w:color="auto" w:sz="4" w:space="0"/>
-              <w:right w:val="single" w:color="auto" w:sz="4" w:space="0"/>
-            </w:tcBorders>
-            <w:noWrap w:val="0"/>
-            <w:vAlign w:val="center"/>
+              <w:bottom w:val="single" w:sz="4" w:space="0" w:color="auto"/>
+              <w:right w:val="single" w:sz="4" w:space="0" w:color="auto"/>
+            </w:tcBorders>
+            <w:vAlign w:val="center"/>
+            <w:hideMark/>
           </w:tcPr>
           <w:p>
             <w:pPr>
@@ -7470,7 +7851,25 @@
                 <w:sz w:val="23"/>
                 <w:szCs w:val="23"/>
               </w:rPr>
-              <w:t>Tích cực tham gia tuyên truyền chủ trương của Đảng, chính sách, pháp luật của Nhà nước, Học viện  và quy định của địa phương nơi cư trú; có ý thức thực hiện giữ gìn vệ sinh chung</w:t>
+              <w:t xml:space="preserve">Tích cực tham gia tuyên truyền chủ trương của Đảng, chính sách, pháp luật của Nhà nước, Học </w:t>
+            </w:r>
+            <w:proofErr w:type="gramStart"/>
+            <w:r>
+              <w:rPr>
+                <w:color w:val="000000"/>
+                <w:sz w:val="23"/>
+                <w:szCs w:val="23"/>
+              </w:rPr>
+              <w:t>viện  và</w:t>
+            </w:r>
+            <w:proofErr w:type="gramEnd"/>
+            <w:r>
+              <w:rPr>
+                <w:color w:val="000000"/>
+                <w:sz w:val="23"/>
+                <w:szCs w:val="23"/>
+              </w:rPr>
+              <w:t xml:space="preserve"> quy định của địa phương nơi cư trú; có ý thức thực hiện giữ gìn vệ sinh chung</w:t>
             </w:r>
           </w:p>
         </w:tc>
@@ -7480,11 +7879,12 @@
             <w:tcBorders>
               <w:top w:val="nil"/>
               <w:left w:val="nil"/>
-              <w:bottom w:val="single" w:color="auto" w:sz="4" w:space="0"/>
-              <w:right w:val="single" w:color="auto" w:sz="4" w:space="0"/>
-            </w:tcBorders>
-            <w:noWrap/>
-            <w:vAlign w:val="center"/>
+              <w:bottom w:val="single" w:sz="4" w:space="0" w:color="auto"/>
+              <w:right w:val="single" w:sz="4" w:space="0" w:color="auto"/>
+            </w:tcBorders>
+            <w:noWrap/>
+            <w:vAlign w:val="center"/>
+            <w:hideMark/>
           </w:tcPr>
           <w:p>
             <w:pPr>
@@ -7511,8 +7911,8 @@
             <w:tcBorders>
               <w:top w:val="nil"/>
               <w:left w:val="nil"/>
-              <w:bottom w:val="single" w:color="auto" w:sz="4" w:space="0"/>
-              <w:right w:val="single" w:color="auto" w:sz="4" w:space="0"/>
+              <w:bottom w:val="single" w:sz="4" w:space="0" w:color="auto"/>
+              <w:right w:val="single" w:sz="4" w:space="0" w:color="auto"/>
             </w:tcBorders>
             <w:noWrap/>
             <w:vAlign w:val="center"/>
@@ -7543,8 +7943,8 @@
             <w:tcBorders>
               <w:top w:val="nil"/>
               <w:left w:val="nil"/>
-              <w:bottom w:val="single" w:color="auto" w:sz="4" w:space="0"/>
-              <w:right w:val="single" w:color="auto" w:sz="4" w:space="0"/>
+              <w:bottom w:val="single" w:sz="4" w:space="0" w:color="auto"/>
+              <w:right w:val="single" w:sz="4" w:space="0" w:color="auto"/>
             </w:tcBorders>
             <w:noWrap/>
             <w:vAlign w:val="center"/>
@@ -7575,8 +7975,8 @@
             <w:tcBorders>
               <w:top w:val="nil"/>
               <w:left w:val="nil"/>
-              <w:bottom w:val="single" w:color="auto" w:sz="4" w:space="0"/>
-              <w:right w:val="single" w:color="auto" w:sz="4" w:space="0"/>
+              <w:bottom w:val="single" w:sz="4" w:space="0" w:color="auto"/>
+              <w:right w:val="single" w:sz="4" w:space="0" w:color="auto"/>
             </w:tcBorders>
             <w:noWrap/>
             <w:vAlign w:val="center"/>
@@ -7607,7 +8007,7 @@
           <w:gridAfter w:val="2"/>
           <w:wBefore w:w="153" w:type="dxa"/>
           <w:wAfter w:w="622" w:type="dxa"/>
-          <w:trHeight w:val="600" w:hRule="atLeast"/>
+          <w:trHeight w:val="600"/>
         </w:trPr>
         <w:tc>
           <w:tcPr>
@@ -7615,12 +8015,12 @@
             <w:gridSpan w:val="2"/>
             <w:tcBorders>
               <w:top w:val="nil"/>
-              <w:left w:val="single" w:color="auto" w:sz="4" w:space="0"/>
-              <w:bottom w:val="single" w:color="auto" w:sz="4" w:space="0"/>
-              <w:right w:val="single" w:color="auto" w:sz="4" w:space="0"/>
-            </w:tcBorders>
-            <w:noWrap w:val="0"/>
-            <w:vAlign w:val="center"/>
+              <w:left w:val="single" w:sz="4" w:space="0" w:color="auto"/>
+              <w:bottom w:val="single" w:sz="4" w:space="0" w:color="auto"/>
+              <w:right w:val="single" w:sz="4" w:space="0" w:color="auto"/>
+            </w:tcBorders>
+            <w:vAlign w:val="center"/>
+            <w:hideMark/>
           </w:tcPr>
           <w:p>
             <w:pPr>
@@ -7648,11 +8048,11 @@
             <w:tcBorders>
               <w:top w:val="nil"/>
               <w:left w:val="nil"/>
-              <w:bottom w:val="single" w:color="auto" w:sz="4" w:space="0"/>
-              <w:right w:val="single" w:color="auto" w:sz="4" w:space="0"/>
-            </w:tcBorders>
-            <w:noWrap w:val="0"/>
-            <w:vAlign w:val="center"/>
+              <w:bottom w:val="single" w:sz="4" w:space="0" w:color="auto"/>
+              <w:right w:val="single" w:sz="4" w:space="0" w:color="auto"/>
+            </w:tcBorders>
+            <w:vAlign w:val="center"/>
+            <w:hideMark/>
           </w:tcPr>
           <w:p>
             <w:pPr>
@@ -7679,11 +8079,12 @@
             <w:tcBorders>
               <w:top w:val="nil"/>
               <w:left w:val="nil"/>
-              <w:bottom w:val="single" w:color="auto" w:sz="4" w:space="0"/>
-              <w:right w:val="single" w:color="auto" w:sz="4" w:space="0"/>
-            </w:tcBorders>
-            <w:noWrap/>
-            <w:vAlign w:val="center"/>
+              <w:bottom w:val="single" w:sz="4" w:space="0" w:color="auto"/>
+              <w:right w:val="single" w:sz="4" w:space="0" w:color="auto"/>
+            </w:tcBorders>
+            <w:noWrap/>
+            <w:vAlign w:val="center"/>
+            <w:hideMark/>
           </w:tcPr>
           <w:p>
             <w:pPr>
@@ -7710,8 +8111,8 @@
             <w:tcBorders>
               <w:top w:val="nil"/>
               <w:left w:val="nil"/>
-              <w:bottom w:val="single" w:color="auto" w:sz="4" w:space="0"/>
-              <w:right w:val="single" w:color="auto" w:sz="4" w:space="0"/>
+              <w:bottom w:val="single" w:sz="4" w:space="0" w:color="auto"/>
+              <w:right w:val="single" w:sz="4" w:space="0" w:color="auto"/>
             </w:tcBorders>
             <w:noWrap/>
             <w:vAlign w:val="center"/>
@@ -7742,8 +8143,8 @@
             <w:tcBorders>
               <w:top w:val="nil"/>
               <w:left w:val="nil"/>
-              <w:bottom w:val="single" w:color="auto" w:sz="4" w:space="0"/>
-              <w:right w:val="single" w:color="auto" w:sz="4" w:space="0"/>
+              <w:bottom w:val="single" w:sz="4" w:space="0" w:color="auto"/>
+              <w:right w:val="single" w:sz="4" w:space="0" w:color="auto"/>
             </w:tcBorders>
             <w:noWrap/>
             <w:vAlign w:val="center"/>
@@ -7774,8 +8175,8 @@
             <w:tcBorders>
               <w:top w:val="nil"/>
               <w:left w:val="nil"/>
-              <w:bottom w:val="single" w:color="auto" w:sz="4" w:space="0"/>
-              <w:right w:val="single" w:color="auto" w:sz="4" w:space="0"/>
+              <w:bottom w:val="single" w:sz="4" w:space="0" w:color="auto"/>
+              <w:right w:val="single" w:sz="4" w:space="0" w:color="auto"/>
             </w:tcBorders>
             <w:noWrap/>
             <w:vAlign w:val="center"/>
@@ -7806,7 +8207,7 @@
           <w:gridAfter w:val="2"/>
           <w:wBefore w:w="153" w:type="dxa"/>
           <w:wAfter w:w="622" w:type="dxa"/>
-          <w:trHeight w:val="940" w:hRule="atLeast"/>
+          <w:trHeight w:val="940"/>
         </w:trPr>
         <w:tc>
           <w:tcPr>
@@ -7814,28 +8215,29 @@
             <w:gridSpan w:val="2"/>
             <w:tcBorders>
               <w:top w:val="nil"/>
-              <w:left w:val="single" w:color="auto" w:sz="4" w:space="0"/>
-              <w:bottom w:val="single" w:color="auto" w:sz="4" w:space="0"/>
-              <w:right w:val="single" w:color="auto" w:sz="4" w:space="0"/>
-            </w:tcBorders>
-            <w:noWrap w:val="0"/>
-            <w:vAlign w:val="center"/>
-          </w:tcPr>
-          <w:p>
-            <w:pPr>
-              <w:jc w:val="center"/>
-              <w:rPr>
-                <w:color w:val="000000"/>
-                <w:sz w:val="23"/>
-                <w:szCs w:val="23"/>
-              </w:rPr>
-            </w:pPr>
-            <w:r>
-              <w:rPr>
-                <w:color w:val="000000"/>
-                <w:sz w:val="23"/>
-                <w:szCs w:val="23"/>
-              </w:rPr>
+              <w:left w:val="single" w:sz="4" w:space="0" w:color="auto"/>
+              <w:bottom w:val="single" w:sz="4" w:space="0" w:color="auto"/>
+              <w:right w:val="single" w:sz="4" w:space="0" w:color="auto"/>
+            </w:tcBorders>
+            <w:vAlign w:val="center"/>
+            <w:hideMark/>
+          </w:tcPr>
+          <w:p>
+            <w:pPr>
+              <w:jc w:val="center"/>
+              <w:rPr>
+                <w:color w:val="000000"/>
+                <w:sz w:val="23"/>
+                <w:szCs w:val="23"/>
+              </w:rPr>
+            </w:pPr>
+            <w:r>
+              <w:rPr>
+                <w:color w:val="000000"/>
+                <w:sz w:val="23"/>
+                <w:szCs w:val="23"/>
+              </w:rPr>
+              <w:lastRenderedPageBreak/>
               <w:t>4.4</w:t>
             </w:r>
           </w:p>
@@ -7847,11 +8249,11 @@
             <w:tcBorders>
               <w:top w:val="nil"/>
               <w:left w:val="nil"/>
-              <w:bottom w:val="single" w:color="auto" w:sz="4" w:space="0"/>
-              <w:right w:val="single" w:color="auto" w:sz="4" w:space="0"/>
-            </w:tcBorders>
-            <w:noWrap w:val="0"/>
-            <w:vAlign w:val="center"/>
+              <w:bottom w:val="single" w:sz="4" w:space="0" w:color="auto"/>
+              <w:right w:val="single" w:sz="4" w:space="0" w:color="auto"/>
+            </w:tcBorders>
+            <w:vAlign w:val="center"/>
+            <w:hideMark/>
           </w:tcPr>
           <w:p>
             <w:pPr>
@@ -7878,11 +8280,12 @@
             <w:tcBorders>
               <w:top w:val="nil"/>
               <w:left w:val="nil"/>
-              <w:bottom w:val="single" w:color="auto" w:sz="4" w:space="0"/>
-              <w:right w:val="single" w:color="auto" w:sz="4" w:space="0"/>
-            </w:tcBorders>
-            <w:noWrap/>
-            <w:vAlign w:val="center"/>
+              <w:bottom w:val="single" w:sz="4" w:space="0" w:color="auto"/>
+              <w:right w:val="single" w:sz="4" w:space="0" w:color="auto"/>
+            </w:tcBorders>
+            <w:noWrap/>
+            <w:vAlign w:val="center"/>
+            <w:hideMark/>
           </w:tcPr>
           <w:p>
             <w:pPr>
@@ -7909,8 +8312,8 @@
             <w:tcBorders>
               <w:top w:val="nil"/>
               <w:left w:val="nil"/>
-              <w:bottom w:val="single" w:color="auto" w:sz="4" w:space="0"/>
-              <w:right w:val="single" w:color="auto" w:sz="4" w:space="0"/>
+              <w:bottom w:val="single" w:sz="4" w:space="0" w:color="auto"/>
+              <w:right w:val="single" w:sz="4" w:space="0" w:color="auto"/>
             </w:tcBorders>
             <w:noWrap/>
             <w:vAlign w:val="center"/>
@@ -7941,8 +8344,8 @@
             <w:tcBorders>
               <w:top w:val="nil"/>
               <w:left w:val="nil"/>
-              <w:bottom w:val="single" w:color="auto" w:sz="4" w:space="0"/>
-              <w:right w:val="single" w:color="auto" w:sz="4" w:space="0"/>
+              <w:bottom w:val="single" w:sz="4" w:space="0" w:color="auto"/>
+              <w:right w:val="single" w:sz="4" w:space="0" w:color="auto"/>
             </w:tcBorders>
             <w:noWrap/>
             <w:vAlign w:val="center"/>
@@ -7973,8 +8376,8 @@
             <w:tcBorders>
               <w:top w:val="nil"/>
               <w:left w:val="nil"/>
-              <w:bottom w:val="single" w:color="auto" w:sz="4" w:space="0"/>
-              <w:right w:val="single" w:color="auto" w:sz="4" w:space="0"/>
+              <w:bottom w:val="single" w:sz="4" w:space="0" w:color="auto"/>
+              <w:right w:val="single" w:sz="4" w:space="0" w:color="auto"/>
             </w:tcBorders>
             <w:noWrap/>
             <w:vAlign w:val="center"/>
@@ -8005,7 +8408,7 @@
           <w:gridAfter w:val="2"/>
           <w:wBefore w:w="153" w:type="dxa"/>
           <w:wAfter w:w="622" w:type="dxa"/>
-          <w:trHeight w:val="699" w:hRule="atLeast"/>
+          <w:trHeight w:val="699"/>
         </w:trPr>
         <w:tc>
           <w:tcPr>
@@ -8013,12 +8416,12 @@
             <w:gridSpan w:val="2"/>
             <w:tcBorders>
               <w:top w:val="nil"/>
-              <w:left w:val="single" w:color="auto" w:sz="4" w:space="0"/>
-              <w:bottom w:val="single" w:color="auto" w:sz="4" w:space="0"/>
-              <w:right w:val="single" w:color="auto" w:sz="4" w:space="0"/>
-            </w:tcBorders>
-            <w:noWrap w:val="0"/>
-            <w:vAlign w:val="center"/>
+              <w:left w:val="single" w:sz="4" w:space="0" w:color="auto"/>
+              <w:bottom w:val="single" w:sz="4" w:space="0" w:color="auto"/>
+              <w:right w:val="single" w:sz="4" w:space="0" w:color="auto"/>
+            </w:tcBorders>
+            <w:vAlign w:val="center"/>
+            <w:hideMark/>
           </w:tcPr>
           <w:p>
             <w:pPr>
@@ -8046,11 +8449,11 @@
             <w:tcBorders>
               <w:top w:val="nil"/>
               <w:left w:val="nil"/>
-              <w:bottom w:val="single" w:color="auto" w:sz="4" w:space="0"/>
-              <w:right w:val="single" w:color="auto" w:sz="4" w:space="0"/>
-            </w:tcBorders>
-            <w:noWrap w:val="0"/>
-            <w:vAlign w:val="center"/>
+              <w:bottom w:val="single" w:sz="4" w:space="0" w:color="auto"/>
+              <w:right w:val="single" w:sz="4" w:space="0" w:color="auto"/>
+            </w:tcBorders>
+            <w:vAlign w:val="center"/>
+            <w:hideMark/>
           </w:tcPr>
           <w:p>
             <w:pPr>
@@ -8077,11 +8480,12 @@
             <w:tcBorders>
               <w:top w:val="nil"/>
               <w:left w:val="nil"/>
-              <w:bottom w:val="single" w:color="auto" w:sz="4" w:space="0"/>
-              <w:right w:val="single" w:color="auto" w:sz="4" w:space="0"/>
-            </w:tcBorders>
-            <w:noWrap/>
-            <w:vAlign w:val="center"/>
+              <w:bottom w:val="single" w:sz="4" w:space="0" w:color="auto"/>
+              <w:right w:val="single" w:sz="4" w:space="0" w:color="auto"/>
+            </w:tcBorders>
+            <w:noWrap/>
+            <w:vAlign w:val="center"/>
+            <w:hideMark/>
           </w:tcPr>
           <w:p>
             <w:pPr>
@@ -8108,8 +8512,8 @@
             <w:tcBorders>
               <w:top w:val="nil"/>
               <w:left w:val="nil"/>
-              <w:bottom w:val="single" w:color="auto" w:sz="4" w:space="0"/>
-              <w:right w:val="single" w:color="auto" w:sz="4" w:space="0"/>
+              <w:bottom w:val="single" w:sz="4" w:space="0" w:color="auto"/>
+              <w:right w:val="single" w:sz="4" w:space="0" w:color="auto"/>
             </w:tcBorders>
             <w:noWrap/>
             <w:vAlign w:val="center"/>
@@ -8140,8 +8544,8 @@
             <w:tcBorders>
               <w:top w:val="nil"/>
               <w:left w:val="nil"/>
-              <w:bottom w:val="single" w:color="auto" w:sz="4" w:space="0"/>
-              <w:right w:val="single" w:color="auto" w:sz="4" w:space="0"/>
+              <w:bottom w:val="single" w:sz="4" w:space="0" w:color="auto"/>
+              <w:right w:val="single" w:sz="4" w:space="0" w:color="auto"/>
             </w:tcBorders>
             <w:noWrap/>
             <w:vAlign w:val="center"/>
@@ -8164,8 +8568,8 @@
             <w:tcBorders>
               <w:top w:val="nil"/>
               <w:left w:val="nil"/>
-              <w:bottom w:val="single" w:color="auto" w:sz="4" w:space="0"/>
-              <w:right w:val="single" w:color="auto" w:sz="4" w:space="0"/>
+              <w:bottom w:val="single" w:sz="4" w:space="0" w:color="auto"/>
+              <w:right w:val="single" w:sz="4" w:space="0" w:color="auto"/>
             </w:tcBorders>
             <w:noWrap/>
             <w:vAlign w:val="center"/>
@@ -8188,7 +8592,7 @@
           <w:gridAfter w:val="2"/>
           <w:wBefore w:w="153" w:type="dxa"/>
           <w:wAfter w:w="622" w:type="dxa"/>
-          <w:trHeight w:val="603" w:hRule="atLeast"/>
+          <w:trHeight w:val="603"/>
         </w:trPr>
         <w:tc>
           <w:tcPr>
@@ -8196,12 +8600,12 @@
             <w:gridSpan w:val="2"/>
             <w:tcBorders>
               <w:top w:val="nil"/>
-              <w:left w:val="single" w:color="auto" w:sz="4" w:space="0"/>
-              <w:bottom w:val="single" w:color="auto" w:sz="4" w:space="0"/>
-              <w:right w:val="single" w:color="auto" w:sz="4" w:space="0"/>
-            </w:tcBorders>
-            <w:noWrap w:val="0"/>
-            <w:vAlign w:val="center"/>
+              <w:left w:val="single" w:sz="4" w:space="0" w:color="auto"/>
+              <w:bottom w:val="single" w:sz="4" w:space="0" w:color="auto"/>
+              <w:right w:val="single" w:sz="4" w:space="0" w:color="auto"/>
+            </w:tcBorders>
+            <w:vAlign w:val="center"/>
+            <w:hideMark/>
           </w:tcPr>
           <w:p>
             <w:pPr>
@@ -8229,11 +8633,11 @@
             <w:tcBorders>
               <w:top w:val="nil"/>
               <w:left w:val="nil"/>
-              <w:bottom w:val="single" w:color="auto" w:sz="4" w:space="0"/>
-              <w:right w:val="single" w:color="auto" w:sz="4" w:space="0"/>
-            </w:tcBorders>
-            <w:noWrap w:val="0"/>
-            <w:vAlign w:val="center"/>
+              <w:bottom w:val="single" w:sz="4" w:space="0" w:color="auto"/>
+              <w:right w:val="single" w:sz="4" w:space="0" w:color="auto"/>
+            </w:tcBorders>
+            <w:vAlign w:val="center"/>
+            <w:hideMark/>
           </w:tcPr>
           <w:p>
             <w:pPr>
@@ -8250,7 +8654,25 @@
                 <w:sz w:val="23"/>
                 <w:szCs w:val="23"/>
               </w:rPr>
-              <w:t>Vi phạm an ninh, trật tự xã hội; an toàn giao thông (có giấy báo của các cơ quan hữu quan)</w:t>
+              <w:t xml:space="preserve">Vi phạm an ninh, trật tự xã hội; </w:t>
+            </w:r>
+            <w:proofErr w:type="gramStart"/>
+            <w:r>
+              <w:rPr>
+                <w:color w:val="000000"/>
+                <w:sz w:val="23"/>
+                <w:szCs w:val="23"/>
+              </w:rPr>
+              <w:t>an</w:t>
+            </w:r>
+            <w:proofErr w:type="gramEnd"/>
+            <w:r>
+              <w:rPr>
+                <w:color w:val="000000"/>
+                <w:sz w:val="23"/>
+                <w:szCs w:val="23"/>
+              </w:rPr>
+              <w:t xml:space="preserve"> toàn giao thông (có giấy báo của các cơ quan hữu quan)</w:t>
             </w:r>
           </w:p>
         </w:tc>
@@ -8260,11 +8682,12 @@
             <w:tcBorders>
               <w:top w:val="nil"/>
               <w:left w:val="nil"/>
-              <w:bottom w:val="single" w:color="auto" w:sz="4" w:space="0"/>
-              <w:right w:val="single" w:color="auto" w:sz="4" w:space="0"/>
-            </w:tcBorders>
-            <w:noWrap/>
-            <w:vAlign w:val="center"/>
+              <w:bottom w:val="single" w:sz="4" w:space="0" w:color="auto"/>
+              <w:right w:val="single" w:sz="4" w:space="0" w:color="auto"/>
+            </w:tcBorders>
+            <w:noWrap/>
+            <w:vAlign w:val="center"/>
+            <w:hideMark/>
           </w:tcPr>
           <w:p>
             <w:pPr>
@@ -8291,8 +8714,8 @@
             <w:tcBorders>
               <w:top w:val="nil"/>
               <w:left w:val="nil"/>
-              <w:bottom w:val="single" w:color="auto" w:sz="4" w:space="0"/>
-              <w:right w:val="single" w:color="auto" w:sz="4" w:space="0"/>
+              <w:bottom w:val="single" w:sz="4" w:space="0" w:color="auto"/>
+              <w:right w:val="single" w:sz="4" w:space="0" w:color="auto"/>
             </w:tcBorders>
             <w:noWrap/>
             <w:vAlign w:val="center"/>
@@ -8323,8 +8746,8 @@
             <w:tcBorders>
               <w:top w:val="nil"/>
               <w:left w:val="nil"/>
-              <w:bottom w:val="single" w:color="auto" w:sz="4" w:space="0"/>
-              <w:right w:val="single" w:color="auto" w:sz="4" w:space="0"/>
+              <w:bottom w:val="single" w:sz="4" w:space="0" w:color="auto"/>
+              <w:right w:val="single" w:sz="4" w:space="0" w:color="auto"/>
             </w:tcBorders>
             <w:noWrap/>
             <w:vAlign w:val="center"/>
@@ -8347,8 +8770,8 @@
             <w:tcBorders>
               <w:top w:val="nil"/>
               <w:left w:val="nil"/>
-              <w:bottom w:val="single" w:color="auto" w:sz="4" w:space="0"/>
-              <w:right w:val="single" w:color="auto" w:sz="4" w:space="0"/>
+              <w:bottom w:val="single" w:sz="4" w:space="0" w:color="auto"/>
+              <w:right w:val="single" w:sz="4" w:space="0" w:color="auto"/>
             </w:tcBorders>
             <w:noWrap/>
             <w:vAlign w:val="center"/>
@@ -8371,7 +8794,7 @@
           <w:gridAfter w:val="2"/>
           <w:wBefore w:w="153" w:type="dxa"/>
           <w:wAfter w:w="622" w:type="dxa"/>
-          <w:trHeight w:val="300" w:hRule="atLeast"/>
+          <w:trHeight w:val="300"/>
         </w:trPr>
         <w:tc>
           <w:tcPr>
@@ -8379,12 +8802,13 @@
             <w:gridSpan w:val="2"/>
             <w:tcBorders>
               <w:top w:val="nil"/>
-              <w:left w:val="single" w:color="auto" w:sz="4" w:space="0"/>
-              <w:bottom w:val="single" w:color="auto" w:sz="4" w:space="0"/>
-              <w:right w:val="single" w:color="auto" w:sz="4" w:space="0"/>
-            </w:tcBorders>
-            <w:noWrap/>
-            <w:vAlign w:val="center"/>
+              <w:left w:val="single" w:sz="4" w:space="0" w:color="auto"/>
+              <w:bottom w:val="single" w:sz="4" w:space="0" w:color="auto"/>
+              <w:right w:val="single" w:sz="4" w:space="0" w:color="auto"/>
+            </w:tcBorders>
+            <w:noWrap/>
+            <w:vAlign w:val="center"/>
+            <w:hideMark/>
           </w:tcPr>
           <w:p>
             <w:pPr>
@@ -8416,11 +8840,11 @@
             <w:tcBorders>
               <w:top w:val="nil"/>
               <w:left w:val="nil"/>
-              <w:bottom w:val="single" w:color="auto" w:sz="4" w:space="0"/>
-              <w:right w:val="single" w:color="auto" w:sz="4" w:space="0"/>
-            </w:tcBorders>
-            <w:noWrap w:val="0"/>
-            <w:vAlign w:val="center"/>
+              <w:bottom w:val="single" w:sz="4" w:space="0" w:color="auto"/>
+              <w:right w:val="single" w:sz="4" w:space="0" w:color="auto"/>
+            </w:tcBorders>
+            <w:vAlign w:val="center"/>
+            <w:hideMark/>
           </w:tcPr>
           <w:p>
             <w:pPr>
@@ -8451,11 +8875,12 @@
             <w:tcBorders>
               <w:top w:val="nil"/>
               <w:left w:val="nil"/>
-              <w:bottom w:val="single" w:color="auto" w:sz="4" w:space="0"/>
-              <w:right w:val="single" w:color="auto" w:sz="4" w:space="0"/>
-            </w:tcBorders>
-            <w:noWrap/>
-            <w:vAlign w:val="center"/>
+              <w:bottom w:val="single" w:sz="4" w:space="0" w:color="auto"/>
+              <w:right w:val="single" w:sz="4" w:space="0" w:color="auto"/>
+            </w:tcBorders>
+            <w:noWrap/>
+            <w:vAlign w:val="center"/>
+            <w:hideMark/>
           </w:tcPr>
           <w:p>
             <w:pPr>
@@ -8486,8 +8911,8 @@
             <w:tcBorders>
               <w:top w:val="nil"/>
               <w:left w:val="nil"/>
-              <w:bottom w:val="single" w:color="auto" w:sz="4" w:space="0"/>
-              <w:right w:val="single" w:color="auto" w:sz="4" w:space="0"/>
+              <w:bottom w:val="single" w:sz="4" w:space="0" w:color="auto"/>
+              <w:right w:val="single" w:sz="4" w:space="0" w:color="auto"/>
             </w:tcBorders>
             <w:noWrap/>
             <w:vAlign w:val="center"/>
@@ -8511,7 +8936,17 @@
                 <w:sz w:val="23"/>
                 <w:szCs w:val="23"/>
               </w:rPr>
-              <w:t>23</w:t>
+              <w:t>2</w:t>
+            </w:r>
+            <w:r>
+              <w:rPr>
+                <w:b/>
+                <w:bCs/>
+                <w:color w:val="000000"/>
+                <w:sz w:val="23"/>
+                <w:szCs w:val="23"/>
+              </w:rPr>
+              <w:t>3</w:t>
             </w:r>
           </w:p>
         </w:tc>
@@ -8522,8 +8957,8 @@
             <w:tcBorders>
               <w:top w:val="nil"/>
               <w:left w:val="nil"/>
-              <w:bottom w:val="single" w:color="auto" w:sz="4" w:space="0"/>
-              <w:right w:val="single" w:color="auto" w:sz="4" w:space="0"/>
+              <w:bottom w:val="single" w:sz="4" w:space="0" w:color="auto"/>
+              <w:right w:val="single" w:sz="4" w:space="0" w:color="auto"/>
             </w:tcBorders>
             <w:noWrap/>
             <w:vAlign w:val="center"/>
@@ -8558,8 +8993,8 @@
             <w:tcBorders>
               <w:top w:val="nil"/>
               <w:left w:val="nil"/>
-              <w:bottom w:val="single" w:color="auto" w:sz="4" w:space="0"/>
-              <w:right w:val="single" w:color="auto" w:sz="4" w:space="0"/>
+              <w:bottom w:val="single" w:sz="4" w:space="0" w:color="auto"/>
+              <w:right w:val="single" w:sz="4" w:space="0" w:color="auto"/>
             </w:tcBorders>
             <w:noWrap/>
             <w:vAlign w:val="center"/>
@@ -8594,20 +9029,20 @@
           <w:gridAfter w:val="2"/>
           <w:wBefore w:w="153" w:type="dxa"/>
           <w:wAfter w:w="622" w:type="dxa"/>
-          <w:trHeight w:val="615" w:hRule="atLeast"/>
+          <w:trHeight w:val="615"/>
         </w:trPr>
         <w:tc>
           <w:tcPr>
             <w:tcW w:w="9747" w:type="dxa"/>
             <w:gridSpan w:val="12"/>
             <w:tcBorders>
-              <w:top w:val="single" w:color="auto" w:sz="4" w:space="0"/>
-              <w:left w:val="single" w:color="auto" w:sz="4" w:space="0"/>
-              <w:bottom w:val="single" w:color="auto" w:sz="4" w:space="0"/>
-              <w:right w:val="single" w:color="auto" w:sz="4" w:space="0"/>
-            </w:tcBorders>
-            <w:noWrap w:val="0"/>
-            <w:vAlign w:val="center"/>
+              <w:top w:val="single" w:sz="4" w:space="0" w:color="auto"/>
+              <w:left w:val="single" w:sz="4" w:space="0" w:color="auto"/>
+              <w:bottom w:val="single" w:sz="4" w:space="0" w:color="auto"/>
+              <w:right w:val="single" w:sz="4" w:space="0" w:color="auto"/>
+            </w:tcBorders>
+            <w:vAlign w:val="center"/>
+            <w:hideMark/>
           </w:tcPr>
           <w:p>
             <w:pPr>
@@ -8639,20 +9074,20 @@
           <w:gridAfter w:val="2"/>
           <w:wBefore w:w="153" w:type="dxa"/>
           <w:wAfter w:w="622" w:type="dxa"/>
-          <w:trHeight w:val="1661" w:hRule="atLeast"/>
+          <w:trHeight w:val="1661"/>
         </w:trPr>
         <w:tc>
           <w:tcPr>
             <w:tcW w:w="567" w:type="dxa"/>
             <w:gridSpan w:val="2"/>
             <w:tcBorders>
-              <w:top w:val="single" w:color="auto" w:sz="4" w:space="0"/>
-              <w:left w:val="single" w:color="auto" w:sz="4" w:space="0"/>
-              <w:bottom w:val="single" w:color="auto" w:sz="4" w:space="0"/>
-              <w:right w:val="single" w:color="auto" w:sz="4" w:space="0"/>
-            </w:tcBorders>
-            <w:noWrap w:val="0"/>
-            <w:vAlign w:val="center"/>
+              <w:top w:val="single" w:sz="4" w:space="0" w:color="auto"/>
+              <w:left w:val="single" w:sz="4" w:space="0" w:color="auto"/>
+              <w:bottom w:val="single" w:sz="4" w:space="0" w:color="auto"/>
+              <w:right w:val="single" w:sz="4" w:space="0" w:color="auto"/>
+            </w:tcBorders>
+            <w:vAlign w:val="center"/>
+            <w:hideMark/>
           </w:tcPr>
           <w:p>
             <w:pPr>
@@ -8678,13 +9113,13 @@
             <w:tcW w:w="5447" w:type="dxa"/>
             <w:gridSpan w:val="4"/>
             <w:tcBorders>
-              <w:top w:val="single" w:color="auto" w:sz="4" w:space="0"/>
-              <w:left w:val="nil"/>
-              <w:bottom w:val="single" w:color="auto" w:sz="4" w:space="0"/>
-              <w:right w:val="single" w:color="auto" w:sz="4" w:space="0"/>
-            </w:tcBorders>
-            <w:noWrap w:val="0"/>
-            <w:vAlign w:val="center"/>
+              <w:top w:val="single" w:sz="4" w:space="0" w:color="auto"/>
+              <w:left w:val="nil"/>
+              <w:bottom w:val="single" w:sz="4" w:space="0" w:color="auto"/>
+              <w:right w:val="single" w:sz="4" w:space="0" w:color="auto"/>
+            </w:tcBorders>
+            <w:vAlign w:val="center"/>
+            <w:hideMark/>
           </w:tcPr>
           <w:p>
             <w:pPr>
@@ -8709,13 +9144,13 @@
           <w:tcPr>
             <w:tcW w:w="990" w:type="dxa"/>
             <w:tcBorders>
-              <w:top w:val="single" w:color="auto" w:sz="4" w:space="0"/>
-              <w:left w:val="nil"/>
-              <w:bottom w:val="single" w:color="auto" w:sz="4" w:space="0"/>
-              <w:right w:val="single" w:color="auto" w:sz="4" w:space="0"/>
-            </w:tcBorders>
-            <w:noWrap w:val="0"/>
-            <w:vAlign w:val="center"/>
+              <w:top w:val="single" w:sz="4" w:space="0" w:color="auto"/>
+              <w:left w:val="nil"/>
+              <w:bottom w:val="single" w:sz="4" w:space="0" w:color="auto"/>
+              <w:right w:val="single" w:sz="4" w:space="0" w:color="auto"/>
+            </w:tcBorders>
+            <w:vAlign w:val="center"/>
+            <w:hideMark/>
           </w:tcPr>
           <w:p>
             <w:pPr>
@@ -8740,12 +9175,11 @@
           <w:tcPr>
             <w:tcW w:w="990" w:type="dxa"/>
             <w:tcBorders>
-              <w:top w:val="single" w:color="auto" w:sz="4" w:space="0"/>
-              <w:left w:val="nil"/>
-              <w:bottom w:val="single" w:color="auto" w:sz="4" w:space="0"/>
-              <w:right w:val="single" w:color="auto" w:sz="4" w:space="0"/>
-            </w:tcBorders>
-            <w:noWrap w:val="0"/>
+              <w:top w:val="single" w:sz="4" w:space="0" w:color="auto"/>
+              <w:left w:val="nil"/>
+              <w:bottom w:val="single" w:sz="4" w:space="0" w:color="auto"/>
+              <w:right w:val="single" w:sz="4" w:space="0" w:color="auto"/>
+            </w:tcBorders>
             <w:vAlign w:val="center"/>
           </w:tcPr>
           <w:p>
@@ -8772,12 +9206,11 @@
             <w:tcW w:w="900" w:type="dxa"/>
             <w:gridSpan w:val="2"/>
             <w:tcBorders>
-              <w:top w:val="single" w:color="auto" w:sz="4" w:space="0"/>
-              <w:left w:val="nil"/>
-              <w:bottom w:val="single" w:color="auto" w:sz="4" w:space="0"/>
-              <w:right w:val="single" w:color="auto" w:sz="4" w:space="0"/>
-            </w:tcBorders>
-            <w:noWrap w:val="0"/>
+              <w:top w:val="single" w:sz="4" w:space="0" w:color="auto"/>
+              <w:left w:val="nil"/>
+              <w:bottom w:val="single" w:sz="4" w:space="0" w:color="auto"/>
+              <w:right w:val="single" w:sz="4" w:space="0" w:color="auto"/>
+            </w:tcBorders>
             <w:vAlign w:val="center"/>
           </w:tcPr>
           <w:p>
@@ -8804,12 +9237,11 @@
             <w:tcW w:w="853" w:type="dxa"/>
             <w:gridSpan w:val="2"/>
             <w:tcBorders>
-              <w:top w:val="single" w:color="auto" w:sz="4" w:space="0"/>
-              <w:left w:val="nil"/>
-              <w:bottom w:val="single" w:color="auto" w:sz="4" w:space="0"/>
-              <w:right w:val="single" w:color="auto" w:sz="4" w:space="0"/>
-            </w:tcBorders>
-            <w:noWrap w:val="0"/>
+              <w:top w:val="single" w:sz="4" w:space="0" w:color="auto"/>
+              <w:left w:val="nil"/>
+              <w:bottom w:val="single" w:sz="4" w:space="0" w:color="auto"/>
+              <w:right w:val="single" w:sz="4" w:space="0" w:color="auto"/>
+            </w:tcBorders>
             <w:vAlign w:val="center"/>
           </w:tcPr>
           <w:p>
@@ -8838,20 +9270,20 @@
           <w:gridAfter w:val="2"/>
           <w:wBefore w:w="153" w:type="dxa"/>
           <w:wAfter w:w="622" w:type="dxa"/>
-          <w:trHeight w:val="1691" w:hRule="atLeast"/>
+          <w:trHeight w:val="1691"/>
         </w:trPr>
         <w:tc>
           <w:tcPr>
             <w:tcW w:w="567" w:type="dxa"/>
             <w:gridSpan w:val="2"/>
             <w:tcBorders>
-              <w:top w:val="single" w:color="auto" w:sz="4" w:space="0"/>
-              <w:left w:val="single" w:color="auto" w:sz="4" w:space="0"/>
-              <w:bottom w:val="single" w:color="auto" w:sz="4" w:space="0"/>
-              <w:right w:val="single" w:color="auto" w:sz="4" w:space="0"/>
-            </w:tcBorders>
-            <w:noWrap w:val="0"/>
-            <w:vAlign w:val="center"/>
+              <w:top w:val="single" w:sz="4" w:space="0" w:color="auto"/>
+              <w:left w:val="single" w:sz="4" w:space="0" w:color="auto"/>
+              <w:bottom w:val="single" w:sz="4" w:space="0" w:color="auto"/>
+              <w:right w:val="single" w:sz="4" w:space="0" w:color="auto"/>
+            </w:tcBorders>
+            <w:vAlign w:val="center"/>
+            <w:hideMark/>
           </w:tcPr>
           <w:p>
             <w:pPr>
@@ -8877,13 +9309,13 @@
             <w:tcW w:w="5447" w:type="dxa"/>
             <w:gridSpan w:val="4"/>
             <w:tcBorders>
-              <w:top w:val="single" w:color="auto" w:sz="4" w:space="0"/>
-              <w:left w:val="single" w:color="auto" w:sz="4" w:space="0"/>
-              <w:bottom w:val="single" w:color="auto" w:sz="4" w:space="0"/>
-              <w:right w:val="single" w:color="auto" w:sz="4" w:space="0"/>
-            </w:tcBorders>
-            <w:noWrap w:val="0"/>
-            <w:vAlign w:val="center"/>
+              <w:top w:val="single" w:sz="4" w:space="0" w:color="auto"/>
+              <w:left w:val="single" w:sz="4" w:space="0" w:color="auto"/>
+              <w:bottom w:val="single" w:sz="4" w:space="0" w:color="auto"/>
+              <w:right w:val="single" w:sz="4" w:space="0" w:color="auto"/>
+            </w:tcBorders>
+            <w:vAlign w:val="center"/>
+            <w:hideMark/>
           </w:tcPr>
           <w:p>
             <w:pPr>
@@ -8908,13 +9340,13 @@
           <w:tcPr>
             <w:tcW w:w="990" w:type="dxa"/>
             <w:tcBorders>
-              <w:top w:val="single" w:color="auto" w:sz="4" w:space="0"/>
-              <w:left w:val="single" w:color="auto" w:sz="4" w:space="0"/>
-              <w:bottom w:val="single" w:color="auto" w:sz="4" w:space="0"/>
-              <w:right w:val="single" w:color="auto" w:sz="4" w:space="0"/>
-            </w:tcBorders>
-            <w:noWrap w:val="0"/>
-            <w:vAlign w:val="center"/>
+              <w:top w:val="single" w:sz="4" w:space="0" w:color="auto"/>
+              <w:left w:val="single" w:sz="4" w:space="0" w:color="auto"/>
+              <w:bottom w:val="single" w:sz="4" w:space="0" w:color="auto"/>
+              <w:right w:val="single" w:sz="4" w:space="0" w:color="auto"/>
+            </w:tcBorders>
+            <w:vAlign w:val="center"/>
+            <w:hideMark/>
           </w:tcPr>
           <w:p>
             <w:pPr>
@@ -8939,12 +9371,11 @@
           <w:tcPr>
             <w:tcW w:w="990" w:type="dxa"/>
             <w:tcBorders>
-              <w:top w:val="single" w:color="auto" w:sz="4" w:space="0"/>
-              <w:left w:val="single" w:color="auto" w:sz="4" w:space="0"/>
-              <w:bottom w:val="single" w:color="auto" w:sz="4" w:space="0"/>
-              <w:right w:val="single" w:color="auto" w:sz="4" w:space="0"/>
-            </w:tcBorders>
-            <w:noWrap w:val="0"/>
+              <w:top w:val="single" w:sz="4" w:space="0" w:color="auto"/>
+              <w:left w:val="single" w:sz="4" w:space="0" w:color="auto"/>
+              <w:bottom w:val="single" w:sz="4" w:space="0" w:color="auto"/>
+              <w:right w:val="single" w:sz="4" w:space="0" w:color="auto"/>
+            </w:tcBorders>
             <w:vAlign w:val="center"/>
           </w:tcPr>
           <w:p>
@@ -8971,12 +9402,11 @@
             <w:tcW w:w="900" w:type="dxa"/>
             <w:gridSpan w:val="2"/>
             <w:tcBorders>
-              <w:top w:val="single" w:color="auto" w:sz="4" w:space="0"/>
-              <w:left w:val="single" w:color="auto" w:sz="4" w:space="0"/>
-              <w:bottom w:val="single" w:color="auto" w:sz="4" w:space="0"/>
-              <w:right w:val="single" w:color="auto" w:sz="4" w:space="0"/>
-            </w:tcBorders>
-            <w:noWrap w:val="0"/>
+              <w:top w:val="single" w:sz="4" w:space="0" w:color="auto"/>
+              <w:left w:val="single" w:sz="4" w:space="0" w:color="auto"/>
+              <w:bottom w:val="single" w:sz="4" w:space="0" w:color="auto"/>
+              <w:right w:val="single" w:sz="4" w:space="0" w:color="auto"/>
+            </w:tcBorders>
             <w:vAlign w:val="center"/>
           </w:tcPr>
           <w:p>
@@ -9003,12 +9433,11 @@
             <w:tcW w:w="853" w:type="dxa"/>
             <w:gridSpan w:val="2"/>
             <w:tcBorders>
-              <w:top w:val="single" w:color="auto" w:sz="4" w:space="0"/>
-              <w:left w:val="single" w:color="auto" w:sz="4" w:space="0"/>
-              <w:bottom w:val="single" w:color="auto" w:sz="4" w:space="0"/>
-              <w:right w:val="single" w:color="auto" w:sz="4" w:space="0"/>
-            </w:tcBorders>
-            <w:noWrap w:val="0"/>
+              <w:top w:val="single" w:sz="4" w:space="0" w:color="auto"/>
+              <w:left w:val="single" w:sz="4" w:space="0" w:color="auto"/>
+              <w:bottom w:val="single" w:sz="4" w:space="0" w:color="auto"/>
+              <w:right w:val="single" w:sz="4" w:space="0" w:color="auto"/>
+            </w:tcBorders>
             <w:vAlign w:val="center"/>
           </w:tcPr>
           <w:p>
@@ -9037,7 +9466,7 @@
           <w:gridAfter w:val="2"/>
           <w:wBefore w:w="153" w:type="dxa"/>
           <w:wAfter w:w="622" w:type="dxa"/>
-          <w:trHeight w:val="622" w:hRule="atLeast"/>
+          <w:trHeight w:val="622"/>
         </w:trPr>
         <w:tc>
           <w:tcPr>
@@ -9045,12 +9474,11 @@
             <w:gridSpan w:val="2"/>
             <w:vMerge w:val="restart"/>
             <w:tcBorders>
-              <w:top w:val="single" w:color="auto" w:sz="4" w:space="0"/>
-              <w:left w:val="single" w:color="auto" w:sz="4" w:space="0"/>
-              <w:bottom w:val="single" w:color="auto" w:sz="4" w:space="0"/>
-              <w:right w:val="single" w:color="auto" w:sz="4" w:space="0"/>
-            </w:tcBorders>
-            <w:noWrap w:val="0"/>
+              <w:top w:val="single" w:sz="4" w:space="0" w:color="auto"/>
+              <w:left w:val="single" w:sz="4" w:space="0" w:color="auto"/>
+              <w:bottom w:val="single" w:sz="4" w:space="0" w:color="auto"/>
+              <w:right w:val="single" w:sz="4" w:space="0" w:color="auto"/>
+            </w:tcBorders>
             <w:vAlign w:val="center"/>
           </w:tcPr>
           <w:p>
@@ -9137,13 +9565,13 @@
             <w:tcW w:w="5447" w:type="dxa"/>
             <w:gridSpan w:val="4"/>
             <w:tcBorders>
-              <w:top w:val="single" w:color="auto" w:sz="4" w:space="0"/>
-              <w:left w:val="nil"/>
-              <w:bottom w:val="single" w:color="auto" w:sz="4" w:space="0"/>
-              <w:right w:val="single" w:color="auto" w:sz="4" w:space="0"/>
-            </w:tcBorders>
-            <w:noWrap w:val="0"/>
-            <w:vAlign w:val="center"/>
+              <w:top w:val="single" w:sz="4" w:space="0" w:color="auto"/>
+              <w:left w:val="nil"/>
+              <w:bottom w:val="single" w:sz="4" w:space="0" w:color="auto"/>
+              <w:right w:val="single" w:sz="4" w:space="0" w:color="auto"/>
+            </w:tcBorders>
+            <w:vAlign w:val="center"/>
+            <w:hideMark/>
           </w:tcPr>
           <w:p>
             <w:pPr>
@@ -9169,12 +9597,11 @@
             <w:tcW w:w="990" w:type="dxa"/>
             <w:vMerge w:val="restart"/>
             <w:tcBorders>
-              <w:top w:val="single" w:color="auto" w:sz="4" w:space="0"/>
-              <w:left w:val="single" w:color="auto" w:sz="4" w:space="0"/>
-              <w:bottom w:val="single" w:color="auto" w:sz="4" w:space="0"/>
-              <w:right w:val="single" w:color="auto" w:sz="4" w:space="0"/>
-            </w:tcBorders>
-            <w:noWrap w:val="0"/>
+              <w:top w:val="single" w:sz="4" w:space="0" w:color="auto"/>
+              <w:left w:val="single" w:sz="4" w:space="0" w:color="auto"/>
+              <w:bottom w:val="single" w:sz="4" w:space="0" w:color="auto"/>
+              <w:right w:val="single" w:sz="4" w:space="0" w:color="auto"/>
+            </w:tcBorders>
             <w:vAlign w:val="center"/>
           </w:tcPr>
           <w:p>
@@ -9251,12 +9678,11 @@
             <w:tcW w:w="990" w:type="dxa"/>
             <w:vMerge w:val="restart"/>
             <w:tcBorders>
-              <w:top w:val="single" w:color="auto" w:sz="4" w:space="0"/>
-              <w:left w:val="nil"/>
-              <w:bottom w:val="single" w:color="auto" w:sz="4" w:space="0"/>
-              <w:right w:val="single" w:color="auto" w:sz="4" w:space="0"/>
-            </w:tcBorders>
-            <w:noWrap w:val="0"/>
+              <w:top w:val="single" w:sz="4" w:space="0" w:color="auto"/>
+              <w:left w:val="nil"/>
+              <w:bottom w:val="single" w:sz="4" w:space="0" w:color="auto"/>
+              <w:right w:val="single" w:sz="4" w:space="0" w:color="auto"/>
+            </w:tcBorders>
             <w:vAlign w:val="center"/>
           </w:tcPr>
           <w:p>
@@ -9284,12 +9710,11 @@
             <w:gridSpan w:val="2"/>
             <w:vMerge w:val="restart"/>
             <w:tcBorders>
-              <w:top w:val="single" w:color="auto" w:sz="4" w:space="0"/>
-              <w:left w:val="nil"/>
-              <w:bottom w:val="single" w:color="auto" w:sz="4" w:space="0"/>
-              <w:right w:val="single" w:color="auto" w:sz="4" w:space="0"/>
-            </w:tcBorders>
-            <w:noWrap w:val="0"/>
+              <w:top w:val="single" w:sz="4" w:space="0" w:color="auto"/>
+              <w:left w:val="nil"/>
+              <w:bottom w:val="single" w:sz="4" w:space="0" w:color="auto"/>
+              <w:right w:val="single" w:sz="4" w:space="0" w:color="auto"/>
+            </w:tcBorders>
             <w:vAlign w:val="center"/>
           </w:tcPr>
           <w:p>
@@ -9309,12 +9734,11 @@
             <w:gridSpan w:val="2"/>
             <w:vMerge w:val="restart"/>
             <w:tcBorders>
-              <w:top w:val="single" w:color="auto" w:sz="4" w:space="0"/>
-              <w:left w:val="nil"/>
-              <w:bottom w:val="single" w:color="auto" w:sz="4" w:space="0"/>
-              <w:right w:val="single" w:color="auto" w:sz="4" w:space="0"/>
-            </w:tcBorders>
-            <w:noWrap w:val="0"/>
+              <w:top w:val="single" w:sz="4" w:space="0" w:color="auto"/>
+              <w:left w:val="nil"/>
+              <w:bottom w:val="single" w:sz="4" w:space="0" w:color="auto"/>
+              <w:right w:val="single" w:sz="4" w:space="0" w:color="auto"/>
+            </w:tcBorders>
             <w:vAlign w:val="center"/>
           </w:tcPr>
           <w:p>
@@ -9335,21 +9759,21 @@
           <w:gridAfter w:val="2"/>
           <w:wBefore w:w="153" w:type="dxa"/>
           <w:wAfter w:w="622" w:type="dxa"/>
-          <w:trHeight w:val="531" w:hRule="atLeast"/>
+          <w:trHeight w:val="531"/>
         </w:trPr>
         <w:tc>
           <w:tcPr>
             <w:tcW w:w="567" w:type="dxa"/>
             <w:gridSpan w:val="2"/>
-            <w:vMerge w:val="continue"/>
-            <w:tcBorders>
-              <w:top w:val="single" w:color="auto" w:sz="4" w:space="0"/>
-              <w:left w:val="single" w:color="auto" w:sz="4" w:space="0"/>
-              <w:bottom w:val="single" w:color="auto" w:sz="4" w:space="0"/>
-              <w:right w:val="single" w:color="auto" w:sz="4" w:space="0"/>
-            </w:tcBorders>
-            <w:noWrap w:val="0"/>
-            <w:vAlign w:val="center"/>
+            <w:vMerge/>
+            <w:tcBorders>
+              <w:top w:val="single" w:sz="4" w:space="0" w:color="auto"/>
+              <w:left w:val="single" w:sz="4" w:space="0" w:color="auto"/>
+              <w:bottom w:val="single" w:sz="4" w:space="0" w:color="auto"/>
+              <w:right w:val="single" w:sz="4" w:space="0" w:color="auto"/>
+            </w:tcBorders>
+            <w:vAlign w:val="center"/>
+            <w:hideMark/>
           </w:tcPr>
           <w:p>
             <w:pPr>
@@ -9366,13 +9790,13 @@
             <w:tcW w:w="5447" w:type="dxa"/>
             <w:gridSpan w:val="4"/>
             <w:tcBorders>
-              <w:top w:val="single" w:color="auto" w:sz="4" w:space="0"/>
-              <w:left w:val="nil"/>
-              <w:bottom w:val="single" w:color="auto" w:sz="4" w:space="0"/>
-              <w:right w:val="single" w:color="auto" w:sz="4" w:space="0"/>
-            </w:tcBorders>
-            <w:noWrap w:val="0"/>
-            <w:vAlign w:val="center"/>
+              <w:top w:val="single" w:sz="4" w:space="0" w:color="auto"/>
+              <w:left w:val="nil"/>
+              <w:bottom w:val="single" w:sz="4" w:space="0" w:color="auto"/>
+              <w:right w:val="single" w:sz="4" w:space="0" w:color="auto"/>
+            </w:tcBorders>
+            <w:vAlign w:val="center"/>
+            <w:hideMark/>
           </w:tcPr>
           <w:p>
             <w:pPr>
@@ -9396,15 +9820,15 @@
         <w:tc>
           <w:tcPr>
             <w:tcW w:w="990" w:type="dxa"/>
-            <w:vMerge w:val="continue"/>
-            <w:tcBorders>
-              <w:top w:val="single" w:color="auto" w:sz="4" w:space="0"/>
-              <w:left w:val="single" w:color="auto" w:sz="4" w:space="0"/>
+            <w:vMerge/>
+            <w:tcBorders>
+              <w:top w:val="single" w:sz="4" w:space="0" w:color="auto"/>
+              <w:left w:val="single" w:sz="4" w:space="0" w:color="auto"/>
               <w:bottom w:val="nil"/>
-              <w:right w:val="single" w:color="auto" w:sz="4" w:space="0"/>
-            </w:tcBorders>
-            <w:noWrap w:val="0"/>
-            <w:vAlign w:val="center"/>
+              <w:right w:val="single" w:sz="4" w:space="0" w:color="auto"/>
+            </w:tcBorders>
+            <w:vAlign w:val="center"/>
+            <w:hideMark/>
           </w:tcPr>
           <w:p>
             <w:pPr>
@@ -9419,14 +9843,13 @@
         <w:tc>
           <w:tcPr>
             <w:tcW w:w="990" w:type="dxa"/>
-            <w:vMerge w:val="continue"/>
-            <w:tcBorders>
-              <w:top w:val="single" w:color="auto" w:sz="4" w:space="0"/>
-              <w:left w:val="nil"/>
-              <w:bottom w:val="single" w:color="auto" w:sz="4" w:space="0"/>
-              <w:right w:val="single" w:color="auto" w:sz="4" w:space="0"/>
-            </w:tcBorders>
-            <w:noWrap w:val="0"/>
+            <w:vMerge/>
+            <w:tcBorders>
+              <w:top w:val="single" w:sz="4" w:space="0" w:color="auto"/>
+              <w:left w:val="nil"/>
+              <w:bottom w:val="single" w:sz="4" w:space="0" w:color="auto"/>
+              <w:right w:val="single" w:sz="4" w:space="0" w:color="auto"/>
+            </w:tcBorders>
             <w:vAlign w:val="center"/>
           </w:tcPr>
           <w:p>
@@ -9444,14 +9867,13 @@
           <w:tcPr>
             <w:tcW w:w="900" w:type="dxa"/>
             <w:gridSpan w:val="2"/>
-            <w:vMerge w:val="continue"/>
-            <w:tcBorders>
-              <w:top w:val="single" w:color="auto" w:sz="4" w:space="0"/>
-              <w:left w:val="nil"/>
-              <w:bottom w:val="single" w:color="auto" w:sz="4" w:space="0"/>
-              <w:right w:val="single" w:color="auto" w:sz="4" w:space="0"/>
-            </w:tcBorders>
-            <w:noWrap w:val="0"/>
+            <w:vMerge/>
+            <w:tcBorders>
+              <w:top w:val="single" w:sz="4" w:space="0" w:color="auto"/>
+              <w:left w:val="nil"/>
+              <w:bottom w:val="single" w:sz="4" w:space="0" w:color="auto"/>
+              <w:right w:val="single" w:sz="4" w:space="0" w:color="auto"/>
+            </w:tcBorders>
             <w:vAlign w:val="center"/>
           </w:tcPr>
           <w:p>
@@ -9469,14 +9891,13 @@
           <w:tcPr>
             <w:tcW w:w="853" w:type="dxa"/>
             <w:gridSpan w:val="2"/>
-            <w:vMerge w:val="continue"/>
-            <w:tcBorders>
-              <w:top w:val="single" w:color="auto" w:sz="4" w:space="0"/>
-              <w:left w:val="nil"/>
-              <w:bottom w:val="single" w:color="auto" w:sz="4" w:space="0"/>
-              <w:right w:val="single" w:color="auto" w:sz="4" w:space="0"/>
-            </w:tcBorders>
-            <w:noWrap w:val="0"/>
+            <w:vMerge/>
+            <w:tcBorders>
+              <w:top w:val="single" w:sz="4" w:space="0" w:color="auto"/>
+              <w:left w:val="nil"/>
+              <w:bottom w:val="single" w:sz="4" w:space="0" w:color="auto"/>
+              <w:right w:val="single" w:sz="4" w:space="0" w:color="auto"/>
+            </w:tcBorders>
             <w:vAlign w:val="center"/>
           </w:tcPr>
           <w:p>
@@ -9497,21 +9918,21 @@
           <w:gridAfter w:val="2"/>
           <w:wBefore w:w="153" w:type="dxa"/>
           <w:wAfter w:w="622" w:type="dxa"/>
-          <w:trHeight w:val="852" w:hRule="atLeast"/>
+          <w:trHeight w:val="852"/>
         </w:trPr>
         <w:tc>
           <w:tcPr>
             <w:tcW w:w="567" w:type="dxa"/>
             <w:gridSpan w:val="2"/>
-            <w:vMerge w:val="continue"/>
-            <w:tcBorders>
-              <w:top w:val="nil"/>
-              <w:left w:val="single" w:color="auto" w:sz="4" w:space="0"/>
-              <w:bottom w:val="single" w:color="auto" w:sz="4" w:space="0"/>
-              <w:right w:val="single" w:color="auto" w:sz="4" w:space="0"/>
-            </w:tcBorders>
-            <w:noWrap w:val="0"/>
-            <w:vAlign w:val="center"/>
+            <w:vMerge/>
+            <w:tcBorders>
+              <w:top w:val="nil"/>
+              <w:left w:val="single" w:sz="4" w:space="0" w:color="auto"/>
+              <w:bottom w:val="single" w:sz="4" w:space="0" w:color="auto"/>
+              <w:right w:val="single" w:sz="4" w:space="0" w:color="auto"/>
+            </w:tcBorders>
+            <w:vAlign w:val="center"/>
+            <w:hideMark/>
           </w:tcPr>
           <w:p>
             <w:pPr>
@@ -9528,13 +9949,13 @@
             <w:tcW w:w="5447" w:type="dxa"/>
             <w:gridSpan w:val="4"/>
             <w:tcBorders>
-              <w:top w:val="single" w:color="auto" w:sz="4" w:space="0"/>
-              <w:left w:val="single" w:color="auto" w:sz="4" w:space="0"/>
-              <w:bottom w:val="single" w:color="auto" w:sz="4" w:space="0"/>
-              <w:right w:val="single" w:color="auto" w:sz="4" w:space="0"/>
-            </w:tcBorders>
-            <w:noWrap w:val="0"/>
-            <w:vAlign w:val="center"/>
+              <w:top w:val="single" w:sz="4" w:space="0" w:color="auto"/>
+              <w:left w:val="single" w:sz="4" w:space="0" w:color="auto"/>
+              <w:bottom w:val="single" w:sz="4" w:space="0" w:color="auto"/>
+              <w:right w:val="single" w:sz="4" w:space="0" w:color="auto"/>
+            </w:tcBorders>
+            <w:vAlign w:val="center"/>
+            <w:hideMark/>
           </w:tcPr>
           <w:p>
             <w:pPr>
@@ -9558,15 +9979,15 @@
         <w:tc>
           <w:tcPr>
             <w:tcW w:w="990" w:type="dxa"/>
-            <w:vMerge w:val="continue"/>
-            <w:tcBorders>
-              <w:top w:val="nil"/>
-              <w:left w:val="single" w:color="auto" w:sz="4" w:space="0"/>
-              <w:bottom w:val="single" w:color="auto" w:sz="4" w:space="0"/>
-              <w:right w:val="single" w:color="auto" w:sz="4" w:space="0"/>
-            </w:tcBorders>
-            <w:noWrap w:val="0"/>
-            <w:vAlign w:val="center"/>
+            <w:vMerge/>
+            <w:tcBorders>
+              <w:top w:val="nil"/>
+              <w:left w:val="single" w:sz="4" w:space="0" w:color="auto"/>
+              <w:bottom w:val="single" w:sz="4" w:space="0" w:color="auto"/>
+              <w:right w:val="single" w:sz="4" w:space="0" w:color="auto"/>
+            </w:tcBorders>
+            <w:vAlign w:val="center"/>
+            <w:hideMark/>
           </w:tcPr>
           <w:p>
             <w:pPr>
@@ -9581,14 +10002,13 @@
         <w:tc>
           <w:tcPr>
             <w:tcW w:w="990" w:type="dxa"/>
-            <w:vMerge w:val="continue"/>
-            <w:tcBorders>
-              <w:top w:val="nil"/>
-              <w:left w:val="nil"/>
-              <w:bottom w:val="single" w:color="auto" w:sz="4" w:space="0"/>
-              <w:right w:val="single" w:color="auto" w:sz="4" w:space="0"/>
-            </w:tcBorders>
-            <w:noWrap w:val="0"/>
+            <w:vMerge/>
+            <w:tcBorders>
+              <w:top w:val="nil"/>
+              <w:left w:val="nil"/>
+              <w:bottom w:val="single" w:sz="4" w:space="0" w:color="auto"/>
+              <w:right w:val="single" w:sz="4" w:space="0" w:color="auto"/>
+            </w:tcBorders>
             <w:vAlign w:val="center"/>
           </w:tcPr>
           <w:p>
@@ -9606,14 +10026,13 @@
           <w:tcPr>
             <w:tcW w:w="900" w:type="dxa"/>
             <w:gridSpan w:val="2"/>
-            <w:vMerge w:val="continue"/>
-            <w:tcBorders>
-              <w:top w:val="nil"/>
-              <w:left w:val="nil"/>
-              <w:bottom w:val="single" w:color="auto" w:sz="4" w:space="0"/>
-              <w:right w:val="single" w:color="auto" w:sz="4" w:space="0"/>
-            </w:tcBorders>
-            <w:noWrap w:val="0"/>
+            <w:vMerge/>
+            <w:tcBorders>
+              <w:top w:val="nil"/>
+              <w:left w:val="nil"/>
+              <w:bottom w:val="single" w:sz="4" w:space="0" w:color="auto"/>
+              <w:right w:val="single" w:sz="4" w:space="0" w:color="auto"/>
+            </w:tcBorders>
             <w:vAlign w:val="center"/>
           </w:tcPr>
           <w:p>
@@ -9631,14 +10050,13 @@
           <w:tcPr>
             <w:tcW w:w="853" w:type="dxa"/>
             <w:gridSpan w:val="2"/>
-            <w:vMerge w:val="continue"/>
-            <w:tcBorders>
-              <w:top w:val="single" w:color="auto" w:sz="4" w:space="0"/>
-              <w:left w:val="nil"/>
-              <w:bottom w:val="single" w:color="auto" w:sz="4" w:space="0"/>
-              <w:right w:val="single" w:color="auto" w:sz="4" w:space="0"/>
-            </w:tcBorders>
-            <w:noWrap w:val="0"/>
+            <w:vMerge/>
+            <w:tcBorders>
+              <w:top w:val="single" w:sz="4" w:space="0" w:color="auto"/>
+              <w:left w:val="nil"/>
+              <w:bottom w:val="single" w:sz="4" w:space="0" w:color="auto"/>
+              <w:right w:val="single" w:sz="4" w:space="0" w:color="auto"/>
+            </w:tcBorders>
             <w:vAlign w:val="center"/>
           </w:tcPr>
           <w:p>
@@ -9659,20 +10077,20 @@
           <w:gridAfter w:val="2"/>
           <w:wBefore w:w="153" w:type="dxa"/>
           <w:wAfter w:w="622" w:type="dxa"/>
-          <w:trHeight w:val="369" w:hRule="atLeast"/>
+          <w:trHeight w:val="369"/>
         </w:trPr>
         <w:tc>
           <w:tcPr>
             <w:tcW w:w="567" w:type="dxa"/>
             <w:gridSpan w:val="2"/>
             <w:tcBorders>
-              <w:top w:val="single" w:color="auto" w:sz="4" w:space="0"/>
-              <w:left w:val="single" w:color="auto" w:sz="4" w:space="0"/>
-              <w:bottom w:val="single" w:color="auto" w:sz="4" w:space="0"/>
-              <w:right w:val="single" w:color="auto" w:sz="4" w:space="0"/>
-            </w:tcBorders>
-            <w:noWrap w:val="0"/>
-            <w:vAlign w:val="center"/>
+              <w:top w:val="single" w:sz="4" w:space="0" w:color="auto"/>
+              <w:left w:val="single" w:sz="4" w:space="0" w:color="auto"/>
+              <w:bottom w:val="single" w:sz="4" w:space="0" w:color="auto"/>
+              <w:right w:val="single" w:sz="4" w:space="0" w:color="auto"/>
+            </w:tcBorders>
+            <w:vAlign w:val="center"/>
+            <w:hideMark/>
           </w:tcPr>
           <w:p>
             <w:pPr>
@@ -9702,13 +10120,13 @@
             <w:tcW w:w="5447" w:type="dxa"/>
             <w:gridSpan w:val="4"/>
             <w:tcBorders>
-              <w:top w:val="single" w:color="auto" w:sz="4" w:space="0"/>
-              <w:left w:val="nil"/>
-              <w:bottom w:val="single" w:color="auto" w:sz="4" w:space="0"/>
-              <w:right w:val="single" w:color="auto" w:sz="4" w:space="0"/>
-            </w:tcBorders>
-            <w:noWrap w:val="0"/>
-            <w:vAlign w:val="center"/>
+              <w:top w:val="single" w:sz="4" w:space="0" w:color="auto"/>
+              <w:left w:val="nil"/>
+              <w:bottom w:val="single" w:sz="4" w:space="0" w:color="auto"/>
+              <w:right w:val="single" w:sz="4" w:space="0" w:color="auto"/>
+            </w:tcBorders>
+            <w:vAlign w:val="center"/>
+            <w:hideMark/>
           </w:tcPr>
           <w:p>
             <w:pPr>
@@ -9737,13 +10155,14 @@
           <w:tcPr>
             <w:tcW w:w="990" w:type="dxa"/>
             <w:tcBorders>
-              <w:top w:val="single" w:color="auto" w:sz="4" w:space="0"/>
-              <w:left w:val="nil"/>
-              <w:bottom w:val="single" w:color="auto" w:sz="4" w:space="0"/>
-              <w:right w:val="single" w:color="auto" w:sz="4" w:space="0"/>
-            </w:tcBorders>
-            <w:noWrap/>
-            <w:vAlign w:val="center"/>
+              <w:top w:val="single" w:sz="4" w:space="0" w:color="auto"/>
+              <w:left w:val="nil"/>
+              <w:bottom w:val="single" w:sz="4" w:space="0" w:color="auto"/>
+              <w:right w:val="single" w:sz="4" w:space="0" w:color="auto"/>
+            </w:tcBorders>
+            <w:noWrap/>
+            <w:vAlign w:val="center"/>
+            <w:hideMark/>
           </w:tcPr>
           <w:p>
             <w:pPr>
@@ -9772,10 +10191,10 @@
           <w:tcPr>
             <w:tcW w:w="990" w:type="dxa"/>
             <w:tcBorders>
-              <w:top w:val="single" w:color="auto" w:sz="4" w:space="0"/>
-              <w:left w:val="nil"/>
-              <w:bottom w:val="single" w:color="auto" w:sz="4" w:space="0"/>
-              <w:right w:val="single" w:color="auto" w:sz="4" w:space="0"/>
+              <w:top w:val="single" w:sz="4" w:space="0" w:color="auto"/>
+              <w:left w:val="nil"/>
+              <w:bottom w:val="single" w:sz="4" w:space="0" w:color="auto"/>
+              <w:right w:val="single" w:sz="4" w:space="0" w:color="auto"/>
             </w:tcBorders>
             <w:noWrap/>
             <w:vAlign w:val="center"/>
@@ -9808,10 +10227,10 @@
             <w:tcW w:w="900" w:type="dxa"/>
             <w:gridSpan w:val="2"/>
             <w:tcBorders>
-              <w:top w:val="single" w:color="auto" w:sz="4" w:space="0"/>
-              <w:left w:val="nil"/>
-              <w:bottom w:val="single" w:color="auto" w:sz="4" w:space="0"/>
-              <w:right w:val="single" w:color="auto" w:sz="4" w:space="0"/>
+              <w:top w:val="single" w:sz="4" w:space="0" w:color="auto"/>
+              <w:left w:val="nil"/>
+              <w:bottom w:val="single" w:sz="4" w:space="0" w:color="auto"/>
+              <w:right w:val="single" w:sz="4" w:space="0" w:color="auto"/>
             </w:tcBorders>
             <w:noWrap/>
             <w:vAlign w:val="center"/>
@@ -9844,10 +10263,10 @@
             <w:tcW w:w="853" w:type="dxa"/>
             <w:gridSpan w:val="2"/>
             <w:tcBorders>
-              <w:top w:val="single" w:color="auto" w:sz="4" w:space="0"/>
-              <w:left w:val="nil"/>
-              <w:bottom w:val="single" w:color="auto" w:sz="4" w:space="0"/>
-              <w:right w:val="single" w:color="auto" w:sz="4" w:space="0"/>
+              <w:top w:val="single" w:sz="4" w:space="0" w:color="auto"/>
+              <w:left w:val="nil"/>
+              <w:bottom w:val="single" w:sz="4" w:space="0" w:color="auto"/>
+              <w:right w:val="single" w:sz="4" w:space="0" w:color="auto"/>
             </w:tcBorders>
             <w:noWrap/>
             <w:vAlign w:val="center"/>
@@ -9882,7 +10301,7 @@
           <w:gridAfter w:val="2"/>
           <w:wBefore w:w="153" w:type="dxa"/>
           <w:wAfter w:w="622" w:type="dxa"/>
-          <w:trHeight w:val="300" w:hRule="atLeast"/>
+          <w:trHeight w:val="300"/>
         </w:trPr>
         <w:tc>
           <w:tcPr>
@@ -9890,12 +10309,13 @@
             <w:gridSpan w:val="2"/>
             <w:tcBorders>
               <w:top w:val="nil"/>
-              <w:left w:val="single" w:color="auto" w:sz="4" w:space="0"/>
-              <w:bottom w:val="single" w:color="auto" w:sz="4" w:space="0"/>
-              <w:right w:val="single" w:color="auto" w:sz="4" w:space="0"/>
-            </w:tcBorders>
-            <w:noWrap/>
-            <w:vAlign w:val="center"/>
+              <w:left w:val="single" w:sz="4" w:space="0" w:color="auto"/>
+              <w:bottom w:val="single" w:sz="4" w:space="0" w:color="auto"/>
+              <w:right w:val="single" w:sz="4" w:space="0" w:color="auto"/>
+            </w:tcBorders>
+            <w:noWrap/>
+            <w:vAlign w:val="center"/>
+            <w:hideMark/>
           </w:tcPr>
           <w:p>
             <w:pPr>
@@ -9923,11 +10343,12 @@
             <w:tcBorders>
               <w:top w:val="nil"/>
               <w:left w:val="nil"/>
-              <w:bottom w:val="single" w:color="auto" w:sz="4" w:space="0"/>
-              <w:right w:val="single" w:color="auto" w:sz="4" w:space="0"/>
-            </w:tcBorders>
-            <w:noWrap/>
-            <w:vAlign w:val="center"/>
+              <w:bottom w:val="single" w:sz="4" w:space="0" w:color="auto"/>
+              <w:right w:val="single" w:sz="4" w:space="0" w:color="auto"/>
+            </w:tcBorders>
+            <w:noWrap/>
+            <w:vAlign w:val="center"/>
+            <w:hideMark/>
           </w:tcPr>
           <w:p>
             <w:pPr>
@@ -9958,11 +10379,12 @@
             <w:tcBorders>
               <w:top w:val="nil"/>
               <w:left w:val="nil"/>
-              <w:bottom w:val="single" w:color="auto" w:sz="4" w:space="0"/>
-              <w:right w:val="single" w:color="auto" w:sz="4" w:space="0"/>
-            </w:tcBorders>
-            <w:noWrap/>
-            <w:vAlign w:val="center"/>
+              <w:bottom w:val="single" w:sz="4" w:space="0" w:color="auto"/>
+              <w:right w:val="single" w:sz="4" w:space="0" w:color="auto"/>
+            </w:tcBorders>
+            <w:noWrap/>
+            <w:vAlign w:val="center"/>
+            <w:hideMark/>
           </w:tcPr>
           <w:p>
             <w:pPr>
@@ -9993,8 +10415,8 @@
             <w:tcBorders>
               <w:top w:val="nil"/>
               <w:left w:val="nil"/>
-              <w:bottom w:val="single" w:color="auto" w:sz="4" w:space="0"/>
-              <w:right w:val="single" w:color="auto" w:sz="4" w:space="0"/>
+              <w:bottom w:val="single" w:sz="4" w:space="0" w:color="auto"/>
+              <w:right w:val="single" w:sz="4" w:space="0" w:color="auto"/>
             </w:tcBorders>
             <w:noWrap/>
             <w:vAlign w:val="center"/>
@@ -10018,7 +10440,17 @@
                 <w:sz w:val="23"/>
                 <w:szCs w:val="23"/>
               </w:rPr>
-              <w:t>88</w:t>
+              <w:t>8</w:t>
+            </w:r>
+            <w:r>
+              <w:rPr>
+                <w:b/>
+                <w:bCs/>
+                <w:color w:val="000000"/>
+                <w:sz w:val="23"/>
+                <w:szCs w:val="23"/>
+              </w:rPr>
+              <w:t>8</w:t>
             </w:r>
           </w:p>
         </w:tc>
@@ -10029,11 +10461,10 @@
             <w:tcBorders>
               <w:top w:val="nil"/>
               <w:left w:val="nil"/>
-              <w:bottom w:val="single" w:color="auto" w:sz="4" w:space="0"/>
-              <w:right w:val="single" w:color="auto" w:sz="4" w:space="0"/>
-            </w:tcBorders>
-            <w:noWrap/>
-            <w:vAlign w:val="top"/>
+              <w:bottom w:val="single" w:sz="4" w:space="0" w:color="auto"/>
+              <w:right w:val="single" w:sz="4" w:space="0" w:color="auto"/>
+            </w:tcBorders>
+            <w:noWrap/>
           </w:tcPr>
           <w:p>
             <w:pPr>
@@ -10051,11 +10482,10 @@
             <w:tcBorders>
               <w:top w:val="nil"/>
               <w:left w:val="nil"/>
-              <w:bottom w:val="single" w:color="auto" w:sz="4" w:space="0"/>
-              <w:right w:val="single" w:color="auto" w:sz="4" w:space="0"/>
-            </w:tcBorders>
-            <w:noWrap/>
-            <w:vAlign w:val="top"/>
+              <w:bottom w:val="single" w:sz="4" w:space="0" w:color="auto"/>
+              <w:right w:val="single" w:sz="4" w:space="0" w:color="auto"/>
+            </w:tcBorders>
+            <w:noWrap/>
           </w:tcPr>
           <w:p>
             <w:pPr>
@@ -10067,42 +10497,6 @@
           </w:p>
         </w:tc>
       </w:tr>
-    </w:tbl>
-    <w:p>
-      <w:pPr>
-        <w:spacing w:before="0" w:after="0"/>
-      </w:pPr>
-    </w:p>
-    <w:tbl>
-      <w:tblPr>
-        <w:tblStyle w:val="6"/>
-        <w:tblW w:w="10522" w:type="dxa"/>
-        <w:tblInd w:w="-612" w:type="dxa"/>
-        <w:tblLayout w:type="fixed"/>
-        <w:tblCellMar>
-          <w:top w:w="0" w:type="dxa"/>
-          <w:left w:w="108" w:type="dxa"/>
-          <w:bottom w:w="0" w:type="dxa"/>
-          <w:right w:w="108" w:type="dxa"/>
-        </w:tblCellMar>
-      </w:tblPr>
-      <w:tblGrid>
-        <w:gridCol w:w="153"/>
-        <w:gridCol w:w="159"/>
-        <w:gridCol w:w="408"/>
-        <w:gridCol w:w="2006"/>
-        <w:gridCol w:w="2528"/>
-        <w:gridCol w:w="165"/>
-        <w:gridCol w:w="748"/>
-        <w:gridCol w:w="990"/>
-        <w:gridCol w:w="990"/>
-        <w:gridCol w:w="107"/>
-        <w:gridCol w:w="793"/>
-        <w:gridCol w:w="6"/>
-        <w:gridCol w:w="847"/>
-        <w:gridCol w:w="128"/>
-        <w:gridCol w:w="494"/>
-      </w:tblGrid>
       <w:tr>
         <w:trPr>
           <w:gridBefore w:val="2"/>
@@ -10114,8 +10508,6 @@
           <w:tcPr>
             <w:tcW w:w="4942" w:type="dxa"/>
             <w:gridSpan w:val="3"/>
-            <w:noWrap w:val="0"/>
-            <w:vAlign w:val="top"/>
           </w:tcPr>
           <w:p>
             <w:pPr>
@@ -10128,8 +10520,7 @@
           <w:tcPr>
             <w:tcW w:w="4774" w:type="dxa"/>
             <w:gridSpan w:val="9"/>
-            <w:noWrap w:val="0"/>
-            <w:vAlign w:val="top"/>
+            <w:hideMark/>
           </w:tcPr>
           <w:p>
             <w:pPr>
@@ -10147,21 +10538,132 @@
                 <w:sz w:val="26"/>
                 <w:szCs w:val="26"/>
               </w:rPr>
-              <w:t>TP. HCM, ngày 1 tháng 8 năm 2026</w:t>
+              <w:t>TP.</w:t>
+            </w:r>
+            <w:r>
+              <w:rPr>
+                <w:i/>
+                <w:sz w:val="26"/>
+                <w:szCs w:val="26"/>
+              </w:rPr>
+              <w:t xml:space="preserve"> </w:t>
+            </w:r>
+            <w:r>
+              <w:rPr>
+                <w:i/>
+                <w:sz w:val="26"/>
+                <w:szCs w:val="26"/>
+              </w:rPr>
+              <w:t xml:space="preserve">HCM, </w:t>
+            </w:r>
+            <w:r>
+              <w:rPr>
+                <w:i/>
+                <w:sz w:val="26"/>
+                <w:szCs w:val="26"/>
+              </w:rPr>
+              <w:t>n</w:t>
+            </w:r>
+            <w:r>
+              <w:rPr>
+                <w:i/>
+                <w:sz w:val="26"/>
+                <w:szCs w:val="26"/>
+              </w:rPr>
+              <w:t>gày</w:t>
+            </w:r>
+            <w:r>
+              <w:rPr>
+                <w:i/>
+                <w:sz w:val="26"/>
+                <w:szCs w:val="26"/>
+              </w:rPr>
+              <w:t xml:space="preserve"> </w:t>
+            </w:r>
+            <w:r>
+              <w:rPr>
+                <w:i/>
+                <w:sz w:val="26"/>
+                <w:szCs w:val="26"/>
+              </w:rPr>
+              <w:t>1</w:t>
+            </w:r>
+            <w:r>
+              <w:rPr>
+                <w:i/>
+                <w:sz w:val="26"/>
+                <w:szCs w:val="26"/>
+              </w:rPr>
+              <w:t xml:space="preserve"> </w:t>
+            </w:r>
+            <w:r>
+              <w:rPr>
+                <w:i/>
+                <w:sz w:val="26"/>
+                <w:szCs w:val="26"/>
+              </w:rPr>
+              <w:t>tháng</w:t>
+            </w:r>
+            <w:r>
+              <w:rPr>
+                <w:i/>
+                <w:sz w:val="26"/>
+                <w:szCs w:val="26"/>
+              </w:rPr>
+              <w:t xml:space="preserve"> </w:t>
+            </w:r>
+            <w:r>
+              <w:rPr>
+                <w:i/>
+                <w:sz w:val="26"/>
+                <w:szCs w:val="26"/>
+              </w:rPr>
+              <w:t>8</w:t>
+            </w:r>
+            <w:r>
+              <w:rPr>
+                <w:i/>
+                <w:sz w:val="26"/>
+                <w:szCs w:val="26"/>
+              </w:rPr>
+              <w:t xml:space="preserve"> </w:t>
+            </w:r>
+            <w:r>
+              <w:rPr>
+                <w:i/>
+                <w:sz w:val="26"/>
+                <w:szCs w:val="26"/>
+              </w:rPr>
+              <w:t>năm</w:t>
+            </w:r>
+            <w:r>
+              <w:rPr>
+                <w:i/>
+                <w:sz w:val="26"/>
+                <w:szCs w:val="26"/>
+              </w:rPr>
+              <w:t xml:space="preserve"> 202</w:t>
+            </w:r>
+            <w:r>
+              <w:rPr>
+                <w:i/>
+                <w:sz w:val="26"/>
+                <w:szCs w:val="26"/>
+              </w:rPr>
+              <w:t>6</w:t>
             </w:r>
           </w:p>
         </w:tc>
       </w:tr>
       <w:tr>
         <w:trPr>
-          <w:trHeight w:val="859" w:hRule="atLeast"/>
+          <w:trHeight w:val="859"/>
         </w:trPr>
         <w:tc>
           <w:tcPr>
             <w:tcW w:w="2726" w:type="dxa"/>
             <w:gridSpan w:val="4"/>
-            <w:noWrap w:val="0"/>
-            <w:vAlign w:val="top"/>
+            <w:hideMark/>
           </w:tcPr>
           <w:p>
             <w:pPr>
@@ -10211,7 +10713,7 @@
                 <w:sz w:val="26"/>
                 <w:szCs w:val="26"/>
               </w:rPr>
-              <w:br w:type="textWrapping"/>
+              <w:br/>
             </w:r>
           </w:p>
         </w:tc>
@@ -10219,8 +10721,7 @@
           <w:tcPr>
             <w:tcW w:w="2693" w:type="dxa"/>
             <w:gridSpan w:val="2"/>
-            <w:noWrap w:val="0"/>
-            <w:vAlign w:val="top"/>
+            <w:hideMark/>
           </w:tcPr>
           <w:p>
             <w:pPr>
@@ -10249,46 +10750,46 @@
                 <w:sz w:val="26"/>
                 <w:szCs w:val="26"/>
               </w:rPr>
-              <w:br w:type="textWrapping"/>
-            </w:r>
-            <w:r>
+              <w:br/>
+              <w:t>LỚP TRƯỞNG</w:t>
+            </w:r>
+            <w:r>
+              <w:rPr>
+                <w:i/>
+                <w:iCs/>
+                <w:sz w:val="26"/>
+                <w:szCs w:val="26"/>
+              </w:rPr>
+              <w:br/>
+            </w:r>
+          </w:p>
+        </w:tc>
+        <w:tc>
+          <w:tcPr>
+            <w:tcW w:w="2835" w:type="dxa"/>
+            <w:gridSpan w:val="4"/>
+            <w:hideMark/>
+          </w:tcPr>
+          <w:p>
+            <w:pPr>
+              <w:spacing w:before="60" w:after="60" w:line="340" w:lineRule="exact"/>
+              <w:jc w:val="center"/>
               <w:rPr>
                 <w:b/>
                 <w:bCs/>
                 <w:sz w:val="26"/>
                 <w:szCs w:val="26"/>
               </w:rPr>
-              <w:t>LỚP TRƯỞNG</w:t>
-            </w:r>
-            <w:r>
-              <w:rPr>
-                <w:i/>
-                <w:iCs/>
-                <w:sz w:val="26"/>
-                <w:szCs w:val="26"/>
-              </w:rPr>
-              <w:br w:type="textWrapping"/>
-            </w:r>
-          </w:p>
-        </w:tc>
-        <w:tc>
-          <w:tcPr>
-            <w:tcW w:w="2835" w:type="dxa"/>
-            <w:gridSpan w:val="4"/>
-            <w:noWrap w:val="0"/>
-            <w:vAlign w:val="top"/>
-          </w:tcPr>
-          <w:p>
-            <w:pPr>
-              <w:spacing w:before="60" w:after="60" w:line="340" w:lineRule="exact"/>
-              <w:jc w:val="center"/>
+            </w:pPr>
+            <w:r>
               <w:rPr>
                 <w:b/>
                 <w:bCs/>
                 <w:sz w:val="26"/>
                 <w:szCs w:val="26"/>
               </w:rPr>
-            </w:pPr>
+              <w:t>TM. BCH CHI ĐOÀN</w:t>
+            </w:r>
             <w:r>
               <w:rPr>
                 <w:b/>
@@ -10296,7 +10797,8 @@
                 <w:sz w:val="26"/>
                 <w:szCs w:val="26"/>
               </w:rPr>
-              <w:t>TM. BCH CHI ĐOÀN</w:t>
+              <w:br/>
+              <w:t xml:space="preserve">BÍ THƯ </w:t>
             </w:r>
             <w:r>
               <w:rPr>
@@ -10305,17 +10807,26 @@
                 <w:sz w:val="26"/>
                 <w:szCs w:val="26"/>
               </w:rPr>
-              <w:br w:type="textWrapping"/>
-            </w:r>
-            <w:r>
+              <w:br/>
+            </w:r>
+          </w:p>
+        </w:tc>
+        <w:tc>
+          <w:tcPr>
+            <w:tcW w:w="2268" w:type="dxa"/>
+            <w:gridSpan w:val="5"/>
+            <w:hideMark/>
+          </w:tcPr>
+          <w:p>
+            <w:pPr>
+              <w:spacing w:before="60" w:after="60" w:line="340" w:lineRule="exact"/>
               <w:rPr>
                 <w:b/>
                 <w:bCs/>
                 <w:sz w:val="26"/>
                 <w:szCs w:val="26"/>
               </w:rPr>
-              <w:t xml:space="preserve">BÍ THƯ </w:t>
-            </w:r>
+            </w:pPr>
             <w:r>
               <w:rPr>
                 <w:b/>
@@ -10323,639 +10834,1518 @@
                 <w:sz w:val="26"/>
                 <w:szCs w:val="26"/>
               </w:rPr>
-              <w:br w:type="textWrapping"/>
-            </w:r>
-          </w:p>
-        </w:tc>
-        <w:tc>
-          <w:tcPr>
-            <w:tcW w:w="2268" w:type="dxa"/>
-            <w:gridSpan w:val="5"/>
-            <w:noWrap w:val="0"/>
-            <w:vAlign w:val="top"/>
-          </w:tcPr>
-          <w:p>
-            <w:pPr>
-              <w:spacing w:before="60" w:after="60" w:line="340" w:lineRule="exact"/>
+              <w:t>SINH VIÊN</w:t>
+            </w:r>
+            <w:r>
               <w:rPr>
                 <w:b/>
                 <w:bCs/>
                 <w:sz w:val="26"/>
                 <w:szCs w:val="26"/>
               </w:rPr>
-            </w:pPr>
-            <w:r>
-              <w:rPr>
-                <w:b/>
-                <w:bCs/>
-                <w:sz w:val="26"/>
-                <w:szCs w:val="26"/>
-              </w:rPr>
-              <w:t>SINH VIÊN</w:t>
-            </w:r>
-            <w:r>
-              <w:rPr>
-                <w:b/>
-                <w:bCs/>
-                <w:sz w:val="26"/>
-                <w:szCs w:val="26"/>
-              </w:rPr>
-              <w:br w:type="textWrapping"/>
-            </w:r>
-          </w:p>
-        </w:tc>
-      </w:tr>
-      <w:tr>
-        <w:trPr>
-          <w:trHeight w:val="720" w:hRule="atLeast"/>
-        </w:trPr>
-        <w:tc>
-          <w:tcPr>
-            <w:tcW w:type="dxa" w:w="2726"/>
-            <w:gridSpan w:val="4"/>
-            <w:tcBorders>
-              <w:top w:val="none"/>
-              <w:left w:val="none"/>
-              <w:bottom w:val="none"/>
-              <w:right w:val="none"/>
-              <w:insideH w:val="none"/>
-              <w:insideV w:val="none"/>
-            </w:tcBorders>
-            <w:tcMar>
-              <w:top w:w="0" w:type="dxa"/>
-              <w:left w:w="0" w:type="dxa"/>
-              <w:bottom w:w="0" w:type="dxa"/>
-              <w:right w:w="0" w:type="dxa"/>
-            </w:tcMar>
-          </w:tcPr>
-          <w:p>
-            <w:pPr>
-              <w:spacing w:before="0" w:after="0" w:line="240" w:lineRule="auto"/>
-            </w:pPr>
-            <w:r/>
-          </w:p>
-        </w:tc>
-        <w:tc>
-          <w:tcPr>
-            <w:tcW w:type="dxa" w:w="2693"/>
-            <w:gridSpan w:val="2"/>
-            <w:tcBorders>
-              <w:top w:val="none"/>
-              <w:left w:val="none"/>
-              <w:bottom w:val="none"/>
-              <w:right w:val="none"/>
-              <w:insideH w:val="none"/>
-              <w:insideV w:val="none"/>
-            </w:tcBorders>
-            <w:tcMar>
-              <w:top w:w="0" w:type="dxa"/>
-              <w:left w:w="0" w:type="dxa"/>
-              <w:bottom w:w="0" w:type="dxa"/>
-              <w:right w:w="0" w:type="dxa"/>
-            </w:tcMar>
-          </w:tcPr>
-          <w:p>
-            <w:pPr>
-              <w:spacing w:before="0" w:after="0" w:line="240" w:lineRule="auto"/>
-            </w:pPr>
-            <w:r/>
-          </w:p>
-        </w:tc>
-        <w:tc>
-          <w:tcPr>
-            <w:tcW w:type="dxa" w:w="2835"/>
-            <w:gridSpan w:val="4"/>
-            <w:tcBorders>
-              <w:top w:val="none"/>
-              <w:left w:val="none"/>
-              <w:bottom w:val="none"/>
-              <w:right w:val="none"/>
-              <w:insideH w:val="none"/>
-              <w:insideV w:val="none"/>
-            </w:tcBorders>
-            <w:tcMar>
-              <w:top w:w="0" w:type="dxa"/>
-              <w:left w:w="0" w:type="dxa"/>
-              <w:bottom w:w="0" w:type="dxa"/>
-              <w:right w:w="0" w:type="dxa"/>
-            </w:tcMar>
-          </w:tcPr>
-          <w:p>
-            <w:pPr>
-              <w:spacing w:before="0" w:after="0" w:line="240" w:lineRule="auto"/>
-            </w:pPr>
-            <w:r/>
-          </w:p>
-        </w:tc>
-        <w:tc>
-          <w:tcPr>
-            <w:tcW w:type="dxa" w:w="2268"/>
-            <w:gridSpan w:val="5"/>
-            <w:tcBorders>
-              <w:top w:val="none"/>
-              <w:left w:val="none"/>
-              <w:bottom w:val="none"/>
-              <w:right w:val="none"/>
-              <w:insideH w:val="none"/>
-              <w:insideV w:val="none"/>
-            </w:tcBorders>
-            <w:tcMar>
-              <w:top w:w="0" w:type="dxa"/>
-              <w:left w:w="0" w:type="dxa"/>
-              <w:bottom w:w="0" w:type="dxa"/>
-              <w:right w:w="0" w:type="dxa"/>
-            </w:tcMar>
-          </w:tcPr>
-          <w:p>
-            <w:pPr>
-              <w:spacing w:before="0" w:after="0" w:line="240" w:lineRule="auto"/>
-            </w:pPr>
-            <w:r/>
-          </w:p>
-        </w:tc>
-      </w:tr>
-      <w:tr>
-        <w:tc>
-          <w:tcPr>
-            <w:tcW w:type="dxa" w:w="2726"/>
-            <w:gridSpan w:val="4"/>
-            <w:tcBorders>
-              <w:top w:val="none"/>
-              <w:left w:val="none"/>
-              <w:bottom w:val="none"/>
-              <w:right w:val="none"/>
-              <w:insideH w:val="none"/>
-              <w:insideV w:val="none"/>
-            </w:tcBorders>
-            <w:tcMar>
-              <w:top w:w="0" w:type="dxa"/>
-              <w:left w:w="0" w:type="dxa"/>
-              <w:bottom w:w="0" w:type="dxa"/>
-              <w:right w:w="0" w:type="dxa"/>
-            </w:tcMar>
-          </w:tcPr>
-          <w:p>
-            <w:pPr>
-              <w:spacing w:before="0" w:after="0" w:line="240" w:lineRule="auto"/>
-              <w:jc w:val="center"/>
-            </w:pPr>
-            <w:r/>
-            <w:r>
-              <w:drawing>
-                <wp:inline xmlns:a="http://schemas.openxmlformats.org/drawingml/2006/main" xmlns:pic="http://schemas.openxmlformats.org/drawingml/2006/picture">
-                  <wp:extent cx="1296000" cy="223200"/>
-                  <wp:docPr id="5" name="Picture 5"/>
-                  <wp:cNvGraphicFramePr>
-                    <a:graphicFrameLocks noChangeAspect="1"/>
-                  </wp:cNvGraphicFramePr>
-                  <a:graphic>
-                    <a:graphicData uri="http://schemas.openxmlformats.org/drawingml/2006/picture">
-                      <pic:pic>
-                        <pic:nvPicPr>
-                          <pic:cNvPr id="0" name="image.png"/>
-                          <pic:cNvPicPr/>
-                        </pic:nvPicPr>
-                        <pic:blipFill>
-                          <a:blip r:embed="rId5"/>
-                          <a:stretch>
-                            <a:fillRect/>
-                          </a:stretch>
-                        </pic:blipFill>
-                        <pic:spPr>
-                          <a:xfrm>
-                            <a:off x="0" y="0"/>
-                            <a:ext cx="1296000" cy="223200"/>
-                          </a:xfrm>
-                          <a:prstGeom prst="rect"/>
-                        </pic:spPr>
-                      </pic:pic>
-                    </a:graphicData>
-                  </a:graphic>
-                </wp:inline>
-              </w:drawing>
-            </w:r>
-          </w:p>
-        </w:tc>
-        <w:tc>
-          <w:tcPr>
-            <w:tcW w:type="dxa" w:w="2693"/>
-            <w:gridSpan w:val="2"/>
-            <w:tcBorders>
-              <w:top w:val="none"/>
-              <w:left w:val="none"/>
-              <w:bottom w:val="none"/>
-              <w:right w:val="none"/>
-              <w:insideH w:val="none"/>
-              <w:insideV w:val="none"/>
-            </w:tcBorders>
-            <w:tcMar>
-              <w:top w:w="0" w:type="dxa"/>
-              <w:left w:w="0" w:type="dxa"/>
-              <w:bottom w:w="0" w:type="dxa"/>
-              <w:right w:w="0" w:type="dxa"/>
-            </w:tcMar>
-          </w:tcPr>
-          <w:p>
-            <w:pPr>
-              <w:spacing w:before="0" w:after="0" w:line="240" w:lineRule="auto"/>
-              <w:jc w:val="center"/>
-            </w:pPr>
-            <w:r/>
-            <w:r>
-              <w:rPr>
-                <w:rFonts w:ascii="Times New Roman" w:hAnsi="Times New Roman"/>
-                <w:sz w:val="26"/>
-              </w:rPr>
-              <w:t>Ngô Trí Long</w:t>
-            </w:r>
-          </w:p>
-        </w:tc>
-        <w:tc>
-          <w:tcPr>
-            <w:tcW w:type="dxa" w:w="2835"/>
-            <w:gridSpan w:val="4"/>
-            <w:tcBorders>
-              <w:top w:val="none"/>
-              <w:left w:val="none"/>
-              <w:bottom w:val="none"/>
-              <w:right w:val="none"/>
-              <w:insideH w:val="none"/>
-              <w:insideV w:val="none"/>
-            </w:tcBorders>
-            <w:tcMar>
-              <w:top w:w="0" w:type="dxa"/>
-              <w:left w:w="0" w:type="dxa"/>
-              <w:bottom w:w="0" w:type="dxa"/>
-              <w:right w:w="0" w:type="dxa"/>
-            </w:tcMar>
-          </w:tcPr>
-          <w:p>
-            <w:pPr>
-              <w:spacing w:before="0" w:after="0" w:line="240" w:lineRule="auto"/>
-              <w:jc w:val="center"/>
-            </w:pPr>
-            <w:r/>
-            <w:r>
-              <w:drawing>
-                <wp:inline xmlns:a="http://schemas.openxmlformats.org/drawingml/2006/main" xmlns:pic="http://schemas.openxmlformats.org/drawingml/2006/picture">
-                  <wp:extent cx="1007999" cy="417600"/>
-                  <wp:docPr id="6" name="Picture 6"/>
-                  <wp:cNvGraphicFramePr>
-                    <a:graphicFrameLocks noChangeAspect="1"/>
-                  </wp:cNvGraphicFramePr>
-                  <a:graphic>
-                    <a:graphicData uri="http://schemas.openxmlformats.org/drawingml/2006/picture">
-                      <pic:pic>
-                        <pic:nvPicPr>
-                          <pic:cNvPr id="0" name="image.png"/>
-                          <pic:cNvPicPr/>
-                        </pic:nvPicPr>
-                        <pic:blipFill>
-                          <a:blip r:embed="rId4"/>
-                          <a:stretch>
-                            <a:fillRect/>
-                          </a:stretch>
-                        </pic:blipFill>
-                        <pic:spPr>
-                          <a:xfrm>
-                            <a:off x="0" y="0"/>
-                            <a:ext cx="1007999" cy="417600"/>
-                          </a:xfrm>
-                          <a:prstGeom prst="rect"/>
-                        </pic:spPr>
-                      </pic:pic>
-                    </a:graphicData>
-                  </a:graphic>
-                </wp:inline>
-              </w:drawing>
-            </w:r>
-          </w:p>
-        </w:tc>
-        <w:tc>
-          <w:tcPr>
-            <w:tcW w:type="dxa" w:w="2268"/>
-            <w:gridSpan w:val="5"/>
-            <w:tcBorders>
-              <w:top w:val="none"/>
-              <w:left w:val="none"/>
-              <w:bottom w:val="none"/>
-              <w:right w:val="none"/>
-              <w:insideH w:val="none"/>
-              <w:insideV w:val="none"/>
-            </w:tcBorders>
-            <w:tcMar>
-              <w:top w:w="0" w:type="dxa"/>
-              <w:left w:w="0" w:type="dxa"/>
-              <w:bottom w:w="0" w:type="dxa"/>
-              <w:right w:w="0" w:type="dxa"/>
-            </w:tcMar>
-          </w:tcPr>
-          <w:p>
-            <w:pPr>
-              <w:spacing w:before="0" w:after="0" w:line="240" w:lineRule="auto"/>
-              <w:jc w:val="center"/>
-            </w:pPr>
-            <w:r/>
-            <w:r>
-              <w:rPr>
-                <w:rFonts w:ascii="Times New Roman" w:hAnsi="Times New Roman"/>
-                <w:sz w:val="26"/>
-              </w:rPr>
-              <w:t>##STUDENT_NAME##</w:t>
+              <w:br/>
             </w:r>
           </w:p>
         </w:tc>
       </w:tr>
     </w:tbl>
+    <w:p>
+      <w:pPr>
+        <w:rPr>
+          <w:b/>
+          <w:bCs/>
+          <w:sz w:val="26"/>
+          <w:szCs w:val="26"/>
+          <w:u w:val="single"/>
+          <w:lang w:val="de-DE"/>
+        </w:rPr>
+      </w:pPr>
+    </w:p>
+    <w:p>
+      <w:pPr>
+        <w:rPr>
+          <w:b/>
+          <w:bCs/>
+          <w:sz w:val="26"/>
+          <w:szCs w:val="26"/>
+          <w:u w:val="single"/>
+          <w:lang w:val="de-DE"/>
+        </w:rPr>
+      </w:pPr>
+    </w:p>
+    <w:p>
+      <w:pPr>
+        <w:rPr>
+          <w:b/>
+          <w:bCs/>
+          <w:sz w:val="26"/>
+          <w:szCs w:val="26"/>
+          <w:u w:val="single"/>
+          <w:lang w:val="de-DE"/>
+        </w:rPr>
+      </w:pPr>
+    </w:p>
+    <w:p>
+      <w:pPr>
+        <w:rPr>
+          <w:b/>
+          <w:bCs/>
+          <w:sz w:val="26"/>
+          <w:szCs w:val="26"/>
+          <w:u w:val="single"/>
+          <w:lang w:val="de-DE"/>
+        </w:rPr>
+      </w:pPr>
+      <w:r>
+        <w:rPr>
+          <w:bCs/>
+          <w:noProof/>
+          <w:sz w:val="26"/>
+          <w:szCs w:val="26"/>
+          <w:lang w:val="de-DE"/>
+        </w:rPr>
+        <mc:AlternateContent>
+          <mc:Choice Requires="wps">
+            <w:drawing>
+              <wp:anchor distT="45720" distB="45720" distL="114300" distR="114300" simplePos="0" relativeHeight="251662336" behindDoc="1" locked="0" layoutInCell="1" allowOverlap="1" wp14:anchorId="7C4B4169" wp14:editId="2525D89F">
+                <wp:simplePos x="0" y="0"/>
+                <wp:positionH relativeFrom="page">
+                  <wp:align>right</wp:align>
+                </wp:positionH>
+                <wp:positionV relativeFrom="paragraph">
+                  <wp:posOffset>111760</wp:posOffset>
+                </wp:positionV>
+                <wp:extent cx="1859280" cy="1404620"/>
+                <wp:effectExtent l="0" t="0" r="7620" b="0"/>
+                <wp:wrapNone/>
+                <wp:docPr id="4" name="Text Box 2"/>
+                <wp:cNvGraphicFramePr>
+                  <a:graphicFrameLocks xmlns:a="http://schemas.openxmlformats.org/drawingml/2006/main"/>
+                </wp:cNvGraphicFramePr>
+                <a:graphic xmlns:a="http://schemas.openxmlformats.org/drawingml/2006/main">
+                  <a:graphicData uri="http://schemas.microsoft.com/office/word/2010/wordprocessingShape">
+                    <wps:wsp>
+                      <wps:cNvSpPr txBox="1">
+                        <a:spLocks noChangeArrowheads="1"/>
+                      </wps:cNvSpPr>
+                      <wps:spPr bwMode="auto">
+                        <a:xfrm>
+                          <a:off x="0" y="0"/>
+                          <a:ext cx="1859280" cy="1404620"/>
+                        </a:xfrm>
+                        <a:prstGeom prst="rect">
+                          <a:avLst/>
+                        </a:prstGeom>
+                        <a:solidFill>
+                          <a:srgbClr val="FFFFFF"/>
+                        </a:solidFill>
+                        <a:ln w="9525">
+                          <a:noFill/>
+                          <a:miter lim="800000"/>
+                          <a:headEnd/>
+                          <a:tailEnd/>
+                        </a:ln>
+                      </wps:spPr>
+                      <wps:txbx>
+                        <w:txbxContent>
+                          <w:p>
+                            <w:pPr>
+                              <w:jc w:val="center"/>
+                              <w:rPr>
+                                <w:sz w:val="26"/>
+                              </w:rPr>
+                            </w:pPr>
+                            <w:r>
+                              <w:rPr>
+                                <w:sz w:val="26"/>
+                              </w:rPr>
+                              <w:t>##STUDENT</w:t>
+                            </w:r>
+                          </w:p>
+                          <w:p>
+                            <w:pPr>
+                              <w:jc w:val="center"/>
+                              <w:rPr>
+                                <w:sz w:val="26"/>
+                              </w:rPr>
+                            </w:pPr>
+                            <w:r>
+                              <w:rPr>
+                                <w:sz w:val="26"/>
+                              </w:rPr>
+                              <w:t>_NAME##</w:t>
+                            </w:r>
+                          </w:p>
+                          <w:p>
+                            <w:pPr>
+                              <w:jc w:val="center"/>
+                            </w:pPr>
+                          </w:p>
+                        </w:txbxContent>
+                      </wps:txbx>
+                      <wps:bodyPr rot="0" vert="horz" wrap="square" lIns="91440" tIns="45720" rIns="91440" bIns="45720" anchor="t" anchorCtr="0">
+                        <a:spAutoFit/>
+                      </wps:bodyPr>
+                    </wps:wsp>
+                  </a:graphicData>
+                </a:graphic>
+                <wp14:sizeRelH relativeFrom="margin">
+                  <wp14:pctWidth>0</wp14:pctWidth>
+                </wp14:sizeRelH>
+                <wp14:sizeRelV relativeFrom="margin">
+                  <wp14:pctHeight>20000</wp14:pctHeight>
+                </wp14:sizeRelV>
+              </wp:anchor>
+            </w:drawing>
+          </mc:Choice>
+          <mc:Fallback>
+            <w:pict>
+              <v:shapetype w14:anchorId="7C4B4169" id="_x0000_t202" coordsize="21600,21600" o:spt="202" path="m,l,21600r21600,l21600,xe">
+                <v:stroke joinstyle="miter"/>
+                <v:path gradientshapeok="t" o:connecttype="rect"/>
+              </v:shapetype>
+              <v:shape id="Text Box 2" o:spid="_x0000_s1026" type="#_x0000_t202" style="position:absolute;margin-left:95.2pt;margin-top:8.8pt;width:146.4pt;height:110.6pt;z-index:-251654144;visibility:visible;mso-wrap-style:square;mso-width-percent:0;mso-height-percent:200;mso-wrap-distance-left:9pt;mso-wrap-distance-top:3.6pt;mso-wrap-distance-right:9pt;mso-wrap-distance-bottom:3.6pt;mso-position-horizontal:right;mso-position-horizontal-relative:page;mso-position-vertical:absolute;mso-position-vertical-relative:text;mso-width-percent:0;mso-height-percent:200;mso-width-relative:margin;mso-height-relative:margin;v-text-anchor:top" o:gfxdata="UEsDBBQABgAIAAAAIQC2gziS/gAAAOEBAAATAAAAW0NvbnRlbnRfVHlwZXNdLnhtbJSRQU7DMBBF&#10;90jcwfIWJU67QAgl6YK0S0CoHGBkTxKLZGx5TGhvj5O2G0SRWNoz/78nu9wcxkFMGNg6quQqL6RA&#10;0s5Y6ir5vt9lD1JwBDIwOMJKHpHlpr69KfdHjyxSmriSfYz+USnWPY7AufNIadK6MEJMx9ApD/oD&#10;OlTrorhX2lFEilmcO2RdNtjC5xDF9pCuTyYBB5bi6bQ4syoJ3g9WQ0ymaiLzg5KdCXlKLjvcW893&#10;SUOqXwnz5DrgnHtJTxOsQfEKIT7DmDSUCaxw7Rqn8787ZsmRM9e2VmPeBN4uqYvTtW7jvijg9N/y&#10;JsXecLq0q+WD6m8AAAD//wMAUEsDBBQABgAIAAAAIQA4/SH/1gAAAJQBAAALAAAAX3JlbHMvLnJl&#10;bHOkkMFqwzAMhu+DvYPRfXGawxijTi+j0GvpHsDYimMaW0Yy2fr2M4PBMnrbUb/Q94l/f/hMi1qR&#10;JVI2sOt6UJgd+ZiDgffL8ekFlFSbvV0oo4EbChzGx4f9GRdb25HMsYhqlCwG5lrLq9biZkxWOiqY&#10;22YiTra2kYMu1l1tQD30/bPm3wwYN0x18gb45AdQl1tp5j/sFB2T0FQ7R0nTNEV3j6o9feQzro1i&#10;OWA14Fm+Q8a1a8+Bvu/d/dMb2JY5uiPbhG/ktn4cqGU/er3pcvwCAAD//wMAUEsDBBQABgAIAAAA&#10;IQAaEYrzHgIAABwEAAAOAAAAZHJzL2Uyb0RvYy54bWysU9uO2yAQfa/Uf0C8N3YsZ5tYcVbbbFNV&#10;2l6k3X4AxjhGBYYCiZ1+fQeczUbbt6o8IGCGw5kzh/XtqBU5CuclmJrOZzklwnBopdnX9MfT7t2S&#10;Eh+YaZkCI2p6Ep7ebt6+WQ+2EgX0oFrhCIIYXw22pn0Itsoyz3uhmZ+BFQaDHTjNAm7dPmsdGxBd&#10;q6zI85tsANdaB1x4j6f3U5BuEn7XCR6+dZ0XgaiaIreQZpfmJs7ZZs2qvWO2l/xMg/0DC82kwUcv&#10;UPcsMHJw8i8oLbkDD12YcdAZdJ3kItWA1czzV9U89syKVAuK4+1FJv//YPnX43dHZFvTkhLDNLbo&#10;SYyBfICRFFGdwfoKkx4tpoURj7HLqVJvH4D/9MTAtmdmL+6cg6EXrEV283gzu7o64fgI0gxfoMVn&#10;2CFAAho7p6N0KAZBdOzS6dKZSIXHJ5eLVbHEEMfYvMzLmyL1LmPV83XrfPgkQJO4qKnD1id4dnzw&#10;IdJh1XNKfM2Dku1OKpU2bt9slSNHhjbZpZEqeJWmDBlquloUi4RsIN5PDtIyoI2V1DVd5nFMxopy&#10;fDRtSglMqmmNTJQ56xMlmcQJYzNiYhStgfaESjmY7IrfCxc9uN+UDGjVmvpfB+YEJeqzQbVX87KM&#10;3k6bcvEepSHuOtJcR5jhCFXTQMm03Ib0H5IO9g67spNJrxcmZ65owSTj+btEj1/vU9bLp978AQAA&#10;//8DAFBLAwQUAAYACAAAACEA4Pd0XdwAAAAHAQAADwAAAGRycy9kb3ducmV2LnhtbEyPQU/DMAyF&#10;70j8h8hI3FhKEaOUptPExIUDEgMJjlnjNhWJUyVZV/495gQ32+/p+XvNZvFOzBjTGEjB9aoAgdQF&#10;M9Kg4P3t6aoCkbImo10gVPCNCTbt+VmjaxNO9IrzPg+CQyjVWoHNeaqlTJ1Fr9MqTEis9SF6nXmN&#10;gzRRnzjcO1kWxVp6PRJ/sHrCR4vd1/7oFXx4O5pdfPnsjZt3z/32dlripNTlxbJ9AJFxyX9m+MVn&#10;dGiZ6RCOZJJwCrhI5uvdGgSr5X3JRQ483FQVyLaR//nbHwAAAP//AwBQSwECLQAUAAYACAAAACEA&#10;toM4kv4AAADhAQAAEwAAAAAAAAAAAAAAAAAAAAAAW0NvbnRlbnRfVHlwZXNdLnhtbFBLAQItABQA&#10;BgAIAAAAIQA4/SH/1gAAAJQBAAALAAAAAAAAAAAAAAAAAC8BAABfcmVscy8ucmVsc1BLAQItABQA&#10;BgAIAAAAIQAaEYrzHgIAABwEAAAOAAAAAAAAAAAAAAAAAC4CAABkcnMvZTJvRG9jLnhtbFBLAQIt&#10;ABQABgAIAAAAIQDg93Rd3AAAAAcBAAAPAAAAAAAAAAAAAAAAAHgEAABkcnMvZG93bnJldi54bWxQ&#10;SwUGAAAAAAQABADzAAAAgQUAAAAA&#10;" stroked="f">
+                <v:textbox style="mso-fit-shape-to-text:t">
+                  <w:txbxContent>
+                    <w:p>
+                      <w:pPr>
+                        <w:jc w:val="center"/>
+                        <w:rPr>
+                          <w:sz w:val="26"/>
+                        </w:rPr>
+                      </w:pPr>
+                      <w:r>
+                        <w:rPr>
+                          <w:sz w:val="26"/>
+                        </w:rPr>
+                        <w:t>##STUDENT</w:t>
+                      </w:r>
+                    </w:p>
+                    <w:p>
+                      <w:pPr>
+                        <w:jc w:val="center"/>
+                        <w:rPr>
+                          <w:sz w:val="26"/>
+                        </w:rPr>
+                      </w:pPr>
+                      <w:r>
+                        <w:rPr>
+                          <w:sz w:val="26"/>
+                        </w:rPr>
+                        <w:t>_NAME##</w:t>
+                      </w:r>
+                    </w:p>
+                    <w:p>
+                      <w:pPr>
+                        <w:jc w:val="center"/>
+                      </w:pPr>
+                    </w:p>
+                  </w:txbxContent>
+                </v:textbox>
+                <w10:wrap anchorx="page"/>
+              </v:shape>
+            </w:pict>
+          </mc:Fallback>
+        </mc:AlternateContent>
+      </w:r>
+      <w:r>
+        <w:rPr>
+          <w:bCs/>
+          <w:noProof/>
+          <w:sz w:val="26"/>
+          <w:szCs w:val="26"/>
+          <w:lang w:val="de-DE"/>
+        </w:rPr>
+        <w:drawing>
+          <wp:anchor distT="0" distB="0" distL="114300" distR="114300" simplePos="0" relativeHeight="251659264" behindDoc="1" locked="0" layoutInCell="1" allowOverlap="1" wp14:anchorId="579617AA" wp14:editId="0CB11DDC">
+            <wp:simplePos x="0" y="0"/>
+            <wp:positionH relativeFrom="column">
+              <wp:posOffset>3163570</wp:posOffset>
+            </wp:positionH>
+            <wp:positionV relativeFrom="paragraph">
+              <wp:posOffset>90805</wp:posOffset>
+            </wp:positionV>
+            <wp:extent cx="1280160" cy="533400"/>
+            <wp:effectExtent l="0" t="0" r="0" b="0"/>
+            <wp:wrapNone/>
+            <wp:docPr id="39" name="Picture 39"/>
+            <wp:cNvGraphicFramePr>
+              <a:graphicFrameLocks xmlns:a="http://schemas.openxmlformats.org/drawingml/2006/main" noChangeAspect="1"/>
+            </wp:cNvGraphicFramePr>
+            <a:graphic xmlns:a="http://schemas.openxmlformats.org/drawingml/2006/main">
+              <a:graphicData uri="http://schemas.openxmlformats.org/drawingml/2006/picture">
+                <pic:pic xmlns:pic="http://schemas.openxmlformats.org/drawingml/2006/picture">
+                  <pic:nvPicPr>
+                    <pic:cNvPr id="0" name="Picture 39"/>
+                    <pic:cNvPicPr>
+                      <a:picLocks noChangeAspect="1" noChangeArrowheads="1"/>
+                    </pic:cNvPicPr>
+                  </pic:nvPicPr>
+                  <pic:blipFill>
+                    <a:blip r:embed="rId7">
+                      <a:extLst>
+                        <a:ext uri="{28A0092B-C50C-407E-A947-70E740481C1C}">
+                          <a14:useLocalDpi xmlns:a14="http://schemas.microsoft.com/office/drawing/2010/main" val="0"/>
+                        </a:ext>
+                      </a:extLst>
+                    </a:blip>
+                    <a:srcRect/>
+                    <a:stretch>
+                      <a:fillRect/>
+                    </a:stretch>
+                  </pic:blipFill>
+                  <pic:spPr bwMode="auto">
+                    <a:xfrm>
+                      <a:off x="0" y="0"/>
+                      <a:ext cx="1280160" cy="533400"/>
+                    </a:xfrm>
+                    <a:prstGeom prst="rect">
+                      <a:avLst/>
+                    </a:prstGeom>
+                    <a:noFill/>
+                  </pic:spPr>
+                </pic:pic>
+              </a:graphicData>
+            </a:graphic>
+            <wp14:sizeRelH relativeFrom="page">
+              <wp14:pctWidth>0</wp14:pctWidth>
+            </wp14:sizeRelH>
+            <wp14:sizeRelV relativeFrom="page">
+              <wp14:pctHeight>0</wp14:pctHeight>
+            </wp14:sizeRelV>
+          </wp:anchor>
+        </w:drawing>
+      </w:r>
+      <w:r>
+        <w:rPr>
+          <w:bCs/>
+          <w:noProof/>
+          <w:sz w:val="26"/>
+          <w:szCs w:val="26"/>
+          <w:lang w:val="de-DE"/>
+        </w:rPr>
+        <w:drawing>
+          <wp:anchor distT="0" distB="0" distL="114300" distR="114300" simplePos="0" relativeHeight="251657216" behindDoc="0" locked="0" layoutInCell="1" allowOverlap="1" wp14:anchorId="3416C1EE" wp14:editId="4CC76C12">
+            <wp:simplePos x="0" y="0"/>
+            <wp:positionH relativeFrom="column">
+              <wp:posOffset>-304800</wp:posOffset>
+            </wp:positionH>
+            <wp:positionV relativeFrom="paragraph">
+              <wp:posOffset>128905</wp:posOffset>
+            </wp:positionV>
+            <wp:extent cx="1676400" cy="289560"/>
+            <wp:effectExtent l="0" t="0" r="0" b="0"/>
+            <wp:wrapNone/>
+            <wp:docPr id="36" name="Picture 36"/>
+            <wp:cNvGraphicFramePr>
+              <a:graphicFrameLocks xmlns:a="http://schemas.openxmlformats.org/drawingml/2006/main" noChangeAspect="1"/>
+            </wp:cNvGraphicFramePr>
+            <a:graphic xmlns:a="http://schemas.openxmlformats.org/drawingml/2006/main">
+              <a:graphicData uri="http://schemas.openxmlformats.org/drawingml/2006/picture">
+                <pic:pic xmlns:pic="http://schemas.openxmlformats.org/drawingml/2006/picture">
+                  <pic:nvPicPr>
+                    <pic:cNvPr id="0" name="Picture 36"/>
+                    <pic:cNvPicPr>
+                      <a:picLocks noChangeAspect="1" noChangeArrowheads="1"/>
+                    </pic:cNvPicPr>
+                  </pic:nvPicPr>
+                  <pic:blipFill>
+                    <a:blip r:embed="rId8">
+                      <a:extLst>
+                        <a:ext uri="{28A0092B-C50C-407E-A947-70E740481C1C}">
+                          <a14:useLocalDpi xmlns:a14="http://schemas.microsoft.com/office/drawing/2010/main" val="0"/>
+                        </a:ext>
+                      </a:extLst>
+                    </a:blip>
+                    <a:srcRect/>
+                    <a:stretch>
+                      <a:fillRect/>
+                    </a:stretch>
+                  </pic:blipFill>
+                  <pic:spPr bwMode="auto">
+                    <a:xfrm>
+                      <a:off x="0" y="0"/>
+                      <a:ext cx="1676400" cy="289560"/>
+                    </a:xfrm>
+                    <a:prstGeom prst="rect">
+                      <a:avLst/>
+                    </a:prstGeom>
+                    <a:noFill/>
+                  </pic:spPr>
+                </pic:pic>
+              </a:graphicData>
+            </a:graphic>
+            <wp14:sizeRelH relativeFrom="page">
+              <wp14:pctWidth>0</wp14:pctWidth>
+            </wp14:sizeRelH>
+            <wp14:sizeRelV relativeFrom="page">
+              <wp14:pctHeight>0</wp14:pctHeight>
+            </wp14:sizeRelV>
+          </wp:anchor>
+        </w:drawing>
+      </w:r>
+    </w:p>
+    <w:p>
+      <w:pPr>
+        <w:rPr>
+          <w:bCs/>
+          <w:sz w:val="26"/>
+          <w:szCs w:val="26"/>
+          <w:lang w:val="de-DE"/>
+        </w:rPr>
+      </w:pPr>
+      <w:r>
+        <w:rPr>
+          <w:noProof/>
+        </w:rPr>
+        <mc:AlternateContent>
+          <mc:Choice Requires="wps">
+            <w:drawing>
+              <wp:anchor distT="45720" distB="45720" distL="114300" distR="114300" simplePos="0" relativeHeight="251660288" behindDoc="1" locked="0" layoutInCell="1" allowOverlap="1" wp14:anchorId="681A93E3" wp14:editId="16262C43">
+                <wp:simplePos x="0" y="0"/>
+                <wp:positionH relativeFrom="column">
+                  <wp:posOffset>4503420</wp:posOffset>
+                </wp:positionH>
+                <wp:positionV relativeFrom="paragraph">
+                  <wp:posOffset>8793480</wp:posOffset>
+                </wp:positionV>
+                <wp:extent cx="1280160" cy="525780"/>
+                <wp:effectExtent l="0" t="0" r="0" b="0"/>
+                <wp:wrapNone/>
+                <wp:docPr id="1" name="Text Box 2"/>
+                <wp:cNvGraphicFramePr>
+                  <a:graphicFrameLocks xmlns:a="http://schemas.openxmlformats.org/drawingml/2006/main"/>
+                </wp:cNvGraphicFramePr>
+                <a:graphic xmlns:a="http://schemas.openxmlformats.org/drawingml/2006/main">
+                  <a:graphicData uri="http://schemas.microsoft.com/office/word/2010/wordprocessingShape">
+                    <wps:wsp>
+                      <wps:cNvSpPr txBox="1">
+                        <a:spLocks noChangeArrowheads="1"/>
+                      </wps:cNvSpPr>
+                      <wps:spPr bwMode="auto">
+                        <a:xfrm>
+                          <a:off x="0" y="0"/>
+                          <a:ext cx="1280160" cy="525780"/>
+                        </a:xfrm>
+                        <a:prstGeom prst="rect">
+                          <a:avLst/>
+                        </a:prstGeom>
+                        <a:noFill/>
+                        <a:ln>
+                          <a:noFill/>
+                        </a:ln>
+                        <a:effectLst/>
+                      </wps:spPr>
+                      <wps:txbx>
+                        <w:txbxContent>
+                          <w:p>
+                            <w:pPr>
+                              <w:jc w:val="center"/>
+                              <w:rPr>
+                                <w:sz w:val="26"/>
+                                <w:szCs w:val="26"/>
+                                <w:lang w:val="en-AS"/>
+                              </w:rPr>
+                            </w:pPr>
+                            <w:r>
+                              <w:rPr>
+                                <w:sz w:val="26"/>
+                                <w:szCs w:val="26"/>
+                                <w:lang w:val="en-AS"/>
+                              </w:rPr>
+                              <w:t>Nguyễn Phương</w:t>
+                            </w:r>
+                          </w:p>
+                          <w:p>
+                            <w:pPr>
+                              <w:jc w:val="center"/>
+                            </w:pPr>
+                            <w:r>
+                              <w:rPr>
+                                <w:sz w:val="26"/>
+                                <w:szCs w:val="26"/>
+                                <w:lang w:val="en-AS"/>
+                              </w:rPr>
+                              <w:t>Quốc Vương</w:t>
+                            </w:r>
+                          </w:p>
+                        </w:txbxContent>
+                      </wps:txbx>
+                      <wps:bodyPr rot="0" vert="horz" wrap="square" lIns="91440" tIns="45720" rIns="91440" bIns="45720" anchor="t" anchorCtr="0">
+                        <a:noAutofit/>
+                      </wps:bodyPr>
+                    </wps:wsp>
+                  </a:graphicData>
+                </a:graphic>
+                <wp14:sizeRelH relativeFrom="margin">
+                  <wp14:pctWidth>0</wp14:pctWidth>
+                </wp14:sizeRelH>
+                <wp14:sizeRelV relativeFrom="margin">
+                  <wp14:pctHeight>0</wp14:pctHeight>
+                </wp14:sizeRelV>
+              </wp:anchor>
+            </w:drawing>
+          </mc:Choice>
+          <mc:Fallback>
+            <w:pict>
+              <v:shapetype w14:anchorId="681A93E3" id="_x0000_t202" coordsize="21600,21600" o:spt="202" path="m,l,21600r21600,l21600,xe">
+                <v:stroke joinstyle="miter"/>
+                <v:path gradientshapeok="t" o:connecttype="rect"/>
+              </v:shapetype>
+              <v:shape id="Text Box 2" o:spid="_x0000_s1026" type="#_x0000_t202" style="position:absolute;margin-left:354.6pt;margin-top:692.4pt;width:100.8pt;height:41.4pt;z-index:-251656192;visibility:visible;mso-wrap-style:square;mso-width-percent:0;mso-height-percent:0;mso-wrap-distance-left:9pt;mso-wrap-distance-top:3.6pt;mso-wrap-distance-right:9pt;mso-wrap-distance-bottom:3.6pt;mso-position-horizontal:absolute;mso-position-horizontal-relative:text;mso-position-vertical:absolute;mso-position-vertical-relative:text;mso-width-percent:0;mso-height-percent:0;mso-width-relative:margin;mso-height-relative:margin;v-text-anchor:top" o:gfxdata="UEsDBBQABgAIAAAAIQC2gziS/gAAAOEBAAATAAAAW0NvbnRlbnRfVHlwZXNdLnhtbJSRQU7DMBBF&#10;90jcwfIWJU67QAgl6YK0S0CoHGBkTxKLZGx5TGhvj5O2G0SRWNoz/78nu9wcxkFMGNg6quQqL6RA&#10;0s5Y6ir5vt9lD1JwBDIwOMJKHpHlpr69KfdHjyxSmriSfYz+USnWPY7AufNIadK6MEJMx9ApD/oD&#10;OlTrorhX2lFEilmcO2RdNtjC5xDF9pCuTyYBB5bi6bQ4syoJ3g9WQ0ymaiLzg5KdCXlKLjvcW893&#10;SUOqXwnz5DrgnHtJTxOsQfEKIT7DmDSUCaxw7Rqn8787ZsmRM9e2VmPeBN4uqYvTtW7jvijg9N/y&#10;JsXecLq0q+WD6m8AAAD//wMAUEsDBBQABgAIAAAAIQA4/SH/1gAAAJQBAAALAAAAX3JlbHMvLnJl&#10;bHOkkMFqwzAMhu+DvYPRfXGawxijTi+j0GvpHsDYimMaW0Yy2fr2M4PBMnrbUb/Q94l/f/hMi1qR&#10;JVI2sOt6UJgd+ZiDgffL8ekFlFSbvV0oo4EbChzGx4f9GRdb25HMsYhqlCwG5lrLq9biZkxWOiqY&#10;22YiTra2kYMu1l1tQD30/bPm3wwYN0x18gb45AdQl1tp5j/sFB2T0FQ7R0nTNEV3j6o9feQzro1i&#10;OWA14Fm+Q8a1a8+Bvu/d/dMb2JY5uiPbhG/ktn4cqGU/er3pcvwCAAD//wMAUEsDBBQABgAIAAAA&#10;IQD+RlXt7gEAAMgDAAAOAAAAZHJzL2Uyb0RvYy54bWysU9tu2zAMfR+wfxD0vjg2kjYz4hRdiw4D&#10;ugvQ7gNoWY6N2aJGKbGzrx8lu1m2vQ17EcSLDs8hqe3N2HfiqMm1aAqZLpZSaKOwas2+kF+fH95s&#10;pHAeTAUdGl3Ik3byZvf61Xawuc6wwa7SJBjEuHywhWy8t3mSONXoHtwCrTYcrJF68GzSPqkIBkbv&#10;uyRbLq+SAamyhEo7x977KSh3Eb+utfKf69ppL7pCMjcfT4pnGc5kt4V8T2CbVs004B9Y9NAaLnqG&#10;ugcP4kDtX1B9qwgd1n6hsE+wrlulowZWky7/UPPUgNVRCzfH2XOb3P+DVZ+OX0i0Fc9OCgM9j+hZ&#10;j168w1FkoTuDdTknPVlO8yO7Q2ZQ6uwjqm9OGLxrwOz1LREOjYaK2aXhZXLxdMJxAaQcPmLFZeDg&#10;MQKNNfUBkJshGJ2ndDpPJlBRoWS2WaZXHFIcW2fr600cXQL5y2tLzr/X2ItwKSTx5CM6HB+dD2wg&#10;f0kJxQw+tF0Xp9+Z3xycOHl0XJ/5ddAS6E9C/FiOc29KrE6sinBaLf4KfGmQfkgx8FoV0n0/AGkp&#10;ug+GO/M2Xa3CHkZjtb7O2KDLSHkZAaMYqpBeiul65+PuToRvuYN1G8UFehOTue+8LlHzvNphHy/t&#10;mPXrA+5+AgAA//8DAFBLAwQUAAYACAAAACEAaAsIeOAAAAANAQAADwAAAGRycy9kb3ducmV2Lnht&#10;bEyPzU7DMBCE70i8g7VI3KjdNqRNiFNVRVxBlB+Jmxtvk6jxOordJrw9ywluuzuj2W+KzeQ6ccEh&#10;tJ40zGcKBFLlbUu1hve3p7s1iBANWdN5Qg3fGGBTXl8VJrd+pFe87GMtOIRCbjQ0Mfa5lKFq0Jkw&#10;8z0Sa0c/OBN5HWppBzNyuOvkQqlUOtMSf2hMj7sGq9P+7DR8PB+/PhP1Uj+6+370k5LkMqn17c20&#10;fQARcYp/ZvjFZ3Qomengz2SD6DSsVLZgKwvLdcIl2JLNFQ8HPiXpKgVZFvJ/i/IHAAD//wMAUEsB&#10;Ai0AFAAGAAgAAAAhALaDOJL+AAAA4QEAABMAAAAAAAAAAAAAAAAAAAAAAFtDb250ZW50X1R5cGVz&#10;XS54bWxQSwECLQAUAAYACAAAACEAOP0h/9YAAACUAQAACwAAAAAAAAAAAAAAAAAvAQAAX3JlbHMv&#10;LnJlbHNQSwECLQAUAAYACAAAACEA/kZV7e4BAADIAwAADgAAAAAAAAAAAAAAAAAuAgAAZHJzL2Uy&#10;b0RvYy54bWxQSwECLQAUAAYACAAAACEAaAsIeOAAAAANAQAADwAAAAAAAAAAAAAAAABIBAAAZHJz&#10;L2Rvd25yZXYueG1sUEsFBgAAAAAEAAQA8wAAAFUFAAAAAA==&#10;" filled="f" stroked="f">
+                <v:textbox>
+                  <w:txbxContent>
+                    <w:p>
+                      <w:pPr>
+                        <w:jc w:val="center"/>
+                        <w:rPr>
+                          <w:sz w:val="26"/>
+                          <w:szCs w:val="26"/>
+                          <w:lang w:val="en-AS"/>
+                        </w:rPr>
+                      </w:pPr>
+                      <w:r>
+                        <w:rPr>
+                          <w:sz w:val="26"/>
+                          <w:szCs w:val="26"/>
+                          <w:lang w:val="en-AS"/>
+                        </w:rPr>
+                        <w:t>Nguyễn Phương</w:t>
+                      </w:r>
+                    </w:p>
+                    <w:p>
+                      <w:pPr>
+                        <w:jc w:val="center"/>
+                      </w:pPr>
+                      <w:r>
+                        <w:rPr>
+                          <w:sz w:val="26"/>
+                          <w:szCs w:val="26"/>
+                          <w:lang w:val="en-AS"/>
+                        </w:rPr>
+                        <w:t>Quốc Vương</w:t>
+                      </w:r>
+                    </w:p>
+                  </w:txbxContent>
+                </v:textbox>
+              </v:shape>
+            </w:pict>
+          </mc:Fallback>
+        </mc:AlternateContent>
+      </w:r>
+      <w:r>
+        <w:rPr>
+          <w:noProof/>
+        </w:rPr>
+        <mc:AlternateContent>
+          <mc:Choice Requires="wps">
+            <w:drawing>
+              <wp:anchor distT="45720" distB="45720" distL="114300" distR="114300" simplePos="0" relativeHeight="251658240" behindDoc="1" locked="0" layoutInCell="1" allowOverlap="1" wp14:anchorId="5EA84FCB" wp14:editId="70858942">
+                <wp:simplePos x="0" y="0"/>
+                <wp:positionH relativeFrom="column">
+                  <wp:posOffset>4503420</wp:posOffset>
+                </wp:positionH>
+                <wp:positionV relativeFrom="paragraph">
+                  <wp:posOffset>8793480</wp:posOffset>
+                </wp:positionV>
+                <wp:extent cx="1280160" cy="525780"/>
+                <wp:effectExtent l="0" t="0" r="0" b="0"/>
+                <wp:wrapNone/>
+                <wp:docPr id="217" name="Text Box 2"/>
+                <wp:cNvGraphicFramePr>
+                  <a:graphicFrameLocks xmlns:a="http://schemas.openxmlformats.org/drawingml/2006/main"/>
+                </wp:cNvGraphicFramePr>
+                <a:graphic xmlns:a="http://schemas.openxmlformats.org/drawingml/2006/main">
+                  <a:graphicData uri="http://schemas.microsoft.com/office/word/2010/wordprocessingShape">
+                    <wps:wsp>
+                      <wps:cNvSpPr txBox="1">
+                        <a:spLocks noChangeArrowheads="1"/>
+                      </wps:cNvSpPr>
+                      <wps:spPr bwMode="auto">
+                        <a:xfrm>
+                          <a:off x="0" y="0"/>
+                          <a:ext cx="1280160" cy="525780"/>
+                        </a:xfrm>
+                        <a:prstGeom prst="rect">
+                          <a:avLst/>
+                        </a:prstGeom>
+                        <a:noFill/>
+                        <a:ln>
+                          <a:noFill/>
+                        </a:ln>
+                        <a:effectLst/>
+                      </wps:spPr>
+                      <wps:txbx>
+                        <w:txbxContent>
+                          <w:p>
+                            <w:pPr>
+                              <w:jc w:val="center"/>
+                              <w:rPr>
+                                <w:sz w:val="26"/>
+                                <w:szCs w:val="26"/>
+                                <w:lang w:val="en-AS"/>
+                              </w:rPr>
+                            </w:pPr>
+                            <w:r>
+                              <w:rPr>
+                                <w:sz w:val="26"/>
+                                <w:szCs w:val="26"/>
+                                <w:lang w:val="en-AS"/>
+                              </w:rPr>
+                              <w:t>Nguyễn Phương</w:t>
+                            </w:r>
+                          </w:p>
+                          <w:p>
+                            <w:pPr>
+                              <w:jc w:val="center"/>
+                            </w:pPr>
+                            <w:r>
+                              <w:rPr>
+                                <w:sz w:val="26"/>
+                                <w:szCs w:val="26"/>
+                                <w:lang w:val="en-AS"/>
+                              </w:rPr>
+                              <w:t>Quốc Vương</w:t>
+                            </w:r>
+                          </w:p>
+                        </w:txbxContent>
+                      </wps:txbx>
+                      <wps:bodyPr rot="0" vert="horz" wrap="square" lIns="91440" tIns="45720" rIns="91440" bIns="45720" anchor="t" anchorCtr="0">
+                        <a:noAutofit/>
+                      </wps:bodyPr>
+                    </wps:wsp>
+                  </a:graphicData>
+                </a:graphic>
+                <wp14:sizeRelH relativeFrom="margin">
+                  <wp14:pctWidth>0</wp14:pctWidth>
+                </wp14:sizeRelH>
+                <wp14:sizeRelV relativeFrom="margin">
+                  <wp14:pctHeight>0</wp14:pctHeight>
+                </wp14:sizeRelV>
+              </wp:anchor>
+            </w:drawing>
+          </mc:Choice>
+          <mc:Fallback>
+            <w:pict>
+              <v:shape w14:anchorId="5EA84FCB" id="_x0000_s1027" type="#_x0000_t202" style="position:absolute;margin-left:354.6pt;margin-top:692.4pt;width:100.8pt;height:41.4pt;z-index:-251658240;visibility:visible;mso-wrap-style:square;mso-width-percent:0;mso-height-percent:0;mso-wrap-distance-left:9pt;mso-wrap-distance-top:3.6pt;mso-wrap-distance-right:9pt;mso-wrap-distance-bottom:3.6pt;mso-position-horizontal:absolute;mso-position-horizontal-relative:text;mso-position-vertical:absolute;mso-position-vertical-relative:text;mso-width-percent:0;mso-height-percent:0;mso-width-relative:margin;mso-height-relative:margin;v-text-anchor:top" o:gfxdata="UEsDBBQABgAIAAAAIQC2gziS/gAAAOEBAAATAAAAW0NvbnRlbnRfVHlwZXNdLnhtbJSRQU7DMBBF&#10;90jcwfIWJU67QAgl6YK0S0CoHGBkTxKLZGx5TGhvj5O2G0SRWNoz/78nu9wcxkFMGNg6quQqL6RA&#10;0s5Y6ir5vt9lD1JwBDIwOMJKHpHlpr69KfdHjyxSmriSfYz+USnWPY7AufNIadK6MEJMx9ApD/oD&#10;OlTrorhX2lFEilmcO2RdNtjC5xDF9pCuTyYBB5bi6bQ4syoJ3g9WQ0ymaiLzg5KdCXlKLjvcW893&#10;SUOqXwnz5DrgnHtJTxOsQfEKIT7DmDSUCaxw7Rqn8787ZsmRM9e2VmPeBN4uqYvTtW7jvijg9N/y&#10;JsXecLq0q+WD6m8AAAD//wMAUEsDBBQABgAIAAAAIQA4/SH/1gAAAJQBAAALAAAAX3JlbHMvLnJl&#10;bHOkkMFqwzAMhu+DvYPRfXGawxijTi+j0GvpHsDYimMaW0Yy2fr2M4PBMnrbUb/Q94l/f/hMi1qR&#10;JVI2sOt6UJgd+ZiDgffL8ekFlFSbvV0oo4EbChzGx4f9GRdb25HMsYhqlCwG5lrLq9biZkxWOiqY&#10;22YiTra2kYMu1l1tQD30/bPm3wwYN0x18gb45AdQl1tp5j/sFB2T0FQ7R0nTNEV3j6o9feQzro1i&#10;OWA14Fm+Q8a1a8+Bvu/d/dMb2JY5uiPbhG/ktn4cqGU/er3pcvwCAAD//wMAUEsDBBQABgAIAAAA&#10;IQD89ZLV8wEAANEDAAAOAAAAZHJzL2Uyb0RvYy54bWysU9tu2zAMfR+wfxD0vviCpMmMOEXXosOA&#10;bh3Q7gMYWY6N2aJGKbGzrx8lp2m2vQ17ESSROjznkFpfj30nDppci6aU2SyVQhuFVWt2pfz2fP9u&#10;JYXzYCro0OhSHrWT15u3b9aDLXSODXaVJsEgxhWDLWXjvS2SxKlG9+BmaLXhYI3Ug+cj7ZKKYGD0&#10;vkvyNL1KBqTKEirtHN/eTUG5ifh1rZV/rGunvehKydx8XCmu27AmmzUUOwLbtOpEA/6BRQ+t4aJn&#10;qDvwIPbU/gXVt4rQYe1nCvsE67pVOmpgNVn6h5qnBqyOWtgcZ882uf8Hq74cvpJoq1Lm2VIKAz03&#10;6VmPXnzAUeTBn8G6gtOeLCf6ka+5z1Grsw+ovjth8LYBs9M3RDg0Girml4WXycXTCccFkO3wGSsu&#10;A3uPEWisqQ/msR2C0blPx3NvAhUVSuarNLvikOLYIl8sV7F5CRQvry05/1FjL8KmlMS9j+hweHA+&#10;sIHiJSUUM3jfdl3sf2d+u+DE6UbHATq9DloC/UmIH7djtC0KDbEtVkcWRzjNGP8J3jRIP6UYeL5K&#10;6X7sgbQU3SfDBr3P5vMwkPEwXyxzPtBlZHsZAaMYqpReiml76+MQT7xv2Mi6jRpfmZzs57mJ0k8z&#10;Hgbz8hyzXn/i5hcAAAD//wMAUEsDBBQABgAIAAAAIQBoCwh44AAAAA0BAAAPAAAAZHJzL2Rvd25y&#10;ZXYueG1sTI/NTsMwEITvSLyDtUjcqN02pE2IU1VFXEGUH4mbG2+TqPE6it0mvD3LCW67O6PZb4rN&#10;5DpxwSG0njTMZwoEUuVtS7WG97enuzWIEA1Z03lCDd8YYFNeXxUmt36kV7zsYy04hEJuNDQx9rmU&#10;oWrQmTDzPRJrRz84E3kdamkHM3K46+RCqVQ60xJ/aEyPuwar0/7sNHw8H78+E/VSP7r7fvSTkuQy&#10;qfXtzbR9ABFxin9m+MVndCiZ6eDPZIPoNKxUtmArC8t1wiXYks0VDwc+JekqBVkW8n+L8gcAAP//&#10;AwBQSwECLQAUAAYACAAAACEAtoM4kv4AAADhAQAAEwAAAAAAAAAAAAAAAAAAAAAAW0NvbnRlbnRf&#10;VHlwZXNdLnhtbFBLAQItABQABgAIAAAAIQA4/SH/1gAAAJQBAAALAAAAAAAAAAAAAAAAAC8BAABf&#10;cmVscy8ucmVsc1BLAQItABQABgAIAAAAIQD89ZLV8wEAANEDAAAOAAAAAAAAAAAAAAAAAC4CAABk&#10;cnMvZTJvRG9jLnhtbFBLAQItABQABgAIAAAAIQBoCwh44AAAAA0BAAAPAAAAAAAAAAAAAAAAAE0E&#10;AABkcnMvZG93bnJldi54bWxQSwUGAAAAAAQABADzAAAAWgUAAAAA&#10;" filled="f" stroked="f">
+                <v:textbox>
+                  <w:txbxContent>
+                    <w:p>
+                      <w:pPr>
+                        <w:jc w:val="center"/>
+                        <w:rPr>
+                          <w:sz w:val="26"/>
+                          <w:szCs w:val="26"/>
+                          <w:lang w:val="en-AS"/>
+                        </w:rPr>
+                      </w:pPr>
+                      <w:r>
+                        <w:rPr>
+                          <w:sz w:val="26"/>
+                          <w:szCs w:val="26"/>
+                          <w:lang w:val="en-AS"/>
+                        </w:rPr>
+                        <w:t>Nguyễn Phương</w:t>
+                      </w:r>
+                    </w:p>
+                    <w:p>
+                      <w:pPr>
+                        <w:jc w:val="center"/>
+                      </w:pPr>
+                      <w:r>
+                        <w:rPr>
+                          <w:sz w:val="26"/>
+                          <w:szCs w:val="26"/>
+                          <w:lang w:val="en-AS"/>
+                        </w:rPr>
+                        <w:t>Quốc Vương</w:t>
+                      </w:r>
+                    </w:p>
+                  </w:txbxContent>
+                </v:textbox>
+              </v:shape>
+            </w:pict>
+          </mc:Fallback>
+        </mc:AlternateContent>
+      </w:r>
+      <w:r>
+        <w:rPr>
+          <w:bCs/>
+          <w:sz w:val="26"/>
+          <w:szCs w:val="26"/>
+          <w:lang w:val="de-DE"/>
+        </w:rPr>
+        <w:t>....</w:t>
+      </w:r>
+      <w:r>
+        <w:rPr>
+          <w:bCs/>
+          <w:sz w:val="26"/>
+          <w:szCs w:val="26"/>
+          <w:lang w:val="de-DE"/>
+        </w:rPr>
+        <w:t>........</w:t>
+      </w:r>
+      <w:r>
+        <w:rPr>
+          <w:bCs/>
+          <w:sz w:val="26"/>
+          <w:szCs w:val="26"/>
+          <w:lang w:val="de-DE"/>
+        </w:rPr>
+        <w:t>............</w:t>
+      </w:r>
+      <w:r>
+        <w:rPr>
+          <w:bCs/>
+          <w:sz w:val="26"/>
+          <w:szCs w:val="26"/>
+          <w:lang w:val="de-DE"/>
+        </w:rPr>
+        <w:tab/>
+      </w:r>
+      <w:r>
+        <w:rPr>
+          <w:bCs/>
+          <w:sz w:val="26"/>
+          <w:szCs w:val="26"/>
+          <w:lang w:val="de-DE"/>
+        </w:rPr>
+        <w:t xml:space="preserve">       Ngô Trí Long</w:t>
+      </w:r>
+      <w:r>
+        <w:rPr>
+          <w:bCs/>
+          <w:sz w:val="26"/>
+          <w:szCs w:val="26"/>
+          <w:lang w:val="de-DE"/>
+        </w:rPr>
+        <w:tab/>
+      </w:r>
+      <w:r>
+        <w:rPr>
+          <w:bCs/>
+          <w:sz w:val="26"/>
+          <w:szCs w:val="26"/>
+          <w:lang w:val="de-DE"/>
+        </w:rPr>
+        <w:t xml:space="preserve">          </w:t>
+      </w:r>
+      <w:r>
+        <w:rPr>
+          <w:bCs/>
+          <w:sz w:val="26"/>
+          <w:szCs w:val="26"/>
+          <w:lang w:val="de-DE"/>
+        </w:rPr>
+        <w:tab/>
+      </w:r>
+      <w:r>
+        <w:rPr>
+          <w:bCs/>
+          <w:sz w:val="26"/>
+          <w:szCs w:val="26"/>
+          <w:lang w:val="de-DE"/>
+        </w:rPr>
+        <w:tab/>
+      </w:r>
+      <w:r>
+        <w:rPr>
+          <w:bCs/>
+          <w:sz w:val="26"/>
+          <w:szCs w:val="26"/>
+          <w:lang w:val="de-DE"/>
+        </w:rPr>
+        <w:tab/>
+      </w:r>
+      <w:r>
+        <w:rPr>
+          <w:bCs/>
+          <w:sz w:val="26"/>
+          <w:szCs w:val="26"/>
+          <w:lang w:val="de-DE"/>
+        </w:rPr>
+        <w:tab/>
+      </w:r>
+    </w:p>
     <w:sectPr>
-      <w:pgSz w:w="11907" w:h="16840"/>
+      <w:pgSz w:w="11907" w:h="16840" w:code="9"/>
       <w:pgMar w:top="567" w:right="657" w:bottom="284" w:left="1980" w:header="567" w:footer="720" w:gutter="0"/>
       <w:pgNumType w:start="1"/>
-      <w:cols w:space="720" w:num="1"/>
-      <w:docGrid w:linePitch="360" w:charSpace="0"/>
+      <w:cols w:space="720"/>
+      <w:docGrid w:linePitch="360"/>
     </w:sectPr>
   </w:body>
 </w:document>
 </file>
 
+<file path=word/endnotes.xml><?xml version="1.0" encoding="utf-8"?>
+<w:endnotes xmlns:wpc="http://schemas.microsoft.com/office/word/2010/wordprocessingCanvas" xmlns:cx="http://schemas.microsoft.com/office/drawing/2014/chartex" xmlns:cx1="http://schemas.microsoft.com/office/drawing/2015/9/8/chartex" xmlns:cx2="http://schemas.microsoft.com/office/drawing/2015/10/21/chartex" xmlns:cx3="http://schemas.microsoft.com/office/drawing/2016/5/9/chartex" xmlns:cx4="http://schemas.microsoft.com/office/drawing/2016/5/10/chartex" xmlns:cx5="http://schemas.microsoft.com/office/drawing/2016/5/11/chartex" xmlns:cx6="http://schemas.microsoft.com/office/drawing/2016/5/12/chartex" xmlns:cx7="http://schemas.microsoft.com/office/drawing/2016/5/13/chartex" xmlns:cx8="http://schemas.microsoft.com/office/drawing/2016/5/14/chartex" xmlns:mc="http://schemas.openxmlformats.org/markup-compatibility/2006" xmlns:aink="http://schemas.microsoft.com/office/drawing/2016/ink" xmlns:am3d="http://schemas.microsoft.com/office/drawing/2017/model3d" xmlns:o="urn:schemas-microsoft-com:office:office" xmlns:r="http://schemas.openxmlformats.org/officeDocument/2006/relationships" xmlns:m="http://schemas.openxmlformats.org/officeDocument/2006/math" xmlns:v="urn:schemas-microsoft-com:vml" xmlns:wp14="http://schemas.microsoft.com/office/word/2010/wordprocessingDrawing" xmlns:wp="http://schemas.openxmlformats.org/drawingml/2006/wordprocessingDrawing" xmlns:w10="urn:schemas-microsoft-com:office:word" xmlns:w="http://schemas.openxmlformats.org/wordprocessingml/2006/main" xmlns:w14="http://schemas.microsoft.com/office/word/2010/wordml" xmlns:w15="http://schemas.microsoft.com/office/word/2012/wordml" xmlns:w16cex="http://schemas.microsoft.com/office/word/2018/wordml/cex" xmlns:w16cid="http://schemas.microsoft.com/office/word/2016/wordml/cid" xmlns:w16="http://schemas.microsoft.com/office/word/2018/wordml" xmlns:w16se="http://schemas.microsoft.com/office/word/2015/wordml/symex" xmlns:wpg="http://schemas.microsoft.com/office/word/2010/wordprocessingGroup" xmlns:wpi="http://schemas.microsoft.com/office/word/2010/wordprocessingInk" xmlns:wne="http://schemas.microsoft.com/office/word/2006/wordml" xmlns:wps="http://schemas.microsoft.com/office/word/2010/wordprocessingShape" mc:Ignorable="w14 w15 w16se w16cid w16 w16cex wp14">
+  <w:endnote w:type="separator" w:id="-1">
+    <w:p>
+      <w:r>
+        <w:separator/>
+      </w:r>
+    </w:p>
+  </w:endnote>
+  <w:endnote w:type="continuationSeparator" w:id="0">
+    <w:p>
+      <w:r>
+        <w:continuationSeparator/>
+      </w:r>
+    </w:p>
+  </w:endnote>
+</w:endnotes>
+</file>
+
+<file path=word/footnotes.xml><?xml version="1.0" encoding="utf-8"?>
+<w:footnotes xmlns:wpc="http://schemas.microsoft.com/office/word/2010/wordprocessingCanvas" xmlns:cx="http://schemas.microsoft.com/office/drawing/2014/chartex" xmlns:cx1="http://schemas.microsoft.com/office/drawing/2015/9/8/chartex" xmlns:cx2="http://schemas.microsoft.com/office/drawing/2015/10/21/chartex" xmlns:cx3="http://schemas.microsoft.com/office/drawing/2016/5/9/chartex" xmlns:cx4="http://schemas.microsoft.com/office/drawing/2016/5/10/chartex" xmlns:cx5="http://schemas.microsoft.com/office/drawing/2016/5/11/chartex" xmlns:cx6="http://schemas.microsoft.com/office/drawing/2016/5/12/chartex" xmlns:cx7="http://schemas.microsoft.com/office/drawing/2016/5/13/chartex" xmlns:cx8="http://schemas.microsoft.com/office/drawing/2016/5/14/chartex" xmlns:mc="http://schemas.openxmlformats.org/markup-compatibility/2006" xmlns:aink="http://schemas.microsoft.com/office/drawing/2016/ink" xmlns:am3d="http://schemas.microsoft.com/office/drawing/2017/model3d" xmlns:o="urn:schemas-microsoft-com:office:office" xmlns:r="http://schemas.openxmlformats.org/officeDocument/2006/relationships" xmlns:m="http://schemas.openxmlformats.org/officeDocument/2006/math" xmlns:v="urn:schemas-microsoft-com:vml" xmlns:wp14="http://schemas.microsoft.com/office/word/2010/wordprocessingDrawing" xmlns:wp="http://schemas.openxmlformats.org/drawingml/2006/wordprocessingDrawing" xmlns:w10="urn:schemas-microsoft-com:office:word" xmlns:w="http://schemas.openxmlformats.org/wordprocessingml/2006/main" xmlns:w14="http://schemas.microsoft.com/office/word/2010/wordml" xmlns:w15="http://schemas.microsoft.com/office/word/2012/wordml" xmlns:w16cex="http://schemas.microsoft.com/office/word/2018/wordml/cex" xmlns:w16cid="http://schemas.microsoft.com/office/word/2016/wordml/cid" xmlns:w16="http://schemas.microsoft.com/office/word/2018/wordml" xmlns:w16se="http://schemas.microsoft.com/office/word/2015/wordml/symex" xmlns:wpg="http://schemas.microsoft.com/office/word/2010/wordprocessingGroup" xmlns:wpi="http://schemas.microsoft.com/office/word/2010/wordprocessingInk" xmlns:wne="http://schemas.microsoft.com/office/word/2006/wordml" xmlns:wps="http://schemas.microsoft.com/office/word/2010/wordprocessingShape" mc:Ignorable="w14 w15 w16se w16cid w16 w16cex wp14">
+  <w:footnote w:type="separator" w:id="-1">
+    <w:p>
+      <w:r>
+        <w:separator/>
+      </w:r>
+    </w:p>
+  </w:footnote>
+  <w:footnote w:type="continuationSeparator" w:id="0">
+    <w:p>
+      <w:r>
+        <w:continuationSeparator/>
+      </w:r>
+    </w:p>
+  </w:footnote>
+</w:footnotes>
+</file>
+
+<file path=word/numbering.xml><?xml version="1.0" encoding="utf-8"?>
+<w:numbering xmlns:wpc="http://schemas.microsoft.com/office/word/2010/wordprocessingCanvas" xmlns:cx="http://schemas.microsoft.com/office/drawing/2014/chartex" xmlns:cx1="http://schemas.microsoft.com/office/drawing/2015/9/8/chartex" xmlns:cx2="http://schemas.microsoft.com/office/drawing/2015/10/21/chartex" xmlns:cx3="http://schemas.microsoft.com/office/drawing/2016/5/9/chartex" xmlns:cx4="http://schemas.microsoft.com/office/drawing/2016/5/10/chartex" xmlns:cx5="http://schemas.microsoft.com/office/drawing/2016/5/11/chartex" xmlns:cx6="http://schemas.microsoft.com/office/drawing/2016/5/12/chartex" xmlns:cx7="http://schemas.microsoft.com/office/drawing/2016/5/13/chartex" xmlns:cx8="http://schemas.microsoft.com/office/drawing/2016/5/14/chartex" xmlns:mc="http://schemas.openxmlformats.org/markup-compatibility/2006" xmlns:aink="http://schemas.microsoft.com/office/drawing/2016/ink" xmlns:am3d="http://schemas.microsoft.com/office/drawing/2017/model3d" xmlns:o="urn:schemas-microsoft-com:office:office" xmlns:r="http://schemas.openxmlformats.org/officeDocument/2006/relationships" xmlns:m="http://schemas.openxmlformats.org/officeDocument/2006/math" xmlns:v="urn:schemas-microsoft-com:vml" xmlns:wp14="http://schemas.microsoft.com/office/word/2010/wordprocessingDrawing" xmlns:wp="http://schemas.openxmlformats.org/drawingml/2006/wordprocessingDrawing" xmlns:w10="urn:schemas-microsoft-com:office:word" xmlns:w="http://schemas.openxmlformats.org/wordprocessingml/2006/main" xmlns:w14="http://schemas.microsoft.com/office/word/2010/wordml" xmlns:w15="http://schemas.microsoft.com/office/word/2012/wordml" xmlns:w16cex="http://schemas.microsoft.com/office/word/2018/wordml/cex" xmlns:w16cid="http://schemas.microsoft.com/office/word/2016/wordml/cid" xmlns:w16="http://schemas.microsoft.com/office/word/2018/wordml" xmlns:w16se="http://schemas.microsoft.com/office/word/2015/wordml/symex" xmlns:wpg="http://schemas.microsoft.com/office/word/2010/wordprocessingGroup" xmlns:wpi="http://schemas.microsoft.com/office/word/2010/wordprocessingInk" xmlns:wne="http://schemas.microsoft.com/office/word/2006/wordml" xmlns:wps="http://schemas.microsoft.com/office/word/2010/wordprocessingShape" mc:Ignorable="w14 w15 w16se w16cid w16 w16cex wp14">
+  <w:abstractNum w:abstractNumId="0" w15:restartNumberingAfterBreak="0">
+    <w:nsid w:val="00197596"/>
+    <w:multiLevelType w:val="hybridMultilevel"/>
+    <w:tmpl w:val="307C511E"/>
+    <w:lvl w:ilvl="0" w:tplc="B06A4C0E">
+      <w:start w:val="1"/>
+      <w:numFmt w:val="upperRoman"/>
+      <w:lvlText w:val="%1."/>
+      <w:lvlJc w:val="left"/>
+      <w:pPr>
+        <w:ind w:left="1259" w:hanging="720"/>
+      </w:pPr>
+      <w:rPr>
+        <w:rFonts w:hint="default"/>
+      </w:rPr>
+    </w:lvl>
+    <w:lvl w:ilvl="1" w:tplc="04090019" w:tentative="1">
+      <w:start w:val="1"/>
+      <w:numFmt w:val="lowerLetter"/>
+      <w:lvlText w:val="%2."/>
+      <w:lvlJc w:val="left"/>
+      <w:pPr>
+        <w:ind w:left="1619" w:hanging="360"/>
+      </w:pPr>
+    </w:lvl>
+    <w:lvl w:ilvl="2" w:tplc="0409001B" w:tentative="1">
+      <w:start w:val="1"/>
+      <w:numFmt w:val="lowerRoman"/>
+      <w:lvlText w:val="%3."/>
+      <w:lvlJc w:val="right"/>
+      <w:pPr>
+        <w:ind w:left="2339" w:hanging="180"/>
+      </w:pPr>
+    </w:lvl>
+    <w:lvl w:ilvl="3" w:tplc="0409000F" w:tentative="1">
+      <w:start w:val="1"/>
+      <w:numFmt w:val="decimal"/>
+      <w:lvlText w:val="%4."/>
+      <w:lvlJc w:val="left"/>
+      <w:pPr>
+        <w:ind w:left="3059" w:hanging="360"/>
+      </w:pPr>
+    </w:lvl>
+    <w:lvl w:ilvl="4" w:tplc="04090019" w:tentative="1">
+      <w:start w:val="1"/>
+      <w:numFmt w:val="lowerLetter"/>
+      <w:lvlText w:val="%5."/>
+      <w:lvlJc w:val="left"/>
+      <w:pPr>
+        <w:ind w:left="3779" w:hanging="360"/>
+      </w:pPr>
+    </w:lvl>
+    <w:lvl w:ilvl="5" w:tplc="0409001B" w:tentative="1">
+      <w:start w:val="1"/>
+      <w:numFmt w:val="lowerRoman"/>
+      <w:lvlText w:val="%6."/>
+      <w:lvlJc w:val="right"/>
+      <w:pPr>
+        <w:ind w:left="4499" w:hanging="180"/>
+      </w:pPr>
+    </w:lvl>
+    <w:lvl w:ilvl="6" w:tplc="0409000F" w:tentative="1">
+      <w:start w:val="1"/>
+      <w:numFmt w:val="decimal"/>
+      <w:lvlText w:val="%7."/>
+      <w:lvlJc w:val="left"/>
+      <w:pPr>
+        <w:ind w:left="5219" w:hanging="360"/>
+      </w:pPr>
+    </w:lvl>
+    <w:lvl w:ilvl="7" w:tplc="04090019" w:tentative="1">
+      <w:start w:val="1"/>
+      <w:numFmt w:val="lowerLetter"/>
+      <w:lvlText w:val="%8."/>
+      <w:lvlJc w:val="left"/>
+      <w:pPr>
+        <w:ind w:left="5939" w:hanging="360"/>
+      </w:pPr>
+    </w:lvl>
+    <w:lvl w:ilvl="8" w:tplc="0409001B" w:tentative="1">
+      <w:start w:val="1"/>
+      <w:numFmt w:val="lowerRoman"/>
+      <w:lvlText w:val="%9."/>
+      <w:lvlJc w:val="right"/>
+      <w:pPr>
+        <w:ind w:left="6659" w:hanging="180"/>
+      </w:pPr>
+    </w:lvl>
+  </w:abstractNum>
+  <w:abstractNum w:abstractNumId="1" w15:restartNumberingAfterBreak="0">
+    <w:nsid w:val="0A323E6F"/>
+    <w:multiLevelType w:val="hybridMultilevel"/>
+    <w:tmpl w:val="5A10A5BA"/>
+    <w:lvl w:ilvl="0" w:tplc="0409000F">
+      <w:start w:val="1"/>
+      <w:numFmt w:val="decimal"/>
+      <w:lvlText w:val="%1."/>
+      <w:lvlJc w:val="left"/>
+      <w:pPr>
+        <w:ind w:left="720" w:hanging="360"/>
+      </w:pPr>
+      <w:rPr>
+        <w:rFonts w:hint="default"/>
+      </w:rPr>
+    </w:lvl>
+    <w:lvl w:ilvl="1" w:tplc="04090019" w:tentative="1">
+      <w:start w:val="1"/>
+      <w:numFmt w:val="lowerLetter"/>
+      <w:lvlText w:val="%2."/>
+      <w:lvlJc w:val="left"/>
+      <w:pPr>
+        <w:ind w:left="1440" w:hanging="360"/>
+      </w:pPr>
+    </w:lvl>
+    <w:lvl w:ilvl="2" w:tplc="0409001B" w:tentative="1">
+      <w:start w:val="1"/>
+      <w:numFmt w:val="lowerRoman"/>
+      <w:lvlText w:val="%3."/>
+      <w:lvlJc w:val="right"/>
+      <w:pPr>
+        <w:ind w:left="2160" w:hanging="180"/>
+      </w:pPr>
+    </w:lvl>
+    <w:lvl w:ilvl="3" w:tplc="0409000F" w:tentative="1">
+      <w:start w:val="1"/>
+      <w:numFmt w:val="decimal"/>
+      <w:lvlText w:val="%4."/>
+      <w:lvlJc w:val="left"/>
+      <w:pPr>
+        <w:ind w:left="2880" w:hanging="360"/>
+      </w:pPr>
+    </w:lvl>
+    <w:lvl w:ilvl="4" w:tplc="04090019" w:tentative="1">
+      <w:start w:val="1"/>
+      <w:numFmt w:val="lowerLetter"/>
+      <w:lvlText w:val="%5."/>
+      <w:lvlJc w:val="left"/>
+      <w:pPr>
+        <w:ind w:left="3600" w:hanging="360"/>
+      </w:pPr>
+    </w:lvl>
+    <w:lvl w:ilvl="5" w:tplc="0409001B" w:tentative="1">
+      <w:start w:val="1"/>
+      <w:numFmt w:val="lowerRoman"/>
+      <w:lvlText w:val="%6."/>
+      <w:lvlJc w:val="right"/>
+      <w:pPr>
+        <w:ind w:left="4320" w:hanging="180"/>
+      </w:pPr>
+    </w:lvl>
+    <w:lvl w:ilvl="6" w:tplc="0409000F" w:tentative="1">
+      <w:start w:val="1"/>
+      <w:numFmt w:val="decimal"/>
+      <w:lvlText w:val="%7."/>
+      <w:lvlJc w:val="left"/>
+      <w:pPr>
+        <w:ind w:left="5040" w:hanging="360"/>
+      </w:pPr>
+    </w:lvl>
+    <w:lvl w:ilvl="7" w:tplc="04090019" w:tentative="1">
+      <w:start w:val="1"/>
+      <w:numFmt w:val="lowerLetter"/>
+      <w:lvlText w:val="%8."/>
+      <w:lvlJc w:val="left"/>
+      <w:pPr>
+        <w:ind w:left="5760" w:hanging="360"/>
+      </w:pPr>
+    </w:lvl>
+    <w:lvl w:ilvl="8" w:tplc="0409001B" w:tentative="1">
+      <w:start w:val="1"/>
+      <w:numFmt w:val="lowerRoman"/>
+      <w:lvlText w:val="%9."/>
+      <w:lvlJc w:val="right"/>
+      <w:pPr>
+        <w:ind w:left="6480" w:hanging="180"/>
+      </w:pPr>
+    </w:lvl>
+  </w:abstractNum>
+  <w:abstractNum w:abstractNumId="2" w15:restartNumberingAfterBreak="0">
+    <w:nsid w:val="4DE33450"/>
+    <w:multiLevelType w:val="hybridMultilevel"/>
+    <w:tmpl w:val="78E092F4"/>
+    <w:lvl w:ilvl="0" w:tplc="249C0276">
+      <w:start w:val="1"/>
+      <w:numFmt w:val="decimal"/>
+      <w:lvlText w:val="%1."/>
+      <w:lvlJc w:val="left"/>
+      <w:pPr>
+        <w:ind w:left="810" w:hanging="360"/>
+      </w:pPr>
+      <w:rPr>
+        <w:rFonts w:ascii="Times New Roman" w:eastAsia="Times New Roman" w:hAnsi="Times New Roman" w:cs="Times New Roman"/>
+      </w:rPr>
+    </w:lvl>
+    <w:lvl w:ilvl="1" w:tplc="04090003" w:tentative="1">
+      <w:start w:val="1"/>
+      <w:numFmt w:val="bullet"/>
+      <w:lvlText w:val="o"/>
+      <w:lvlJc w:val="left"/>
+      <w:pPr>
+        <w:ind w:left="1530" w:hanging="360"/>
+      </w:pPr>
+      <w:rPr>
+        <w:rFonts w:ascii="Courier New" w:hAnsi="Courier New" w:cs="Courier New" w:hint="default"/>
+      </w:rPr>
+    </w:lvl>
+    <w:lvl w:ilvl="2" w:tplc="04090005" w:tentative="1">
+      <w:start w:val="1"/>
+      <w:numFmt w:val="bullet"/>
+      <w:lvlText w:val=""/>
+      <w:lvlJc w:val="left"/>
+      <w:pPr>
+        <w:ind w:left="2250" w:hanging="360"/>
+      </w:pPr>
+      <w:rPr>
+        <w:rFonts w:ascii="Wingdings" w:hAnsi="Wingdings" w:hint="default"/>
+      </w:rPr>
+    </w:lvl>
+    <w:lvl w:ilvl="3" w:tplc="04090001" w:tentative="1">
+      <w:start w:val="1"/>
+      <w:numFmt w:val="bullet"/>
+      <w:lvlText w:val=""/>
+      <w:lvlJc w:val="left"/>
+      <w:pPr>
+        <w:ind w:left="2970" w:hanging="360"/>
+      </w:pPr>
+      <w:rPr>
+        <w:rFonts w:ascii="Symbol" w:hAnsi="Symbol" w:hint="default"/>
+      </w:rPr>
+    </w:lvl>
+    <w:lvl w:ilvl="4" w:tplc="04090003" w:tentative="1">
+      <w:start w:val="1"/>
+      <w:numFmt w:val="bullet"/>
+      <w:lvlText w:val="o"/>
+      <w:lvlJc w:val="left"/>
+      <w:pPr>
+        <w:ind w:left="3690" w:hanging="360"/>
+      </w:pPr>
+      <w:rPr>
+        <w:rFonts w:ascii="Courier New" w:hAnsi="Courier New" w:cs="Courier New" w:hint="default"/>
+      </w:rPr>
+    </w:lvl>
+    <w:lvl w:ilvl="5" w:tplc="04090005" w:tentative="1">
+      <w:start w:val="1"/>
+      <w:numFmt w:val="bullet"/>
+      <w:lvlText w:val=""/>
+      <w:lvlJc w:val="left"/>
+      <w:pPr>
+        <w:ind w:left="4410" w:hanging="360"/>
+      </w:pPr>
+      <w:rPr>
+        <w:rFonts w:ascii="Wingdings" w:hAnsi="Wingdings" w:hint="default"/>
+      </w:rPr>
+    </w:lvl>
+    <w:lvl w:ilvl="6" w:tplc="04090001" w:tentative="1">
+      <w:start w:val="1"/>
+      <w:numFmt w:val="bullet"/>
+      <w:lvlText w:val=""/>
+      <w:lvlJc w:val="left"/>
+      <w:pPr>
+        <w:ind w:left="5130" w:hanging="360"/>
+      </w:pPr>
+      <w:rPr>
+        <w:rFonts w:ascii="Symbol" w:hAnsi="Symbol" w:hint="default"/>
+      </w:rPr>
+    </w:lvl>
+    <w:lvl w:ilvl="7" w:tplc="04090003" w:tentative="1">
+      <w:start w:val="1"/>
+      <w:numFmt w:val="bullet"/>
+      <w:lvlText w:val="o"/>
+      <w:lvlJc w:val="left"/>
+      <w:pPr>
+        <w:ind w:left="5850" w:hanging="360"/>
+      </w:pPr>
+      <w:rPr>
+        <w:rFonts w:ascii="Courier New" w:hAnsi="Courier New" w:cs="Courier New" w:hint="default"/>
+      </w:rPr>
+    </w:lvl>
+    <w:lvl w:ilvl="8" w:tplc="04090005" w:tentative="1">
+      <w:start w:val="1"/>
+      <w:numFmt w:val="bullet"/>
+      <w:lvlText w:val=""/>
+      <w:lvlJc w:val="left"/>
+      <w:pPr>
+        <w:ind w:left="6570" w:hanging="360"/>
+      </w:pPr>
+      <w:rPr>
+        <w:rFonts w:ascii="Wingdings" w:hAnsi="Wingdings" w:hint="default"/>
+      </w:rPr>
+    </w:lvl>
+  </w:abstractNum>
+  <w:abstractNum w:abstractNumId="3" w15:restartNumberingAfterBreak="0">
+    <w:nsid w:val="709143F9"/>
+    <w:multiLevelType w:val="hybridMultilevel"/>
+    <w:tmpl w:val="8D28BAD2"/>
+    <w:lvl w:ilvl="0" w:tplc="B052E06E">
+      <w:numFmt w:val="bullet"/>
+      <w:lvlText w:val="-"/>
+      <w:lvlJc w:val="left"/>
+      <w:pPr>
+        <w:ind w:left="1845" w:hanging="360"/>
+      </w:pPr>
+      <w:rPr>
+        <w:rFonts w:ascii="Times New Roman" w:eastAsia="Times New Roman" w:hAnsi="Times New Roman" w:cs="Times New Roman" w:hint="default"/>
+      </w:rPr>
+    </w:lvl>
+    <w:lvl w:ilvl="1" w:tplc="04090003" w:tentative="1">
+      <w:start w:val="1"/>
+      <w:numFmt w:val="bullet"/>
+      <w:lvlText w:val="o"/>
+      <w:lvlJc w:val="left"/>
+      <w:pPr>
+        <w:ind w:left="2565" w:hanging="360"/>
+      </w:pPr>
+      <w:rPr>
+        <w:rFonts w:ascii="Courier New" w:hAnsi="Courier New" w:cs="Courier New" w:hint="default"/>
+      </w:rPr>
+    </w:lvl>
+    <w:lvl w:ilvl="2" w:tplc="04090005" w:tentative="1">
+      <w:start w:val="1"/>
+      <w:numFmt w:val="bullet"/>
+      <w:lvlText w:val=""/>
+      <w:lvlJc w:val="left"/>
+      <w:pPr>
+        <w:ind w:left="3285" w:hanging="360"/>
+      </w:pPr>
+      <w:rPr>
+        <w:rFonts w:ascii="Wingdings" w:hAnsi="Wingdings" w:hint="default"/>
+      </w:rPr>
+    </w:lvl>
+    <w:lvl w:ilvl="3" w:tplc="04090001" w:tentative="1">
+      <w:start w:val="1"/>
+      <w:numFmt w:val="bullet"/>
+      <w:lvlText w:val=""/>
+      <w:lvlJc w:val="left"/>
+      <w:pPr>
+        <w:ind w:left="4005" w:hanging="360"/>
+      </w:pPr>
+      <w:rPr>
+        <w:rFonts w:ascii="Symbol" w:hAnsi="Symbol" w:hint="default"/>
+      </w:rPr>
+    </w:lvl>
+    <w:lvl w:ilvl="4" w:tplc="04090003" w:tentative="1">
+      <w:start w:val="1"/>
+      <w:numFmt w:val="bullet"/>
+      <w:lvlText w:val="o"/>
+      <w:lvlJc w:val="left"/>
+      <w:pPr>
+        <w:ind w:left="4725" w:hanging="360"/>
+      </w:pPr>
+      <w:rPr>
+        <w:rFonts w:ascii="Courier New" w:hAnsi="Courier New" w:cs="Courier New" w:hint="default"/>
+      </w:rPr>
+    </w:lvl>
+    <w:lvl w:ilvl="5" w:tplc="04090005" w:tentative="1">
+      <w:start w:val="1"/>
+      <w:numFmt w:val="bullet"/>
+      <w:lvlText w:val=""/>
+      <w:lvlJc w:val="left"/>
+      <w:pPr>
+        <w:ind w:left="5445" w:hanging="360"/>
+      </w:pPr>
+      <w:rPr>
+        <w:rFonts w:ascii="Wingdings" w:hAnsi="Wingdings" w:hint="default"/>
+      </w:rPr>
+    </w:lvl>
+    <w:lvl w:ilvl="6" w:tplc="04090001" w:tentative="1">
+      <w:start w:val="1"/>
+      <w:numFmt w:val="bullet"/>
+      <w:lvlText w:val=""/>
+      <w:lvlJc w:val="left"/>
+      <w:pPr>
+        <w:ind w:left="6165" w:hanging="360"/>
+      </w:pPr>
+      <w:rPr>
+        <w:rFonts w:ascii="Symbol" w:hAnsi="Symbol" w:hint="default"/>
+      </w:rPr>
+    </w:lvl>
+    <w:lvl w:ilvl="7" w:tplc="04090003" w:tentative="1">
+      <w:start w:val="1"/>
+      <w:numFmt w:val="bullet"/>
+      <w:lvlText w:val="o"/>
+      <w:lvlJc w:val="left"/>
+      <w:pPr>
+        <w:ind w:left="6885" w:hanging="360"/>
+      </w:pPr>
+      <w:rPr>
+        <w:rFonts w:ascii="Courier New" w:hAnsi="Courier New" w:cs="Courier New" w:hint="default"/>
+      </w:rPr>
+    </w:lvl>
+    <w:lvl w:ilvl="8" w:tplc="04090005" w:tentative="1">
+      <w:start w:val="1"/>
+      <w:numFmt w:val="bullet"/>
+      <w:lvlText w:val=""/>
+      <w:lvlJc w:val="left"/>
+      <w:pPr>
+        <w:ind w:left="7605" w:hanging="360"/>
+      </w:pPr>
+      <w:rPr>
+        <w:rFonts w:ascii="Wingdings" w:hAnsi="Wingdings" w:hint="default"/>
+      </w:rPr>
+    </w:lvl>
+  </w:abstractNum>
+  <w:num w:numId="1">
+    <w:abstractNumId w:val="2"/>
+  </w:num>
+  <w:num w:numId="2">
+    <w:abstractNumId w:val="1"/>
+  </w:num>
+  <w:num w:numId="3">
+    <w:abstractNumId w:val="3"/>
+  </w:num>
+  <w:num w:numId="4">
+    <w:abstractNumId w:val="0"/>
+  </w:num>
+</w:numbering>
+</file>
+
 <file path=word/styles.xml><?xml version="1.0" encoding="utf-8"?>
-<w:styles xmlns:mc="http://schemas.openxmlformats.org/markup-compatibility/2006" xmlns:o="urn:schemas-microsoft-com:office:office" xmlns:r="http://schemas.openxmlformats.org/officeDocument/2006/relationships" xmlns:m="http://schemas.openxmlformats.org/officeDocument/2006/math" xmlns:v="urn:schemas-microsoft-com:vml" xmlns:w="http://schemas.openxmlformats.org/wordprocessingml/2006/main" xmlns:w14="http://schemas.microsoft.com/office/word/2010/wordml" xmlns:w10="urn:schemas-microsoft-com:office:word" xmlns:sl="http://schemas.openxmlformats.org/schemaLibrary/2006/main" xmlns:wpsCustomData="http://www.wps.cn/officeDocument/2013/wpsCustomData" mc:Ignorable="w14">
+<w:styles xmlns:mc="http://schemas.openxmlformats.org/markup-compatibility/2006" xmlns:r="http://schemas.openxmlformats.org/officeDocument/2006/relationships" xmlns:w="http://schemas.openxmlformats.org/wordprocessingml/2006/main" xmlns:w14="http://schemas.microsoft.com/office/word/2010/wordml" xmlns:w15="http://schemas.microsoft.com/office/word/2012/wordml" xmlns:w16cex="http://schemas.microsoft.com/office/word/2018/wordml/cex" xmlns:w16cid="http://schemas.microsoft.com/office/word/2016/wordml/cid" xmlns:w16="http://schemas.microsoft.com/office/word/2018/wordml" xmlns:w16se="http://schemas.microsoft.com/office/word/2015/wordml/symex" mc:Ignorable="w14 w15 w16se w16cid w16 w16cex">
   <w:docDefaults>
     <w:rPrDefault>
       <w:rPr>
-        <w:rFonts w:ascii="Times New Roman" w:hAnsi="Times New Roman" w:eastAsia="Times New Roman" w:cs="Times New Roman"/>
+        <w:rFonts w:ascii="Times New Roman" w:eastAsia="Times New Roman" w:hAnsi="Times New Roman" w:cs="Times New Roman"/>
+        <w:lang w:val="en-US" w:eastAsia="en-US" w:bidi="ar-SA"/>
       </w:rPr>
     </w:rPrDefault>
     <w:pPrDefault/>
   </w:docDefaults>
-  <w:latentStyles w:count="260" w:defQFormat="0" w:defUnhideWhenUsed="1" w:defSemiHidden="1" w:defUIPriority="99" w:defLockedState="0">
-    <w:lsdException w:qFormat="1" w:unhideWhenUsed="0" w:uiPriority="0" w:semiHidden="0" w:name="Normal"/>
-    <w:lsdException w:qFormat="1" w:unhideWhenUsed="0" w:uiPriority="0" w:semiHidden="0" w:name="heading 1"/>
-    <w:lsdException w:qFormat="1" w:unhideWhenUsed="0" w:uiPriority="0" w:semiHidden="0" w:name="heading 2"/>
-    <w:lsdException w:qFormat="1" w:uiPriority="0" w:name="heading 3"/>
-    <w:lsdException w:qFormat="1" w:uiPriority="0" w:name="heading 4"/>
-    <w:lsdException w:qFormat="1" w:uiPriority="0" w:name="heading 5"/>
-    <w:lsdException w:qFormat="1" w:uiPriority="0" w:name="heading 6"/>
-    <w:lsdException w:qFormat="1" w:uiPriority="0" w:name="heading 7"/>
-    <w:lsdException w:qFormat="1" w:unhideWhenUsed="0" w:uiPriority="0" w:semiHidden="0" w:name="heading 8"/>
-    <w:lsdException w:qFormat="1" w:uiPriority="0" w:name="heading 9"/>
-    <w:lsdException w:unhideWhenUsed="0" w:uiPriority="0" w:semiHidden="0" w:name="index 1"/>
-    <w:lsdException w:unhideWhenUsed="0" w:uiPriority="0" w:semiHidden="0" w:name="index 2"/>
-    <w:lsdException w:unhideWhenUsed="0" w:uiPriority="0" w:semiHidden="0" w:name="index 3"/>
-    <w:lsdException w:unhideWhenUsed="0" w:uiPriority="0" w:semiHidden="0" w:name="index 4"/>
-    <w:lsdException w:unhideWhenUsed="0" w:uiPriority="0" w:semiHidden="0" w:name="index 5"/>
-    <w:lsdException w:unhideWhenUsed="0" w:uiPriority="0" w:semiHidden="0" w:name="index 6"/>
-    <w:lsdException w:unhideWhenUsed="0" w:uiPriority="0" w:semiHidden="0" w:name="index 7"/>
-    <w:lsdException w:unhideWhenUsed="0" w:uiPriority="0" w:semiHidden="0" w:name="index 8"/>
-    <w:lsdException w:unhideWhenUsed="0" w:uiPriority="0" w:semiHidden="0" w:name="index 9"/>
-    <w:lsdException w:unhideWhenUsed="0" w:uiPriority="0" w:semiHidden="0" w:name="toc 1"/>
-    <w:lsdException w:unhideWhenUsed="0" w:uiPriority="0" w:semiHidden="0" w:name="toc 2"/>
-    <w:lsdException w:unhideWhenUsed="0" w:uiPriority="0" w:semiHidden="0" w:name="toc 3"/>
-    <w:lsdException w:unhideWhenUsed="0" w:uiPriority="0" w:semiHidden="0" w:name="toc 4"/>
-    <w:lsdException w:unhideWhenUsed="0" w:uiPriority="0" w:semiHidden="0" w:name="toc 5"/>
-    <w:lsdException w:unhideWhenUsed="0" w:uiPriority="0" w:semiHidden="0" w:name="toc 6"/>
-    <w:lsdException w:unhideWhenUsed="0" w:uiPriority="0" w:semiHidden="0" w:name="toc 7"/>
-    <w:lsdException w:unhideWhenUsed="0" w:uiPriority="0" w:semiHidden="0" w:name="toc 8"/>
-    <w:lsdException w:unhideWhenUsed="0" w:uiPriority="0" w:semiHidden="0" w:name="toc 9"/>
-    <w:lsdException w:unhideWhenUsed="0" w:uiPriority="0" w:semiHidden="0" w:name="Normal Indent"/>
-    <w:lsdException w:unhideWhenUsed="0" w:uiPriority="0" w:semiHidden="0" w:name="footnote text"/>
-    <w:lsdException w:unhideWhenUsed="0" w:uiPriority="0" w:semiHidden="0" w:name="annotation text"/>
-    <w:lsdException w:qFormat="1" w:unhideWhenUsed="0" w:uiPriority="0" w:semiHidden="0" w:name="header"/>
-    <w:lsdException w:qFormat="1" w:unhideWhenUsed="0" w:uiPriority="99" w:semiHidden="0" w:name="footer"/>
-    <w:lsdException w:unhideWhenUsed="0" w:uiPriority="0" w:semiHidden="0" w:name="index heading"/>
-    <w:lsdException w:qFormat="1" w:uiPriority="0" w:name="caption"/>
-    <w:lsdException w:unhideWhenUsed="0" w:uiPriority="0" w:semiHidden="0" w:name="table of figures"/>
-    <w:lsdException w:unhideWhenUsed="0" w:uiPriority="0" w:semiHidden="0" w:name="envelope address"/>
-    <w:lsdException w:unhideWhenUsed="0" w:uiPriority="0" w:semiHidden="0" w:name="envelope return"/>
-    <w:lsdException w:unhideWhenUsed="0" w:uiPriority="0" w:semiHidden="0" w:name="footnote reference"/>
-    <w:lsdException w:unhideWhenUsed="0" w:uiPriority="0" w:semiHidden="0" w:name="annotation reference"/>
-    <w:lsdException w:unhideWhenUsed="0" w:uiPriority="0" w:semiHidden="0" w:name="line number"/>
-    <w:lsdException w:qFormat="1" w:unhideWhenUsed="0" w:uiPriority="0" w:semiHidden="0" w:name="page number"/>
-    <w:lsdException w:unhideWhenUsed="0" w:uiPriority="0" w:semiHidden="0" w:name="endnote reference"/>
-    <w:lsdException w:unhideWhenUsed="0" w:uiPriority="0" w:semiHidden="0" w:name="endnote text"/>
-    <w:lsdException w:unhideWhenUsed="0" w:uiPriority="0" w:semiHidden="0" w:name="table of authorities"/>
-    <w:lsdException w:unhideWhenUsed="0" w:uiPriority="0" w:semiHidden="0" w:name="macro"/>
-    <w:lsdException w:unhideWhenUsed="0" w:uiPriority="0" w:semiHidden="0" w:name="toa heading"/>
-    <w:lsdException w:unhideWhenUsed="0" w:uiPriority="0" w:semiHidden="0" w:name="List"/>
-    <w:lsdException w:unhideWhenUsed="0" w:uiPriority="0" w:semiHidden="0" w:name="List Bullet"/>
-    <w:lsdException w:unhideWhenUsed="0" w:uiPriority="0" w:semiHidden="0" w:name="List Number"/>
-    <w:lsdException w:unhideWhenUsed="0" w:uiPriority="0" w:semiHidden="0" w:name="List 2"/>
-    <w:lsdException w:unhideWhenUsed="0" w:uiPriority="0" w:semiHidden="0" w:name="List 3"/>
-    <w:lsdException w:unhideWhenUsed="0" w:uiPriority="0" w:semiHidden="0" w:name="List 4"/>
-    <w:lsdException w:unhideWhenUsed="0" w:uiPriority="0" w:semiHidden="0" w:name="List 5"/>
-    <w:lsdException w:unhideWhenUsed="0" w:uiPriority="0" w:semiHidden="0" w:name="List Bullet 2"/>
-    <w:lsdException w:unhideWhenUsed="0" w:uiPriority="0" w:semiHidden="0" w:name="List Bullet 3"/>
-    <w:lsdException w:unhideWhenUsed="0" w:uiPriority="0" w:semiHidden="0" w:name="List Bullet 4"/>
-    <w:lsdException w:unhideWhenUsed="0" w:uiPriority="0" w:semiHidden="0" w:name="List Bullet 5"/>
-    <w:lsdException w:unhideWhenUsed="0" w:uiPriority="0" w:semiHidden="0" w:name="List Number 2"/>
-    <w:lsdException w:unhideWhenUsed="0" w:uiPriority="0" w:semiHidden="0" w:name="List Number 3"/>
-    <w:lsdException w:unhideWhenUsed="0" w:uiPriority="0" w:semiHidden="0" w:name="List Number 4"/>
-    <w:lsdException w:unhideWhenUsed="0" w:uiPriority="0" w:semiHidden="0" w:name="List Number 5"/>
-    <w:lsdException w:qFormat="1" w:unhideWhenUsed="0" w:uiPriority="0" w:semiHidden="0" w:name="Title"/>
-    <w:lsdException w:unhideWhenUsed="0" w:uiPriority="0" w:semiHidden="0" w:name="Closing"/>
-    <w:lsdException w:unhideWhenUsed="0" w:uiPriority="0" w:semiHidden="0" w:name="Signature"/>
-    <w:lsdException w:qFormat="1" w:unhideWhenUsed="0" w:uiPriority="0" w:name="Default Paragraph Font"/>
-    <w:lsdException w:qFormat="1" w:unhideWhenUsed="0" w:uiPriority="0" w:semiHidden="0" w:name="Body Text"/>
-    <w:lsdException w:qFormat="1" w:unhideWhenUsed="0" w:uiPriority="0" w:semiHidden="0" w:name="Body Text Indent"/>
-    <w:lsdException w:unhideWhenUsed="0" w:uiPriority="0" w:semiHidden="0" w:name="List Continue"/>
-    <w:lsdException w:unhideWhenUsed="0" w:uiPriority="0" w:semiHidden="0" w:name="List Continue 2"/>
-    <w:lsdException w:unhideWhenUsed="0" w:uiPriority="0" w:semiHidden="0" w:name="List Continue 3"/>
-    <w:lsdException w:unhideWhenUsed="0" w:uiPriority="0" w:semiHidden="0" w:name="List Continue 4"/>
-    <w:lsdException w:unhideWhenUsed="0" w:uiPriority="0" w:semiHidden="0" w:name="List Continue 5"/>
-    <w:lsdException w:unhideWhenUsed="0" w:uiPriority="0" w:semiHidden="0" w:name="Message Header"/>
-    <w:lsdException w:qFormat="1" w:unhideWhenUsed="0" w:uiPriority="0" w:semiHidden="0" w:name="Subtitle"/>
-    <w:lsdException w:unhideWhenUsed="0" w:uiPriority="0" w:semiHidden="0" w:name="Salutation"/>
-    <w:lsdException w:unhideWhenUsed="0" w:uiPriority="0" w:semiHidden="0" w:name="Date"/>
-    <w:lsdException w:unhideWhenUsed="0" w:uiPriority="0" w:semiHidden="0" w:name="Body Text First Indent"/>
-    <w:lsdException w:unhideWhenUsed="0" w:uiPriority="0" w:semiHidden="0" w:name="Body Text First Indent 2"/>
-    <w:lsdException w:unhideWhenUsed="0" w:uiPriority="0" w:semiHidden="0" w:name="Note Heading"/>
-    <w:lsdException w:unhideWhenUsed="0" w:uiPriority="0" w:semiHidden="0" w:name="Body Text 2"/>
-    <w:lsdException w:unhideWhenUsed="0" w:uiPriority="0" w:semiHidden="0" w:name="Body Text 3"/>
-    <w:lsdException w:qFormat="1" w:unhideWhenUsed="0" w:uiPriority="0" w:semiHidden="0" w:name="Body Text Indent 2"/>
-    <w:lsdException w:qFormat="1" w:unhideWhenUsed="0" w:uiPriority="0" w:semiHidden="0" w:name="Body Text Indent 3"/>
-    <w:lsdException w:unhideWhenUsed="0" w:uiPriority="0" w:semiHidden="0" w:name="Block Text"/>
-    <w:lsdException w:qFormat="1" w:unhideWhenUsed="0" w:uiPriority="0" w:semiHidden="0" w:name="Hyperlink"/>
-    <w:lsdException w:unhideWhenUsed="0" w:uiPriority="0" w:semiHidden="0" w:name="FollowedHyperlink"/>
-    <w:lsdException w:qFormat="1" w:unhideWhenUsed="0" w:uiPriority="0" w:semiHidden="0" w:name="Strong"/>
-    <w:lsdException w:qFormat="1" w:unhideWhenUsed="0" w:uiPriority="0" w:semiHidden="0" w:name="Emphasis"/>
-    <w:lsdException w:unhideWhenUsed="0" w:uiPriority="0" w:semiHidden="0" w:name="Document Map"/>
-    <w:lsdException w:unhideWhenUsed="0" w:uiPriority="0" w:semiHidden="0" w:name="Plain Text"/>
-    <w:lsdException w:unhideWhenUsed="0" w:uiPriority="0" w:semiHidden="0" w:name="E-mail Signature"/>
-    <w:lsdException w:qFormat="1" w:unhideWhenUsed="0" w:uiPriority="0" w:semiHidden="0" w:name="Normal (Web)"/>
-    <w:lsdException w:unhideWhenUsed="0" w:uiPriority="0" w:semiHidden="0" w:name="HTML Acronym"/>
-    <w:lsdException w:unhideWhenUsed="0" w:uiPriority="0" w:semiHidden="0" w:name="HTML Address"/>
-    <w:lsdException w:unhideWhenUsed="0" w:uiPriority="0" w:semiHidden="0" w:name="HTML Cite"/>
-    <w:lsdException w:unhideWhenUsed="0" w:uiPriority="0" w:semiHidden="0" w:name="HTML Code"/>
-    <w:lsdException w:unhideWhenUsed="0" w:uiPriority="0" w:semiHidden="0" w:name="HTML Definition"/>
-    <w:lsdException w:unhideWhenUsed="0" w:uiPriority="0" w:semiHidden="0" w:name="HTML Keyboard"/>
-    <w:lsdException w:unhideWhenUsed="0" w:uiPriority="0" w:semiHidden="0" w:name="HTML Preformatted"/>
-    <w:lsdException w:unhideWhenUsed="0" w:uiPriority="0" w:semiHidden="0" w:name="HTML Sample"/>
-    <w:lsdException w:unhideWhenUsed="0" w:uiPriority="0" w:semiHidden="0" w:name="HTML Typewriter"/>
-    <w:lsdException w:unhideWhenUsed="0" w:uiPriority="0" w:semiHidden="0" w:name="HTML Variable"/>
-    <w:lsdException w:qFormat="1" w:unhideWhenUsed="0" w:uiPriority="0" w:name="Normal Table"/>
-    <w:lsdException w:unhideWhenUsed="0" w:uiPriority="0" w:semiHidden="0" w:name="annotation subject"/>
-    <w:lsdException w:unhideWhenUsed="0" w:uiPriority="0" w:semiHidden="0" w:name="Table Simple 1"/>
-    <w:lsdException w:unhideWhenUsed="0" w:uiPriority="0" w:semiHidden="0" w:name="Table Simple 2"/>
-    <w:lsdException w:unhideWhenUsed="0" w:uiPriority="0" w:semiHidden="0" w:name="Table Simple 3"/>
-    <w:lsdException w:unhideWhenUsed="0" w:uiPriority="0" w:semiHidden="0" w:name="Table Classic 1"/>
-    <w:lsdException w:unhideWhenUsed="0" w:uiPriority="0" w:semiHidden="0" w:name="Table Classic 2"/>
-    <w:lsdException w:unhideWhenUsed="0" w:uiPriority="0" w:semiHidden="0" w:name="Table Classic 3"/>
-    <w:lsdException w:unhideWhenUsed="0" w:uiPriority="0" w:semiHidden="0" w:name="Table Classic 4"/>
-    <w:lsdException w:unhideWhenUsed="0" w:uiPriority="0" w:semiHidden="0" w:name="Table Colorful 1"/>
-    <w:lsdException w:unhideWhenUsed="0" w:uiPriority="0" w:semiHidden="0" w:name="Table Colorful 2"/>
-    <w:lsdException w:unhideWhenUsed="0" w:uiPriority="0" w:semiHidden="0" w:name="Table Colorful 3"/>
-    <w:lsdException w:unhideWhenUsed="0" w:uiPriority="0" w:semiHidden="0" w:name="Table Columns 1"/>
-    <w:lsdException w:unhideWhenUsed="0" w:uiPriority="0" w:semiHidden="0" w:name="Table Columns 2"/>
-    <w:lsdException w:unhideWhenUsed="0" w:uiPriority="0" w:semiHidden="0" w:name="Table Columns 3"/>
-    <w:lsdException w:unhideWhenUsed="0" w:uiPriority="0" w:semiHidden="0" w:name="Table Columns 4"/>
-    <w:lsdException w:unhideWhenUsed="0" w:uiPriority="0" w:semiHidden="0" w:name="Table Columns 5"/>
-    <w:lsdException w:unhideWhenUsed="0" w:uiPriority="0" w:semiHidden="0" w:name="Table Grid 1"/>
-    <w:lsdException w:unhideWhenUsed="0" w:uiPriority="0" w:semiHidden="0" w:name="Table Grid 2"/>
-    <w:lsdException w:unhideWhenUsed="0" w:uiPriority="0" w:semiHidden="0" w:name="Table Grid 3"/>
-    <w:lsdException w:unhideWhenUsed="0" w:uiPriority="0" w:semiHidden="0" w:name="Table Grid 4"/>
-    <w:lsdException w:unhideWhenUsed="0" w:uiPriority="0" w:semiHidden="0" w:name="Table Grid 5"/>
-    <w:lsdException w:unhideWhenUsed="0" w:uiPriority="0" w:semiHidden="0" w:name="Table Grid 6"/>
-    <w:lsdException w:unhideWhenUsed="0" w:uiPriority="0" w:semiHidden="0" w:name="Table Grid 7"/>
-    <w:lsdException w:unhideWhenUsed="0" w:uiPriority="0" w:semiHidden="0" w:name="Table Grid 8"/>
-    <w:lsdException w:unhideWhenUsed="0" w:uiPriority="0" w:semiHidden="0" w:name="Table List 1"/>
-    <w:lsdException w:unhideWhenUsed="0" w:uiPriority="0" w:semiHidden="0" w:name="Table List 2"/>
-    <w:lsdException w:unhideWhenUsed="0" w:uiPriority="0" w:semiHidden="0" w:name="Table List 3"/>
-    <w:lsdException w:unhideWhenUsed="0" w:uiPriority="0" w:semiHidden="0" w:name="Table List 4"/>
-    <w:lsdException w:unhideWhenUsed="0" w:uiPriority="0" w:semiHidden="0" w:name="Table List 5"/>
-    <w:lsdException w:unhideWhenUsed="0" w:uiPriority="0" w:semiHidden="0" w:name="Table List 6"/>
-    <w:lsdException w:unhideWhenUsed="0" w:uiPriority="0" w:semiHidden="0" w:name="Table List 7"/>
-    <w:lsdException w:unhideWhenUsed="0" w:uiPriority="0" w:semiHidden="0" w:name="Table List 8"/>
-    <w:lsdException w:unhideWhenUsed="0" w:uiPriority="0" w:semiHidden="0" w:name="Table 3D effects 1"/>
-    <w:lsdException w:unhideWhenUsed="0" w:uiPriority="0" w:semiHidden="0" w:name="Table 3D effects 2"/>
-    <w:lsdException w:unhideWhenUsed="0" w:uiPriority="0" w:semiHidden="0" w:name="Table 3D effects 3"/>
-    <w:lsdException w:unhideWhenUsed="0" w:uiPriority="0" w:semiHidden="0" w:name="Table Contemporary"/>
-    <w:lsdException w:unhideWhenUsed="0" w:uiPriority="0" w:semiHidden="0" w:name="Table Elegant"/>
-    <w:lsdException w:unhideWhenUsed="0" w:uiPriority="0" w:semiHidden="0" w:name="Table Professional"/>
-    <w:lsdException w:unhideWhenUsed="0" w:uiPriority="0" w:semiHidden="0" w:name="Table Subtle 1"/>
-    <w:lsdException w:unhideWhenUsed="0" w:uiPriority="0" w:semiHidden="0" w:name="Table Subtle 2"/>
-    <w:lsdException w:unhideWhenUsed="0" w:uiPriority="0" w:semiHidden="0" w:name="Table Web 1"/>
-    <w:lsdException w:unhideWhenUsed="0" w:uiPriority="0" w:semiHidden="0" w:name="Table Web 2"/>
-    <w:lsdException w:unhideWhenUsed="0" w:uiPriority="0" w:semiHidden="0" w:name="Table Web 3"/>
-    <w:lsdException w:qFormat="1" w:unhideWhenUsed="0" w:uiPriority="0" w:semiHidden="0" w:name="Balloon Text"/>
-    <w:lsdException w:qFormat="1" w:unhideWhenUsed="0" w:uiPriority="0" w:semiHidden="0" w:name="Table Grid"/>
-    <w:lsdException w:unhideWhenUsed="0" w:uiPriority="0" w:semiHidden="0" w:name="Table Theme"/>
-    <w:lsdException w:unhideWhenUsed="0" w:uiPriority="60" w:semiHidden="0" w:name="Light Shading"/>
-    <w:lsdException w:unhideWhenUsed="0" w:uiPriority="61" w:semiHidden="0" w:name="Light List"/>
-    <w:lsdException w:unhideWhenUsed="0" w:uiPriority="62" w:semiHidden="0" w:name="Light Grid"/>
-    <w:lsdException w:unhideWhenUsed="0" w:uiPriority="63" w:semiHidden="0" w:name="Medium Shading 1"/>
-    <w:lsdException w:unhideWhenUsed="0" w:uiPriority="64" w:semiHidden="0" w:name="Medium Shading 2"/>
-    <w:lsdException w:unhideWhenUsed="0" w:uiPriority="65" w:semiHidden="0" w:name="Medium List 1"/>
-    <w:lsdException w:unhideWhenUsed="0" w:uiPriority="66" w:semiHidden="0" w:name="Medium List 2"/>
-    <w:lsdException w:unhideWhenUsed="0" w:uiPriority="67" w:semiHidden="0" w:name="Medium Grid 1"/>
-    <w:lsdException w:unhideWhenUsed="0" w:uiPriority="68" w:semiHidden="0" w:name="Medium Grid 2"/>
-    <w:lsdException w:unhideWhenUsed="0" w:uiPriority="69" w:semiHidden="0" w:name="Medium Grid 3"/>
-    <w:lsdException w:unhideWhenUsed="0" w:uiPriority="70" w:semiHidden="0" w:name="Dark List"/>
-    <w:lsdException w:unhideWhenUsed="0" w:uiPriority="71" w:semiHidden="0" w:name="Colorful Shading"/>
-    <w:lsdException w:unhideWhenUsed="0" w:uiPriority="72" w:semiHidden="0" w:name="Colorful List"/>
-    <w:lsdException w:unhideWhenUsed="0" w:uiPriority="73" w:semiHidden="0" w:name="Colorful Grid"/>
-    <w:lsdException w:unhideWhenUsed="0" w:uiPriority="60" w:semiHidden="0" w:name="Light Shading Accent 1"/>
-    <w:lsdException w:unhideWhenUsed="0" w:uiPriority="61" w:semiHidden="0" w:name="Light List Accent 1"/>
-    <w:lsdException w:unhideWhenUsed="0" w:uiPriority="62" w:semiHidden="0" w:name="Light Grid Accent 1"/>
-    <w:lsdException w:unhideWhenUsed="0" w:uiPriority="63" w:semiHidden="0" w:name="Medium Shading 1 Accent 1"/>
-    <w:lsdException w:unhideWhenUsed="0" w:uiPriority="64" w:semiHidden="0" w:name="Medium Shading 2 Accent 1"/>
-    <w:lsdException w:unhideWhenUsed="0" w:uiPriority="65" w:semiHidden="0" w:name="Medium List 1 Accent 1"/>
-    <w:lsdException w:unhideWhenUsed="0" w:uiPriority="66" w:semiHidden="0" w:name="Medium List 2 Accent 1"/>
-    <w:lsdException w:unhideWhenUsed="0" w:uiPriority="67" w:semiHidden="0" w:name="Medium Grid 1 Accent 1"/>
-    <w:lsdException w:unhideWhenUsed="0" w:uiPriority="68" w:semiHidden="0" w:name="Medium Grid 2 Accent 1"/>
-    <w:lsdException w:unhideWhenUsed="0" w:uiPriority="69" w:semiHidden="0" w:name="Medium Grid 3 Accent 1"/>
-    <w:lsdException w:unhideWhenUsed="0" w:uiPriority="70" w:semiHidden="0" w:name="Dark List Accent 1"/>
-    <w:lsdException w:unhideWhenUsed="0" w:uiPriority="71" w:semiHidden="0" w:name="Colorful Shading Accent 1"/>
-    <w:lsdException w:unhideWhenUsed="0" w:uiPriority="72" w:semiHidden="0" w:name="Colorful List Accent 1"/>
-    <w:lsdException w:unhideWhenUsed="0" w:uiPriority="73" w:semiHidden="0" w:name="Colorful Grid Accent 1"/>
-    <w:lsdException w:unhideWhenUsed="0" w:uiPriority="60" w:semiHidden="0" w:name="Light Shading Accent 2"/>
-    <w:lsdException w:unhideWhenUsed="0" w:uiPriority="61" w:semiHidden="0" w:name="Light List Accent 2"/>
-    <w:lsdException w:unhideWhenUsed="0" w:uiPriority="62" w:semiHidden="0" w:name="Light Grid Accent 2"/>
-    <w:lsdException w:unhideWhenUsed="0" w:uiPriority="63" w:semiHidden="0" w:name="Medium Shading 1 Accent 2"/>
-    <w:lsdException w:unhideWhenUsed="0" w:uiPriority="64" w:semiHidden="0" w:name="Medium Shading 2 Accent 2"/>
-    <w:lsdException w:unhideWhenUsed="0" w:uiPriority="65" w:semiHidden="0" w:name="Medium List 1 Accent 2"/>
-    <w:lsdException w:unhideWhenUsed="0" w:uiPriority="66" w:semiHidden="0" w:name="Medium List 2 Accent 2"/>
-    <w:lsdException w:unhideWhenUsed="0" w:uiPriority="67" w:semiHidden="0" w:name="Medium Grid 1 Accent 2"/>
-    <w:lsdException w:unhideWhenUsed="0" w:uiPriority="68" w:semiHidden="0" w:name="Medium Grid 2 Accent 2"/>
-    <w:lsdException w:unhideWhenUsed="0" w:uiPriority="69" w:semiHidden="0" w:name="Medium Grid 3 Accent 2"/>
-    <w:lsdException w:unhideWhenUsed="0" w:uiPriority="70" w:semiHidden="0" w:name="Dark List Accent 2"/>
-    <w:lsdException w:unhideWhenUsed="0" w:uiPriority="71" w:semiHidden="0" w:name="Colorful Shading Accent 2"/>
-    <w:lsdException w:unhideWhenUsed="0" w:uiPriority="72" w:semiHidden="0" w:name="Colorful List Accent 2"/>
-    <w:lsdException w:unhideWhenUsed="0" w:uiPriority="73" w:semiHidden="0" w:name="Colorful Grid Accent 2"/>
-    <w:lsdException w:unhideWhenUsed="0" w:uiPriority="60" w:semiHidden="0" w:name="Light Shading Accent 3"/>
-    <w:lsdException w:unhideWhenUsed="0" w:uiPriority="61" w:semiHidden="0" w:name="Light List Accent 3"/>
-    <w:lsdException w:unhideWhenUsed="0" w:uiPriority="62" w:semiHidden="0" w:name="Light Grid Accent 3"/>
-    <w:lsdException w:unhideWhenUsed="0" w:uiPriority="63" w:semiHidden="0" w:name="Medium Shading 1 Accent 3"/>
-    <w:lsdException w:unhideWhenUsed="0" w:uiPriority="64" w:semiHidden="0" w:name="Medium Shading 2 Accent 3"/>
-    <w:lsdException w:unhideWhenUsed="0" w:uiPriority="65" w:semiHidden="0" w:name="Medium List 1 Accent 3"/>
-    <w:lsdException w:unhideWhenUsed="0" w:uiPriority="66" w:semiHidden="0" w:name="Medium List 2 Accent 3"/>
-    <w:lsdException w:unhideWhenUsed="0" w:uiPriority="67" w:semiHidden="0" w:name="Medium Grid 1 Accent 3"/>
-    <w:lsdException w:unhideWhenUsed="0" w:uiPriority="68" w:semiHidden="0" w:name="Medium Grid 2 Accent 3"/>
-    <w:lsdException w:unhideWhenUsed="0" w:uiPriority="69" w:semiHidden="0" w:name="Medium Grid 3 Accent 3"/>
-    <w:lsdException w:unhideWhenUsed="0" w:uiPriority="70" w:semiHidden="0" w:name="Dark List Accent 3"/>
-    <w:lsdException w:unhideWhenUsed="0" w:uiPriority="71" w:semiHidden="0" w:name="Colorful Shading Accent 3"/>
-    <w:lsdException w:unhideWhenUsed="0" w:uiPriority="72" w:semiHidden="0" w:name="Colorful List Accent 3"/>
-    <w:lsdException w:unhideWhenUsed="0" w:uiPriority="73" w:semiHidden="0" w:name="Colorful Grid Accent 3"/>
-    <w:lsdException w:unhideWhenUsed="0" w:uiPriority="60" w:semiHidden="0" w:name="Light Shading Accent 4"/>
-    <w:lsdException w:unhideWhenUsed="0" w:uiPriority="61" w:semiHidden="0" w:name="Light List Accent 4"/>
-    <w:lsdException w:unhideWhenUsed="0" w:uiPriority="62" w:semiHidden="0" w:name="Light Grid Accent 4"/>
-    <w:lsdException w:unhideWhenUsed="0" w:uiPriority="63" w:semiHidden="0" w:name="Medium Shading 1 Accent 4"/>
-    <w:lsdException w:unhideWhenUsed="0" w:uiPriority="64" w:semiHidden="0" w:name="Medium Shading 2 Accent 4"/>
-    <w:lsdException w:unhideWhenUsed="0" w:uiPriority="65" w:semiHidden="0" w:name="Medium List 1 Accent 4"/>
-    <w:lsdException w:unhideWhenUsed="0" w:uiPriority="66" w:semiHidden="0" w:name="Medium List 2 Accent 4"/>
-    <w:lsdException w:unhideWhenUsed="0" w:uiPriority="67" w:semiHidden="0" w:name="Medium Grid 1 Accent 4"/>
-    <w:lsdException w:unhideWhenUsed="0" w:uiPriority="68" w:semiHidden="0" w:name="Medium Grid 2 Accent 4"/>
-    <w:lsdException w:unhideWhenUsed="0" w:uiPriority="69" w:semiHidden="0" w:name="Medium Grid 3 Accent 4"/>
-    <w:lsdException w:unhideWhenUsed="0" w:uiPriority="70" w:semiHidden="0" w:name="Dark List Accent 4"/>
-    <w:lsdException w:unhideWhenUsed="0" w:uiPriority="71" w:semiHidden="0" w:name="Colorful Shading Accent 4"/>
-    <w:lsdException w:unhideWhenUsed="0" w:uiPriority="72" w:semiHidden="0" w:name="Colorful List Accent 4"/>
-    <w:lsdException w:unhideWhenUsed="0" w:uiPriority="73" w:semiHidden="0" w:name="Colorful Grid Accent 4"/>
-    <w:lsdException w:unhideWhenUsed="0" w:uiPriority="60" w:semiHidden="0" w:name="Light Shading Accent 5"/>
-    <w:lsdException w:unhideWhenUsed="0" w:uiPriority="61" w:semiHidden="0" w:name="Light List Accent 5"/>
-    <w:lsdException w:unhideWhenUsed="0" w:uiPriority="62" w:semiHidden="0" w:name="Light Grid Accent 5"/>
-    <w:lsdException w:unhideWhenUsed="0" w:uiPriority="63" w:semiHidden="0" w:name="Medium Shading 1 Accent 5"/>
-    <w:lsdException w:unhideWhenUsed="0" w:uiPriority="64" w:semiHidden="0" w:name="Medium Shading 2 Accent 5"/>
-    <w:lsdException w:unhideWhenUsed="0" w:uiPriority="65" w:semiHidden="0" w:name="Medium List 1 Accent 5"/>
-    <w:lsdException w:unhideWhenUsed="0" w:uiPriority="66" w:semiHidden="0" w:name="Medium List 2 Accent 5"/>
-    <w:lsdException w:unhideWhenUsed="0" w:uiPriority="67" w:semiHidden="0" w:name="Medium Grid 1 Accent 5"/>
-    <w:lsdException w:unhideWhenUsed="0" w:uiPriority="68" w:semiHidden="0" w:name="Medium Grid 2 Accent 5"/>
-    <w:lsdException w:unhideWhenUsed="0" w:uiPriority="69" w:semiHidden="0" w:name="Medium Grid 3 Accent 5"/>
-    <w:lsdException w:unhideWhenUsed="0" w:uiPriority="70" w:semiHidden="0" w:name="Dark List Accent 5"/>
-    <w:lsdException w:unhideWhenUsed="0" w:uiPriority="71" w:semiHidden="0" w:name="Colorful Shading Accent 5"/>
-    <w:lsdException w:unhideWhenUsed="0" w:uiPriority="72" w:semiHidden="0" w:name="Colorful List Accent 5"/>
-    <w:lsdException w:unhideWhenUsed="0" w:uiPriority="73" w:semiHidden="0" w:name="Colorful Grid Accent 5"/>
-    <w:lsdException w:unhideWhenUsed="0" w:uiPriority="60" w:semiHidden="0" w:name="Light Shading Accent 6"/>
-    <w:lsdException w:unhideWhenUsed="0" w:uiPriority="61" w:semiHidden="0" w:name="Light List Accent 6"/>
-    <w:lsdException w:unhideWhenUsed="0" w:uiPriority="62" w:semiHidden="0" w:name="Light Grid Accent 6"/>
-    <w:lsdException w:unhideWhenUsed="0" w:uiPriority="63" w:semiHidden="0" w:name="Medium Shading 1 Accent 6"/>
-    <w:lsdException w:unhideWhenUsed="0" w:uiPriority="64" w:semiHidden="0" w:name="Medium Shading 2 Accent 6"/>
-    <w:lsdException w:unhideWhenUsed="0" w:uiPriority="65" w:semiHidden="0" w:name="Medium List 1 Accent 6"/>
-    <w:lsdException w:unhideWhenUsed="0" w:uiPriority="66" w:semiHidden="0" w:name="Medium List 2 Accent 6"/>
-    <w:lsdException w:unhideWhenUsed="0" w:uiPriority="67" w:semiHidden="0" w:name="Medium Grid 1 Accent 6"/>
-    <w:lsdException w:unhideWhenUsed="0" w:uiPriority="68" w:semiHidden="0" w:name="Medium Grid 2 Accent 6"/>
-    <w:lsdException w:unhideWhenUsed="0" w:uiPriority="69" w:semiHidden="0" w:name="Medium Grid 3 Accent 6"/>
-    <w:lsdException w:unhideWhenUsed="0" w:uiPriority="70" w:semiHidden="0" w:name="Dark List Accent 6"/>
-    <w:lsdException w:unhideWhenUsed="0" w:uiPriority="71" w:semiHidden="0" w:name="Colorful Shading Accent 6"/>
-    <w:lsdException w:unhideWhenUsed="0" w:uiPriority="72" w:semiHidden="0" w:name="Colorful List Accent 6"/>
-    <w:lsdException w:unhideWhenUsed="0" w:uiPriority="73" w:semiHidden="0" w:name="Colorful Grid Accent 6"/>
+  <w:latentStyles w:defLockedState="0" w:defUIPriority="0" w:defSemiHidden="0" w:defUnhideWhenUsed="0" w:defQFormat="0" w:count="376">
+    <w:lsdException w:name="Normal" w:qFormat="1"/>
+    <w:lsdException w:name="heading 1" w:qFormat="1"/>
+    <w:lsdException w:name="heading 2" w:qFormat="1"/>
+    <w:lsdException w:name="heading 3" w:semiHidden="1" w:unhideWhenUsed="1" w:qFormat="1"/>
+    <w:lsdException w:name="heading 4" w:semiHidden="1" w:unhideWhenUsed="1" w:qFormat="1"/>
+    <w:lsdException w:name="heading 5" w:semiHidden="1" w:unhideWhenUsed="1" w:qFormat="1"/>
+    <w:lsdException w:name="heading 6" w:semiHidden="1" w:unhideWhenUsed="1" w:qFormat="1"/>
+    <w:lsdException w:name="heading 7" w:semiHidden="1" w:unhideWhenUsed="1" w:qFormat="1"/>
+    <w:lsdException w:name="heading 8" w:qFormat="1"/>
+    <w:lsdException w:name="heading 9" w:semiHidden="1" w:unhideWhenUsed="1" w:qFormat="1"/>
+    <w:lsdException w:name="footer" w:uiPriority="99"/>
+    <w:lsdException w:name="caption" w:semiHidden="1" w:unhideWhenUsed="1" w:qFormat="1"/>
+    <w:lsdException w:name="Title" w:qFormat="1"/>
+    <w:lsdException w:name="Subtitle" w:qFormat="1"/>
+    <w:lsdException w:name="Strong" w:qFormat="1"/>
+    <w:lsdException w:name="Emphasis" w:qFormat="1"/>
+    <w:lsdException w:name="Normal Table" w:semiHidden="1" w:unhideWhenUsed="1"/>
+    <w:lsdException w:name="Table Simple 1" w:semiHidden="1" w:unhideWhenUsed="1"/>
+    <w:lsdException w:name="Table Simple 2" w:semiHidden="1" w:unhideWhenUsed="1"/>
+    <w:lsdException w:name="Table Simple 3" w:semiHidden="1" w:unhideWhenUsed="1"/>
+    <w:lsdException w:name="Table Classic 1" w:semiHidden="1" w:unhideWhenUsed="1"/>
+    <w:lsdException w:name="Table Classic 2" w:semiHidden="1" w:unhideWhenUsed="1"/>
+    <w:lsdException w:name="Table Classic 3" w:semiHidden="1" w:unhideWhenUsed="1"/>
+    <w:lsdException w:name="Table Classic 4" w:semiHidden="1" w:unhideWhenUsed="1"/>
+    <w:lsdException w:name="Table Colorful 1" w:semiHidden="1" w:unhideWhenUsed="1"/>
+    <w:lsdException w:name="Table Colorful 2" w:semiHidden="1" w:unhideWhenUsed="1"/>
+    <w:lsdException w:name="Table Colorful 3" w:semiHidden="1" w:unhideWhenUsed="1"/>
+    <w:lsdException w:name="Table Columns 1" w:semiHidden="1" w:unhideWhenUsed="1"/>
+    <w:lsdException w:name="Table Columns 2" w:semiHidden="1" w:unhideWhenUsed="1"/>
+    <w:lsdException w:name="Table Columns 3" w:semiHidden="1" w:unhideWhenUsed="1"/>
+    <w:lsdException w:name="Table Columns 4" w:semiHidden="1" w:unhideWhenUsed="1"/>
+    <w:lsdException w:name="Table Columns 5" w:semiHidden="1" w:unhideWhenUsed="1"/>
+    <w:lsdException w:name="Table Grid 1" w:semiHidden="1" w:unhideWhenUsed="1"/>
+    <w:lsdException w:name="Table Grid 2" w:semiHidden="1" w:unhideWhenUsed="1"/>
+    <w:lsdException w:name="Table Grid 3" w:semiHidden="1" w:unhideWhenUsed="1"/>
+    <w:lsdException w:name="Table Grid 4" w:semiHidden="1" w:unhideWhenUsed="1"/>
+    <w:lsdException w:name="Table Grid 5" w:semiHidden="1" w:unhideWhenUsed="1"/>
+    <w:lsdException w:name="Table Grid 6" w:semiHidden="1" w:unhideWhenUsed="1"/>
+    <w:lsdException w:name="Table Grid 7" w:semiHidden="1" w:unhideWhenUsed="1"/>
+    <w:lsdException w:name="Table Grid 8" w:semiHidden="1" w:unhideWhenUsed="1"/>
+    <w:lsdException w:name="Table List 1" w:semiHidden="1" w:unhideWhenUsed="1"/>
+    <w:lsdException w:name="Table List 2" w:semiHidden="1" w:unhideWhenUsed="1"/>
+    <w:lsdException w:name="Table List 3" w:semiHidden="1" w:unhideWhenUsed="1"/>
+    <w:lsdException w:name="Table List 4" w:semiHidden="1" w:unhideWhenUsed="1"/>
+    <w:lsdException w:name="Table List 5" w:semiHidden="1" w:unhideWhenUsed="1"/>
+    <w:lsdException w:name="Table List 6" w:semiHidden="1" w:unhideWhenUsed="1"/>
+    <w:lsdException w:name="Table List 7" w:semiHidden="1" w:unhideWhenUsed="1"/>
+    <w:lsdException w:name="Table List 8" w:semiHidden="1" w:unhideWhenUsed="1"/>
+    <w:lsdException w:name="Table 3D effects 1" w:semiHidden="1" w:unhideWhenUsed="1"/>
+    <w:lsdException w:name="Table 3D effects 2" w:semiHidden="1" w:unhideWhenUsed="1"/>
+    <w:lsdException w:name="Table 3D effects 3" w:semiHidden="1" w:unhideWhenUsed="1"/>
+    <w:lsdException w:name="Table Contemporary" w:semiHidden="1" w:unhideWhenUsed="1"/>
+    <w:lsdException w:name="Table Elegant" w:semiHidden="1" w:unhideWhenUsed="1"/>
+    <w:lsdException w:name="Table Professional" w:semiHidden="1" w:unhideWhenUsed="1"/>
+    <w:lsdException w:name="Table Subtle 1" w:semiHidden="1" w:unhideWhenUsed="1"/>
+    <w:lsdException w:name="Table Subtle 2" w:semiHidden="1" w:unhideWhenUsed="1"/>
+    <w:lsdException w:name="Table Web 1" w:semiHidden="1" w:unhideWhenUsed="1"/>
+    <w:lsdException w:name="Table Web 2" w:semiHidden="1" w:unhideWhenUsed="1"/>
+    <w:lsdException w:name="Table Web 3" w:semiHidden="1" w:unhideWhenUsed="1"/>
+    <w:lsdException w:name="Table Theme" w:semiHidden="1" w:unhideWhenUsed="1"/>
+    <w:lsdException w:name="Placeholder Text" w:semiHidden="1" w:uiPriority="99"/>
+    <w:lsdException w:name="No Spacing" w:uiPriority="1" w:qFormat="1"/>
+    <w:lsdException w:name="Light Shading" w:uiPriority="60"/>
+    <w:lsdException w:name="Light List" w:uiPriority="61"/>
+    <w:lsdException w:name="Light Grid" w:uiPriority="62"/>
+    <w:lsdException w:name="Medium Shading 1" w:uiPriority="63"/>
+    <w:lsdException w:name="Medium Shading 2" w:uiPriority="64"/>
+    <w:lsdException w:name="Medium List 1" w:uiPriority="65"/>
+    <w:lsdException w:name="Medium List 2" w:uiPriority="66"/>
+    <w:lsdException w:name="Medium Grid 1" w:uiPriority="67"/>
+    <w:lsdException w:name="Medium Grid 2" w:uiPriority="68"/>
+    <w:lsdException w:name="Medium Grid 3" w:uiPriority="69"/>
+    <w:lsdException w:name="Dark List" w:uiPriority="70"/>
+    <w:lsdException w:name="Colorful Shading" w:uiPriority="71"/>
+    <w:lsdException w:name="Colorful List" w:uiPriority="72"/>
+    <w:lsdException w:name="Colorful Grid" w:uiPriority="73"/>
+    <w:lsdException w:name="Light Shading Accent 1" w:uiPriority="60"/>
+    <w:lsdException w:name="Light List Accent 1" w:uiPriority="61"/>
+    <w:lsdException w:name="Light Grid Accent 1" w:uiPriority="62"/>
+    <w:lsdException w:name="Medium Shading 1 Accent 1" w:uiPriority="63"/>
+    <w:lsdException w:name="Medium Shading 2 Accent 1" w:uiPriority="64"/>
+    <w:lsdException w:name="Medium List 1 Accent 1" w:uiPriority="65"/>
+    <w:lsdException w:name="Revision" w:semiHidden="1" w:uiPriority="99"/>
+    <w:lsdException w:name="List Paragraph" w:uiPriority="34" w:qFormat="1"/>
+    <w:lsdException w:name="Quote" w:uiPriority="29" w:qFormat="1"/>
+    <w:lsdException w:name="Intense Quote" w:uiPriority="30" w:qFormat="1"/>
+    <w:lsdException w:name="Medium List 2 Accent 1" w:uiPriority="66"/>
+    <w:lsdException w:name="Medium Grid 1 Accent 1" w:uiPriority="67"/>
+    <w:lsdException w:name="Medium Grid 2 Accent 1" w:uiPriority="68"/>
+    <w:lsdException w:name="Medium Grid 3 Accent 1" w:uiPriority="69"/>
+    <w:lsdException w:name="Dark List Accent 1" w:uiPriority="70"/>
+    <w:lsdException w:name="Colorful Shading Accent 1" w:uiPriority="71"/>
+    <w:lsdException w:name="Colorful List Accent 1" w:uiPriority="72"/>
+    <w:lsdException w:name="Colorful Grid Accent 1" w:uiPriority="73"/>
+    <w:lsdException w:name="Light Shading Accent 2" w:uiPriority="60"/>
+    <w:lsdException w:name="Light List Accent 2" w:uiPriority="61"/>
+    <w:lsdException w:name="Light Grid Accent 2" w:uiPriority="62"/>
+    <w:lsdException w:name="Medium Shading 1 Accent 2" w:uiPriority="63"/>
+    <w:lsdException w:name="Medium Shading 2 Accent 2" w:uiPriority="64"/>
+    <w:lsdException w:name="Medium List 1 Accent 2" w:uiPriority="65"/>
+    <w:lsdException w:name="Medium List 2 Accent 2" w:uiPriority="66"/>
+    <w:lsdException w:name="Medium Grid 1 Accent 2" w:uiPriority="67"/>
+    <w:lsdException w:name="Medium Grid 2 Accent 2" w:uiPriority="68"/>
+    <w:lsdException w:name="Medium Grid 3 Accent 2" w:uiPriority="69"/>
+    <w:lsdException w:name="Dark List Accent 2" w:uiPriority="70"/>
+    <w:lsdException w:name="Colorful Shading Accent 2" w:uiPriority="71"/>
+    <w:lsdException w:name="Colorful List Accent 2" w:uiPriority="72"/>
+    <w:lsdException w:name="Colorful Grid Accent 2" w:uiPriority="73"/>
+    <w:lsdException w:name="Light Shading Accent 3" w:uiPriority="60"/>
+    <w:lsdException w:name="Light List Accent 3" w:uiPriority="61"/>
+    <w:lsdException w:name="Light Grid Accent 3" w:uiPriority="62"/>
+    <w:lsdException w:name="Medium Shading 1 Accent 3" w:uiPriority="63"/>
+    <w:lsdException w:name="Medium Shading 2 Accent 3" w:uiPriority="64"/>
+    <w:lsdException w:name="Medium List 1 Accent 3" w:uiPriority="65"/>
+    <w:lsdException w:name="Medium List 2 Accent 3" w:uiPriority="66"/>
+    <w:lsdException w:name="Medium Grid 1 Accent 3" w:uiPriority="67"/>
+    <w:lsdException w:name="Medium Grid 2 Accent 3" w:uiPriority="68"/>
+    <w:lsdException w:name="Medium Grid 3 Accent 3" w:uiPriority="69"/>
+    <w:lsdException w:name="Dark List Accent 3" w:uiPriority="70"/>
+    <w:lsdException w:name="Colorful Shading Accent 3" w:uiPriority="71"/>
+    <w:lsdException w:name="Colorful List Accent 3" w:uiPriority="72"/>
+    <w:lsdException w:name="Colorful Grid Accent 3" w:uiPriority="73"/>
+    <w:lsdException w:name="Light Shading Accent 4" w:uiPriority="60"/>
+    <w:lsdException w:name="Light List Accent 4" w:uiPriority="61"/>
+    <w:lsdException w:name="Light Grid Accent 4" w:uiPriority="62"/>
+    <w:lsdException w:name="Medium Shading 1 Accent 4" w:uiPriority="63"/>
+    <w:lsdException w:name="Medium Shading 2 Accent 4" w:uiPriority="64"/>
+    <w:lsdException w:name="Medium List 1 Accent 4" w:uiPriority="65"/>
+    <w:lsdException w:name="Medium List 2 Accent 4" w:uiPriority="66"/>
+    <w:lsdException w:name="Medium Grid 1 Accent 4" w:uiPriority="67"/>
+    <w:lsdException w:name="Medium Grid 2 Accent 4" w:uiPriority="68"/>
+    <w:lsdException w:name="Medium Grid 3 Accent 4" w:uiPriority="69"/>
+    <w:lsdException w:name="Dark List Accent 4" w:uiPriority="70"/>
+    <w:lsdException w:name="Colorful Shading Accent 4" w:uiPriority="71"/>
+    <w:lsdException w:name="Colorful List Accent 4" w:uiPriority="72"/>
+    <w:lsdException w:name="Colorful Grid Accent 4" w:uiPriority="73"/>
+    <w:lsdException w:name="Light Shading Accent 5" w:uiPriority="60"/>
+    <w:lsdException w:name="Light List Accent 5" w:uiPriority="61"/>
+    <w:lsdException w:name="Light Grid Accent 5" w:uiPriority="62"/>
+    <w:lsdException w:name="Medium Shading 1 Accent 5" w:uiPriority="63"/>
+    <w:lsdException w:name="Medium Shading 2 Accent 5" w:uiPriority="64"/>
+    <w:lsdException w:name="Medium List 1 Accent 5" w:uiPriority="65"/>
+    <w:lsdException w:name="Medium List 2 Accent 5" w:uiPriority="66"/>
+    <w:lsdException w:name="Medium Grid 1 Accent 5" w:uiPriority="67"/>
+    <w:lsdException w:name="Medium Grid 2 Accent 5" w:uiPriority="68"/>
+    <w:lsdException w:name="Medium Grid 3 Accent 5" w:uiPriority="69"/>
+    <w:lsdException w:name="Dark List Accent 5" w:uiPriority="70"/>
+    <w:lsdException w:name="Colorful Shading Accent 5" w:uiPriority="71"/>
+    <w:lsdException w:name="Colorful List Accent 5" w:uiPriority="72"/>
+    <w:lsdException w:name="Colorful Grid Accent 5" w:uiPriority="73"/>
+    <w:lsdException w:name="Light Shading Accent 6" w:uiPriority="60"/>
+    <w:lsdException w:name="Light List Accent 6" w:uiPriority="61"/>
+    <w:lsdException w:name="Light Grid Accent 6" w:uiPriority="62"/>
+    <w:lsdException w:name="Medium Shading 1 Accent 6" w:uiPriority="63"/>
+    <w:lsdException w:name="Medium Shading 2 Accent 6" w:uiPriority="64"/>
+    <w:lsdException w:name="Medium List 1 Accent 6" w:uiPriority="65"/>
+    <w:lsdException w:name="Medium List 2 Accent 6" w:uiPriority="66"/>
+    <w:lsdException w:name="Medium Grid 1 Accent 6" w:uiPriority="67"/>
+    <w:lsdException w:name="Medium Grid 2 Accent 6" w:uiPriority="68"/>
+    <w:lsdException w:name="Medium Grid 3 Accent 6" w:uiPriority="69"/>
+    <w:lsdException w:name="Dark List Accent 6" w:uiPriority="70"/>
+    <w:lsdException w:name="Colorful Shading Accent 6" w:uiPriority="71"/>
+    <w:lsdException w:name="Colorful List Accent 6" w:uiPriority="72"/>
+    <w:lsdException w:name="Colorful Grid Accent 6" w:uiPriority="73"/>
+    <w:lsdException w:name="Subtle Emphasis" w:uiPriority="19" w:qFormat="1"/>
+    <w:lsdException w:name="Intense Emphasis" w:uiPriority="21" w:qFormat="1"/>
+    <w:lsdException w:name="Subtle Reference" w:uiPriority="31" w:qFormat="1"/>
+    <w:lsdException w:name="Intense Reference" w:uiPriority="32" w:qFormat="1"/>
+    <w:lsdException w:name="Book Title" w:uiPriority="33" w:qFormat="1"/>
+    <w:lsdException w:name="Bibliography" w:semiHidden="1" w:uiPriority="37" w:unhideWhenUsed="1"/>
+    <w:lsdException w:name="TOC Heading" w:semiHidden="1" w:uiPriority="39" w:unhideWhenUsed="1" w:qFormat="1"/>
+    <w:lsdException w:name="Plain Table 1" w:uiPriority="41"/>
+    <w:lsdException w:name="Plain Table 2" w:uiPriority="42"/>
+    <w:lsdException w:name="Plain Table 3" w:uiPriority="43"/>
+    <w:lsdException w:name="Plain Table 4" w:uiPriority="44"/>
+    <w:lsdException w:name="Plain Table 5" w:uiPriority="45"/>
+    <w:lsdException w:name="Grid Table Light" w:uiPriority="40"/>
+    <w:lsdException w:name="Grid Table 1 Light" w:uiPriority="46"/>
+    <w:lsdException w:name="Grid Table 2" w:uiPriority="47"/>
+    <w:lsdException w:name="Grid Table 3" w:uiPriority="48"/>
+    <w:lsdException w:name="Grid Table 4" w:uiPriority="49"/>
+    <w:lsdException w:name="Grid Table 5 Dark" w:uiPriority="50"/>
+    <w:lsdException w:name="Grid Table 6 Colorful" w:uiPriority="51"/>
+    <w:lsdException w:name="Grid Table 7 Colorful" w:uiPriority="52"/>
+    <w:lsdException w:name="Grid Table 1 Light Accent 1" w:uiPriority="46"/>
+    <w:lsdException w:name="Grid Table 2 Accent 1" w:uiPriority="47"/>
+    <w:lsdException w:name="Grid Table 3 Accent 1" w:uiPriority="48"/>
+    <w:lsdException w:name="Grid Table 4 Accent 1" w:uiPriority="49"/>
+    <w:lsdException w:name="Grid Table 5 Dark Accent 1" w:uiPriority="50"/>
+    <w:lsdException w:name="Grid Table 6 Colorful Accent 1" w:uiPriority="51"/>
+    <w:lsdException w:name="Grid Table 7 Colorful Accent 1" w:uiPriority="52"/>
+    <w:lsdException w:name="Grid Table 1 Light Accent 2" w:uiPriority="46"/>
+    <w:lsdException w:name="Grid Table 2 Accent 2" w:uiPriority="47"/>
+    <w:lsdException w:name="Grid Table 3 Accent 2" w:uiPriority="48"/>
+    <w:lsdException w:name="Grid Table 4 Accent 2" w:uiPriority="49"/>
+    <w:lsdException w:name="Grid Table 5 Dark Accent 2" w:uiPriority="50"/>
+    <w:lsdException w:name="Grid Table 6 Colorful Accent 2" w:uiPriority="51"/>
+    <w:lsdException w:name="Grid Table 7 Colorful Accent 2" w:uiPriority="52"/>
+    <w:lsdException w:name="Grid Table 1 Light Accent 3" w:uiPriority="46"/>
+    <w:lsdException w:name="Grid Table 2 Accent 3" w:uiPriority="47"/>
+    <w:lsdException w:name="Grid Table 3 Accent 3" w:uiPriority="48"/>
+    <w:lsdException w:name="Grid Table 4 Accent 3" w:uiPriority="49"/>
+    <w:lsdException w:name="Grid Table 5 Dark Accent 3" w:uiPriority="50"/>
+    <w:lsdException w:name="Grid Table 6 Colorful Accent 3" w:uiPriority="51"/>
+    <w:lsdException w:name="Grid Table 7 Colorful Accent 3" w:uiPriority="52"/>
+    <w:lsdException w:name="Grid Table 1 Light Accent 4" w:uiPriority="46"/>
+    <w:lsdException w:name="Grid Table 2 Accent 4" w:uiPriority="47"/>
+    <w:lsdException w:name="Grid Table 3 Accent 4" w:uiPriority="48"/>
+    <w:lsdException w:name="Grid Table 4 Accent 4" w:uiPriority="49"/>
+    <w:lsdException w:name="Grid Table 5 Dark Accent 4" w:uiPriority="50"/>
+    <w:lsdException w:name="Grid Table 6 Colorful Accent 4" w:uiPriority="51"/>
+    <w:lsdException w:name="Grid Table 7 Colorful Accent 4" w:uiPriority="52"/>
+    <w:lsdException w:name="Grid Table 1 Light Accent 5" w:uiPriority="46"/>
+    <w:lsdException w:name="Grid Table 2 Accent 5" w:uiPriority="47"/>
+    <w:lsdException w:name="Grid Table 3 Accent 5" w:uiPriority="48"/>
+    <w:lsdException w:name="Grid Table 4 Accent 5" w:uiPriority="49"/>
+    <w:lsdException w:name="Grid Table 5 Dark Accent 5" w:uiPriority="50"/>
+    <w:lsdException w:name="Grid Table 6 Colorful Accent 5" w:uiPriority="51"/>
+    <w:lsdException w:name="Grid Table 7 Colorful Accent 5" w:uiPriority="52"/>
+    <w:lsdException w:name="Grid Table 1 Light Accent 6" w:uiPriority="46"/>
+    <w:lsdException w:name="Grid Table 2 Accent 6" w:uiPriority="47"/>
+    <w:lsdException w:name="Grid Table 3 Accent 6" w:uiPriority="48"/>
+    <w:lsdException w:name="Grid Table 4 Accent 6" w:uiPriority="49"/>
+    <w:lsdException w:name="Grid Table 5 Dark Accent 6" w:uiPriority="50"/>
+    <w:lsdException w:name="Grid Table 6 Colorful Accent 6" w:uiPriority="51"/>
+    <w:lsdException w:name="Grid Table 7 Colorful Accent 6" w:uiPriority="52"/>
+    <w:lsdException w:name="List Table 1 Light" w:uiPriority="46"/>
+    <w:lsdException w:name="List Table 2" w:uiPriority="47"/>
+    <w:lsdException w:name="List Table 3" w:uiPriority="48"/>
+    <w:lsdException w:name="List Table 4" w:uiPriority="49"/>
+    <w:lsdException w:name="List Table 5 Dark" w:uiPriority="50"/>
+    <w:lsdException w:name="List Table 6 Colorful" w:uiPriority="51"/>
+    <w:lsdException w:name="List Table 7 Colorful" w:uiPriority="52"/>
+    <w:lsdException w:name="List Table 1 Light Accent 1" w:uiPriority="46"/>
+    <w:lsdException w:name="List Table 2 Accent 1" w:uiPriority="47"/>
+    <w:lsdException w:name="List Table 3 Accent 1" w:uiPriority="48"/>
+    <w:lsdException w:name="List Table 4 Accent 1" w:uiPriority="49"/>
+    <w:lsdException w:name="List Table 5 Dark Accent 1" w:uiPriority="50"/>
+    <w:lsdException w:name="List Table 6 Colorful Accent 1" w:uiPriority="51"/>
+    <w:lsdException w:name="List Table 7 Colorful Accent 1" w:uiPriority="52"/>
+    <w:lsdException w:name="List Table 1 Light Accent 2" w:uiPriority="46"/>
+    <w:lsdException w:name="List Table 2 Accent 2" w:uiPriority="47"/>
+    <w:lsdException w:name="List Table 3 Accent 2" w:uiPriority="48"/>
+    <w:lsdException w:name="List Table 4 Accent 2" w:uiPriority="49"/>
+    <w:lsdException w:name="List Table 5 Dark Accent 2" w:uiPriority="50"/>
+    <w:lsdException w:name="List Table 6 Colorful Accent 2" w:uiPriority="51"/>
+    <w:lsdException w:name="List Table 7 Colorful Accent 2" w:uiPriority="52"/>
+    <w:lsdException w:name="List Table 1 Light Accent 3" w:uiPriority="46"/>
+    <w:lsdException w:name="List Table 2 Accent 3" w:uiPriority="47"/>
+    <w:lsdException w:name="List Table 3 Accent 3" w:uiPriority="48"/>
+    <w:lsdException w:name="List Table 4 Accent 3" w:uiPriority="49"/>
+    <w:lsdException w:name="List Table 5 Dark Accent 3" w:uiPriority="50"/>
+    <w:lsdException w:name="List Table 6 Colorful Accent 3" w:uiPriority="51"/>
+    <w:lsdException w:name="List Table 7 Colorful Accent 3" w:uiPriority="52"/>
+    <w:lsdException w:name="List Table 1 Light Accent 4" w:uiPriority="46"/>
+    <w:lsdException w:name="List Table 2 Accent 4" w:uiPriority="47"/>
+    <w:lsdException w:name="List Table 3 Accent 4" w:uiPriority="48"/>
+    <w:lsdException w:name="List Table 4 Accent 4" w:uiPriority="49"/>
+    <w:lsdException w:name="List Table 5 Dark Accent 4" w:uiPriority="50"/>
+    <w:lsdException w:name="List Table 6 Colorful Accent 4" w:uiPriority="51"/>
+    <w:lsdException w:name="List Table 7 Colorful Accent 4" w:uiPriority="52"/>
+    <w:lsdException w:name="List Table 1 Light Accent 5" w:uiPriority="46"/>
+    <w:lsdException w:name="List Table 2 Accent 5" w:uiPriority="47"/>
+    <w:lsdException w:name="List Table 3 Accent 5" w:uiPriority="48"/>
+    <w:lsdException w:name="List Table 4 Accent 5" w:uiPriority="49"/>
+    <w:lsdException w:name="List Table 5 Dark Accent 5" w:uiPriority="50"/>
+    <w:lsdException w:name="List Table 6 Colorful Accent 5" w:uiPriority="51"/>
+    <w:lsdException w:name="List Table 7 Colorful Accent 5" w:uiPriority="52"/>
+    <w:lsdException w:name="List Table 1 Light Accent 6" w:uiPriority="46"/>
+    <w:lsdException w:name="List Table 2 Accent 6" w:uiPriority="47"/>
+    <w:lsdException w:name="List Table 3 Accent 6" w:uiPriority="48"/>
+    <w:lsdException w:name="List Table 4 Accent 6" w:uiPriority="49"/>
+    <w:lsdException w:name="List Table 5 Dark Accent 6" w:uiPriority="50"/>
+    <w:lsdException w:name="List Table 6 Colorful Accent 6" w:uiPriority="51"/>
+    <w:lsdException w:name="List Table 7 Colorful Accent 6" w:uiPriority="52"/>
+    <w:lsdException w:name="Mention" w:semiHidden="1" w:uiPriority="99" w:unhideWhenUsed="1"/>
+    <w:lsdException w:name="Smart Hyperlink" w:semiHidden="1" w:uiPriority="99" w:unhideWhenUsed="1"/>
+    <w:lsdException w:name="Hashtag" w:semiHidden="1" w:uiPriority="99" w:unhideWhenUsed="1"/>
+    <w:lsdException w:name="Unresolved Mention" w:semiHidden="1" w:uiPriority="99" w:unhideWhenUsed="1"/>
+    <w:lsdException w:name="Smart Link" w:semiHidden="1" w:uiPriority="99" w:unhideWhenUsed="1"/>
   </w:latentStyles>
-  <w:style w:type="paragraph" w:default="1" w:styleId="1">
+  <w:style w:type="paragraph" w:default="1" w:styleId="Normal">
     <w:name w:val="Normal"/>
     <w:qFormat/>
-    <w:uiPriority w:val="0"/>
+    <w:rsid w:val="009C01BA"/>
     <w:rPr>
-      <w:rFonts w:ascii="Times New Roman" w:hAnsi="Times New Roman" w:eastAsia="Times New Roman" w:cs="Times New Roman"/>
       <w:sz w:val="24"/>
       <w:szCs w:val="24"/>
-      <w:lang w:val="en-US" w:eastAsia="en-US" w:bidi="ar-SA"/>
     </w:rPr>
   </w:style>
-  <w:style w:type="paragraph" w:styleId="2">
+  <w:style w:type="paragraph" w:styleId="Heading1">
     <w:name w:val="heading 1"/>
-    <w:basedOn w:val="1"/>
-    <w:next w:val="1"/>
-    <w:link w:val="18"/>
+    <w:basedOn w:val="Normal"/>
+    <w:next w:val="Normal"/>
+    <w:link w:val="Heading1Char"/>
     <w:qFormat/>
-    <w:uiPriority w:val="0"/>
+    <w:rsid w:val="004A25FC"/>
     <w:pPr>
       <w:keepNext/>
       <w:outlineLvl w:val="0"/>
@@ -10965,15 +12355,16 @@
       <w:i/>
       <w:iCs/>
       <w:sz w:val="26"/>
+      <w:lang w:val="x-none" w:eastAsia="x-none"/>
     </w:rPr>
   </w:style>
-  <w:style w:type="paragraph" w:styleId="3">
+  <w:style w:type="paragraph" w:styleId="Heading2">
     <w:name w:val="heading 2"/>
-    <w:basedOn w:val="1"/>
-    <w:next w:val="1"/>
-    <w:link w:val="19"/>
+    <w:basedOn w:val="Normal"/>
+    <w:next w:val="Normal"/>
+    <w:link w:val="Heading2Char"/>
     <w:qFormat/>
-    <w:uiPriority w:val="0"/>
+    <w:rsid w:val="004A25FC"/>
     <w:pPr>
       <w:keepNext/>
       <w:spacing w:before="240" w:after="60"/>
@@ -10987,15 +12378,16 @@
       <w:iCs/>
       <w:sz w:val="28"/>
       <w:szCs w:val="28"/>
+      <w:lang w:val="x-none" w:eastAsia="x-none"/>
     </w:rPr>
   </w:style>
-  <w:style w:type="paragraph" w:styleId="4">
+  <w:style w:type="paragraph" w:styleId="Heading8">
     <w:name w:val="heading 8"/>
-    <w:basedOn w:val="1"/>
-    <w:next w:val="1"/>
-    <w:link w:val="20"/>
+    <w:basedOn w:val="Normal"/>
+    <w:next w:val="Normal"/>
+    <w:link w:val="Heading8Char"/>
     <w:qFormat/>
-    <w:uiPriority w:val="0"/>
+    <w:rsid w:val="004A25FC"/>
     <w:pPr>
       <w:spacing w:before="240" w:after="60"/>
       <w:outlineLvl w:val="7"/>
@@ -11003,20 +12395,22 @@
     <w:rPr>
       <w:i/>
       <w:iCs/>
+      <w:lang w:val="x-none" w:eastAsia="x-none"/>
     </w:rPr>
   </w:style>
-  <w:style w:type="character" w:default="1" w:styleId="5">
+  <w:style w:type="character" w:default="1" w:styleId="DefaultParagraphFont">
     <w:name w:val="Default Paragraph Font"/>
+    <w:uiPriority w:val="1"/>
     <w:semiHidden/>
-    <w:qFormat/>
-    <w:uiPriority w:val="0"/>
+    <w:unhideWhenUsed/>
   </w:style>
-  <w:style w:type="table" w:default="1" w:styleId="6">
+  <w:style w:type="table" w:default="1" w:styleId="TableNormal">
     <w:name w:val="Normal Table"/>
+    <w:uiPriority w:val="99"/>
     <w:semiHidden/>
-    <w:qFormat/>
-    <w:uiPriority w:val="0"/>
+    <w:unhideWhenUsed/>
     <w:tblPr>
+      <w:tblInd w:w="0" w:type="dxa"/>
       <w:tblCellMar>
         <w:top w:w="0" w:type="dxa"/>
         <w:left w:w="108" w:type="dxa"/>
@@ -11025,33 +12419,38 @@
       </w:tblCellMar>
     </w:tblPr>
   </w:style>
-  <w:style w:type="paragraph" w:styleId="7">
-    <w:name w:val="Balloon Text"/>
-    <w:basedOn w:val="1"/>
-    <w:link w:val="23"/>
-    <w:qFormat/>
-    <w:uiPriority w:val="0"/>
+  <w:style w:type="numbering" w:default="1" w:styleId="NoList">
+    <w:name w:val="No List"/>
+    <w:uiPriority w:val="99"/>
+    <w:semiHidden/>
+    <w:unhideWhenUsed/>
+  </w:style>
+  <w:style w:type="paragraph" w:styleId="Footer">
+    <w:name w:val="footer"/>
+    <w:basedOn w:val="Normal"/>
+    <w:link w:val="FooterChar"/>
+    <w:uiPriority w:val="99"/>
+    <w:rsid w:val="008F6AC1"/>
+    <w:pPr>
+      <w:tabs>
+        <w:tab w:val="center" w:pos="4320"/>
+        <w:tab w:val="right" w:pos="8640"/>
+      </w:tabs>
+    </w:pPr>
     <w:rPr>
-      <w:rFonts w:ascii="Tahoma" w:hAnsi="Tahoma"/>
-      <w:sz w:val="16"/>
-      <w:szCs w:val="16"/>
+      <w:lang w:val="x-none" w:eastAsia="x-none"/>
     </w:rPr>
   </w:style>
-  <w:style w:type="paragraph" w:styleId="8">
-    <w:name w:val="Body Text"/>
-    <w:basedOn w:val="1"/>
-    <w:qFormat/>
-    <w:uiPriority w:val="0"/>
-    <w:pPr>
-      <w:spacing w:after="120"/>
-    </w:pPr>
+  <w:style w:type="character" w:styleId="PageNumber">
+    <w:name w:val="page number"/>
+    <w:basedOn w:val="DefaultParagraphFont"/>
+    <w:rsid w:val="008F6AC1"/>
   </w:style>
-  <w:style w:type="paragraph" w:styleId="9">
+  <w:style w:type="paragraph" w:styleId="BodyTextIndent">
     <w:name w:val="Body Text Indent"/>
-    <w:basedOn w:val="1"/>
-    <w:link w:val="24"/>
-    <w:qFormat/>
-    <w:uiPriority w:val="0"/>
+    <w:basedOn w:val="Normal"/>
+    <w:link w:val="BodyTextIndentChar"/>
+    <w:rsid w:val="008F6AC1"/>
     <w:pPr>
       <w:ind w:firstLine="900"/>
       <w:jc w:val="both"/>
@@ -11059,39 +12458,71 @@
     <w:rPr>
       <w:rFonts w:ascii=".VnTime" w:hAnsi=".VnTime"/>
       <w:sz w:val="26"/>
+      <w:lang w:val="x-none" w:eastAsia="x-none"/>
     </w:rPr>
   </w:style>
-  <w:style w:type="paragraph" w:styleId="10">
-    <w:name w:val="Body Text Indent 2"/>
-    <w:basedOn w:val="1"/>
-    <w:link w:val="21"/>
-    <w:qFormat/>
-    <w:uiPriority w:val="0"/>
-    <w:pPr>
-      <w:spacing w:after="120" w:line="480" w:lineRule="auto"/>
-      <w:ind w:left="360"/>
-    </w:pPr>
-  </w:style>
-  <w:style w:type="paragraph" w:styleId="11">
+  <w:style w:type="paragraph" w:styleId="BodyTextIndent3">
     <w:name w:val="Body Text Indent 3"/>
-    <w:basedOn w:val="1"/>
-    <w:link w:val="25"/>
-    <w:qFormat/>
-    <w:uiPriority w:val="0"/>
+    <w:basedOn w:val="Normal"/>
+    <w:link w:val="BodyTextIndent3Char"/>
+    <w:rsid w:val="008F6AC1"/>
     <w:pPr>
       <w:ind w:firstLine="900"/>
       <w:jc w:val="both"/>
     </w:pPr>
     <w:rPr>
       <w:rFonts w:ascii=".VnTime" w:hAnsi=".VnTime"/>
+      <w:lang w:val="x-none" w:eastAsia="x-none"/>
     </w:rPr>
   </w:style>
-  <w:style w:type="paragraph" w:styleId="12">
-    <w:name w:val="footer"/>
-    <w:basedOn w:val="1"/>
-    <w:link w:val="22"/>
-    <w:qFormat/>
-    <w:uiPriority w:val="99"/>
+  <w:style w:type="paragraph" w:styleId="BodyText">
+    <w:name w:val="Body Text"/>
+    <w:basedOn w:val="Normal"/>
+    <w:rsid w:val="008F6AC1"/>
+    <w:pPr>
+      <w:spacing w:after="120"/>
+    </w:pPr>
+  </w:style>
+  <w:style w:type="table" w:styleId="TableGrid">
+    <w:name w:val="Table Grid"/>
+    <w:basedOn w:val="TableNormal"/>
+    <w:rsid w:val="008F6AC1"/>
+    <w:tblPr>
+      <w:tblBorders>
+        <w:top w:val="single" w:sz="4" w:space="0" w:color="auto"/>
+        <w:left w:val="single" w:sz="4" w:space="0" w:color="auto"/>
+        <w:bottom w:val="single" w:sz="4" w:space="0" w:color="auto"/>
+        <w:right w:val="single" w:sz="4" w:space="0" w:color="auto"/>
+        <w:insideH w:val="single" w:sz="4" w:space="0" w:color="auto"/>
+        <w:insideV w:val="single" w:sz="4" w:space="0" w:color="auto"/>
+      </w:tblBorders>
+    </w:tblPr>
+  </w:style>
+  <w:style w:type="paragraph" w:styleId="NormalWeb">
+    <w:name w:val="Normal (Web)"/>
+    <w:basedOn w:val="Normal"/>
+    <w:rsid w:val="008F6AC1"/>
+    <w:pPr>
+      <w:spacing w:before="100" w:beforeAutospacing="1" w:after="100" w:afterAutospacing="1"/>
+    </w:pPr>
+  </w:style>
+  <w:style w:type="paragraph" w:styleId="BodyTextIndent2">
+    <w:name w:val="Body Text Indent 2"/>
+    <w:basedOn w:val="Normal"/>
+    <w:link w:val="BodyTextIndent2Char"/>
+    <w:rsid w:val="004A25FC"/>
+    <w:pPr>
+      <w:spacing w:after="120" w:line="480" w:lineRule="auto"/>
+      <w:ind w:left="360"/>
+    </w:pPr>
+    <w:rPr>
+      <w:lang w:val="x-none" w:eastAsia="x-none"/>
+    </w:rPr>
+  </w:style>
+  <w:style w:type="paragraph" w:styleId="Header">
+    <w:name w:val="header"/>
+    <w:basedOn w:val="Normal"/>
+    <w:rsid w:val="00815227"/>
     <w:pPr>
       <w:tabs>
         <w:tab w:val="center" w:pos="4320"/>
@@ -11099,63 +12530,11 @@
       </w:tabs>
     </w:pPr>
   </w:style>
-  <w:style w:type="paragraph" w:styleId="13">
-    <w:name w:val="header"/>
-    <w:basedOn w:val="1"/>
-    <w:qFormat/>
-    <w:uiPriority w:val="0"/>
-    <w:pPr>
-      <w:tabs>
-        <w:tab w:val="center" w:pos="4320"/>
-        <w:tab w:val="right" w:pos="8640"/>
-      </w:tabs>
-    </w:pPr>
-  </w:style>
-  <w:style w:type="character" w:styleId="14">
-    <w:name w:val="Hyperlink"/>
-    <w:qFormat/>
-    <w:uiPriority w:val="0"/>
-    <w:rPr>
-      <w:color w:val="0000FF"/>
-      <w:u w:val="single"/>
-    </w:rPr>
-  </w:style>
-  <w:style w:type="paragraph" w:styleId="15">
-    <w:name w:val="Normal (Web)"/>
-    <w:basedOn w:val="1"/>
-    <w:qFormat/>
-    <w:uiPriority w:val="0"/>
-    <w:pPr>
-      <w:spacing w:before="100" w:beforeAutospacing="1" w:after="100" w:afterAutospacing="1"/>
-    </w:pPr>
-  </w:style>
-  <w:style w:type="character" w:styleId="16">
-    <w:name w:val="page number"/>
-    <w:basedOn w:val="5"/>
-    <w:qFormat/>
-    <w:uiPriority w:val="0"/>
-  </w:style>
-  <w:style w:type="table" w:styleId="17">
-    <w:name w:val="Table Grid"/>
-    <w:basedOn w:val="6"/>
-    <w:qFormat/>
-    <w:uiPriority w:val="0"/>
-    <w:tblPr>
-      <w:tblBorders>
-        <w:top w:val="single" w:color="auto" w:sz="4" w:space="0"/>
-        <w:left w:val="single" w:color="auto" w:sz="4" w:space="0"/>
-        <w:bottom w:val="single" w:color="auto" w:sz="4" w:space="0"/>
-        <w:right w:val="single" w:color="auto" w:sz="4" w:space="0"/>
-        <w:insideH w:val="single" w:color="auto" w:sz="4" w:space="0"/>
-        <w:insideV w:val="single" w:color="auto" w:sz="4" w:space="0"/>
-      </w:tblBorders>
-    </w:tblPr>
-  </w:style>
-  <w:style w:type="character" w:customStyle="1" w:styleId="18">
+  <w:style w:type="character" w:customStyle="1" w:styleId="Heading1Char">
     <w:name w:val="Heading 1 Char"/>
-    <w:link w:val="2"/>
+    <w:link w:val="Heading1"/>
     <w:locked/>
-    <w:uiPriority w:val="0"/>
+    <w:rsid w:val="001D1BBC"/>
     <w:rPr>
       <w:rFonts w:ascii=".VnTime" w:hAnsi=".VnTime"/>
       <w:i/>
@@ -11164,11 +12543,11 @@
       <w:szCs w:val="24"/>
     </w:rPr>
   </w:style>
-  <w:style w:type="character" w:customStyle="1" w:styleId="19">
+  <w:style w:type="character" w:customStyle="1" w:styleId="Heading2Char">
     <w:name w:val="Heading 2 Char"/>
-    <w:link w:val="3"/>
+    <w:link w:val="Heading2"/>
     <w:locked/>
-    <w:uiPriority w:val="0"/>
+    <w:rsid w:val="001D1BBC"/>
     <w:rPr>
       <w:rFonts w:ascii="Arial" w:hAnsi="Arial" w:cs="Arial"/>
       <w:b/>
@@ -11179,11 +12558,11 @@
       <w:szCs w:val="28"/>
     </w:rPr>
   </w:style>
-  <w:style w:type="character" w:customStyle="1" w:styleId="20">
+  <w:style w:type="character" w:customStyle="1" w:styleId="Heading8Char">
     <w:name w:val="Heading 8 Char"/>
-    <w:link w:val="4"/>
+    <w:link w:val="Heading8"/>
     <w:locked/>
-    <w:uiPriority w:val="0"/>
+    <w:rsid w:val="001D1BBC"/>
     <w:rPr>
       <w:i/>
       <w:iCs/>
@@ -11191,60 +12570,82 @@
       <w:szCs w:val="24"/>
     </w:rPr>
   </w:style>
-  <w:style w:type="character" w:customStyle="1" w:styleId="21">
+  <w:style w:type="character" w:customStyle="1" w:styleId="BodyTextIndent2Char">
     <w:name w:val="Body Text Indent 2 Char"/>
-    <w:link w:val="10"/>
+    <w:link w:val="BodyTextIndent2"/>
     <w:locked/>
-    <w:uiPriority w:val="0"/>
+    <w:rsid w:val="001D1BBC"/>
     <w:rPr>
       <w:sz w:val="24"/>
       <w:szCs w:val="24"/>
     </w:rPr>
   </w:style>
-  <w:style w:type="character" w:customStyle="1" w:styleId="22">
+  <w:style w:type="character" w:customStyle="1" w:styleId="FooterChar">
     <w:name w:val="Footer Char"/>
-    <w:link w:val="12"/>
+    <w:link w:val="Footer"/>
     <w:uiPriority w:val="99"/>
+    <w:rsid w:val="00A14423"/>
     <w:rPr>
       <w:sz w:val="24"/>
       <w:szCs w:val="24"/>
     </w:rPr>
   </w:style>
-  <w:style w:type="character" w:customStyle="1" w:styleId="23">
+  <w:style w:type="character" w:styleId="Hyperlink">
+    <w:name w:val="Hyperlink"/>
+    <w:rsid w:val="00462FB1"/>
+    <w:rPr>
+      <w:color w:val="0000FF"/>
+      <w:u w:val="single"/>
+    </w:rPr>
+  </w:style>
+  <w:style w:type="paragraph" w:styleId="BalloonText">
+    <w:name w:val="Balloon Text"/>
+    <w:basedOn w:val="Normal"/>
+    <w:link w:val="BalloonTextChar"/>
+    <w:rsid w:val="00D67632"/>
+    <w:rPr>
+      <w:rFonts w:ascii="Tahoma" w:hAnsi="Tahoma"/>
+      <w:sz w:val="16"/>
+      <w:szCs w:val="16"/>
+      <w:lang w:val="x-none" w:eastAsia="x-none"/>
+    </w:rPr>
+  </w:style>
+  <w:style w:type="character" w:customStyle="1" w:styleId="BalloonTextChar">
     <w:name w:val="Balloon Text Char"/>
-    <w:link w:val="7"/>
-    <w:uiPriority w:val="0"/>
+    <w:link w:val="BalloonText"/>
+    <w:rsid w:val="00D67632"/>
     <w:rPr>
       <w:rFonts w:ascii="Tahoma" w:hAnsi="Tahoma" w:cs="Tahoma"/>
       <w:sz w:val="16"/>
       <w:szCs w:val="16"/>
     </w:rPr>
   </w:style>
-  <w:style w:type="character" w:customStyle="1" w:styleId="24">
+  <w:style w:type="character" w:customStyle="1" w:styleId="BodyTextIndentChar">
     <w:name w:val="Body Text Indent Char"/>
-    <w:link w:val="9"/>
-    <w:uiPriority w:val="0"/>
+    <w:link w:val="BodyTextIndent"/>
+    <w:rsid w:val="00C06140"/>
     <w:rPr>
       <w:rFonts w:ascii=".VnTime" w:hAnsi=".VnTime"/>
       <w:sz w:val="26"/>
       <w:szCs w:val="24"/>
     </w:rPr>
   </w:style>
-  <w:style w:type="character" w:customStyle="1" w:styleId="25">
+  <w:style w:type="character" w:customStyle="1" w:styleId="BodyTextIndent3Char">
     <w:name w:val="Body Text Indent 3 Char"/>
-    <w:link w:val="11"/>
-    <w:uiPriority w:val="0"/>
+    <w:link w:val="BodyTextIndent3"/>
+    <w:rsid w:val="00C06140"/>
     <w:rPr>
       <w:rFonts w:ascii=".VnTime" w:hAnsi=".VnTime"/>
       <w:sz w:val="24"/>
       <w:szCs w:val="24"/>
     </w:rPr>
   </w:style>
-  <w:style w:type="paragraph" w:customStyle="1" w:styleId="26">
+  <w:style w:type="paragraph" w:customStyle="1" w:styleId="TableParagraph">
     <w:name w:val="Table Paragraph"/>
-    <w:basedOn w:val="1"/>
+    <w:basedOn w:val="Normal"/>
+    <w:uiPriority w:val="1"/>
     <w:qFormat/>
-    <w:uiPriority w:val="1"/>
+    <w:rsid w:val="002B4C03"/>
     <w:pPr>
       <w:widowControl w:val="0"/>
       <w:autoSpaceDE w:val="0"/>
@@ -11259,7 +12660,7 @@
 </file>
 
 <file path=word/theme/theme1.xml><?xml version="1.0" encoding="utf-8"?>
-<a:theme xmlns:a="http://schemas.openxmlformats.org/drawingml/2006/main" name="Office">
+<a:theme xmlns:a="http://schemas.openxmlformats.org/drawingml/2006/main" name="Office Theme">
   <a:themeElements>
     <a:clrScheme name="Office">
       <a:dk1>
@@ -11269,44 +12670,44 @@
         <a:sysClr val="window" lastClr="FFFFFF"/>
       </a:lt1>
       <a:dk2>
-        <a:srgbClr val="1F497D"/>
+        <a:srgbClr val="44546A"/>
       </a:dk2>
       <a:lt2>
-        <a:srgbClr val="EEECE1"/>
+        <a:srgbClr val="E7E6E6"/>
       </a:lt2>
       <a:accent1>
-        <a:srgbClr val="4F81BD"/>
+        <a:srgbClr val="4472C4"/>
       </a:accent1>
       <a:accent2>
-        <a:srgbClr val="C0504D"/>
+        <a:srgbClr val="ED7D31"/>
       </a:accent2>
       <a:accent3>
-        <a:srgbClr val="9BBB59"/>
+        <a:srgbClr val="A5A5A5"/>
       </a:accent3>
       <a:accent4>
-        <a:srgbClr val="8064A2"/>
+        <a:srgbClr val="FFC000"/>
       </a:accent4>
       <a:accent5>
-        <a:srgbClr val="4BACC6"/>
+        <a:srgbClr val="5B9BD5"/>
       </a:accent5>
       <a:accent6>
-        <a:srgbClr val="F79646"/>
+        <a:srgbClr val="70AD47"/>
       </a:accent6>
       <a:hlink>
-        <a:srgbClr val="0000FF"/>
+        <a:srgbClr val="0563C1"/>
       </a:hlink>
       <a:folHlink>
-        <a:srgbClr val="800080"/>
+        <a:srgbClr val="954F72"/>
       </a:folHlink>
     </a:clrScheme>
     <a:fontScheme name="Office">
       <a:majorFont>
-        <a:latin typeface="Cambria"/>
+        <a:latin typeface="Calibri Light" panose="020F0302020204030204"/>
         <a:ea typeface=""/>
         <a:cs typeface=""/>
-        <a:font script="Jpan" typeface="ＭＳ ゴシック"/>
+        <a:font script="Jpan" typeface="游ゴシック Light"/>
         <a:font script="Hang" typeface="맑은 고딕"/>
-        <a:font script="Hans" typeface="宋体"/>
+        <a:font script="Hans" typeface="等线 Light"/>
         <a:font script="Hant" typeface="新細明體"/>
         <a:font script="Arab" typeface="Times New Roman"/>
         <a:font script="Hebr" typeface="Times New Roman"/>
@@ -11334,14 +12735,31 @@
         <a:font script="Viet" typeface="Times New Roman"/>
         <a:font script="Uigh" typeface="Microsoft Uighur"/>
         <a:font script="Geor" typeface="Sylfaen"/>
+        <a:font script="Armn" typeface="Arial"/>
+        <a:font script="Bugi" typeface="Leelawadee UI"/>
+        <a:font script="Bopo" typeface="Microsoft JhengHei"/>
+        <a:font script="Java" typeface="Javanese Text"/>
+        <a:font script="Lisu" typeface="Segoe UI"/>
+        <a:font script="Mymr" typeface="Myanmar Text"/>
+        <a:font script="Nkoo" typeface="Ebrima"/>
+        <a:font script="Olck" typeface="Nirmala UI"/>
+        <a:font script="Osma" typeface="Ebrima"/>
+        <a:font script="Phag" typeface="Phagspa"/>
+        <a:font script="Syrn" typeface="Estrangelo Edessa"/>
+        <a:font script="Syrj" typeface="Estrangelo Edessa"/>
+        <a:font script="Syre" typeface="Estrangelo Edessa"/>
+        <a:font script="Sora" typeface="Nirmala UI"/>
+        <a:font script="Tale" typeface="Microsoft Tai Le"/>
+        <a:font script="Talu" typeface="Microsoft New Tai Lue"/>
+        <a:font script="Tfng" typeface="Ebrima"/>
       </a:majorFont>
       <a:minorFont>
-        <a:latin typeface="Calibri"/>
+        <a:latin typeface="Calibri" panose="020F0502020204030204"/>
         <a:ea typeface=""/>
         <a:cs typeface=""/>
-        <a:font script="Jpan" typeface="ＭＳ 明朝"/>
+        <a:font script="Jpan" typeface="游明朝"/>
         <a:font script="Hang" typeface="맑은 고딕"/>
-        <a:font script="Hans" typeface="宋体"/>
+        <a:font script="Hans" typeface="等线"/>
         <a:font script="Hant" typeface="新細明體"/>
         <a:font script="Arab" typeface="Arial"/>
         <a:font script="Hebr" typeface="Arial"/>
@@ -11369,6 +12787,23 @@
         <a:font script="Viet" typeface="Arial"/>
         <a:font script="Uigh" typeface="Microsoft Uighur"/>
         <a:font script="Geor" typeface="Sylfaen"/>
+        <a:font script="Armn" typeface="Arial"/>
+        <a:font script="Bugi" typeface="Leelawadee UI"/>
+        <a:font script="Bopo" typeface="Microsoft JhengHei"/>
+        <a:font script="Java" typeface="Javanese Text"/>
+        <a:font script="Lisu" typeface="Segoe UI"/>
+        <a:font script="Mymr" typeface="Myanmar Text"/>
+        <a:font script="Nkoo" typeface="Ebrima"/>
+        <a:font script="Olck" typeface="Nirmala UI"/>
+        <a:font script="Osma" typeface="Ebrima"/>
+        <a:font script="Phag" typeface="Phagspa"/>
+        <a:font script="Syrn" typeface="Estrangelo Edessa"/>
+        <a:font script="Syrj" typeface="Estrangelo Edessa"/>
+        <a:font script="Syre" typeface="Estrangelo Edessa"/>
+        <a:font script="Sora" typeface="Nirmala UI"/>
+        <a:font script="Tale" typeface="Microsoft Tai Le"/>
+        <a:font script="Talu" typeface="Microsoft New Tai Lue"/>
+        <a:font script="Tfng" typeface="Ebrima"/>
       </a:minorFont>
     </a:fontScheme>
     <a:fmtScheme name="Office">
@@ -11380,183 +12815,141 @@
           <a:gsLst>
             <a:gs pos="0">
               <a:schemeClr val="phClr">
-                <a:tint val="50000"/>
-                <a:satMod val="300000"/>
+                <a:lumMod val="110000"/>
+                <a:satMod val="105000"/>
+                <a:tint val="67000"/>
               </a:schemeClr>
             </a:gs>
-            <a:gs pos="35000">
+            <a:gs pos="50000">
               <a:schemeClr val="phClr">
-                <a:tint val="37000"/>
-                <a:satMod val="300000"/>
+                <a:lumMod val="105000"/>
+                <a:satMod val="103000"/>
+                <a:tint val="73000"/>
               </a:schemeClr>
             </a:gs>
             <a:gs pos="100000">
               <a:schemeClr val="phClr">
-                <a:tint val="15000"/>
-                <a:satMod val="350000"/>
+                <a:lumMod val="105000"/>
+                <a:satMod val="109000"/>
+                <a:tint val="81000"/>
               </a:schemeClr>
             </a:gs>
           </a:gsLst>
-          <a:lin ang="16200000" scaled="1"/>
+          <a:lin ang="5400000" scaled="0"/>
         </a:gradFill>
         <a:gradFill rotWithShape="1">
           <a:gsLst>
             <a:gs pos="0">
               <a:schemeClr val="phClr">
-                <a:shade val="51000"/>
-                <a:satMod val="130000"/>
+                <a:satMod val="103000"/>
+                <a:lumMod val="102000"/>
+                <a:tint val="94000"/>
               </a:schemeClr>
             </a:gs>
-            <a:gs pos="80000">
+            <a:gs pos="50000">
               <a:schemeClr val="phClr">
-                <a:shade val="93000"/>
-                <a:satMod val="130000"/>
+                <a:satMod val="110000"/>
+                <a:lumMod val="100000"/>
+                <a:shade val="100000"/>
               </a:schemeClr>
             </a:gs>
             <a:gs pos="100000">
               <a:schemeClr val="phClr">
-                <a:shade val="94000"/>
-                <a:satMod val="135000"/>
+                <a:lumMod val="99000"/>
+                <a:satMod val="120000"/>
+                <a:shade val="78000"/>
               </a:schemeClr>
             </a:gs>
           </a:gsLst>
-          <a:lin ang="16200000" scaled="0"/>
+          <a:lin ang="5400000" scaled="0"/>
         </a:gradFill>
       </a:fillStyleLst>
       <a:lnStyleLst>
-        <a:ln w="9525" cap="flat" cmpd="sng" algn="ctr">
-          <a:solidFill>
-            <a:schemeClr val="phClr">
-              <a:shade val="95000"/>
-              <a:satMod val="105000"/>
-            </a:schemeClr>
-          </a:solidFill>
-          <a:prstDash val="solid"/>
-        </a:ln>
-        <a:ln w="25400" cap="flat" cmpd="sng" algn="ctr">
+        <a:ln w="6350" cap="flat" cmpd="sng" algn="ctr">
           <a:solidFill>
             <a:schemeClr val="phClr"/>
           </a:solidFill>
           <a:prstDash val="solid"/>
+          <a:miter lim="800000"/>
         </a:ln>
-        <a:ln w="38100" cap="flat" cmpd="sng" algn="ctr">
+        <a:ln w="12700" cap="flat" cmpd="sng" algn="ctr">
           <a:solidFill>
             <a:schemeClr val="phClr"/>
           </a:solidFill>
           <a:prstDash val="solid"/>
+          <a:miter lim="800000"/>
+        </a:ln>
+        <a:ln w="19050" cap="flat" cmpd="sng" algn="ctr">
+          <a:solidFill>
+            <a:schemeClr val="phClr"/>
+          </a:solidFill>
+          <a:prstDash val="solid"/>
+          <a:miter lim="800000"/>
         </a:ln>
       </a:lnStyleLst>
       <a:effectStyleLst>
         <a:effectStyle>
+          <a:effectLst/>
+        </a:effectStyle>
+        <a:effectStyle>
+          <a:effectLst/>
+        </a:effectStyle>
+        <a:effectStyle>
           <a:effectLst>
-            <a:outerShdw blurRad="40000" dist="20000" dir="5400000" rotWithShape="0">
+            <a:outerShdw blurRad="57150" dist="19050" dir="5400000" algn="ctr" rotWithShape="0">
               <a:srgbClr val="000000">
-                <a:alpha val="38000"/>
+                <a:alpha val="63000"/>
               </a:srgbClr>
             </a:outerShdw>
           </a:effectLst>
-        </a:effectStyle>
-        <a:effectStyle>
-          <a:effectLst>
-            <a:outerShdw blurRad="40000" dist="23000" dir="5400000" rotWithShape="0">
-              <a:srgbClr val="000000">
-                <a:alpha val="35000"/>
-              </a:srgbClr>
-            </a:outerShdw>
-          </a:effectLst>
-        </a:effectStyle>
-        <a:effectStyle>
-          <a:effectLst>
-            <a:outerShdw blurRad="40000" dist="23000" dir="5400000" rotWithShape="0">
-              <a:srgbClr val="000000">
-                <a:alpha val="35000"/>
-              </a:srgbClr>
-            </a:outerShdw>
-          </a:effectLst>
-          <a:scene3d>
-            <a:camera prst="orthographicFront">
-              <a:rot lat="0" lon="0" rev="0"/>
-            </a:camera>
-            <a:lightRig rig="threePt" dir="t">
-              <a:rot lat="0" lon="0" rev="1200000"/>
-            </a:lightRig>
-          </a:scene3d>
-          <a:sp3d>
-            <a:bevelT w="63500" h="25400"/>
-          </a:sp3d>
         </a:effectStyle>
       </a:effectStyleLst>
       <a:bgFillStyleLst>
         <a:solidFill>
           <a:schemeClr val="phClr"/>
         </a:solidFill>
+        <a:solidFill>
+          <a:schemeClr val="phClr">
+            <a:tint val="95000"/>
+            <a:satMod val="170000"/>
+          </a:schemeClr>
+        </a:solidFill>
         <a:gradFill rotWithShape="1">
           <a:gsLst>
             <a:gs pos="0">
               <a:schemeClr val="phClr">
-                <a:tint val="40000"/>
-                <a:satMod val="350000"/>
+                <a:tint val="93000"/>
+                <a:satMod val="150000"/>
+                <a:shade val="98000"/>
+                <a:lumMod val="102000"/>
               </a:schemeClr>
             </a:gs>
-            <a:gs pos="40000">
+            <a:gs pos="50000">
               <a:schemeClr val="phClr">
-                <a:tint val="45000"/>
-                <a:satMod val="350000"/>
-                <a:shade val="99000"/>
+                <a:tint val="98000"/>
+                <a:satMod val="130000"/>
+                <a:shade val="90000"/>
+                <a:lumMod val="103000"/>
               </a:schemeClr>
             </a:gs>
             <a:gs pos="100000">
               <a:schemeClr val="phClr">
-                <a:shade val="20000"/>
-                <a:satMod val="255000"/>
+                <a:shade val="63000"/>
+                <a:satMod val="120000"/>
               </a:schemeClr>
             </a:gs>
           </a:gsLst>
-          <a:path path="circle">
-            <a:fillToRect l="50000" t="-80000" r="50000" b="180000"/>
-          </a:path>
-        </a:gradFill>
-        <a:gradFill rotWithShape="1">
-          <a:gsLst>
-            <a:gs pos="0">
-              <a:schemeClr val="phClr">
-                <a:tint val="80000"/>
-                <a:satMod val="300000"/>
-              </a:schemeClr>
-            </a:gs>
-            <a:gs pos="100000">
-              <a:schemeClr val="phClr">
-                <a:shade val="30000"/>
-                <a:satMod val="200000"/>
-              </a:schemeClr>
-            </a:gs>
-          </a:gsLst>
-          <a:path path="circle">
-            <a:fillToRect l="50000" t="50000" r="50000" b="50000"/>
-          </a:path>
+          <a:lin ang="5400000" scaled="0"/>
         </a:gradFill>
       </a:bgFillStyleLst>
     </a:fmtScheme>
   </a:themeElements>
   <a:objectDefaults/>
+  <a:extraClrSchemeLst/>
+  <a:extLst>
+    <a:ext uri="{05A4C25C-085E-4340-85A3-A5531E510DB2}">
+      <thm15:themeFamily xmlns:thm15="http://schemas.microsoft.com/office/thememl/2012/main" name="Office Theme" id="{62F939B6-93AF-4DB8-9C6B-D6C7DFDC589F}" vid="{4A3C46E8-61CC-4603-A589-7422A47A8E4A}"/>
+    </a:ext>
+  </a:extLst>
 </a:theme>
-</file>
-
-<file path=customXml/item1.xml><?xml version="1.0" encoding="utf-8"?>
-<s:customData xmlns="http://www.wps.cn/officeDocument/2013/wpsCustomData" xmlns:s="http://www.wps.cn/officeDocument/2013/wpsCustomData">
-  <customSectProps>
-    <customSectPr/>
-  </customSectProps>
-  <customShpExts>
-    <customShpInfo spid="_x0000_s1026" textRotate="1"/>
-  </customShpExts>
-</s:customData>
-</file>
-
-<file path=customXml/itemProps1.xml><?xml version="1.0" encoding="utf-8"?>
-<ds:datastoreItem xmlns:ds="http://schemas.openxmlformats.org/officeDocument/2006/customXml" ds:itemID="{B1977F7D-205B-4081-913C-38D41E755F92}">
-  <ds:schemaRefs>
-    <ds:schemaRef ds:uri="http://www.wps.cn/officeDocument/2013/wpsCustomData"/>
-  </ds:schemaRefs>
-</ds:datastoreItem>
 </file>